--- a/docs/docx/bab 4 only.docx
+++ b/docs/docx/bab 4 only.docx
@@ -78,9 +78,27 @@
       <w:r>
         <w:rPr>
           <w:rFonts w:ascii="Times New Roman" w:eastAsia="Times New Roman" w:hAnsi="Times New Roman" w:cs="Times New Roman"/>
-          <w:color w:val="FF0000"/>
-        </w:rPr>
-        <w:t xml:space="preserve">Subbab ini membahas implementasi framework, rancangan pelaksanaan eksperimen, dan validasi komponen yang digunakan untuk memperoleh data penelitian. Pembahasan juga mencakup kelengkapan artefak sebagai dasar penilaian dan penelusuran hasil.</w:t>
+        </w:rPr>
+        <w:t xml:space="preserve">Subbab ini membahas realisasi teknis </w:t>
+      </w:r>
+      <w:r>
+        <w:rPr>
+          <w:rFonts w:ascii="Times New Roman" w:eastAsia="Times New Roman" w:hAnsi="Times New Roman" w:cs="Times New Roman"/>
+          <w:i/>
+        </w:rPr>
+        <w:t>framework</w:t>
+      </w:r>
+      <w:r>
+        <w:rPr>
+          <w:rFonts w:ascii="Times New Roman" w:eastAsia="Times New Roman" w:hAnsi="Times New Roman" w:cs="Times New Roman"/>
+        </w:rPr>
+        <w:t>, kesesuaian pelaksanaan eksperimen dengan desain yang ditetapkan pada Bab III, serta kelengkapan artefak yang digunakan sebagai dasar analisis. Fokusnya adalah menunjukkan bahwa komponen penelitian dapat dijalankan secara terintegrasi dalam lingkungan DVWA dan menghasilkan jejak eksekusi yang cukup untuk proses evaluasi serta reproduksi pada konfigurasi penelitian yang sama</w:t>
+      </w:r>
+      <w:r>
+        <w:rPr>
+          <w:rFonts w:ascii="Times New Roman" w:hAnsi="Times New Roman" w:cs="Times New Roman"/>
+        </w:rPr>
+        <w:t>.</w:t>
       </w:r>
     </w:p>
     <w:p>
@@ -120,7 +138,52 @@
           <w:rFonts w:ascii="Times New Roman" w:eastAsia="Times New Roman" w:hAnsi="Times New Roman" w:cs="Times New Roman"/>
           <w:color w:val="FF0000"/>
         </w:rPr>
-        <w:t xml:space="preserve">Eksperimen menggunakan GPT-5.6 Luna dan DeepSeek V4 Flash pada DVWA versi 2.5 dalam sandbox lokal. Kedua model dibandingkan pada kondisi Linear LLM dan AKG-guided LLM dengan pembentukan payload hybrid. Setiap kondisi diuji pada tiga tingkat keamanan dan tiga permukaan kerentanan sesuai rancangan pada Bab III.</w:t>
+        <w:t xml:space="preserve">Eksperimen </w:t>
+      </w:r>
+      <w:r>
+        <w:rPr>
+          <w:rFonts w:ascii="Times New Roman" w:eastAsia="Times New Roman" w:hAnsi="Times New Roman" w:cs="Times New Roman"/>
+        </w:rPr>
+        <w:t xml:space="preserve">menggunakan DeepSeek V4 Flash dan GPT-5.6 Luna. Lingkungan eksperimen dijalankan pada DVWA versi 2.5 dalam sandbox lokal sebagaimana ditetapkan pada Bab III. Dua kondisi eksperimen utama adalah Linear LLM dan AKG-guided LLM </w:t>
+      </w:r>
+      <w:r>
+        <w:rPr>
+          <w:rFonts w:ascii="Times New Roman" w:eastAsia="Times New Roman" w:hAnsi="Times New Roman" w:cs="Times New Roman"/>
+          <w:color w:val="FF0000"/>
+        </w:rPr>
+        <w:t xml:space="preserve">dengan pembentukan </w:t>
+      </w:r>
+      <w:r>
+        <w:rPr>
+          <w:rFonts w:ascii="Times New Roman" w:eastAsia="Times New Roman" w:hAnsi="Times New Roman" w:cs="Times New Roman"/>
+        </w:rPr>
+        <w:t xml:space="preserve">payload </w:t>
+      </w:r>
+      <w:r>
+        <w:rPr>
+          <w:rFonts w:ascii="Times New Roman" w:eastAsia="Times New Roman" w:hAnsi="Times New Roman" w:cs="Times New Roman"/>
+          <w:color w:val="FF0000"/>
+        </w:rPr>
+        <w:t>hybrid</w:t>
+      </w:r>
+      <w:r>
+        <w:rPr>
+          <w:rFonts w:ascii="Times New Roman" w:eastAsia="Times New Roman" w:hAnsi="Times New Roman" w:cs="Times New Roman"/>
+        </w:rPr>
+        <w:t xml:space="preserve">. Masing-masing kondisi diuji pada tingkat keamanan Low, Medium, dan High terhadap tiga </w:t>
+      </w:r>
+      <w:r>
+        <w:rPr>
+          <w:rFonts w:ascii="Times New Roman" w:eastAsia="Times New Roman" w:hAnsi="Times New Roman" w:cs="Times New Roman"/>
+          <w:color w:val="FF0000"/>
+        </w:rPr>
+        <w:t>permukaan kerentanan dengan tiga repetisi</w:t>
+      </w:r>
+      <w:r>
+        <w:rPr>
+          <w:rFonts w:ascii="Times New Roman" w:eastAsia="Times New Roman" w:hAnsi="Times New Roman" w:cs="Times New Roman"/>
+        </w:rPr>
+        <w:t>.</w:t>
       </w:r>
     </w:p>
     <w:p>
@@ -136,7 +199,78 @@
           <w:rFonts w:ascii="Times New Roman" w:eastAsia="Times New Roman" w:hAnsi="Times New Roman" w:cs="Times New Roman"/>
           <w:color w:val="FF0000"/>
         </w:rPr>
-        <w:t xml:space="preserve">Framework menyediakan sembilan metode yang mencakup SQL Injection, Access Control, dan Brute Force. Metode dipilih selama pengujian sesuai kondisi yang dihadapi, sehingga jumlah metode tidak digunakan sebagai pengali jumlah skenario. Dengan dua model, dua kondisi, tiga tingkat keamanan, tiga permukaan kerentanan, dan tiga repetisi, rancangan eksperimen mencakup 108 run.</w:t>
+        <w:t xml:space="preserve">Framework menyediakan </w:t>
+      </w:r>
+      <w:r>
+        <w:rPr>
+          <w:rFonts w:ascii="Times New Roman" w:eastAsia="Times New Roman" w:hAnsi="Times New Roman" w:cs="Times New Roman"/>
+        </w:rPr>
+        <w:t>sembilan metode</w:t>
+      </w:r>
+      <w:r>
+        <w:rPr>
+          <w:rFonts w:ascii="Times New Roman" w:eastAsia="Times New Roman" w:hAnsi="Times New Roman" w:cs="Times New Roman"/>
+          <w:color w:val="FF0000"/>
+        </w:rPr>
+        <w:t xml:space="preserve">, yaitu </w:t>
+      </w:r>
+      <w:r>
+        <w:rPr>
+          <w:rFonts w:ascii="Times New Roman" w:eastAsia="Times New Roman" w:hAnsi="Times New Roman" w:cs="Times New Roman"/>
+        </w:rPr>
+        <w:t xml:space="preserve">UNION-based SQL Injection, error-based SQL Injection, boolean blind SQL Injection, time-based blind SQL Injection, IDOR, vertical privilege escalation, force browsing, dictionary attack, dan password spraying. </w:t>
+      </w:r>
+      <w:r>
+        <w:rPr>
+          <w:rFonts w:ascii="Times New Roman" w:eastAsia="Times New Roman" w:hAnsi="Times New Roman" w:cs="Times New Roman"/>
+          <w:color w:val="FF0000"/>
+        </w:rPr>
+        <w:t xml:space="preserve">Metode dipilih selama pengujian sesuai kondisi yang dihadapi, sehingga jumlah </w:t>
+      </w:r>
+      <w:r>
+        <w:rPr>
+          <w:rFonts w:ascii="Times New Roman" w:eastAsia="Times New Roman" w:hAnsi="Times New Roman" w:cs="Times New Roman"/>
+        </w:rPr>
+        <w:t xml:space="preserve">metode </w:t>
+      </w:r>
+      <w:r>
+        <w:rPr>
+          <w:rFonts w:ascii="Times New Roman" w:eastAsia="Times New Roman" w:hAnsi="Times New Roman" w:cs="Times New Roman"/>
+          <w:color w:val="FF0000"/>
+        </w:rPr>
+        <w:t xml:space="preserve">tidak digunakan sebagai pengali jumlah </w:t>
+      </w:r>
+      <w:r>
+        <w:rPr>
+          <w:rFonts w:ascii="Times New Roman" w:eastAsia="Times New Roman" w:hAnsi="Times New Roman" w:cs="Times New Roman"/>
+        </w:rPr>
+        <w:t xml:space="preserve">skenario. Dengan dua model, dua kondisi, tiga tingkat keamanan, tiga </w:t>
+      </w:r>
+      <w:r>
+        <w:rPr>
+          <w:rFonts w:ascii="Times New Roman" w:eastAsia="Times New Roman" w:hAnsi="Times New Roman" w:cs="Times New Roman"/>
+          <w:color w:val="FF0000"/>
+        </w:rPr>
+        <w:t>permukaan kerentanan</w:t>
+      </w:r>
+      <w:r>
+        <w:rPr>
+          <w:rFonts w:ascii="Times New Roman" w:eastAsia="Times New Roman" w:hAnsi="Times New Roman" w:cs="Times New Roman"/>
+        </w:rPr>
+        <w:t xml:space="preserve">, dan tiga repetisi, </w:t>
+      </w:r>
+      <w:r>
+        <w:rPr>
+          <w:rFonts w:ascii="Times New Roman" w:eastAsia="Times New Roman" w:hAnsi="Times New Roman" w:cs="Times New Roman"/>
+          <w:color w:val="FF0000"/>
+        </w:rPr>
+        <w:t xml:space="preserve">rancangan eksperimen mencakup 108 </w:t>
+      </w:r>
+      <w:r>
+        <w:rPr>
+          <w:rFonts w:ascii="Times New Roman" w:eastAsia="Times New Roman" w:hAnsi="Times New Roman" w:cs="Times New Roman"/>
+        </w:rPr>
+        <w:t>run.</w:t>
       </w:r>
     </w:p>
     <w:p>
@@ -151,9 +285,21 @@
       <w:r>
         <w:rPr>
           <w:rFonts w:ascii="Times New Roman" w:eastAsia="Times New Roman" w:hAnsi="Times New Roman" w:cs="Times New Roman"/>
-          <w:color w:val="FF0000"/>
-        </w:rPr>
-        <w:t xml:space="preserve">Tabel 4.1. Rancangan Pelaksanaan Eksperimen</w:t>
+        </w:rPr>
+        <w:t xml:space="preserve">Tabel 4.1. </w:t>
+      </w:r>
+      <w:r>
+        <w:rPr>
+          <w:rFonts w:ascii="Times New Roman" w:eastAsia="Times New Roman" w:hAnsi="Times New Roman" w:cs="Times New Roman"/>
+          <w:color w:val="FF0000"/>
+        </w:rPr>
+        <w:t xml:space="preserve">Rancangan </w:t>
+      </w:r>
+      <w:r>
+        <w:rPr>
+          <w:rFonts w:ascii="Times New Roman" w:eastAsia="Times New Roman" w:hAnsi="Times New Roman" w:cs="Times New Roman"/>
+        </w:rPr>
+        <w:t xml:space="preserve">Pelaksanaan Eksperimen</w:t>
       </w:r>
       <w:r>
         <w:rPr>
@@ -595,9 +741,16 @@
               <w:rPr>
                 <w:rFonts w:ascii="Times New Roman" w:eastAsia="Times New Roman" w:hAnsi="Times New Roman" w:cs="Times New Roman"/>
                 <w:sz w:val="20"/>
-                <w:color w:val="FF0000"/>
-              </w:rPr>
-              <w:t xml:space="preserve">Total run yang direncanakan</w:t>
+              </w:rPr>
+              <w:t xml:space="preserve">Total run </w:t>
+            </w:r>
+            <w:r>
+              <w:rPr>
+                <w:rFonts w:ascii="Times New Roman" w:eastAsia="Times New Roman" w:hAnsi="Times New Roman" w:cs="Times New Roman"/>
+                <w:sz w:val="20"/>
+                <w:color w:val="FF0000"/>
+              </w:rPr>
+              <w:t xml:space="preserve">yang direncanakan</w:t>
             </w:r>
           </w:p>
         </w:tc>
@@ -650,9 +803,99 @@
       <w:r>
         <w:rPr>
           <w:rFonts w:ascii="Times New Roman" w:eastAsia="Times New Roman" w:hAnsi="Times New Roman" w:cs="Times New Roman"/>
-          <w:color w:val="FF0000"/>
-        </w:rPr>
-        <w:t xml:space="preserve">Tabel 4.1 menunjukkan jumlah skenario yang direncanakan. Realisasi setiap skenario, termasuk pengujian yang selesai, terhenti, atau belum terlaksana, dicatat berdasarkan artefak eksperimen. Tanda (…) pada tabel hasil menunjukkan nilai yang masih menunggu bukti atau penilaian akhir.</w:t>
+        </w:rPr>
+        <w:t xml:space="preserve">Tabel 4.1 </w:t>
+      </w:r>
+      <w:r>
+        <w:rPr>
+          <w:rFonts w:ascii="Times New Roman" w:eastAsia="Times New Roman" w:hAnsi="Times New Roman" w:cs="Times New Roman"/>
+          <w:color w:val="FF0000"/>
+        </w:rPr>
+        <w:t xml:space="preserve">menunjukkan jumlah skenario yang direncanakan. Realisasi setiap skenario</w:t>
+      </w:r>
+      <w:r>
+        <w:rPr>
+          <w:rFonts w:ascii="Times New Roman" w:eastAsia="Times New Roman" w:hAnsi="Times New Roman" w:cs="Times New Roman"/>
+        </w:rPr>
+        <w:t xml:space="preserve">, </w:t>
+      </w:r>
+      <w:r>
+        <w:rPr>
+          <w:rFonts w:ascii="Times New Roman" w:eastAsia="Times New Roman" w:hAnsi="Times New Roman" w:cs="Times New Roman"/>
+          <w:color w:val="FF0000"/>
+        </w:rPr>
+        <w:t xml:space="preserve">termasuk pengujian yang </w:t>
+      </w:r>
+      <w:r>
+        <w:rPr>
+          <w:rFonts w:ascii="Times New Roman" w:eastAsia="Times New Roman" w:hAnsi="Times New Roman" w:cs="Times New Roman"/>
+        </w:rPr>
+        <w:t xml:space="preserve">selesai</w:t>
+      </w:r>
+      <w:r>
+        <w:rPr>
+          <w:rFonts w:ascii="Times New Roman" w:eastAsia="Times New Roman" w:hAnsi="Times New Roman" w:cs="Times New Roman"/>
+          <w:color w:val="FF0000"/>
+        </w:rPr>
+        <w:t xml:space="preserve">, terhenti, </w:t>
+      </w:r>
+      <w:r>
+        <w:rPr>
+          <w:rFonts w:ascii="Times New Roman" w:eastAsia="Times New Roman" w:hAnsi="Times New Roman" w:cs="Times New Roman"/>
+        </w:rPr>
+        <w:t xml:space="preserve">atau </w:t>
+      </w:r>
+      <w:r>
+        <w:rPr>
+          <w:rFonts w:ascii="Times New Roman" w:eastAsia="Times New Roman" w:hAnsi="Times New Roman" w:cs="Times New Roman"/>
+          <w:color w:val="FF0000"/>
+        </w:rPr>
+        <w:t xml:space="preserve">belum terlaksana, dicatat berdasarkan </w:t>
+      </w:r>
+      <w:r>
+        <w:rPr>
+          <w:rFonts w:ascii="Times New Roman" w:eastAsia="Times New Roman" w:hAnsi="Times New Roman" w:cs="Times New Roman"/>
+        </w:rPr>
+        <w:t xml:space="preserve">artefak </w:t>
+      </w:r>
+      <w:r>
+        <w:rPr>
+          <w:rFonts w:ascii="Times New Roman" w:eastAsia="Times New Roman" w:hAnsi="Times New Roman" w:cs="Times New Roman"/>
+          <w:color w:val="FF0000"/>
+        </w:rPr>
+        <w:t xml:space="preserve">eksperimen</w:t>
+      </w:r>
+      <w:r>
+        <w:rPr>
+          <w:rFonts w:ascii="Times New Roman" w:eastAsia="Times New Roman" w:hAnsi="Times New Roman" w:cs="Times New Roman"/>
+        </w:rPr>
+        <w:t xml:space="preserve">. </w:t>
+      </w:r>
+      <w:r>
+        <w:rPr>
+          <w:rFonts w:ascii="Times New Roman" w:eastAsia="Times New Roman" w:hAnsi="Times New Roman" w:cs="Times New Roman"/>
+          <w:color w:val="FF0000"/>
+        </w:rPr>
+        <w:t xml:space="preserve">Tanda (…) </w:t>
+      </w:r>
+      <w:r>
+        <w:rPr>
+          <w:rFonts w:ascii="Times New Roman" w:eastAsia="Times New Roman" w:hAnsi="Times New Roman" w:cs="Times New Roman"/>
+        </w:rPr>
+        <w:t xml:space="preserve">pada </w:t>
+      </w:r>
+      <w:r>
+        <w:rPr>
+          <w:rFonts w:ascii="Times New Roman" w:eastAsia="Times New Roman" w:hAnsi="Times New Roman" w:cs="Times New Roman"/>
+          <w:color w:val="FF0000"/>
+        </w:rPr>
+        <w:t xml:space="preserve">tabel hasil menunjukkan nilai yang masih menunggu bukti atau penilaian akhir</w:t>
+      </w:r>
+      <w:r>
+        <w:rPr>
+          <w:rFonts w:ascii="Times New Roman" w:eastAsia="Times New Roman" w:hAnsi="Times New Roman" w:cs="Times New Roman"/>
+        </w:rPr>
+        <w:t xml:space="preserve">.</w:t>
       </w:r>
     </w:p>
     <w:p>
@@ -668,7 +911,104 @@
           <w:rFonts w:ascii="Times New Roman" w:eastAsia="Times New Roman" w:hAnsi="Times New Roman" w:cs="Times New Roman"/>
           <w:color w:val="FF0000"/>
         </w:rPr>
-        <w:t xml:space="preserve">Status eksekusi dan hasil keamanan diperiksa secara terpisah. Pengujian yang selesai dapat menghasilkan temuan yang terkonfirmasi, tidak menunjukkan indikasi berdasarkan bukti yang memadai, atau belum dapat disimpulkan. Kendala lingkungan dan integrasi dicatat sesuai sumbernya agar tidak langsung ditafsirkan sebagai kegagalan model.</w:t>
+        <w:t xml:space="preserve">Status eksekusi </w:t>
+      </w:r>
+      <w:r>
+        <w:rPr>
+          <w:rFonts w:ascii="Times New Roman" w:eastAsia="Times New Roman" w:hAnsi="Times New Roman" w:cs="Times New Roman"/>
+        </w:rPr>
+        <w:t xml:space="preserve">dan </w:t>
+      </w:r>
+      <w:r>
+        <w:rPr>
+          <w:rFonts w:ascii="Times New Roman" w:eastAsia="Times New Roman" w:hAnsi="Times New Roman" w:cs="Times New Roman"/>
+          <w:color w:val="FF0000"/>
+        </w:rPr>
+        <w:t xml:space="preserve">hasil keamanan diperiksa secara terpisah. Pengujian </w:t>
+      </w:r>
+      <w:r>
+        <w:rPr>
+          <w:rFonts w:ascii="Times New Roman" w:eastAsia="Times New Roman" w:hAnsi="Times New Roman" w:cs="Times New Roman"/>
+        </w:rPr>
+        <w:t xml:space="preserve">yang </w:t>
+      </w:r>
+      <w:r>
+        <w:rPr>
+          <w:rFonts w:ascii="Times New Roman" w:eastAsia="Times New Roman" w:hAnsi="Times New Roman" w:cs="Times New Roman"/>
+          <w:color w:val="FF0000"/>
+        </w:rPr>
+        <w:t xml:space="preserve">selesai dapat menghasilkan temuan yang terkonfirmasi, </w:t>
+      </w:r>
+      <w:r>
+        <w:rPr>
+          <w:rFonts w:ascii="Times New Roman" w:eastAsia="Times New Roman" w:hAnsi="Times New Roman" w:cs="Times New Roman"/>
+        </w:rPr>
+        <w:t xml:space="preserve">tidak </w:t>
+      </w:r>
+      <w:r>
+        <w:rPr>
+          <w:rFonts w:ascii="Times New Roman" w:eastAsia="Times New Roman" w:hAnsi="Times New Roman" w:cs="Times New Roman"/>
+          <w:color w:val="FF0000"/>
+        </w:rPr>
+        <w:t>menunjukkan indikasi berdasarkan bukti yang memadai, atau belum dapat disimpulkan</w:t>
+      </w:r>
+      <w:r>
+        <w:rPr>
+          <w:rFonts w:ascii="Times New Roman" w:eastAsia="Times New Roman" w:hAnsi="Times New Roman" w:cs="Times New Roman"/>
+        </w:rPr>
+        <w:t xml:space="preserve">. </w:t>
+      </w:r>
+      <w:r>
+        <w:rPr>
+          <w:rFonts w:ascii="Times New Roman" w:eastAsia="Times New Roman" w:hAnsi="Times New Roman" w:cs="Times New Roman"/>
+          <w:color w:val="FF0000"/>
+        </w:rPr>
+        <w:t xml:space="preserve">Kendala </w:t>
+      </w:r>
+      <w:r>
+        <w:rPr>
+          <w:rFonts w:ascii="Times New Roman" w:eastAsia="Times New Roman" w:hAnsi="Times New Roman" w:cs="Times New Roman"/>
+        </w:rPr>
+        <w:t>DVWA, sesi, token, konektivitas lokal</w:t>
+      </w:r>
+      <w:r>
+        <w:rPr>
+          <w:rFonts w:ascii="Times New Roman" w:eastAsia="Times New Roman" w:hAnsi="Times New Roman" w:cs="Times New Roman"/>
+          <w:color w:val="FF0000"/>
+        </w:rPr>
+        <w:t xml:space="preserve">, </w:t>
+      </w:r>
+      <w:r>
+        <w:rPr>
+          <w:rFonts w:ascii="Times New Roman" w:eastAsia="Times New Roman" w:hAnsi="Times New Roman" w:cs="Times New Roman"/>
+        </w:rPr>
+        <w:t xml:space="preserve">dan integrasi penyedia </w:t>
+      </w:r>
+      <w:r>
+        <w:rPr>
+          <w:rFonts w:ascii="Times New Roman" w:eastAsia="Times New Roman" w:hAnsi="Times New Roman" w:cs="Times New Roman"/>
+          <w:color w:val="FF0000"/>
+        </w:rPr>
+        <w:t xml:space="preserve">dicatat sesuai sumbernya agar tidak langsung ditafsirkan sebagai </w:t>
+      </w:r>
+      <w:r>
+        <w:rPr>
+          <w:rFonts w:ascii="Times New Roman" w:eastAsia="Times New Roman" w:hAnsi="Times New Roman" w:cs="Times New Roman"/>
+        </w:rPr>
+        <w:t xml:space="preserve">kegagalan </w:t>
+      </w:r>
+      <w:r>
+        <w:rPr>
+          <w:rFonts w:ascii="Times New Roman" w:eastAsia="Times New Roman" w:hAnsi="Times New Roman" w:cs="Times New Roman"/>
+          <w:color w:val="FF0000"/>
+        </w:rPr>
+        <w:t>model</w:t>
+      </w:r>
+      <w:r>
+        <w:rPr>
+          <w:rFonts w:ascii="Times New Roman" w:eastAsia="Times New Roman" w:hAnsi="Times New Roman" w:cs="Times New Roman"/>
+        </w:rPr>
+        <w:t>.</w:t>
       </w:r>
     </w:p>
     <w:p>
@@ -715,9 +1055,138 @@
       <w:r>
         <w:rPr>
           <w:rFonts w:ascii="Times New Roman" w:eastAsia="Times New Roman" w:hAnsi="Times New Roman" w:cs="Times New Roman"/>
-          <w:color w:val="FF0000"/>
-        </w:rPr>
-        <w:t xml:space="preserve">Validasi integrasi mencakup struktur AKG, prasyarat metode, hubungan antarhasil, serta profil payload. Validator diperiksa untuk memastikan kandidat yang tidak sesuai dengan metode, parameter, aturan pembentukan, atau ruang lingkup pengujian tidak diteruskan kepada agen pelaksana.</w:t>
+        </w:rPr>
+        <w:t xml:space="preserve">Validasi integrasi dilakukan terhadap komponen yang menentukan jalur keputusan dan eksekusi. AKG diperiksa dari sisi keberadaan </w:t>
+      </w:r>
+      <w:r>
+        <w:rPr>
+          <w:rFonts w:ascii="Times New Roman" w:eastAsia="Times New Roman" w:hAnsi="Times New Roman" w:cs="Times New Roman"/>
+          <w:i/>
+        </w:rPr>
+        <w:t>surface node</w:t>
+      </w:r>
+      <w:r>
+        <w:rPr>
+          <w:rFonts w:ascii="Times New Roman" w:eastAsia="Times New Roman" w:hAnsi="Times New Roman" w:cs="Times New Roman"/>
+        </w:rPr>
+        <w:t xml:space="preserve">, </w:t>
+      </w:r>
+      <w:r>
+        <w:rPr>
+          <w:rFonts w:ascii="Times New Roman" w:eastAsia="Times New Roman" w:hAnsi="Times New Roman" w:cs="Times New Roman"/>
+          <w:i/>
+        </w:rPr>
+        <w:t>method node</w:t>
+      </w:r>
+      <w:r>
+        <w:rPr>
+          <w:rFonts w:ascii="Times New Roman" w:eastAsia="Times New Roman" w:hAnsi="Times New Roman" w:cs="Times New Roman"/>
+        </w:rPr>
+        <w:t xml:space="preserve">, </w:t>
+      </w:r>
+      <w:r>
+        <w:rPr>
+          <w:rFonts w:ascii="Times New Roman" w:eastAsia="Times New Roman" w:hAnsi="Times New Roman" w:cs="Times New Roman"/>
+          <w:i/>
+        </w:rPr>
+        <w:t>confirmed node</w:t>
+      </w:r>
+      <w:r>
+        <w:rPr>
+          <w:rFonts w:ascii="Times New Roman" w:eastAsia="Times New Roman" w:hAnsi="Times New Roman" w:cs="Times New Roman"/>
+        </w:rPr>
+        <w:t xml:space="preserve">, </w:t>
+      </w:r>
+      <w:r>
+        <w:rPr>
+          <w:rFonts w:ascii="Times New Roman" w:eastAsia="Times New Roman" w:hAnsi="Times New Roman" w:cs="Times New Roman"/>
+          <w:i/>
+        </w:rPr>
+        <w:t>outcome node</w:t>
+      </w:r>
+      <w:r>
+        <w:rPr>
+          <w:rFonts w:ascii="Times New Roman" w:eastAsia="Times New Roman" w:hAnsi="Times New Roman" w:cs="Times New Roman"/>
+        </w:rPr>
+        <w:t xml:space="preserve">, relasi antarnode, </w:t>
+      </w:r>
+      <w:r>
+        <w:rPr>
+          <w:rFonts w:ascii="Times New Roman" w:eastAsia="Times New Roman" w:hAnsi="Times New Roman" w:cs="Times New Roman"/>
+          <w:i/>
+        </w:rPr>
+        <w:t>precondition</w:t>
+      </w:r>
+      <w:r>
+        <w:rPr>
+          <w:rFonts w:ascii="Times New Roman" w:eastAsia="Times New Roman" w:hAnsi="Times New Roman" w:cs="Times New Roman"/>
+        </w:rPr>
+        <w:t xml:space="preserve">, serta kelengkapan </w:t>
+      </w:r>
+      <w:r>
+        <w:rPr>
+          <w:rFonts w:ascii="Times New Roman" w:eastAsia="Times New Roman" w:hAnsi="Times New Roman" w:cs="Times New Roman"/>
+          <w:i/>
+        </w:rPr>
+        <w:t>payload-generation profile</w:t>
+      </w:r>
+      <w:r>
+        <w:rPr>
+          <w:rFonts w:ascii="Times New Roman" w:eastAsia="Times New Roman" w:hAnsi="Times New Roman" w:cs="Times New Roman"/>
+        </w:rPr>
+        <w:t xml:space="preserve">. </w:t>
+      </w:r>
+      <w:r>
+        <w:rPr>
+          <w:rFonts w:ascii="Times New Roman" w:eastAsia="Times New Roman" w:hAnsi="Times New Roman" w:cs="Times New Roman"/>
+          <w:i/>
+        </w:rPr>
+        <w:t>Payload validator</w:t>
+      </w:r>
+      <w:r>
+        <w:rPr>
+          <w:rFonts w:ascii="Times New Roman" w:eastAsia="Times New Roman" w:hAnsi="Times New Roman" w:cs="Times New Roman"/>
+        </w:rPr>
+        <w:t xml:space="preserve"> diuji untuk memastikan kandidat dengan struktur tidak lengkap, </w:t>
+      </w:r>
+      <w:r>
+        <w:rPr>
+          <w:rFonts w:ascii="Times New Roman" w:eastAsia="Times New Roman" w:hAnsi="Times New Roman" w:cs="Times New Roman"/>
+          <w:i/>
+        </w:rPr>
+        <w:t>method family</w:t>
+      </w:r>
+      <w:r>
+        <w:rPr>
+          <w:rFonts w:ascii="Times New Roman" w:eastAsia="Times New Roman" w:hAnsi="Times New Roman" w:cs="Times New Roman"/>
+        </w:rPr>
+        <w:t xml:space="preserve"> yang salah, parameter target yang tidak sesuai, </w:t>
+      </w:r>
+      <w:r>
+        <w:rPr>
+          <w:rFonts w:ascii="Times New Roman" w:eastAsia="Times New Roman" w:hAnsi="Times New Roman" w:cs="Times New Roman"/>
+          <w:i/>
+        </w:rPr>
+        <w:t>provenance</w:t>
+      </w:r>
+      <w:r>
+        <w:rPr>
+          <w:rFonts w:ascii="Times New Roman" w:eastAsia="Times New Roman" w:hAnsi="Times New Roman" w:cs="Times New Roman"/>
+        </w:rPr>
+        <w:t xml:space="preserve"> yang tidak valid, duplikasi yang tidak dibenarkan, mutasi terlarang, atau aksi di luar ruang lingkup dapat dihentikan sebelum masuk ke </w:t>
+      </w:r>
+      <w:r>
+        <w:rPr>
+          <w:rFonts w:ascii="Times New Roman" w:eastAsia="Times New Roman" w:hAnsi="Times New Roman" w:cs="Times New Roman"/>
+          <w:i/>
+        </w:rPr>
+        <w:t>static method agent</w:t>
+      </w:r>
+      <w:r>
+        <w:rPr>
+          <w:rFonts w:ascii="Times New Roman" w:eastAsia="Times New Roman" w:hAnsi="Times New Roman" w:cs="Times New Roman"/>
+        </w:rPr>
+        <w:t>.</w:t>
       </w:r>
     </w:p>
     <w:p>
@@ -731,9 +1200,125 @@
       <w:r>
         <w:rPr>
           <w:rFonts w:ascii="Times New Roman" w:eastAsia="Times New Roman" w:hAnsi="Times New Roman" w:cs="Times New Roman"/>
-          <w:color w:val="FF0000"/>
-        </w:rPr>
-        <w:t xml:space="preserve">Pada lapisan eksekusi, agen metode menjalankan kandidat yang telah lolos validasi dan menyimpan bukti yang diperlukan. Komponen verifikasi memeriksa sinyal yang relevan dengan metode. Alur LangGraph menghubungkan reconnaissance, pemilihan metode, pembentukan kandidat, eksekusi, pemeriksaan langkah lanjutan, dan penilaian.</w:t>
+        </w:rPr>
+        <w:t xml:space="preserve">Pada lapisan eksekusi, </w:t>
+      </w:r>
+      <w:r>
+        <w:rPr>
+          <w:rFonts w:ascii="Times New Roman" w:eastAsia="Times New Roman" w:hAnsi="Times New Roman" w:cs="Times New Roman"/>
+          <w:i/>
+        </w:rPr>
+        <w:t xml:space="preserve">static method agents </w:t>
+      </w:r>
+      <w:r>
+        <w:rPr>
+          <w:rFonts w:ascii="Times New Roman" w:eastAsia="Times New Roman" w:hAnsi="Times New Roman" w:cs="Times New Roman"/>
+        </w:rPr>
+        <w:t xml:space="preserve">divalidasi untuk memastikan setiap agen hanya menjalankan metode yang telah ditetapkan dan hanya menerima kandidat yang lolos validator. Komponen </w:t>
+      </w:r>
+      <w:r>
+        <w:rPr>
+          <w:rFonts w:ascii="Times New Roman" w:eastAsia="Times New Roman" w:hAnsi="Times New Roman" w:cs="Times New Roman"/>
+          <w:i/>
+        </w:rPr>
+        <w:t xml:space="preserve">verifier </w:t>
+      </w:r>
+      <w:r>
+        <w:rPr>
+          <w:rFonts w:ascii="Times New Roman" w:eastAsia="Times New Roman" w:hAnsi="Times New Roman" w:cs="Times New Roman"/>
+        </w:rPr>
+        <w:t xml:space="preserve">diperiksa terhadap jenis bukti yang relevan, termasuk perbedaan respons, pesan kesalahan, perbedaan waktu, akses objek, status autentikasi, dan bukti sesi. </w:t>
+      </w:r>
+      <w:r>
+        <w:rPr>
+          <w:rFonts w:ascii="Times New Roman" w:eastAsia="Times New Roman" w:hAnsi="Times New Roman" w:cs="Times New Roman"/>
+          <w:color w:val="FF0000"/>
+        </w:rPr>
+        <w:t xml:space="preserve">Alur </w:t>
+      </w:r>
+      <w:r>
+        <w:rPr>
+          <w:rFonts w:ascii="Times New Roman" w:eastAsia="Times New Roman" w:hAnsi="Times New Roman" w:cs="Times New Roman"/>
+        </w:rPr>
+        <w:t xml:space="preserve">LangGraph </w:t>
+      </w:r>
+      <w:r>
+        <w:rPr>
+          <w:rFonts w:ascii="Times New Roman" w:eastAsia="Times New Roman" w:hAnsi="Times New Roman" w:cs="Times New Roman"/>
+          <w:color w:val="FF0000"/>
+        </w:rPr>
+        <w:t>menghubungkan reconnaissance</w:t>
+      </w:r>
+      <w:r>
+        <w:rPr>
+          <w:rFonts w:ascii="Times New Roman" w:eastAsia="Times New Roman" w:hAnsi="Times New Roman" w:cs="Times New Roman"/>
+        </w:rPr>
+        <w:t xml:space="preserve">, </w:t>
+      </w:r>
+      <w:r>
+        <w:rPr>
+          <w:rFonts w:ascii="Times New Roman" w:eastAsia="Times New Roman" w:hAnsi="Times New Roman" w:cs="Times New Roman"/>
+          <w:color w:val="FF0000"/>
+        </w:rPr>
+        <w:t xml:space="preserve">pemilihan </w:t>
+      </w:r>
+      <w:r>
+        <w:rPr>
+          <w:rFonts w:ascii="Times New Roman" w:eastAsia="Times New Roman" w:hAnsi="Times New Roman" w:cs="Times New Roman"/>
+        </w:rPr>
+        <w:t xml:space="preserve">metode, </w:t>
+      </w:r>
+      <w:r>
+        <w:rPr>
+          <w:rFonts w:ascii="Times New Roman" w:eastAsia="Times New Roman" w:hAnsi="Times New Roman" w:cs="Times New Roman"/>
+          <w:color w:val="FF0000"/>
+        </w:rPr>
+        <w:t xml:space="preserve">pembentukan </w:t>
+      </w:r>
+      <w:r>
+        <w:rPr>
+          <w:rFonts w:ascii="Times New Roman" w:eastAsia="Times New Roman" w:hAnsi="Times New Roman" w:cs="Times New Roman"/>
+        </w:rPr>
+        <w:t xml:space="preserve">kandidat, </w:t>
+      </w:r>
+      <w:r>
+        <w:rPr>
+          <w:rFonts w:ascii="Times New Roman" w:eastAsia="Times New Roman" w:hAnsi="Times New Roman" w:cs="Times New Roman"/>
+          <w:color w:val="FF0000"/>
+        </w:rPr>
+        <w:t>eksekusi</w:t>
+      </w:r>
+      <w:r>
+        <w:rPr>
+          <w:rFonts w:ascii="Times New Roman" w:eastAsia="Times New Roman" w:hAnsi="Times New Roman" w:cs="Times New Roman"/>
+        </w:rPr>
+        <w:t xml:space="preserve">, </w:t>
+      </w:r>
+      <w:r>
+        <w:rPr>
+          <w:rFonts w:ascii="Times New Roman" w:eastAsia="Times New Roman" w:hAnsi="Times New Roman" w:cs="Times New Roman"/>
+          <w:color w:val="FF0000"/>
+        </w:rPr>
+        <w:t>pemeriksaan langkah lanjutan</w:t>
+      </w:r>
+      <w:r>
+        <w:rPr>
+          <w:rFonts w:ascii="Times New Roman" w:eastAsia="Times New Roman" w:hAnsi="Times New Roman" w:cs="Times New Roman"/>
+        </w:rPr>
+        <w:t xml:space="preserve">, </w:t>
+      </w:r>
+      <w:r>
+        <w:rPr>
+          <w:rFonts w:ascii="Times New Roman" w:eastAsia="Times New Roman" w:hAnsi="Times New Roman" w:cs="Times New Roman"/>
+          <w:color w:val="FF0000"/>
+        </w:rPr>
+        <w:t>dan penilaian</w:t>
+      </w:r>
+      <w:r>
+        <w:rPr>
+          <w:rFonts w:ascii="Times New Roman" w:eastAsia="Times New Roman" w:hAnsi="Times New Roman" w:cs="Times New Roman"/>
+        </w:rPr>
+        <w:t>.</w:t>
       </w:r>
     </w:p>
     <w:p>
@@ -976,9 +1561,53 @@
               <w:rPr>
                 <w:rFonts w:ascii="Times New Roman" w:eastAsia="Times New Roman" w:hAnsi="Times New Roman" w:cs="Times New Roman"/>
                 <w:sz w:val="20"/>
-                <w:color w:val="FF0000"/>
-              </w:rPr>
-              <w:t xml:space="preserve">Struktur, hubungan, prasyarat, dan profil payload sesuai rancangan</w:t>
+              </w:rPr>
+              <w:t xml:space="preserve">Node, edge, </w:t>
+            </w:r>
+            <w:r>
+              <w:rPr>
+                <w:rFonts w:ascii="Times New Roman" w:eastAsia="Times New Roman" w:hAnsi="Times New Roman" w:cs="Times New Roman"/>
+                <w:i/>
+                <w:sz w:val="20"/>
+              </w:rPr>
+              <w:t>precondition</w:t>
+            </w:r>
+            <w:r>
+              <w:rPr>
+                <w:rFonts w:ascii="Times New Roman" w:eastAsia="Times New Roman" w:hAnsi="Times New Roman" w:cs="Times New Roman"/>
+                <w:sz w:val="20"/>
+              </w:rPr>
+              <w:t xml:space="preserve">, </w:t>
+            </w:r>
+            <w:r>
+              <w:rPr>
+                <w:rFonts w:ascii="Times New Roman" w:eastAsia="Times New Roman" w:hAnsi="Times New Roman" w:cs="Times New Roman"/>
+                <w:i/>
+                <w:sz w:val="20"/>
+              </w:rPr>
+              <w:t>payload profile</w:t>
+            </w:r>
+            <w:r>
+              <w:rPr>
+                <w:rFonts w:ascii="Times New Roman" w:eastAsia="Times New Roman" w:hAnsi="Times New Roman" w:cs="Times New Roman"/>
+                <w:sz w:val="20"/>
+              </w:rPr>
+              <w:t xml:space="preserve">, dan </w:t>
+            </w:r>
+            <w:r>
+              <w:rPr>
+                <w:rFonts w:ascii="Times New Roman" w:eastAsia="Times New Roman" w:hAnsi="Times New Roman" w:cs="Times New Roman"/>
+                <w:i/>
+                <w:sz w:val="20"/>
+              </w:rPr>
+              <w:t>chain edge</w:t>
+            </w:r>
+            <w:r>
+              <w:rPr>
+                <w:rFonts w:ascii="Times New Roman" w:eastAsia="Times New Roman" w:hAnsi="Times New Roman" w:cs="Times New Roman"/>
+                <w:sz w:val="20"/>
+              </w:rPr>
+              <w:t xml:space="preserve"> sesuai rancangan</w:t>
             </w:r>
           </w:p>
         </w:tc>
@@ -1063,10 +1692,10 @@
             <w:r>
               <w:rPr>
                 <w:rFonts w:ascii="Times New Roman" w:eastAsia="Times New Roman" w:hAnsi="Times New Roman" w:cs="Times New Roman"/>
-                <w:sz w:val="20"/>
-                <w:color w:val="FF0000"/>
-              </w:rPr>
-              <w:t xml:space="preserve">Validator payload</w:t>
+                <w:i/>
+                <w:sz w:val="20"/>
+              </w:rPr>
+              <w:t>Payload validator</w:t>
             </w:r>
           </w:p>
         </w:tc>
@@ -1091,9 +1720,16 @@
               <w:rPr>
                 <w:rFonts w:ascii="Times New Roman" w:eastAsia="Times New Roman" w:hAnsi="Times New Roman" w:cs="Times New Roman"/>
                 <w:sz w:val="20"/>
-                <w:color w:val="FF0000"/>
-              </w:rPr>
-              <w:t xml:space="preserve">Kandidat diperiksa terhadap aturan metode dan ruang lingkup</w:t>
+              </w:rPr>
+              <w:t xml:space="preserve">Menolak kandidat yang tidak memenuhi skema, metode, parameter, scope, dan </w:t>
+            </w:r>
+            <w:r>
+              <w:rPr>
+                <w:rFonts w:ascii="Times New Roman" w:eastAsia="Times New Roman" w:hAnsi="Times New Roman" w:cs="Times New Roman"/>
+                <w:i/>
+                <w:sz w:val="20"/>
+              </w:rPr>
+              <w:t>provenance</w:t>
             </w:r>
           </w:p>
         </w:tc>
@@ -1178,10 +1814,10 @@
             <w:r>
               <w:rPr>
                 <w:rFonts w:ascii="Times New Roman" w:eastAsia="Times New Roman" w:hAnsi="Times New Roman" w:cs="Times New Roman"/>
-                <w:sz w:val="20"/>
-                <w:color w:val="FF0000"/>
-              </w:rPr>
-              <w:t xml:space="preserve">Agen metode</w:t>
+                <w:i/>
+                <w:sz w:val="20"/>
+              </w:rPr>
+              <w:t>Static method agents</w:t>
             </w:r>
           </w:p>
         </w:tc>
@@ -1206,9 +1842,16 @@
               <w:rPr>
                 <w:rFonts w:ascii="Times New Roman" w:eastAsia="Times New Roman" w:hAnsi="Times New Roman" w:cs="Times New Roman"/>
                 <w:sz w:val="20"/>
-                <w:color w:val="FF0000"/>
-              </w:rPr>
-              <w:t xml:space="preserve">Agen menjalankan kandidat valid dan menyimpan bukti</w:t>
+              </w:rPr>
+              <w:t xml:space="preserve">Menjalankan kandidat tervalidasi dan menyimpan </w:t>
+            </w:r>
+            <w:r>
+              <w:rPr>
+                <w:rFonts w:ascii="Times New Roman" w:eastAsia="Times New Roman" w:hAnsi="Times New Roman" w:cs="Times New Roman"/>
+                <w:i/>
+                <w:sz w:val="20"/>
+              </w:rPr>
+              <w:t>execution evidence</w:t>
             </w:r>
           </w:p>
         </w:tc>
@@ -1293,10 +1936,10 @@
             <w:r>
               <w:rPr>
                 <w:rFonts w:ascii="Times New Roman" w:eastAsia="Times New Roman" w:hAnsi="Times New Roman" w:cs="Times New Roman"/>
-                <w:sz w:val="20"/>
-                <w:color w:val="FF0000"/>
-              </w:rPr>
-              <w:t xml:space="preserve">Verifikasi</w:t>
+                <w:i/>
+                <w:sz w:val="20"/>
+              </w:rPr>
+              <w:t>Verifier</w:t>
             </w:r>
           </w:p>
         </w:tc>
@@ -1321,9 +1964,16 @@
               <w:rPr>
                 <w:rFonts w:ascii="Times New Roman" w:eastAsia="Times New Roman" w:hAnsi="Times New Roman" w:cs="Times New Roman"/>
                 <w:sz w:val="20"/>
-                <w:color w:val="FF0000"/>
-              </w:rPr>
-              <w:t xml:space="preserve">Keputusan merujuk pada sinyal dan bukti metode</w:t>
+              </w:rPr>
+              <w:t xml:space="preserve">Keputusan merujuk pada </w:t>
+            </w:r>
+            <w:r>
+              <w:rPr>
+                <w:rFonts w:ascii="Times New Roman" w:eastAsia="Times New Roman" w:hAnsi="Times New Roman" w:cs="Times New Roman"/>
+                <w:sz w:val="20"/>
+                <w:color w:val="FF0000"/>
+              </w:rPr>
+              <w:t xml:space="preserve">sinyal dan bukti metode</w:t>
             </w:r>
           </w:p>
         </w:tc>
@@ -1409,9 +2059,8 @@
               <w:rPr>
                 <w:rFonts w:ascii="Times New Roman" w:eastAsia="Times New Roman" w:hAnsi="Times New Roman" w:cs="Times New Roman"/>
                 <w:sz w:val="20"/>
-                <w:color w:val="FF0000"/>
-              </w:rPr>
-              <w:t xml:space="preserve">Alur LangGraph</w:t>
+              </w:rPr>
+              <w:t>LangGraph routing</w:t>
             </w:r>
           </w:p>
         </w:tc>
@@ -1436,9 +2085,8 @@
               <w:rPr>
                 <w:rFonts w:ascii="Times New Roman" w:eastAsia="Times New Roman" w:hAnsi="Times New Roman" w:cs="Times New Roman"/>
                 <w:sz w:val="20"/>
-                <w:color w:val="FF0000"/>
-              </w:rPr>
-              <w:t xml:space="preserve">Perpindahan antarbagian sesuai kondisi pengujian</w:t>
+              </w:rPr>
+              <w:t>Rute utama dan percabangan kondisi sesuai state</w:t>
             </w:r>
           </w:p>
         </w:tc>
@@ -1553,7 +2201,37 @@
                 <w:sz w:val="20"/>
                 <w:color w:val="FF0000"/>
               </w:rPr>
-              <w:t xml:space="preserve">Alternatif dan penghentian mengikuti batas penelitian</w:t>
+              <w:t xml:space="preserve">Alternatif </w:t>
+            </w:r>
+            <w:r>
+              <w:rPr>
+                <w:rFonts w:ascii="Times New Roman" w:eastAsia="Times New Roman" w:hAnsi="Times New Roman" w:cs="Times New Roman"/>
+                <w:sz w:val="20"/>
+              </w:rPr>
+              <w:t xml:space="preserve">dan </w:t>
+            </w:r>
+            <w:r>
+              <w:rPr>
+                <w:rFonts w:ascii="Times New Roman" w:eastAsia="Times New Roman" w:hAnsi="Times New Roman" w:cs="Times New Roman"/>
+                <w:sz w:val="20"/>
+                <w:color w:val="FF0000"/>
+              </w:rPr>
+              <w:t xml:space="preserve">penghentian mengikuti </w:t>
+            </w:r>
+            <w:r>
+              <w:rPr>
+                <w:rFonts w:ascii="Times New Roman" w:eastAsia="Times New Roman" w:hAnsi="Times New Roman" w:cs="Times New Roman"/>
+                <w:sz w:val="20"/>
+              </w:rPr>
+              <w:t xml:space="preserve">batas </w:t>
+            </w:r>
+            <w:r>
+              <w:rPr>
+                <w:rFonts w:ascii="Times New Roman" w:eastAsia="Times New Roman" w:hAnsi="Times New Roman" w:cs="Times New Roman"/>
+                <w:sz w:val="20"/>
+                <w:color w:val="FF0000"/>
+              </w:rPr>
+              <w:t xml:space="preserve">penelitian</w:t>
             </w:r>
           </w:p>
         </w:tc>
@@ -1639,9 +2317,8 @@
               <w:rPr>
                 <w:rFonts w:ascii="Times New Roman" w:eastAsia="Times New Roman" w:hAnsi="Times New Roman" w:cs="Times New Roman"/>
                 <w:sz w:val="20"/>
-                <w:color w:val="FF0000"/>
-              </w:rPr>
-              <w:t xml:space="preserve">Integrasi model</w:t>
+              </w:rPr>
+              <w:t>Multi-LLM abstraction</w:t>
             </w:r>
           </w:p>
         </w:tc>
@@ -1668,7 +2345,22 @@
                 <w:sz w:val="20"/>
                 <w:color w:val="FF0000"/>
               </w:rPr>
-              <w:t xml:space="preserve">Konfigurasi dan keluaran model diperiksa sesuai protokol</w:t>
+              <w:t xml:space="preserve">Konfigurasi </w:t>
+            </w:r>
+            <w:r>
+              <w:rPr>
+                <w:rFonts w:ascii="Times New Roman" w:eastAsia="Times New Roman" w:hAnsi="Times New Roman" w:cs="Times New Roman"/>
+                <w:sz w:val="20"/>
+              </w:rPr>
+              <w:t xml:space="preserve">dan </w:t>
+            </w:r>
+            <w:r>
+              <w:rPr>
+                <w:rFonts w:ascii="Times New Roman" w:eastAsia="Times New Roman" w:hAnsi="Times New Roman" w:cs="Times New Roman"/>
+                <w:sz w:val="20"/>
+                <w:color w:val="FF0000"/>
+              </w:rPr>
+              <w:t xml:space="preserve">keluaran model diperiksa sesuai protokol</w:t>
             </w:r>
           </w:p>
         </w:tc>
@@ -1748,9 +2440,99 @@
       <w:r>
         <w:rPr>
           <w:rFonts w:ascii="Times New Roman" w:eastAsia="Times New Roman" w:hAnsi="Times New Roman" w:cs="Times New Roman"/>
-          <w:color w:val="FF0000"/>
-        </w:rPr>
-        <w:t xml:space="preserve">Hasil pemeriksaan setiap komponen disajikan pada Tabel 4.2. Kesimpulan mengenai kelulusan validasi mengacu pada catatan pengujian yang sesuai dengan konfigurasi framework yang digunakan dalam eksperimen.</w:t>
+        </w:rPr>
+        <w:t xml:space="preserve">Hasil </w:t>
+      </w:r>
+      <w:r>
+        <w:rPr>
+          <w:rFonts w:ascii="Times New Roman" w:eastAsia="Times New Roman" w:hAnsi="Times New Roman" w:cs="Times New Roman"/>
+          <w:color w:val="FF0000"/>
+        </w:rPr>
+        <w:t xml:space="preserve">pemeriksaan setiap </w:t>
+      </w:r>
+      <w:r>
+        <w:rPr>
+          <w:rFonts w:ascii="Times New Roman" w:eastAsia="Times New Roman" w:hAnsi="Times New Roman" w:cs="Times New Roman"/>
+        </w:rPr>
+        <w:t xml:space="preserve">komponen </w:t>
+      </w:r>
+      <w:r>
+        <w:rPr>
+          <w:rFonts w:ascii="Times New Roman" w:eastAsia="Times New Roman" w:hAnsi="Times New Roman" w:cs="Times New Roman"/>
+          <w:color w:val="FF0000"/>
+        </w:rPr>
+        <w:t xml:space="preserve">disajikan </w:t>
+      </w:r>
+      <w:r>
+        <w:rPr>
+          <w:rFonts w:ascii="Times New Roman" w:eastAsia="Times New Roman" w:hAnsi="Times New Roman" w:cs="Times New Roman"/>
+        </w:rPr>
+        <w:t>pada Tabel 4.2</w:t>
+      </w:r>
+      <w:r>
+        <w:rPr>
+          <w:rFonts w:ascii="Times New Roman" w:eastAsia="Times New Roman" w:hAnsi="Times New Roman" w:cs="Times New Roman"/>
+          <w:color w:val="FF0000"/>
+        </w:rPr>
+        <w:t xml:space="preserve">. Kesimpulan mengenai kelulusan </w:t>
+      </w:r>
+      <w:r>
+        <w:rPr>
+          <w:rFonts w:ascii="Times New Roman" w:eastAsia="Times New Roman" w:hAnsi="Times New Roman" w:cs="Times New Roman"/>
+        </w:rPr>
+        <w:t xml:space="preserve">validasi </w:t>
+      </w:r>
+      <w:r>
+        <w:rPr>
+          <w:rFonts w:ascii="Times New Roman" w:eastAsia="Times New Roman" w:hAnsi="Times New Roman" w:cs="Times New Roman"/>
+          <w:color w:val="FF0000"/>
+        </w:rPr>
+        <w:t xml:space="preserve">mengacu </w:t>
+      </w:r>
+      <w:r>
+        <w:rPr>
+          <w:rFonts w:ascii="Times New Roman" w:eastAsia="Times New Roman" w:hAnsi="Times New Roman" w:cs="Times New Roman"/>
+        </w:rPr>
+        <w:t xml:space="preserve">pada </w:t>
+      </w:r>
+      <w:r>
+        <w:rPr>
+          <w:rFonts w:ascii="Times New Roman" w:eastAsia="Times New Roman" w:hAnsi="Times New Roman" w:cs="Times New Roman"/>
+          <w:color w:val="FF0000"/>
+        </w:rPr>
+        <w:t xml:space="preserve">catatan </w:t>
+      </w:r>
+      <w:r>
+        <w:rPr>
+          <w:rFonts w:ascii="Times New Roman" w:eastAsia="Times New Roman" w:hAnsi="Times New Roman" w:cs="Times New Roman"/>
+        </w:rPr>
+        <w:t xml:space="preserve">pengujian </w:t>
+      </w:r>
+      <w:r>
+        <w:rPr>
+          <w:rFonts w:ascii="Times New Roman" w:eastAsia="Times New Roman" w:hAnsi="Times New Roman" w:cs="Times New Roman"/>
+          <w:color w:val="FF0000"/>
+        </w:rPr>
+        <w:t xml:space="preserve">yang sesuai </w:t>
+      </w:r>
+      <w:r>
+        <w:rPr>
+          <w:rFonts w:ascii="Times New Roman" w:eastAsia="Times New Roman" w:hAnsi="Times New Roman" w:cs="Times New Roman"/>
+        </w:rPr>
+        <w:t xml:space="preserve">dengan </w:t>
+      </w:r>
+      <w:r>
+        <w:rPr>
+          <w:rFonts w:ascii="Times New Roman" w:eastAsia="Times New Roman" w:hAnsi="Times New Roman" w:cs="Times New Roman"/>
+          <w:color w:val="FF0000"/>
+        </w:rPr>
+        <w:t xml:space="preserve">konfigurasi framework yang digunakan dalam </w:t>
+      </w:r>
+      <w:r>
+        <w:rPr>
+          <w:rFonts w:ascii="Times New Roman" w:eastAsia="Times New Roman" w:hAnsi="Times New Roman" w:cs="Times New Roman"/>
+        </w:rPr>
+        <w:t>eksperimen. AKG tetap statis dan tidak membentuk node atau edge baru saat runtime.</w:t>
       </w:r>
     </w:p>
     <w:p>
@@ -1768,7 +2550,52 @@
           <w:rFonts w:ascii="Times New Roman" w:eastAsia="Times New Roman" w:hAnsi="Times New Roman" w:cs="Times New Roman"/>
           <w:color w:val="FF0000"/>
         </w:rPr>
-        <w:t xml:space="preserve">Pengujian otomatis membantu memeriksa perilaku komponen dan hubungan antarbagian framework. Kesiapan lingkungan DVWA dan penyedia model diperiksa secara terpisah sebelum pelaksanaan eksperimen.</w:t>
+        <w:t xml:space="preserve">Pengujian otomatis membantu memeriksa perilaku komponen </w:t>
+      </w:r>
+      <w:r>
+        <w:rPr>
+          <w:rFonts w:ascii="Times New Roman" w:eastAsia="Times New Roman" w:hAnsi="Times New Roman" w:cs="Times New Roman"/>
+        </w:rPr>
+        <w:t xml:space="preserve">dan </w:t>
+      </w:r>
+      <w:r>
+        <w:rPr>
+          <w:rFonts w:ascii="Times New Roman" w:eastAsia="Times New Roman" w:hAnsi="Times New Roman" w:cs="Times New Roman"/>
+          <w:color w:val="FF0000"/>
+        </w:rPr>
+        <w:t xml:space="preserve">hubungan antarbagian framework</w:t>
+      </w:r>
+      <w:r>
+        <w:rPr>
+          <w:rFonts w:ascii="Times New Roman" w:eastAsia="Times New Roman" w:hAnsi="Times New Roman" w:cs="Times New Roman"/>
+        </w:rPr>
+        <w:t xml:space="preserve">. </w:t>
+      </w:r>
+      <w:r>
+        <w:rPr>
+          <w:rFonts w:ascii="Times New Roman" w:eastAsia="Times New Roman" w:hAnsi="Times New Roman" w:cs="Times New Roman"/>
+          <w:color w:val="FF0000"/>
+        </w:rPr>
+        <w:t xml:space="preserve">Kesiapan lingkungan DVWA </w:t>
+      </w:r>
+      <w:r>
+        <w:rPr>
+          <w:rFonts w:ascii="Times New Roman" w:eastAsia="Times New Roman" w:hAnsi="Times New Roman" w:cs="Times New Roman"/>
+        </w:rPr>
+        <w:t xml:space="preserve">dan </w:t>
+      </w:r>
+      <w:r>
+        <w:rPr>
+          <w:rFonts w:ascii="Times New Roman" w:eastAsia="Times New Roman" w:hAnsi="Times New Roman" w:cs="Times New Roman"/>
+          <w:color w:val="FF0000"/>
+        </w:rPr>
+        <w:t xml:space="preserve">penyedia model diperiksa secara terpisah sebelum pelaksanaan eksperimen</w:t>
+      </w:r>
+      <w:r>
+        <w:rPr>
+          <w:rFonts w:ascii="Times New Roman" w:eastAsia="Times New Roman" w:hAnsi="Times New Roman" w:cs="Times New Roman"/>
+        </w:rPr>
+        <w:t xml:space="preserve">.</w:t>
       </w:r>
     </w:p>
     <w:p>
@@ -1804,9 +2631,99 @@
       <w:r>
         <w:rPr>
           <w:rFonts w:ascii="Times New Roman" w:eastAsia="Times New Roman" w:hAnsi="Times New Roman" w:cs="Times New Roman"/>
-          <w:color w:val="FF0000"/>
-        </w:rPr>
-        <w:t xml:space="preserve">Setiap pengujian menyimpan konfigurasi, observasi, keputusan metode, kandidat payload, hasil validasi, bukti eksekusi, dan hasil verifikasi. Kelengkapan artefak diperiksa agar penilaian dapat ditelusuri kembali ke pengujian yang bersangkutan.</w:t>
+        </w:rPr>
+        <w:t xml:space="preserve">Setiap </w:t>
+      </w:r>
+      <w:r>
+        <w:rPr>
+          <w:rFonts w:ascii="Times New Roman" w:eastAsia="Times New Roman" w:hAnsi="Times New Roman" w:cs="Times New Roman"/>
+          <w:color w:val="FF0000"/>
+        </w:rPr>
+        <w:t xml:space="preserve">pengujian menyimpan konfigurasi</w:t>
+      </w:r>
+      <w:r>
+        <w:rPr>
+          <w:rFonts w:ascii="Times New Roman" w:eastAsia="Times New Roman" w:hAnsi="Times New Roman" w:cs="Times New Roman"/>
+        </w:rPr>
+        <w:t xml:space="preserve">, </w:t>
+      </w:r>
+      <w:r>
+        <w:rPr>
+          <w:rFonts w:ascii="Times New Roman" w:eastAsia="Times New Roman" w:hAnsi="Times New Roman" w:cs="Times New Roman"/>
+          <w:color w:val="FF0000"/>
+        </w:rPr>
+        <w:t xml:space="preserve">observasi</w:t>
+      </w:r>
+      <w:r>
+        <w:rPr>
+          <w:rFonts w:ascii="Times New Roman" w:eastAsia="Times New Roman" w:hAnsi="Times New Roman" w:cs="Times New Roman"/>
+        </w:rPr>
+        <w:t xml:space="preserve">, </w:t>
+      </w:r>
+      <w:r>
+        <w:rPr>
+          <w:rFonts w:ascii="Times New Roman" w:eastAsia="Times New Roman" w:hAnsi="Times New Roman" w:cs="Times New Roman"/>
+          <w:color w:val="FF0000"/>
+        </w:rPr>
+        <w:t xml:space="preserve">keputusan metode, kandidat payload, hasil validasi, bukti eksekusi</w:t>
+      </w:r>
+      <w:r>
+        <w:rPr>
+          <w:rFonts w:ascii="Times New Roman" w:eastAsia="Times New Roman" w:hAnsi="Times New Roman" w:cs="Times New Roman"/>
+        </w:rPr>
+        <w:t xml:space="preserve">, dan </w:t>
+      </w:r>
+      <w:r>
+        <w:rPr>
+          <w:rFonts w:ascii="Times New Roman" w:eastAsia="Times New Roman" w:hAnsi="Times New Roman" w:cs="Times New Roman"/>
+          <w:color w:val="FF0000"/>
+        </w:rPr>
+        <w:t xml:space="preserve">hasil verifikasi</w:t>
+      </w:r>
+      <w:r>
+        <w:rPr>
+          <w:rFonts w:ascii="Times New Roman" w:eastAsia="Times New Roman" w:hAnsi="Times New Roman" w:cs="Times New Roman"/>
+        </w:rPr>
+        <w:t xml:space="preserve">. </w:t>
+      </w:r>
+      <w:r>
+        <w:rPr>
+          <w:rFonts w:ascii="Times New Roman" w:eastAsia="Times New Roman" w:hAnsi="Times New Roman" w:cs="Times New Roman"/>
+          <w:color w:val="FF0000"/>
+        </w:rPr>
+        <w:t xml:space="preserve">Kelengkapan </w:t>
+      </w:r>
+      <w:r>
+        <w:rPr>
+          <w:rFonts w:ascii="Times New Roman" w:eastAsia="Times New Roman" w:hAnsi="Times New Roman" w:cs="Times New Roman"/>
+        </w:rPr>
+        <w:t xml:space="preserve">artefak diperiksa </w:t>
+      </w:r>
+      <w:r>
+        <w:rPr>
+          <w:rFonts w:ascii="Times New Roman" w:eastAsia="Times New Roman" w:hAnsi="Times New Roman" w:cs="Times New Roman"/>
+          <w:color w:val="FF0000"/>
+        </w:rPr>
+        <w:t xml:space="preserve">agar penilaian dapat ditelusuri kembali ke pengujian </w:t>
+      </w:r>
+      <w:r>
+        <w:rPr>
+          <w:rFonts w:ascii="Times New Roman" w:eastAsia="Times New Roman" w:hAnsi="Times New Roman" w:cs="Times New Roman"/>
+        </w:rPr>
+        <w:t xml:space="preserve">yang </w:t>
+      </w:r>
+      <w:r>
+        <w:rPr>
+          <w:rFonts w:ascii="Times New Roman" w:eastAsia="Times New Roman" w:hAnsi="Times New Roman" w:cs="Times New Roman"/>
+          <w:color w:val="FF0000"/>
+        </w:rPr>
+        <w:t xml:space="preserve">bersangkutan</w:t>
+      </w:r>
+      <w:r>
+        <w:rPr>
+          <w:rFonts w:ascii="Times New Roman" w:eastAsia="Times New Roman" w:hAnsi="Times New Roman" w:cs="Times New Roman"/>
+        </w:rPr>
+        <w:t xml:space="preserve">.</w:t>
       </w:r>
     </w:p>
     <w:p>
@@ -1820,9 +2737,125 @@
       <w:r>
         <w:rPr>
           <w:rFonts w:ascii="Times New Roman" w:eastAsia="Times New Roman" w:hAnsi="Times New Roman" w:cs="Times New Roman"/>
-          <w:color w:val="FF0000"/>
-        </w:rPr>
-        <w:t xml:space="preserve">Pada tingkat kandidat, catatan asal, identitas, parameter target, hasil validasi, respons, dan keputusan verifikasi digunakan untuk menghubungkan payload dengan hasilnya. Kandidat yang ditolak atau tidak dijalankan tetap dicatat, tetapi tidak disamakan dengan kandidat yang telah dievaluasi melalui eksekusi.</w:t>
+        </w:rPr>
+        <w:t xml:space="preserve">Validitas artefak juga diperiksa pada tingkat kandidat payload. </w:t>
+      </w:r>
+      <w:r>
+        <w:rPr>
+          <w:rFonts w:ascii="Times New Roman" w:eastAsia="Times New Roman" w:hAnsi="Times New Roman" w:cs="Times New Roman"/>
+          <w:color w:val="FF0000"/>
+        </w:rPr>
+        <w:t>Catatan asal</w:t>
+      </w:r>
+      <w:r>
+        <w:rPr>
+          <w:rFonts w:ascii="Times New Roman" w:eastAsia="Times New Roman" w:hAnsi="Times New Roman" w:cs="Times New Roman"/>
+        </w:rPr>
+        <w:t xml:space="preserve">, </w:t>
+      </w:r>
+      <w:r>
+        <w:rPr>
+          <w:rFonts w:ascii="Times New Roman" w:eastAsia="Times New Roman" w:hAnsi="Times New Roman" w:cs="Times New Roman"/>
+          <w:color w:val="FF0000"/>
+        </w:rPr>
+        <w:t>identitas</w:t>
+      </w:r>
+      <w:r>
+        <w:rPr>
+          <w:rFonts w:ascii="Times New Roman" w:eastAsia="Times New Roman" w:hAnsi="Times New Roman" w:cs="Times New Roman"/>
+        </w:rPr>
+        <w:t xml:space="preserve">, parameter target, hasil </w:t>
+      </w:r>
+      <w:r>
+        <w:rPr>
+          <w:rFonts w:ascii="Times New Roman" w:eastAsia="Times New Roman" w:hAnsi="Times New Roman" w:cs="Times New Roman"/>
+          <w:color w:val="FF0000"/>
+        </w:rPr>
+        <w:t>validasi</w:t>
+      </w:r>
+      <w:r>
+        <w:rPr>
+          <w:rFonts w:ascii="Times New Roman" w:eastAsia="Times New Roman" w:hAnsi="Times New Roman" w:cs="Times New Roman"/>
+        </w:rPr>
+        <w:t xml:space="preserve">, </w:t>
+      </w:r>
+      <w:r>
+        <w:rPr>
+          <w:rFonts w:ascii="Times New Roman" w:eastAsia="Times New Roman" w:hAnsi="Times New Roman" w:cs="Times New Roman"/>
+          <w:color w:val="FF0000"/>
+        </w:rPr>
+        <w:t>respons</w:t>
+      </w:r>
+      <w:r>
+        <w:rPr>
+          <w:rFonts w:ascii="Times New Roman" w:eastAsia="Times New Roman" w:hAnsi="Times New Roman" w:cs="Times New Roman"/>
+        </w:rPr>
+        <w:t xml:space="preserve">, dan </w:t>
+      </w:r>
+      <w:r>
+        <w:rPr>
+          <w:rFonts w:ascii="Times New Roman" w:eastAsia="Times New Roman" w:hAnsi="Times New Roman" w:cs="Times New Roman"/>
+          <w:color w:val="FF0000"/>
+        </w:rPr>
+        <w:t xml:space="preserve">keputusan verifikasi digunakan untuk menghubungkan payload dengan hasilnya. Kandidat </w:t>
+      </w:r>
+      <w:r>
+        <w:rPr>
+          <w:rFonts w:ascii="Times New Roman" w:eastAsia="Times New Roman" w:hAnsi="Times New Roman" w:cs="Times New Roman"/>
+        </w:rPr>
+        <w:t xml:space="preserve">yang ditolak </w:t>
+      </w:r>
+      <w:r>
+        <w:rPr>
+          <w:rFonts w:ascii="Times New Roman" w:eastAsia="Times New Roman" w:hAnsi="Times New Roman" w:cs="Times New Roman"/>
+          <w:color w:val="FF0000"/>
+        </w:rPr>
+        <w:t xml:space="preserve">atau </w:t>
+      </w:r>
+      <w:r>
+        <w:rPr>
+          <w:rFonts w:ascii="Times New Roman" w:eastAsia="Times New Roman" w:hAnsi="Times New Roman" w:cs="Times New Roman"/>
+        </w:rPr>
+        <w:t xml:space="preserve">tidak </w:t>
+      </w:r>
+      <w:r>
+        <w:rPr>
+          <w:rFonts w:ascii="Times New Roman" w:eastAsia="Times New Roman" w:hAnsi="Times New Roman" w:cs="Times New Roman"/>
+          <w:color w:val="FF0000"/>
+        </w:rPr>
+        <w:t xml:space="preserve">dijalankan tetap dicatat, tetapi </w:t>
+      </w:r>
+      <w:r>
+        <w:rPr>
+          <w:rFonts w:ascii="Times New Roman" w:eastAsia="Times New Roman" w:hAnsi="Times New Roman" w:cs="Times New Roman"/>
+        </w:rPr>
+        <w:t xml:space="preserve">tidak </w:t>
+      </w:r>
+      <w:r>
+        <w:rPr>
+          <w:rFonts w:ascii="Times New Roman" w:eastAsia="Times New Roman" w:hAnsi="Times New Roman" w:cs="Times New Roman"/>
+          <w:color w:val="FF0000"/>
+        </w:rPr>
+        <w:t xml:space="preserve">disamakan dengan </w:t>
+      </w:r>
+      <w:r>
+        <w:rPr>
+          <w:rFonts w:ascii="Times New Roman" w:eastAsia="Times New Roman" w:hAnsi="Times New Roman" w:cs="Times New Roman"/>
+        </w:rPr>
+        <w:t xml:space="preserve">kandidat yang </w:t>
+      </w:r>
+      <w:r>
+        <w:rPr>
+          <w:rFonts w:ascii="Times New Roman" w:eastAsia="Times New Roman" w:hAnsi="Times New Roman" w:cs="Times New Roman"/>
+          <w:color w:val="FF0000"/>
+        </w:rPr>
+        <w:t xml:space="preserve">telah dievaluasi melalui </w:t>
+      </w:r>
+      <w:r>
+        <w:rPr>
+          <w:rFonts w:ascii="Times New Roman" w:eastAsia="Times New Roman" w:hAnsi="Times New Roman" w:cs="Times New Roman"/>
+        </w:rPr>
+        <w:t>eksekusi.</w:t>
       </w:r>
     </w:p>
     <w:p>
@@ -1836,9 +2869,112 @@
       <w:r>
         <w:rPr>
           <w:rFonts w:ascii="Times New Roman" w:eastAsia="Times New Roman" w:hAnsi="Times New Roman" w:cs="Times New Roman"/>
-          <w:color w:val="FF0000"/>
-        </w:rPr>
-        <w:t xml:space="preserve">Kesetaraan konfigurasi antar pengulangan diperiksa melalui catatan eksperimen. Pemeriksaan mencakup kondisi, model, tingkat keamanan, permukaan kerentanan, anggaran kandidat, dan protokol evaluasi. Perbedaan lingkungan atau konfigurasi yang dapat memengaruhi perbandingan dicatat bersama hasilnya.</w:t>
+        </w:rPr>
+        <w:t xml:space="preserve">Konsistensi konfigurasi antar repetisi </w:t>
+      </w:r>
+      <w:r>
+        <w:rPr>
+          <w:rFonts w:ascii="Times New Roman" w:eastAsia="Times New Roman" w:hAnsi="Times New Roman" w:cs="Times New Roman"/>
+          <w:color w:val="FF0000"/>
+        </w:rPr>
+        <w:t xml:space="preserve">diperiksa </w:t>
+      </w:r>
+      <w:r>
+        <w:rPr>
+          <w:rFonts w:ascii="Times New Roman" w:eastAsia="Times New Roman" w:hAnsi="Times New Roman" w:cs="Times New Roman"/>
+        </w:rPr>
+        <w:t xml:space="preserve">melalui audit programatik terhadap manifest dan </w:t>
+      </w:r>
+      <w:r>
+        <w:rPr>
+          <w:rFonts w:ascii="Times New Roman" w:eastAsia="Times New Roman" w:hAnsi="Times New Roman" w:cs="Times New Roman"/>
+          <w:color w:val="FF0000"/>
+        </w:rPr>
+        <w:t>catatan eksperimen</w:t>
+      </w:r>
+      <w:r>
+        <w:rPr>
+          <w:rFonts w:ascii="Times New Roman" w:eastAsia="Times New Roman" w:hAnsi="Times New Roman" w:cs="Times New Roman"/>
+        </w:rPr>
+        <w:t xml:space="preserve">. Parameter model, provider, kondisi, level, surface, </w:t>
+      </w:r>
+      <w:r>
+        <w:rPr>
+          <w:rFonts w:ascii="Times New Roman" w:eastAsia="Times New Roman" w:hAnsi="Times New Roman" w:cs="Times New Roman"/>
+          <w:color w:val="FF0000"/>
+        </w:rPr>
+        <w:t>anggaran kandidat</w:t>
+      </w:r>
+      <w:r>
+        <w:rPr>
+          <w:rFonts w:ascii="Times New Roman" w:eastAsia="Times New Roman" w:hAnsi="Times New Roman" w:cs="Times New Roman"/>
+        </w:rPr>
+        <w:t>, prompt, validator</w:t>
+      </w:r>
+      <w:r>
+        <w:rPr>
+          <w:rFonts w:ascii="Times New Roman" w:eastAsia="Times New Roman" w:hAnsi="Times New Roman" w:cs="Times New Roman"/>
+          <w:color w:val="FF0000"/>
+        </w:rPr>
+        <w:t xml:space="preserve">, </w:t>
+      </w:r>
+      <w:r>
+        <w:rPr>
+          <w:rFonts w:ascii="Times New Roman" w:eastAsia="Times New Roman" w:hAnsi="Times New Roman" w:cs="Times New Roman"/>
+        </w:rPr>
+        <w:t xml:space="preserve">dan </w:t>
+      </w:r>
+      <w:r>
+        <w:rPr>
+          <w:rFonts w:ascii="Times New Roman" w:eastAsia="Times New Roman" w:hAnsi="Times New Roman" w:cs="Times New Roman"/>
+          <w:color w:val="FF0000"/>
+        </w:rPr>
+        <w:t xml:space="preserve">protokol evaluasi </w:t>
+      </w:r>
+      <w:r>
+        <w:rPr>
+          <w:rFonts w:ascii="Times New Roman" w:eastAsia="Times New Roman" w:hAnsi="Times New Roman" w:cs="Times New Roman"/>
+        </w:rPr>
+        <w:t xml:space="preserve">dibandingkan. </w:t>
+      </w:r>
+      <w:r>
+        <w:rPr>
+          <w:rFonts w:ascii="Times New Roman" w:eastAsia="Times New Roman" w:hAnsi="Times New Roman" w:cs="Times New Roman"/>
+          <w:color w:val="FF0000"/>
+        </w:rPr>
+        <w:t xml:space="preserve">Perbedaan </w:t>
+      </w:r>
+      <w:r>
+        <w:rPr>
+          <w:rFonts w:ascii="Times New Roman" w:eastAsia="Times New Roman" w:hAnsi="Times New Roman" w:cs="Times New Roman"/>
+        </w:rPr>
+        <w:t xml:space="preserve">lingkungan </w:t>
+      </w:r>
+      <w:r>
+        <w:rPr>
+          <w:rFonts w:ascii="Times New Roman" w:eastAsia="Times New Roman" w:hAnsi="Times New Roman" w:cs="Times New Roman"/>
+          <w:color w:val="FF0000"/>
+        </w:rPr>
+        <w:t xml:space="preserve">atau </w:t>
+      </w:r>
+      <w:r>
+        <w:rPr>
+          <w:rFonts w:ascii="Times New Roman" w:eastAsia="Times New Roman" w:hAnsi="Times New Roman" w:cs="Times New Roman"/>
+        </w:rPr>
+        <w:t xml:space="preserve">konfigurasi yang </w:t>
+      </w:r>
+      <w:r>
+        <w:rPr>
+          <w:rFonts w:ascii="Times New Roman" w:eastAsia="Times New Roman" w:hAnsi="Times New Roman" w:cs="Times New Roman"/>
+          <w:color w:val="FF0000"/>
+        </w:rPr>
+        <w:t>dapat memengaruhi perbandingan dicatat bersama hasilnya</w:t>
+      </w:r>
+      <w:r>
+        <w:rPr>
+          <w:rFonts w:ascii="Times New Roman" w:eastAsia="Times New Roman" w:hAnsi="Times New Roman" w:cs="Times New Roman"/>
+        </w:rPr>
+        <w:t>.</w:t>
       </w:r>
     </w:p>
     <w:p>
@@ -1852,9 +2988,8 @@
       <w:r>
         <w:rPr>
           <w:rFonts w:ascii="Times New Roman" w:eastAsia="Times New Roman" w:hAnsi="Times New Roman" w:cs="Times New Roman"/>
-          <w:color w:val="FF0000"/>
-        </w:rPr>
-        <w:t xml:space="preserve">Artefak yang lengkap memungkinkan penilai mengikuti proses dari observasi awal hingga skor akhir. Keterlacakan tersebut mendukung pemeriksaan ulang hasil pada konfigurasi penelitian yang sama.</w:t>
+        </w:rPr>
+        <w:t>Jejak artefak memungkinkan satu run ditelusuri dari observasi awal sampai skor akhir melalui referensi bukti. Reproduksibilitas tetap dibatasi pada lingkungan penelitian.</w:t>
       </w:r>
     </w:p>
     <w:p>
@@ -1904,9 +3039,81 @@
       <w:r>
         <w:rPr>
           <w:rFonts w:ascii="Times New Roman" w:eastAsia="Times New Roman" w:hAnsi="Times New Roman" w:cs="Times New Roman"/>
-          <w:color w:val="FF0000"/>
-        </w:rPr>
-        <w:t xml:space="preserve">Subbab ini membandingkan kualitas pemilihan metode pada kondisi Linear LLM dan AKG-guided LLM. Kedua kondisi menggunakan model, agen metode, konfigurasi payload, anggaran kandidat, rubrik, dan jumlah repetisi yang sepadan. Perbandingan difokuskan pada keputusan yang berasal dari model serta bukti yang tersedia ketika keputusan dibuat.</w:t>
+        </w:rPr>
+        <w:t xml:space="preserve">Subbab ini menjawab RQ2 dengan membandingkan kualitas pemilihan metode pada kondisi Linear LLM dan AKG-guided LLM. Kedua kondisi menggunakan model, </w:t>
+      </w:r>
+      <w:r>
+        <w:rPr>
+          <w:rFonts w:ascii="Times New Roman" w:eastAsia="Times New Roman" w:hAnsi="Times New Roman" w:cs="Times New Roman"/>
+          <w:i/>
+        </w:rPr>
+        <w:t>static method agents</w:t>
+      </w:r>
+      <w:r>
+        <w:rPr>
+          <w:rFonts w:ascii="Times New Roman" w:eastAsia="Times New Roman" w:hAnsi="Times New Roman" w:cs="Times New Roman"/>
+        </w:rPr>
+        <w:t xml:space="preserve">, </w:t>
+      </w:r>
+      <w:r>
+        <w:rPr>
+          <w:rFonts w:ascii="Times New Roman" w:eastAsia="Times New Roman" w:hAnsi="Times New Roman" w:cs="Times New Roman"/>
+          <w:i/>
+        </w:rPr>
+        <w:t>payload seeds</w:t>
+      </w:r>
+      <w:r>
+        <w:rPr>
+          <w:rFonts w:ascii="Times New Roman" w:eastAsia="Times New Roman" w:hAnsi="Times New Roman" w:cs="Times New Roman"/>
+        </w:rPr>
+        <w:t xml:space="preserve">, validator, </w:t>
+      </w:r>
+      <w:r>
+        <w:rPr>
+          <w:rFonts w:ascii="Times New Roman" w:eastAsia="Times New Roman" w:hAnsi="Times New Roman" w:cs="Times New Roman"/>
+          <w:i/>
+        </w:rPr>
+        <w:t>candidate budget</w:t>
+      </w:r>
+      <w:r>
+        <w:rPr>
+          <w:rFonts w:ascii="Times New Roman" w:eastAsia="Times New Roman" w:hAnsi="Times New Roman" w:cs="Times New Roman"/>
+        </w:rPr>
+        <w:t>, rubrik, serta jumlah repetisi yang sama</w:t>
+      </w:r>
+      <w:r>
+        <w:rPr>
+          <w:rFonts w:ascii="Times New Roman" w:eastAsia="Times New Roman" w:hAnsi="Times New Roman" w:cs="Times New Roman"/>
+          <w:color w:val="FF0000"/>
+        </w:rPr>
+        <w:t xml:space="preserve">. Kebijakan </w:t>
+      </w:r>
+      <w:r>
+        <w:rPr>
+          <w:rFonts w:ascii="Times New Roman" w:eastAsia="Times New Roman" w:hAnsi="Times New Roman" w:cs="Times New Roman"/>
+          <w:i/>
+        </w:rPr>
+        <w:t xml:space="preserve">prompt </w:t>
+      </w:r>
+      <w:r>
+        <w:rPr>
+          <w:rFonts w:ascii="Times New Roman" w:eastAsia="Times New Roman" w:hAnsi="Times New Roman" w:cs="Times New Roman"/>
+          <w:color w:val="FF0000"/>
+        </w:rPr>
+        <w:t>dibekukan untuk setiap kondisi</w:t>
+      </w:r>
+      <w:r>
+        <w:rPr>
+          <w:rFonts w:ascii="Times New Roman" w:eastAsia="Times New Roman" w:hAnsi="Times New Roman" w:cs="Times New Roman"/>
+        </w:rPr>
+        <w:t xml:space="preserve">. Perbedaan utama berada pada ketersediaan struktur AKG sebagai pembatas dan sumber konteks keputusan pada kondisi AKG-guided. </w:t>
+      </w:r>
+      <w:r>
+        <w:rPr>
+          <w:rFonts w:ascii="Times New Roman" w:eastAsia="Times New Roman" w:hAnsi="Times New Roman" w:cs="Times New Roman"/>
+          <w:color w:val="FF0000"/>
+        </w:rPr>
+        <w:t>Perbandingan difokuskan pada keputusan yang berasal dari model serta bukti yang tersedia ketika keputusan dibuat.</w:t>
       </w:r>
     </w:p>
     <w:p>
@@ -1942,9 +3149,125 @@
       <w:r>
         <w:rPr>
           <w:rFonts w:ascii="Times New Roman" w:eastAsia="Times New Roman" w:hAnsi="Times New Roman" w:cs="Times New Roman"/>
-          <w:color w:val="FF0000"/>
-        </w:rPr>
-        <w:t xml:space="preserve">Analisis mencakup skor kualitas pemilihan metode, ketepatan pilihan pertama, kesesuaian terhadap prasyarat, dan kemampuan beradaptasi setelah kegagalan. Ketepatan pilihan pertama dinilai terhadap acuan pemeringkatan yang ditetapkan sebelum eksperimen. Jumlah keputusan model dan keputusan yang dapat dinilai dicantumkan bersama setiap hasil.</w:t>
+        </w:rPr>
+        <w:t xml:space="preserve">Analisis </w:t>
+      </w:r>
+      <w:r>
+        <w:rPr>
+          <w:rFonts w:ascii="Times New Roman" w:eastAsia="Times New Roman" w:hAnsi="Times New Roman" w:cs="Times New Roman"/>
+          <w:color w:val="FF0000"/>
+        </w:rPr>
+        <w:t xml:space="preserve">mencakup skor kualitas </w:t>
+      </w:r>
+      <w:r>
+        <w:rPr>
+          <w:rFonts w:ascii="Times New Roman" w:eastAsia="Times New Roman" w:hAnsi="Times New Roman" w:cs="Times New Roman"/>
+        </w:rPr>
+        <w:t xml:space="preserve">pemilihan metode, </w:t>
+      </w:r>
+      <w:r>
+        <w:rPr>
+          <w:rFonts w:ascii="Times New Roman" w:eastAsia="Times New Roman" w:hAnsi="Times New Roman" w:cs="Times New Roman"/>
+          <w:color w:val="FF0000"/>
+        </w:rPr>
+        <w:t xml:space="preserve">ketepatan pilihan </w:t>
+      </w:r>
+      <w:r>
+        <w:rPr>
+          <w:rFonts w:ascii="Times New Roman" w:eastAsia="Times New Roman" w:hAnsi="Times New Roman" w:cs="Times New Roman"/>
+        </w:rPr>
+        <w:t xml:space="preserve">pertama</w:t>
+      </w:r>
+      <w:r>
+        <w:rPr>
+          <w:rFonts w:ascii="Times New Roman" w:eastAsia="Times New Roman" w:hAnsi="Times New Roman" w:cs="Times New Roman"/>
+          <w:color w:val="FF0000"/>
+        </w:rPr>
+        <w:t xml:space="preserve">, kesesuaian terhadap prasyarat</w:t>
+      </w:r>
+      <w:r>
+        <w:rPr>
+          <w:rFonts w:ascii="Times New Roman" w:eastAsia="Times New Roman" w:hAnsi="Times New Roman" w:cs="Times New Roman"/>
+        </w:rPr>
+        <w:t xml:space="preserve">, dan </w:t>
+      </w:r>
+      <w:r>
+        <w:rPr>
+          <w:rFonts w:ascii="Times New Roman" w:eastAsia="Times New Roman" w:hAnsi="Times New Roman" w:cs="Times New Roman"/>
+          <w:color w:val="FF0000"/>
+        </w:rPr>
+        <w:t xml:space="preserve">kemampuan beradaptasi setelah kegagalan</w:t>
+      </w:r>
+      <w:r>
+        <w:rPr>
+          <w:rFonts w:ascii="Times New Roman" w:eastAsia="Times New Roman" w:hAnsi="Times New Roman" w:cs="Times New Roman"/>
+        </w:rPr>
+        <w:t xml:space="preserve">. </w:t>
+      </w:r>
+      <w:r>
+        <w:rPr>
+          <w:rFonts w:ascii="Times New Roman" w:eastAsia="Times New Roman" w:hAnsi="Times New Roman" w:cs="Times New Roman"/>
+          <w:color w:val="FF0000"/>
+        </w:rPr>
+        <w:t xml:space="preserve">Ketepatan pilihan pertama dinilai terhadap acuan pemeringkatan </w:t>
+      </w:r>
+      <w:r>
+        <w:rPr>
+          <w:rFonts w:ascii="Times New Roman" w:eastAsia="Times New Roman" w:hAnsi="Times New Roman" w:cs="Times New Roman"/>
+        </w:rPr>
+        <w:t xml:space="preserve">yang </w:t>
+      </w:r>
+      <w:r>
+        <w:rPr>
+          <w:rFonts w:ascii="Times New Roman" w:eastAsia="Times New Roman" w:hAnsi="Times New Roman" w:cs="Times New Roman"/>
+          <w:color w:val="FF0000"/>
+        </w:rPr>
+        <w:t xml:space="preserve">ditetapkan sebelum eksperimen. Jumlah keputusan </w:t>
+      </w:r>
+      <w:r>
+        <w:rPr>
+          <w:rFonts w:ascii="Times New Roman" w:eastAsia="Times New Roman" w:hAnsi="Times New Roman" w:cs="Times New Roman"/>
+        </w:rPr>
+        <w:t xml:space="preserve">model dan </w:t>
+      </w:r>
+      <w:r>
+        <w:rPr>
+          <w:rFonts w:ascii="Times New Roman" w:eastAsia="Times New Roman" w:hAnsi="Times New Roman" w:cs="Times New Roman"/>
+          <w:color w:val="FF0000"/>
+        </w:rPr>
+        <w:t xml:space="preserve">keputusan </w:t>
+      </w:r>
+      <w:r>
+        <w:rPr>
+          <w:rFonts w:ascii="Times New Roman" w:eastAsia="Times New Roman" w:hAnsi="Times New Roman" w:cs="Times New Roman"/>
+        </w:rPr>
+        <w:t xml:space="preserve">yang </w:t>
+      </w:r>
+      <w:r>
+        <w:rPr>
+          <w:rFonts w:ascii="Times New Roman" w:eastAsia="Times New Roman" w:hAnsi="Times New Roman" w:cs="Times New Roman"/>
+          <w:color w:val="FF0000"/>
+        </w:rPr>
+        <w:t xml:space="preserve">dapat dinilai dicantumkan bersama </w:t>
+      </w:r>
+      <w:r>
+        <w:rPr>
+          <w:rFonts w:ascii="Times New Roman" w:eastAsia="Times New Roman" w:hAnsi="Times New Roman" w:cs="Times New Roman"/>
+        </w:rPr>
+        <w:t xml:space="preserve">setiap </w:t>
+      </w:r>
+      <w:r>
+        <w:rPr>
+          <w:rFonts w:ascii="Times New Roman" w:eastAsia="Times New Roman" w:hAnsi="Times New Roman" w:cs="Times New Roman"/>
+          <w:color w:val="FF0000"/>
+        </w:rPr>
+        <w:t xml:space="preserve">hasil</w:t>
+      </w:r>
+      <w:r>
+        <w:rPr>
+          <w:rFonts w:ascii="Times New Roman" w:eastAsia="Times New Roman" w:hAnsi="Times New Roman" w:cs="Times New Roman"/>
+        </w:rPr>
+        <w:t xml:space="preserve">.</w:t>
       </w:r>
     </w:p>
     <w:p>
@@ -2101,9 +3424,8 @@
                 <w:rFonts w:ascii="Times New Roman" w:eastAsia="Times New Roman" w:hAnsi="Times New Roman" w:cs="Times New Roman"/>
                 <w:b/>
                 <w:sz w:val="20"/>
-                <w:color w:val="FF0000"/>
-              </w:rPr>
-              <w:t xml:space="preserve">AKG-guided LLM</w:t>
+              </w:rPr>
+              <w:t>AKG-Guided LLM</w:t>
             </w:r>
           </w:p>
         </w:tc>
@@ -2161,10 +3483,10 @@
             <w:r>
               <w:rPr>
                 <w:rFonts w:ascii="Times New Roman" w:eastAsia="Times New Roman" w:hAnsi="Times New Roman" w:cs="Times New Roman"/>
-                <w:sz w:val="20"/>
-                <w:color w:val="FF0000"/>
-              </w:rPr>
-              <w:t xml:space="preserve">Skor pemilihan metode</w:t>
+                <w:i/>
+                <w:sz w:val="20"/>
+              </w:rPr>
+              <w:t>Method selection score</w:t>
             </w:r>
           </w:p>
         </w:tc>
@@ -2278,10 +3600,10 @@
             <w:r>
               <w:rPr>
                 <w:rFonts w:ascii="Times New Roman" w:eastAsia="Times New Roman" w:hAnsi="Times New Roman" w:cs="Times New Roman"/>
-                <w:sz w:val="20"/>
-                <w:color w:val="FF0000"/>
-              </w:rPr>
-              <w:t xml:space="preserve">Ketepatan pilihan pertama</w:t>
+                <w:i/>
+                <w:sz w:val="20"/>
+              </w:rPr>
+              <w:t>First-choice accuracy</w:t>
             </w:r>
           </w:p>
         </w:tc>
@@ -2395,10 +3717,10 @@
             <w:r>
               <w:rPr>
                 <w:rFonts w:ascii="Times New Roman" w:eastAsia="Times New Roman" w:hAnsi="Times New Roman" w:cs="Times New Roman"/>
-                <w:sz w:val="20"/>
-                <w:color w:val="FF0000"/>
-              </w:rPr>
-              <w:t xml:space="preserve">Tingkat adaptasi</w:t>
+                <w:i/>
+                <w:sz w:val="20"/>
+              </w:rPr>
+              <w:t>Adaptation rate</w:t>
             </w:r>
           </w:p>
         </w:tc>
@@ -2630,9 +3952,16 @@
               <w:rPr>
                 <w:rFonts w:ascii="Times New Roman" w:eastAsia="Times New Roman" w:hAnsi="Times New Roman" w:cs="Times New Roman"/>
                 <w:sz w:val="20"/>
-                <w:color w:val="FF0000"/>
-              </w:rPr>
-              <w:t xml:space="preserve">Prasyarat tidak terpenuhi</w:t>
+              </w:rPr>
+              <w:t xml:space="preserve">Pelanggaran </w:t>
+            </w:r>
+            <w:r>
+              <w:rPr>
+                <w:rFonts w:ascii="Times New Roman" w:eastAsia="Times New Roman" w:hAnsi="Times New Roman" w:cs="Times New Roman"/>
+                <w:i/>
+                <w:sz w:val="20"/>
+              </w:rPr>
+              <w:t>precondition</w:t>
             </w:r>
           </w:p>
         </w:tc>
@@ -2860,7 +4189,65 @@
           <w:rFonts w:ascii="Times New Roman" w:eastAsia="Times New Roman" w:hAnsi="Times New Roman" w:cs="Times New Roman"/>
           <w:color w:val="FF0000"/>
         </w:rPr>
-        <w:t xml:space="preserve">Perbandingan pada Tabel 4.3 dibaca bersama jumlah keputusan yang tersedia pada setiap kondisi. Perbedaan skor menunjukkan variasi kualitas keputusan berdasarkan rubrik, sedangkan ketepatan pilihan pertama menunjukkan kesesuaian pilihan model dengan metode yang berada pada peringkat teratas.</w:t>
+        <w:t xml:space="preserve">Perbandingan pada </w:t>
+      </w:r>
+      <w:r>
+        <w:rPr>
+          <w:rFonts w:ascii="Times New Roman" w:eastAsia="Times New Roman" w:hAnsi="Times New Roman" w:cs="Times New Roman"/>
+        </w:rPr>
+        <w:t xml:space="preserve">Tabel 4.3 </w:t>
+      </w:r>
+      <w:r>
+        <w:rPr>
+          <w:rFonts w:ascii="Times New Roman" w:eastAsia="Times New Roman" w:hAnsi="Times New Roman" w:cs="Times New Roman"/>
+          <w:color w:val="FF0000"/>
+        </w:rPr>
+        <w:t xml:space="preserve">dibaca bersama jumlah keputusan yang tersedia pada setiap </w:t>
+      </w:r>
+      <w:r>
+        <w:rPr>
+          <w:rFonts w:ascii="Times New Roman" w:eastAsia="Times New Roman" w:hAnsi="Times New Roman" w:cs="Times New Roman"/>
+        </w:rPr>
+        <w:t xml:space="preserve">kondisi. </w:t>
+      </w:r>
+      <w:r>
+        <w:rPr>
+          <w:rFonts w:ascii="Times New Roman" w:eastAsia="Times New Roman" w:hAnsi="Times New Roman" w:cs="Times New Roman"/>
+          <w:color w:val="FF0000"/>
+        </w:rPr>
+        <w:t xml:space="preserve">Perbedaan skor menunjukkan variasi kualitas keputusan berdasarkan rubrik</w:t>
+      </w:r>
+      <w:r>
+        <w:rPr>
+          <w:rFonts w:ascii="Times New Roman" w:eastAsia="Times New Roman" w:hAnsi="Times New Roman" w:cs="Times New Roman"/>
+        </w:rPr>
+        <w:t xml:space="preserve">, sedangkan </w:t>
+      </w:r>
+      <w:r>
+        <w:rPr>
+          <w:rFonts w:ascii="Times New Roman" w:eastAsia="Times New Roman" w:hAnsi="Times New Roman" w:cs="Times New Roman"/>
+          <w:color w:val="FF0000"/>
+        </w:rPr>
+        <w:t xml:space="preserve">ketepatan pilihan pertama menunjukkan kesesuaian pilihan model dengan </w:t>
+      </w:r>
+      <w:r>
+        <w:rPr>
+          <w:rFonts w:ascii="Times New Roman" w:eastAsia="Times New Roman" w:hAnsi="Times New Roman" w:cs="Times New Roman"/>
+        </w:rPr>
+        <w:t xml:space="preserve">metode yang </w:t>
+      </w:r>
+      <w:r>
+        <w:rPr>
+          <w:rFonts w:ascii="Times New Roman" w:eastAsia="Times New Roman" w:hAnsi="Times New Roman" w:cs="Times New Roman"/>
+          <w:color w:val="FF0000"/>
+        </w:rPr>
+        <w:t xml:space="preserve">berada pada peringkat teratas</w:t>
+      </w:r>
+      <w:r>
+        <w:rPr>
+          <w:rFonts w:ascii="Times New Roman" w:eastAsia="Times New Roman" w:hAnsi="Times New Roman" w:cs="Times New Roman"/>
+        </w:rPr>
+        <w:t xml:space="preserve">.</w:t>
       </w:r>
     </w:p>
     <w:p>
@@ -2874,9 +4261,99 @@
       <w:r>
         <w:rPr>
           <w:rFonts w:ascii="Times New Roman" w:eastAsia="Times New Roman" w:hAnsi="Times New Roman" w:cs="Times New Roman"/>
-          <w:color w:val="FF0000"/>
-        </w:rPr>
-        <w:t xml:space="preserve">Keputusan yang ditolak karena tidak sesuai dengan ruang lingkup atau prasyarat dicatat pada keputusan model yang bersangkutan. Pemilihan melalui mekanisme cadangan atau jalur AKG dilaporkan secara terpisah agar tidak disamakan dengan pilihan model.</w:t>
+        </w:rPr>
+        <w:t xml:space="preserve">Ruang keputusan yang tidak valid dinilai melalui pemilihan metode di luar surface, tidak memenuhi precondition, atau tidak termasuk jalur tersedia. </w:t>
+      </w:r>
+      <w:r>
+        <w:rPr>
+          <w:rFonts w:ascii="Times New Roman" w:eastAsia="Times New Roman" w:hAnsi="Times New Roman" w:cs="Times New Roman"/>
+          <w:color w:val="FF0000"/>
+        </w:rPr>
+        <w:t xml:space="preserve">Keputusan </w:t>
+      </w:r>
+      <w:r>
+        <w:rPr>
+          <w:rFonts w:ascii="Times New Roman" w:eastAsia="Times New Roman" w:hAnsi="Times New Roman" w:cs="Times New Roman"/>
+        </w:rPr>
+        <w:t xml:space="preserve">yang </w:t>
+      </w:r>
+      <w:r>
+        <w:rPr>
+          <w:rFonts w:ascii="Times New Roman" w:eastAsia="Times New Roman" w:hAnsi="Times New Roman" w:cs="Times New Roman"/>
+          <w:color w:val="FF0000"/>
+        </w:rPr>
+        <w:t xml:space="preserve">ditolak dicatat </w:t>
+      </w:r>
+      <w:r>
+        <w:rPr>
+          <w:rFonts w:ascii="Times New Roman" w:eastAsia="Times New Roman" w:hAnsi="Times New Roman" w:cs="Times New Roman"/>
+        </w:rPr>
+        <w:t xml:space="preserve">pada </w:t>
+      </w:r>
+      <w:r>
+        <w:rPr>
+          <w:rFonts w:ascii="Times New Roman" w:eastAsia="Times New Roman" w:hAnsi="Times New Roman" w:cs="Times New Roman"/>
+          <w:color w:val="FF0000"/>
+        </w:rPr>
+        <w:t xml:space="preserve">keputusan model </w:t>
+      </w:r>
+      <w:r>
+        <w:rPr>
+          <w:rFonts w:ascii="Times New Roman" w:eastAsia="Times New Roman" w:hAnsi="Times New Roman" w:cs="Times New Roman"/>
+        </w:rPr>
+        <w:t xml:space="preserve">yang </w:t>
+      </w:r>
+      <w:r>
+        <w:rPr>
+          <w:rFonts w:ascii="Times New Roman" w:eastAsia="Times New Roman" w:hAnsi="Times New Roman" w:cs="Times New Roman"/>
+          <w:color w:val="FF0000"/>
+        </w:rPr>
+        <w:t xml:space="preserve">bersangkutan. Pemilihan melalui mekanisme cadangan </w:t>
+      </w:r>
+      <w:r>
+        <w:rPr>
+          <w:rFonts w:ascii="Times New Roman" w:eastAsia="Times New Roman" w:hAnsi="Times New Roman" w:cs="Times New Roman"/>
+        </w:rPr>
+        <w:t xml:space="preserve">atau </w:t>
+      </w:r>
+      <w:r>
+        <w:rPr>
+          <w:rFonts w:ascii="Times New Roman" w:eastAsia="Times New Roman" w:hAnsi="Times New Roman" w:cs="Times New Roman"/>
+          <w:color w:val="FF0000"/>
+        </w:rPr>
+        <w:t xml:space="preserve">jalur AKG dilaporkan secara terpisah agar </w:t>
+      </w:r>
+      <w:r>
+        <w:rPr>
+          <w:rFonts w:ascii="Times New Roman" w:eastAsia="Times New Roman" w:hAnsi="Times New Roman" w:cs="Times New Roman"/>
+        </w:rPr>
+        <w:t xml:space="preserve">tidak </w:t>
+      </w:r>
+      <w:r>
+        <w:rPr>
+          <w:rFonts w:ascii="Times New Roman" w:eastAsia="Times New Roman" w:hAnsi="Times New Roman" w:cs="Times New Roman"/>
+          <w:color w:val="FF0000"/>
+        </w:rPr>
+        <w:t xml:space="preserve">disamakan </w:t>
+      </w:r>
+      <w:r>
+        <w:rPr>
+          <w:rFonts w:ascii="Times New Roman" w:eastAsia="Times New Roman" w:hAnsi="Times New Roman" w:cs="Times New Roman"/>
+        </w:rPr>
+        <w:t xml:space="preserve">dengan </w:t>
+      </w:r>
+      <w:r>
+        <w:rPr>
+          <w:rFonts w:ascii="Times New Roman" w:eastAsia="Times New Roman" w:hAnsi="Times New Roman" w:cs="Times New Roman"/>
+          <w:color w:val="FF0000"/>
+        </w:rPr>
+        <w:t>pilihan model</w:t>
+      </w:r>
+      <w:r>
+        <w:rPr>
+          <w:rFonts w:ascii="Times New Roman" w:eastAsia="Times New Roman" w:hAnsi="Times New Roman" w:cs="Times New Roman"/>
+        </w:rPr>
+        <w:t>.</w:t>
       </w:r>
     </w:p>
     <w:p>
@@ -2899,7 +4376,37 @@
           <w:b/>
           <w:color w:val="FF0000"/>
         </w:rPr>
-        <w:t xml:space="preserve">Kualitas Pemilihan Metode Berdasarkan Permukaan dan Tingkat Keamanan</w:t>
+        <w:t xml:space="preserve">Kualitas </w:t>
+      </w:r>
+      <w:r>
+        <w:rPr>
+          <w:rFonts w:ascii="Times New Roman" w:eastAsia="Times New Roman" w:hAnsi="Times New Roman" w:cs="Times New Roman"/>
+          <w:b/>
+        </w:rPr>
+        <w:t xml:space="preserve">Pemilihan Metode </w:t>
+      </w:r>
+      <w:r>
+        <w:rPr>
+          <w:rFonts w:ascii="Times New Roman" w:eastAsia="Times New Roman" w:hAnsi="Times New Roman" w:cs="Times New Roman"/>
+          <w:b/>
+          <w:color w:val="FF0000"/>
+        </w:rPr>
+        <w:t xml:space="preserve">Berdasarkan Permukaan </w:t>
+      </w:r>
+      <w:r>
+        <w:rPr>
+          <w:rFonts w:ascii="Times New Roman" w:eastAsia="Times New Roman" w:hAnsi="Times New Roman" w:cs="Times New Roman"/>
+          <w:b/>
+        </w:rPr>
+        <w:t xml:space="preserve">dan </w:t>
+      </w:r>
+      <w:r>
+        <w:rPr>
+          <w:rFonts w:ascii="Times New Roman" w:eastAsia="Times New Roman" w:hAnsi="Times New Roman" w:cs="Times New Roman"/>
+          <w:b/>
+          <w:color w:val="FF0000"/>
+        </w:rPr>
+        <w:t xml:space="preserve">Tingkat Keamanan</w:t>
       </w:r>
     </w:p>
     <w:p>
@@ -2915,7 +4422,104 @@
           <w:rFonts w:ascii="Times New Roman" w:eastAsia="Times New Roman" w:hAnsi="Times New Roman" w:cs="Times New Roman"/>
           <w:color w:val="FF0000"/>
         </w:rPr>
-        <w:t xml:space="preserve">Tabel 4.4 membandingkan median skor pemilihan metode untuk setiap kombinasi permukaan kerentanan dan tingkat keamanan. Hasil untuk kedua kondisi disajikan pada kolom terpisah, dengan model dan repetisi yang memenuhi syarat digabungkan dalam masing-masing kelompok.</w:t>
+        <w:t xml:space="preserve">Tabel 4.4 membandingkan </w:t>
+      </w:r>
+      <w:r>
+        <w:rPr>
+          <w:rFonts w:ascii="Times New Roman" w:eastAsia="Times New Roman" w:hAnsi="Times New Roman" w:cs="Times New Roman"/>
+        </w:rPr>
+        <w:t xml:space="preserve">median </w:t>
+      </w:r>
+      <w:r>
+        <w:rPr>
+          <w:rFonts w:ascii="Times New Roman" w:eastAsia="Times New Roman" w:hAnsi="Times New Roman" w:cs="Times New Roman"/>
+          <w:color w:val="FF0000"/>
+        </w:rPr>
+        <w:t xml:space="preserve">skor pemilihan metode untuk </w:t>
+      </w:r>
+      <w:r>
+        <w:rPr>
+          <w:rFonts w:ascii="Times New Roman" w:eastAsia="Times New Roman" w:hAnsi="Times New Roman" w:cs="Times New Roman"/>
+        </w:rPr>
+        <w:t xml:space="preserve">setiap kombinasi </w:t>
+      </w:r>
+      <w:r>
+        <w:rPr>
+          <w:rFonts w:ascii="Times New Roman" w:eastAsia="Times New Roman" w:hAnsi="Times New Roman" w:cs="Times New Roman"/>
+          <w:color w:val="FF0000"/>
+        </w:rPr>
+        <w:t xml:space="preserve">permukaan kerentanan </w:t>
+      </w:r>
+      <w:r>
+        <w:rPr>
+          <w:rFonts w:ascii="Times New Roman" w:eastAsia="Times New Roman" w:hAnsi="Times New Roman" w:cs="Times New Roman"/>
+        </w:rPr>
+        <w:t xml:space="preserve">dan </w:t>
+      </w:r>
+      <w:r>
+        <w:rPr>
+          <w:rFonts w:ascii="Times New Roman" w:eastAsia="Times New Roman" w:hAnsi="Times New Roman" w:cs="Times New Roman"/>
+          <w:color w:val="FF0000"/>
+        </w:rPr>
+        <w:t xml:space="preserve">tingkat keamanan. Hasil untuk kedua </w:t>
+      </w:r>
+      <w:r>
+        <w:rPr>
+          <w:rFonts w:ascii="Times New Roman" w:eastAsia="Times New Roman" w:hAnsi="Times New Roman" w:cs="Times New Roman"/>
+        </w:rPr>
+        <w:t xml:space="preserve">kondisi </w:t>
+      </w:r>
+      <w:r>
+        <w:rPr>
+          <w:rFonts w:ascii="Times New Roman" w:eastAsia="Times New Roman" w:hAnsi="Times New Roman" w:cs="Times New Roman"/>
+          <w:color w:val="FF0000"/>
+        </w:rPr>
+        <w:t xml:space="preserve">disajikan </w:t>
+      </w:r>
+      <w:r>
+        <w:rPr>
+          <w:rFonts w:ascii="Times New Roman" w:eastAsia="Times New Roman" w:hAnsi="Times New Roman" w:cs="Times New Roman"/>
+        </w:rPr>
+        <w:t xml:space="preserve">pada </w:t>
+      </w:r>
+      <w:r>
+        <w:rPr>
+          <w:rFonts w:ascii="Times New Roman" w:eastAsia="Times New Roman" w:hAnsi="Times New Roman" w:cs="Times New Roman"/>
+          <w:color w:val="FF0000"/>
+        </w:rPr>
+        <w:t>kolom terpisah</w:t>
+      </w:r>
+      <w:r>
+        <w:rPr>
+          <w:rFonts w:ascii="Times New Roman" w:eastAsia="Times New Roman" w:hAnsi="Times New Roman" w:cs="Times New Roman"/>
+        </w:rPr>
+        <w:t xml:space="preserve">, dengan model dan </w:t>
+      </w:r>
+      <w:r>
+        <w:rPr>
+          <w:rFonts w:ascii="Times New Roman" w:eastAsia="Times New Roman" w:hAnsi="Times New Roman" w:cs="Times New Roman"/>
+          <w:color w:val="FF0000"/>
+        </w:rPr>
+        <w:t xml:space="preserve">repetisi yang memenuhi syarat </w:t>
+      </w:r>
+      <w:r>
+        <w:rPr>
+          <w:rFonts w:ascii="Times New Roman" w:eastAsia="Times New Roman" w:hAnsi="Times New Roman" w:cs="Times New Roman"/>
+        </w:rPr>
+        <w:t xml:space="preserve">digabungkan </w:t>
+      </w:r>
+      <w:r>
+        <w:rPr>
+          <w:rFonts w:ascii="Times New Roman" w:eastAsia="Times New Roman" w:hAnsi="Times New Roman" w:cs="Times New Roman"/>
+          <w:color w:val="FF0000"/>
+        </w:rPr>
+        <w:t>dalam masing-masing kelompok</w:t>
+      </w:r>
+      <w:r>
+        <w:rPr>
+          <w:rFonts w:ascii="Times New Roman" w:eastAsia="Times New Roman" w:hAnsi="Times New Roman" w:cs="Times New Roman"/>
+        </w:rPr>
+        <w:t>. Perbandingan ini dipakai sebagai ringkasan deskriptif, bukan klaim kausal.</w:t>
       </w:r>
     </w:p>
     <w:p>
@@ -3016,9 +4620,8 @@
                 <w:rFonts w:ascii="Times New Roman" w:eastAsia="Times New Roman" w:hAnsi="Times New Roman" w:cs="Times New Roman"/>
                 <w:b/>
                 <w:sz w:val="20"/>
-                <w:color w:val="FF0000"/>
-              </w:rPr>
-              <w:t xml:space="preserve">Permukaan</w:t>
+              </w:rPr>
+              <w:t>Surface</w:t>
             </w:r>
           </w:p>
         </w:tc>
@@ -3044,10 +4647,10 @@
               <w:rPr>
                 <w:rFonts w:ascii="Times New Roman" w:eastAsia="Times New Roman" w:hAnsi="Times New Roman" w:cs="Times New Roman"/>
                 <w:b/>
-                <w:sz w:val="20"/>
-                <w:color w:val="FF0000"/>
-              </w:rPr>
-              <w:t xml:space="preserve">Tingkat keamanan</w:t>
+                <w:i/>
+                <w:sz w:val="20"/>
+              </w:rPr>
+              <w:t>Security Level</w:t>
             </w:r>
           </w:p>
         </w:tc>
@@ -3102,9 +4705,8 @@
                 <w:rFonts w:ascii="Times New Roman" w:eastAsia="Times New Roman" w:hAnsi="Times New Roman" w:cs="Times New Roman"/>
                 <w:b/>
                 <w:sz w:val="20"/>
-                <w:color w:val="FF0000"/>
-              </w:rPr>
-              <w:t xml:space="preserve">AKG-guided</w:t>
+              </w:rPr>
+              <w:t>AKG-Guided</w:t>
             </w:r>
           </w:p>
         </w:tc>
@@ -4166,7 +5768,78 @@
           <w:rFonts w:ascii="Times New Roman" w:eastAsia="Times New Roman" w:hAnsi="Times New Roman" w:cs="Times New Roman"/>
           <w:color w:val="FF0000"/>
         </w:rPr>
-        <w:t xml:space="preserve">Perbandingan antarskenario membantu menunjukkan apakah kualitas pemilihan metode berubah pada kondisi aplikasi yang berbeda. Jumlah keputusan yang dapat dinilai perlu diperhatikan agar nilai median tidak ditafsirkan tanpa mempertimbangkan cakupan datanya.</w:t>
+        <w:t xml:space="preserve">Perbandingan antarskenario membantu menunjukkan apakah kualitas pemilihan </w:t>
+      </w:r>
+      <w:r>
+        <w:rPr>
+          <w:rFonts w:ascii="Times New Roman" w:eastAsia="Times New Roman" w:hAnsi="Times New Roman" w:cs="Times New Roman"/>
+        </w:rPr>
+        <w:t xml:space="preserve">metode </w:t>
+      </w:r>
+      <w:r>
+        <w:rPr>
+          <w:rFonts w:ascii="Times New Roman" w:eastAsia="Times New Roman" w:hAnsi="Times New Roman" w:cs="Times New Roman"/>
+          <w:color w:val="FF0000"/>
+        </w:rPr>
+        <w:t xml:space="preserve">berubah </w:t>
+      </w:r>
+      <w:r>
+        <w:rPr>
+          <w:rFonts w:ascii="Times New Roman" w:eastAsia="Times New Roman" w:hAnsi="Times New Roman" w:cs="Times New Roman"/>
+        </w:rPr>
+        <w:t xml:space="preserve">pada </w:t>
+      </w:r>
+      <w:r>
+        <w:rPr>
+          <w:rFonts w:ascii="Times New Roman" w:eastAsia="Times New Roman" w:hAnsi="Times New Roman" w:cs="Times New Roman"/>
+          <w:color w:val="FF0000"/>
+        </w:rPr>
+        <w:t xml:space="preserve">kondisi aplikasi </w:t>
+      </w:r>
+      <w:r>
+        <w:rPr>
+          <w:rFonts w:ascii="Times New Roman" w:eastAsia="Times New Roman" w:hAnsi="Times New Roman" w:cs="Times New Roman"/>
+        </w:rPr>
+        <w:t xml:space="preserve">yang </w:t>
+      </w:r>
+      <w:r>
+        <w:rPr>
+          <w:rFonts w:ascii="Times New Roman" w:eastAsia="Times New Roman" w:hAnsi="Times New Roman" w:cs="Times New Roman"/>
+          <w:color w:val="FF0000"/>
+        </w:rPr>
+        <w:t xml:space="preserve">berbeda. Jumlah keputusan yang dapat dinilai perlu diperhatikan agar </w:t>
+      </w:r>
+      <w:r>
+        <w:rPr>
+          <w:rFonts w:ascii="Times New Roman" w:eastAsia="Times New Roman" w:hAnsi="Times New Roman" w:cs="Times New Roman"/>
+        </w:rPr>
+        <w:t xml:space="preserve">nilai </w:t>
+      </w:r>
+      <w:r>
+        <w:rPr>
+          <w:rFonts w:ascii="Times New Roman" w:eastAsia="Times New Roman" w:hAnsi="Times New Roman" w:cs="Times New Roman"/>
+          <w:color w:val="FF0000"/>
+        </w:rPr>
+        <w:t xml:space="preserve">median </w:t>
+      </w:r>
+      <w:r>
+        <w:rPr>
+          <w:rFonts w:ascii="Times New Roman" w:eastAsia="Times New Roman" w:hAnsi="Times New Roman" w:cs="Times New Roman"/>
+        </w:rPr>
+        <w:t xml:space="preserve">tidak </w:t>
+      </w:r>
+      <w:r>
+        <w:rPr>
+          <w:rFonts w:ascii="Times New Roman" w:eastAsia="Times New Roman" w:hAnsi="Times New Roman" w:cs="Times New Roman"/>
+          <w:color w:val="FF0000"/>
+        </w:rPr>
+        <w:t xml:space="preserve">ditafsirkan tanpa mempertimbangkan cakupan datanya</w:t>
+      </w:r>
+      <w:r>
+        <w:rPr>
+          <w:rFonts w:ascii="Times New Roman" w:eastAsia="Times New Roman" w:hAnsi="Times New Roman" w:cs="Times New Roman"/>
+        </w:rPr>
+        <w:t xml:space="preserve">.</w:t>
       </w:r>
     </w:p>
     <w:p>
@@ -4182,7 +5855,78 @@
           <w:rFonts w:ascii="Times New Roman" w:eastAsia="Times New Roman" w:hAnsi="Times New Roman" w:cs="Times New Roman"/>
           <w:color w:val="FF0000"/>
         </w:rPr>
-        <w:t xml:space="preserve">Apabila prasyarat atau acuan pemeringkatan belum dapat ditetapkan, keputusan yang terkait tidak diberi skor secara paksa. Kondisi tersebut dicatat bersama alasan dan tidak dimasukkan sebagai nilai nol dalam ringkasan.</w:t>
+        <w:t xml:space="preserve">Apabila prasyarat atau acuan pemeringkatan belum dapat ditetapkan, keputusan </w:t>
+      </w:r>
+      <w:r>
+        <w:rPr>
+          <w:rFonts w:ascii="Times New Roman" w:eastAsia="Times New Roman" w:hAnsi="Times New Roman" w:cs="Times New Roman"/>
+        </w:rPr>
+        <w:t xml:space="preserve">yang </w:t>
+      </w:r>
+      <w:r>
+        <w:rPr>
+          <w:rFonts w:ascii="Times New Roman" w:eastAsia="Times New Roman" w:hAnsi="Times New Roman" w:cs="Times New Roman"/>
+          <w:color w:val="FF0000"/>
+        </w:rPr>
+        <w:t xml:space="preserve">terkait </w:t>
+      </w:r>
+      <w:r>
+        <w:rPr>
+          <w:rFonts w:ascii="Times New Roman" w:eastAsia="Times New Roman" w:hAnsi="Times New Roman" w:cs="Times New Roman"/>
+        </w:rPr>
+        <w:t xml:space="preserve">tidak </w:t>
+      </w:r>
+      <w:r>
+        <w:rPr>
+          <w:rFonts w:ascii="Times New Roman" w:eastAsia="Times New Roman" w:hAnsi="Times New Roman" w:cs="Times New Roman"/>
+          <w:color w:val="FF0000"/>
+        </w:rPr>
+        <w:t xml:space="preserve">diberi </w:t>
+      </w:r>
+      <w:r>
+        <w:rPr>
+          <w:rFonts w:ascii="Times New Roman" w:eastAsia="Times New Roman" w:hAnsi="Times New Roman" w:cs="Times New Roman"/>
+        </w:rPr>
+        <w:t xml:space="preserve">skor </w:t>
+      </w:r>
+      <w:r>
+        <w:rPr>
+          <w:rFonts w:ascii="Times New Roman" w:eastAsia="Times New Roman" w:hAnsi="Times New Roman" w:cs="Times New Roman"/>
+          <w:color w:val="FF0000"/>
+        </w:rPr>
+        <w:t xml:space="preserve">secara paksa. Kondisi tersebut dicatat bersama alasan </w:t>
+      </w:r>
+      <w:r>
+        <w:rPr>
+          <w:rFonts w:ascii="Times New Roman" w:eastAsia="Times New Roman" w:hAnsi="Times New Roman" w:cs="Times New Roman"/>
+        </w:rPr>
+        <w:t xml:space="preserve">dan </w:t>
+      </w:r>
+      <w:r>
+        <w:rPr>
+          <w:rFonts w:ascii="Times New Roman" w:eastAsia="Times New Roman" w:hAnsi="Times New Roman" w:cs="Times New Roman"/>
+          <w:color w:val="FF0000"/>
+        </w:rPr>
+        <w:t xml:space="preserve">tidak dimasukkan sebagai nilai nol </w:t>
+      </w:r>
+      <w:r>
+        <w:rPr>
+          <w:rFonts w:ascii="Times New Roman" w:eastAsia="Times New Roman" w:hAnsi="Times New Roman" w:cs="Times New Roman"/>
+        </w:rPr>
+        <w:t xml:space="preserve">dalam </w:t>
+      </w:r>
+      <w:r>
+        <w:rPr>
+          <w:rFonts w:ascii="Times New Roman" w:eastAsia="Times New Roman" w:hAnsi="Times New Roman" w:cs="Times New Roman"/>
+          <w:color w:val="FF0000"/>
+        </w:rPr>
+        <w:t xml:space="preserve">ringkasan</w:t>
+      </w:r>
+      <w:r>
+        <w:rPr>
+          <w:rFonts w:ascii="Times New Roman" w:eastAsia="Times New Roman" w:hAnsi="Times New Roman" w:cs="Times New Roman"/>
+        </w:rPr>
+        <w:t xml:space="preserve">.</w:t>
       </w:r>
     </w:p>
     <w:p>
@@ -4218,9 +5962,73 @@
       <w:r>
         <w:rPr>
           <w:rFonts w:ascii="Times New Roman" w:eastAsia="Times New Roman" w:hAnsi="Times New Roman" w:cs="Times New Roman"/>
-          <w:color w:val="FF0000"/>
-        </w:rPr>
-        <w:t xml:space="preserve">Kemampuan adaptasi diperiksa ketika model memperoleh kesempatan memilih kembali setelah kegagalan metode yang didukung bukti. Analisis membedakan pemilihan metode lain, pengulangan metode, penggunaan mekanisme cadangan, dan penghentian secara terkontrol.</w:t>
+        </w:rPr>
+        <w:t xml:space="preserve">Kemampuan adaptasi </w:t>
+      </w:r>
+      <w:r>
+        <w:rPr>
+          <w:rFonts w:ascii="Times New Roman" w:eastAsia="Times New Roman" w:hAnsi="Times New Roman" w:cs="Times New Roman"/>
+          <w:color w:val="FF0000"/>
+        </w:rPr>
+        <w:t xml:space="preserve">diperiksa ketika model </w:t>
+      </w:r>
+      <w:r>
+        <w:rPr>
+          <w:rFonts w:ascii="Times New Roman" w:eastAsia="Times New Roman" w:hAnsi="Times New Roman" w:cs="Times New Roman"/>
+        </w:rPr>
+        <w:t xml:space="preserve">memperoleh </w:t>
+      </w:r>
+      <w:r>
+        <w:rPr>
+          <w:rFonts w:ascii="Times New Roman" w:eastAsia="Times New Roman" w:hAnsi="Times New Roman" w:cs="Times New Roman"/>
+          <w:color w:val="FF0000"/>
+        </w:rPr>
+        <w:t xml:space="preserve">kesempatan memilih kembali setelah </w:t>
+      </w:r>
+      <w:r>
+        <w:rPr>
+          <w:rFonts w:ascii="Times New Roman" w:eastAsia="Times New Roman" w:hAnsi="Times New Roman" w:cs="Times New Roman"/>
+        </w:rPr>
+        <w:t xml:space="preserve">kegagalan metode yang </w:t>
+      </w:r>
+      <w:r>
+        <w:rPr>
+          <w:rFonts w:ascii="Times New Roman" w:eastAsia="Times New Roman" w:hAnsi="Times New Roman" w:cs="Times New Roman"/>
+          <w:color w:val="FF0000"/>
+        </w:rPr>
+        <w:t>didukung bukti</w:t>
+      </w:r>
+      <w:r>
+        <w:rPr>
+          <w:rFonts w:ascii="Times New Roman" w:eastAsia="Times New Roman" w:hAnsi="Times New Roman" w:cs="Times New Roman"/>
+        </w:rPr>
+        <w:t xml:space="preserve">. Artefak diperiksa untuk menentukan apakah sistem berpindah ke metode lain yang masih memenuhi </w:t>
+      </w:r>
+      <w:r>
+        <w:rPr>
+          <w:rFonts w:ascii="Times New Roman" w:eastAsia="Times New Roman" w:hAnsi="Times New Roman" w:cs="Times New Roman"/>
+          <w:i/>
+        </w:rPr>
+        <w:t>precondition</w:t>
+      </w:r>
+      <w:r>
+        <w:rPr>
+          <w:rFonts w:ascii="Times New Roman" w:eastAsia="Times New Roman" w:hAnsi="Times New Roman" w:cs="Times New Roman"/>
+        </w:rPr>
+        <w:t xml:space="preserve">, mengulang metode yang sama tanpa dasar baru, memilih metode yang tidak lagi layak, menggunakan </w:t>
+      </w:r>
+      <w:r>
+        <w:rPr>
+          <w:rFonts w:ascii="Times New Roman" w:eastAsia="Times New Roman" w:hAnsi="Times New Roman" w:cs="Times New Roman"/>
+          <w:i/>
+        </w:rPr>
+        <w:t>fallback</w:t>
+      </w:r>
+      <w:r>
+        <w:rPr>
+          <w:rFonts w:ascii="Times New Roman" w:eastAsia="Times New Roman" w:hAnsi="Times New Roman" w:cs="Times New Roman"/>
+        </w:rPr>
+        <w:t>, atau berhenti secara terkontrol ketika tidak ada jalur valid yang tersisa.</w:t>
       </w:r>
     </w:p>
     <w:p>
@@ -4377,9 +6185,8 @@
                 <w:rFonts w:ascii="Times New Roman" w:eastAsia="Times New Roman" w:hAnsi="Times New Roman" w:cs="Times New Roman"/>
                 <w:b/>
                 <w:sz w:val="20"/>
-                <w:color w:val="FF0000"/>
-              </w:rPr>
-              <w:t xml:space="preserve">AKG-guided</w:t>
+              </w:rPr>
+              <w:t>AKG-Guided</w:t>
             </w:r>
           </w:p>
         </w:tc>
@@ -4590,7 +6397,22 @@
                 <w:sz w:val="20"/>
                 <w:color w:val="FF0000"/>
               </w:rPr>
-              <w:t xml:space="preserve">Berpindah ke metode lain</w:t>
+              <w:t xml:space="preserve">Berpindah ke </w:t>
+            </w:r>
+            <w:r>
+              <w:rPr>
+                <w:rFonts w:ascii="Times New Roman" w:eastAsia="Times New Roman" w:hAnsi="Times New Roman" w:cs="Times New Roman"/>
+                <w:sz w:val="20"/>
+              </w:rPr>
+              <w:t xml:space="preserve">metode </w:t>
+            </w:r>
+            <w:r>
+              <w:rPr>
+                <w:rFonts w:ascii="Times New Roman" w:eastAsia="Times New Roman" w:hAnsi="Times New Roman" w:cs="Times New Roman"/>
+                <w:sz w:val="20"/>
+                <w:color w:val="FF0000"/>
+              </w:rPr>
+              <w:t xml:space="preserve">lain</w:t>
             </w:r>
           </w:p>
         </w:tc>
@@ -4851,7 +6673,78 @@
           <w:rFonts w:ascii="Times New Roman" w:eastAsia="Times New Roman" w:hAnsi="Times New Roman" w:cs="Times New Roman"/>
           <w:color w:val="FF0000"/>
         </w:rPr>
-        <w:t xml:space="preserve">Tingkat adaptasi dihitung dari kesempatan pemilihan ulang yang memenuhi syarat. Pergantian kandidat payload dalam metode yang sama tidak dihitung sebagai perpindahan metode. Jika tidak ada kesempatan pemilihan ulang, tingkat adaptasi tidak dapat dihitung.</w:t>
+        <w:t xml:space="preserve">Tingkat </w:t>
+      </w:r>
+      <w:r>
+        <w:rPr>
+          <w:rFonts w:ascii="Times New Roman" w:eastAsia="Times New Roman" w:hAnsi="Times New Roman" w:cs="Times New Roman"/>
+        </w:rPr>
+        <w:t xml:space="preserve">adaptasi </w:t>
+      </w:r>
+      <w:r>
+        <w:rPr>
+          <w:rFonts w:ascii="Times New Roman" w:eastAsia="Times New Roman" w:hAnsi="Times New Roman" w:cs="Times New Roman"/>
+          <w:color w:val="FF0000"/>
+        </w:rPr>
+        <w:t xml:space="preserve">dihitung dari kesempatan pemilihan ulang </w:t>
+      </w:r>
+      <w:r>
+        <w:rPr>
+          <w:rFonts w:ascii="Times New Roman" w:eastAsia="Times New Roman" w:hAnsi="Times New Roman" w:cs="Times New Roman"/>
+        </w:rPr>
+        <w:t xml:space="preserve">yang </w:t>
+      </w:r>
+      <w:r>
+        <w:rPr>
+          <w:rFonts w:ascii="Times New Roman" w:eastAsia="Times New Roman" w:hAnsi="Times New Roman" w:cs="Times New Roman"/>
+          <w:color w:val="FF0000"/>
+        </w:rPr>
+        <w:t xml:space="preserve">memenuhi syarat. Pergantian kandidat </w:t>
+      </w:r>
+      <w:r>
+        <w:rPr>
+          <w:rFonts w:ascii="Times New Roman" w:eastAsia="Times New Roman" w:hAnsi="Times New Roman" w:cs="Times New Roman"/>
+        </w:rPr>
+        <w:t xml:space="preserve">payload </w:t>
+      </w:r>
+      <w:r>
+        <w:rPr>
+          <w:rFonts w:ascii="Times New Roman" w:eastAsia="Times New Roman" w:hAnsi="Times New Roman" w:cs="Times New Roman"/>
+          <w:color w:val="FF0000"/>
+        </w:rPr>
+        <w:t xml:space="preserve">dalam </w:t>
+      </w:r>
+      <w:r>
+        <w:rPr>
+          <w:rFonts w:ascii="Times New Roman" w:eastAsia="Times New Roman" w:hAnsi="Times New Roman" w:cs="Times New Roman"/>
+        </w:rPr>
+        <w:t xml:space="preserve">metode yang sama tidak </w:t>
+      </w:r>
+      <w:r>
+        <w:rPr>
+          <w:rFonts w:ascii="Times New Roman" w:eastAsia="Times New Roman" w:hAnsi="Times New Roman" w:cs="Times New Roman"/>
+          <w:color w:val="FF0000"/>
+        </w:rPr>
+        <w:t xml:space="preserve">dihitung sebagai </w:t>
+      </w:r>
+      <w:r>
+        <w:rPr>
+          <w:rFonts w:ascii="Times New Roman" w:eastAsia="Times New Roman" w:hAnsi="Times New Roman" w:cs="Times New Roman"/>
+        </w:rPr>
+        <w:t xml:space="preserve">perpindahan metode. </w:t>
+      </w:r>
+      <w:r>
+        <w:rPr>
+          <w:rFonts w:ascii="Times New Roman" w:eastAsia="Times New Roman" w:hAnsi="Times New Roman" w:cs="Times New Roman"/>
+          <w:color w:val="FF0000"/>
+        </w:rPr>
+        <w:t xml:space="preserve">Jika tidak ada kesempatan pemilihan ulang, tingkat adaptasi tidak dapat dihitung</w:t>
+      </w:r>
+      <w:r>
+        <w:rPr>
+          <w:rFonts w:ascii="Times New Roman" w:eastAsia="Times New Roman" w:hAnsi="Times New Roman" w:cs="Times New Roman"/>
+        </w:rPr>
+        <w:t xml:space="preserve">.</w:t>
       </w:r>
     </w:p>
     <w:p>
@@ -4867,7 +6760,91 @@
           <w:rFonts w:ascii="Times New Roman" w:eastAsia="Times New Roman" w:hAnsi="Times New Roman" w:cs="Times New Roman"/>
           <w:color w:val="FF0000"/>
         </w:rPr>
-        <w:t xml:space="preserve">Penelusuran terhadap suatu pengujian menghubungkan keputusan awal, hasil verifikasi, dan keputusan berikutnya. Urutan tersebut diperlukan untuk menilai apakah perubahan metode benar-benar mengikuti kegagalan yang teramati.</w:t>
+        <w:t xml:space="preserve">Penelusuran terhadap suatu pengujian menghubungkan </w:t>
+      </w:r>
+      <w:r>
+        <w:rPr>
+          <w:rFonts w:ascii="Times New Roman" w:eastAsia="Times New Roman" w:hAnsi="Times New Roman" w:cs="Times New Roman"/>
+        </w:rPr>
+        <w:t xml:space="preserve">keputusan </w:t>
+      </w:r>
+      <w:r>
+        <w:rPr>
+          <w:rFonts w:ascii="Times New Roman" w:eastAsia="Times New Roman" w:hAnsi="Times New Roman" w:cs="Times New Roman"/>
+          <w:color w:val="FF0000"/>
+        </w:rPr>
+        <w:t xml:space="preserve">awal</w:t>
+      </w:r>
+      <w:r>
+        <w:rPr>
+          <w:rFonts w:ascii="Times New Roman" w:eastAsia="Times New Roman" w:hAnsi="Times New Roman" w:cs="Times New Roman"/>
+        </w:rPr>
+        <w:t xml:space="preserve">, </w:t>
+      </w:r>
+      <w:r>
+        <w:rPr>
+          <w:rFonts w:ascii="Times New Roman" w:eastAsia="Times New Roman" w:hAnsi="Times New Roman" w:cs="Times New Roman"/>
+          <w:color w:val="FF0000"/>
+        </w:rPr>
+        <w:t xml:space="preserve">hasil verifikasi, </w:t>
+      </w:r>
+      <w:r>
+        <w:rPr>
+          <w:rFonts w:ascii="Times New Roman" w:eastAsia="Times New Roman" w:hAnsi="Times New Roman" w:cs="Times New Roman"/>
+        </w:rPr>
+        <w:t xml:space="preserve">dan </w:t>
+      </w:r>
+      <w:r>
+        <w:rPr>
+          <w:rFonts w:ascii="Times New Roman" w:eastAsia="Times New Roman" w:hAnsi="Times New Roman" w:cs="Times New Roman"/>
+          <w:color w:val="FF0000"/>
+        </w:rPr>
+        <w:t xml:space="preserve">keputusan </w:t>
+      </w:r>
+      <w:r>
+        <w:rPr>
+          <w:rFonts w:ascii="Times New Roman" w:eastAsia="Times New Roman" w:hAnsi="Times New Roman" w:cs="Times New Roman"/>
+        </w:rPr>
+        <w:t xml:space="preserve">berikutnya. </w:t>
+      </w:r>
+      <w:r>
+        <w:rPr>
+          <w:rFonts w:ascii="Times New Roman" w:eastAsia="Times New Roman" w:hAnsi="Times New Roman" w:cs="Times New Roman"/>
+          <w:color w:val="FF0000"/>
+        </w:rPr>
+        <w:t xml:space="preserve">Urutan tersebut diperlukan untuk menilai apakah perubahan </w:t>
+      </w:r>
+      <w:r>
+        <w:rPr>
+          <w:rFonts w:ascii="Times New Roman" w:eastAsia="Times New Roman" w:hAnsi="Times New Roman" w:cs="Times New Roman"/>
+        </w:rPr>
+        <w:t xml:space="preserve">metode </w:t>
+      </w:r>
+      <w:r>
+        <w:rPr>
+          <w:rFonts w:ascii="Times New Roman" w:eastAsia="Times New Roman" w:hAnsi="Times New Roman" w:cs="Times New Roman"/>
+          <w:color w:val="FF0000"/>
+        </w:rPr>
+        <w:t xml:space="preserve">benar-benar mengikuti kegagalan </w:t>
+      </w:r>
+      <w:r>
+        <w:rPr>
+          <w:rFonts w:ascii="Times New Roman" w:eastAsia="Times New Roman" w:hAnsi="Times New Roman" w:cs="Times New Roman"/>
+        </w:rPr>
+        <w:t xml:space="preserve">yang </w:t>
+      </w:r>
+      <w:r>
+        <w:rPr>
+          <w:rFonts w:ascii="Times New Roman" w:eastAsia="Times New Roman" w:hAnsi="Times New Roman" w:cs="Times New Roman"/>
+          <w:color w:val="FF0000"/>
+        </w:rPr>
+        <w:t xml:space="preserve">teramati</w:t>
+      </w:r>
+      <w:r>
+        <w:rPr>
+          <w:rFonts w:ascii="Times New Roman" w:eastAsia="Times New Roman" w:hAnsi="Times New Roman" w:cs="Times New Roman"/>
+        </w:rPr>
+        <w:t xml:space="preserve">.</w:t>
       </w:r>
     </w:p>
     <w:p>
@@ -4906,7 +6883,78 @@
           <w:rFonts w:ascii="Times New Roman" w:eastAsia="Times New Roman" w:hAnsi="Times New Roman" w:cs="Times New Roman"/>
           <w:color w:val="FF0000"/>
         </w:rPr>
-        <w:t xml:space="preserve">Perbandingan distribusi skor dilakukan menggunakan Mann-Whitney U test secara eksploratif sesuai rancangan penelitian. Jumlah pengamatan, median, rentang interkuartil, nilai statistik, dan ukuran efek dilaporkan apabila kelompok yang dibandingkan memiliki data yang memenuhi syarat.</w:t>
+        <w:t xml:space="preserve">Perbandingan distribusi skor dilakukan menggunakan </w:t>
+      </w:r>
+      <w:r>
+        <w:rPr>
+          <w:rFonts w:ascii="Times New Roman" w:eastAsia="Times New Roman" w:hAnsi="Times New Roman" w:cs="Times New Roman"/>
+        </w:rPr>
+        <w:t xml:space="preserve">Mann-Whitney U </w:t>
+      </w:r>
+      <w:r>
+        <w:rPr>
+          <w:rFonts w:ascii="Times New Roman" w:eastAsia="Times New Roman" w:hAnsi="Times New Roman" w:cs="Times New Roman"/>
+          <w:color w:val="FF0000"/>
+        </w:rPr>
+        <w:t xml:space="preserve">test secara </w:t>
+      </w:r>
+      <w:r>
+        <w:rPr>
+          <w:rFonts w:ascii="Times New Roman" w:eastAsia="Times New Roman" w:hAnsi="Times New Roman" w:cs="Times New Roman"/>
+        </w:rPr>
+        <w:t xml:space="preserve">eksploratif </w:t>
+      </w:r>
+      <w:r>
+        <w:rPr>
+          <w:rFonts w:ascii="Times New Roman" w:eastAsia="Times New Roman" w:hAnsi="Times New Roman" w:cs="Times New Roman"/>
+          <w:color w:val="FF0000"/>
+        </w:rPr>
+        <w:t xml:space="preserve">sesuai rancangan penelitian. Jumlah pengamatan</w:t>
+      </w:r>
+      <w:r>
+        <w:rPr>
+          <w:rFonts w:ascii="Times New Roman" w:eastAsia="Times New Roman" w:hAnsi="Times New Roman" w:cs="Times New Roman"/>
+        </w:rPr>
+        <w:t xml:space="preserve">, median</w:t>
+      </w:r>
+      <w:r>
+        <w:rPr>
+          <w:rFonts w:ascii="Times New Roman" w:eastAsia="Times New Roman" w:hAnsi="Times New Roman" w:cs="Times New Roman"/>
+          <w:color w:val="FF0000"/>
+        </w:rPr>
+        <w:t xml:space="preserve">, rentang interkuartil, nilai statistik</w:t>
+      </w:r>
+      <w:r>
+        <w:rPr>
+          <w:rFonts w:ascii="Times New Roman" w:eastAsia="Times New Roman" w:hAnsi="Times New Roman" w:cs="Times New Roman"/>
+        </w:rPr>
+        <w:t xml:space="preserve">, dan </w:t>
+      </w:r>
+      <w:r>
+        <w:rPr>
+          <w:rFonts w:ascii="Times New Roman" w:eastAsia="Times New Roman" w:hAnsi="Times New Roman" w:cs="Times New Roman"/>
+          <w:color w:val="FF0000"/>
+        </w:rPr>
+        <w:t xml:space="preserve">ukuran efek dilaporkan apabila kelompok yang dibandingkan </w:t>
+      </w:r>
+      <w:r>
+        <w:rPr>
+          <w:rFonts w:ascii="Times New Roman" w:eastAsia="Times New Roman" w:hAnsi="Times New Roman" w:cs="Times New Roman"/>
+        </w:rPr>
+        <w:t xml:space="preserve">memiliki </w:t>
+      </w:r>
+      <w:r>
+        <w:rPr>
+          <w:rFonts w:ascii="Times New Roman" w:eastAsia="Times New Roman" w:hAnsi="Times New Roman" w:cs="Times New Roman"/>
+          <w:color w:val="FF0000"/>
+        </w:rPr>
+        <w:t xml:space="preserve">data yang memenuhi syarat</w:t>
+      </w:r>
+      <w:r>
+        <w:rPr>
+          <w:rFonts w:ascii="Times New Roman" w:eastAsia="Times New Roman" w:hAnsi="Times New Roman" w:cs="Times New Roman"/>
+        </w:rPr>
+        <w:t xml:space="preserve">.</w:t>
       </w:r>
     </w:p>
     <w:p>
@@ -4922,7 +6970,91 @@
           <w:rFonts w:ascii="Times New Roman" w:eastAsia="Times New Roman" w:hAnsi="Times New Roman" w:cs="Times New Roman"/>
           <w:color w:val="FF0000"/>
         </w:rPr>
-        <w:t xml:space="preserve">Hasil statistik ditafsirkan bersama perbedaan deskriptif dan bukti pemilihan metode. Kesimpulan tentang kontribusi AKG dibatasi pada kondisi, model, lingkungan, dan data yang tersedia dalam penelitian.</w:t>
+        <w:t xml:space="preserve">Hasil statistik ditafsirkan bersama </w:t>
+      </w:r>
+      <w:r>
+        <w:rPr>
+          <w:rFonts w:ascii="Times New Roman" w:eastAsia="Times New Roman" w:hAnsi="Times New Roman" w:cs="Times New Roman"/>
+        </w:rPr>
+        <w:t xml:space="preserve">perbedaan deskriptif dan bukti pemilihan metode</w:t>
+      </w:r>
+      <w:r>
+        <w:rPr>
+          <w:rFonts w:ascii="Times New Roman" w:eastAsia="Times New Roman" w:hAnsi="Times New Roman" w:cs="Times New Roman"/>
+          <w:color w:val="FF0000"/>
+        </w:rPr>
+        <w:t xml:space="preserve">. Kesimpulan tentang kontribusi AKG dibatasi </w:t>
+      </w:r>
+      <w:r>
+        <w:rPr>
+          <w:rFonts w:ascii="Times New Roman" w:eastAsia="Times New Roman" w:hAnsi="Times New Roman" w:cs="Times New Roman"/>
+        </w:rPr>
+        <w:t xml:space="preserve">pada </w:t>
+      </w:r>
+      <w:r>
+        <w:rPr>
+          <w:rFonts w:ascii="Times New Roman" w:eastAsia="Times New Roman" w:hAnsi="Times New Roman" w:cs="Times New Roman"/>
+          <w:color w:val="FF0000"/>
+        </w:rPr>
+        <w:t xml:space="preserve">kondisi</w:t>
+      </w:r>
+      <w:r>
+        <w:rPr>
+          <w:rFonts w:ascii="Times New Roman" w:eastAsia="Times New Roman" w:hAnsi="Times New Roman" w:cs="Times New Roman"/>
+        </w:rPr>
+        <w:t xml:space="preserve">, </w:t>
+      </w:r>
+      <w:r>
+        <w:rPr>
+          <w:rFonts w:ascii="Times New Roman" w:eastAsia="Times New Roman" w:hAnsi="Times New Roman" w:cs="Times New Roman"/>
+          <w:color w:val="FF0000"/>
+        </w:rPr>
+        <w:t xml:space="preserve">model</w:t>
+      </w:r>
+      <w:r>
+        <w:rPr>
+          <w:rFonts w:ascii="Times New Roman" w:eastAsia="Times New Roman" w:hAnsi="Times New Roman" w:cs="Times New Roman"/>
+        </w:rPr>
+        <w:t xml:space="preserve">, </w:t>
+      </w:r>
+      <w:r>
+        <w:rPr>
+          <w:rFonts w:ascii="Times New Roman" w:eastAsia="Times New Roman" w:hAnsi="Times New Roman" w:cs="Times New Roman"/>
+          <w:color w:val="FF0000"/>
+        </w:rPr>
+        <w:t xml:space="preserve">lingkungan</w:t>
+      </w:r>
+      <w:r>
+        <w:rPr>
+          <w:rFonts w:ascii="Times New Roman" w:eastAsia="Times New Roman" w:hAnsi="Times New Roman" w:cs="Times New Roman"/>
+        </w:rPr>
+        <w:t xml:space="preserve">, dan </w:t>
+      </w:r>
+      <w:r>
+        <w:rPr>
+          <w:rFonts w:ascii="Times New Roman" w:eastAsia="Times New Roman" w:hAnsi="Times New Roman" w:cs="Times New Roman"/>
+          <w:color w:val="FF0000"/>
+        </w:rPr>
+        <w:t xml:space="preserve">data </w:t>
+      </w:r>
+      <w:r>
+        <w:rPr>
+          <w:rFonts w:ascii="Times New Roman" w:eastAsia="Times New Roman" w:hAnsi="Times New Roman" w:cs="Times New Roman"/>
+        </w:rPr>
+        <w:t xml:space="preserve">yang </w:t>
+      </w:r>
+      <w:r>
+        <w:rPr>
+          <w:rFonts w:ascii="Times New Roman" w:eastAsia="Times New Roman" w:hAnsi="Times New Roman" w:cs="Times New Roman"/>
+          <w:color w:val="FF0000"/>
+        </w:rPr>
+        <w:t xml:space="preserve">tersedia dalam penelitian</w:t>
+      </w:r>
+      <w:r>
+        <w:rPr>
+          <w:rFonts w:ascii="Times New Roman" w:eastAsia="Times New Roman" w:hAnsi="Times New Roman" w:cs="Times New Roman"/>
+        </w:rPr>
+        <w:t xml:space="preserve">.</w:t>
       </w:r>
     </w:p>
     <w:p>
@@ -4936,9 +7068,60 @@
       <w:r>
         <w:rPr>
           <w:rFonts w:ascii="Times New Roman" w:eastAsia="Times New Roman" w:hAnsi="Times New Roman" w:cs="Times New Roman"/>
-          <w:color w:val="FF0000"/>
-        </w:rPr>
-        <w:t xml:space="preserve">Pembahasan pemilihan metode dapat dikaitkan dengan penelitian pada Bab II. PentestGPT menggunakan Penetration Testing Task Tree untuk mempertahankan konteks pengujian (Deng et al., 2024). VulnBot menggunakan Penetration Task Graph yang dibentuk selama eksekusi (Kong et al., 2025), sedangkan penelitian ini menggunakan AKG yang telah ditentukan sebelum eksperimen. AWE menggunakan pipeline yang disesuaikan dengan kelas kerentanan yang diuji (Jaswal &amp; Baghel, 2026).</w:t>
+        </w:rPr>
+        <w:t xml:space="preserve">Hasil ini dapat dibahas dalam konteks penelitian terdahulu yang digunakan pada Bab II. PentestGPT menggunakan Penetration Testing Task Tree untuk mempertahankan konteks pengujian, sedangkan penelitian ini menilai kualitas pemilihan metode terhadap </w:t>
+      </w:r>
+      <w:r>
+        <w:rPr>
+          <w:rFonts w:ascii="Times New Roman" w:eastAsia="Times New Roman" w:hAnsi="Times New Roman" w:cs="Times New Roman"/>
+          <w:color w:val="FF0000"/>
+        </w:rPr>
+        <w:t xml:space="preserve">acuan pemeringkatan </w:t>
+      </w:r>
+      <w:r>
+        <w:rPr>
+          <w:rFonts w:ascii="Times New Roman" w:eastAsia="Times New Roman" w:hAnsi="Times New Roman" w:cs="Times New Roman"/>
+        </w:rPr>
+        <w:t xml:space="preserve">yang dapat diverifikasi melalui </w:t>
+      </w:r>
+      <w:r>
+        <w:rPr>
+          <w:rFonts w:ascii="Times New Roman" w:eastAsia="Times New Roman" w:hAnsi="Times New Roman" w:cs="Times New Roman"/>
+          <w:color w:val="FF0000"/>
+        </w:rPr>
+        <w:t xml:space="preserve">artefak </w:t>
+      </w:r>
+      <w:r>
+        <w:rPr>
+          <w:rFonts w:ascii="Times New Roman" w:eastAsia="Times New Roman" w:hAnsi="Times New Roman" w:cs="Times New Roman"/>
+        </w:rPr>
+        <w:t xml:space="preserve">(Deng et al., 2024). VulnBot menggunakan Penetration Task Graph yang dibentuk secara dinamis pada saat eksekusi, sedangkan AKG pada penelitian ini telah ditentukan dan divalidasi sebelum eksperimen (Kong et al., 2025). AWE menerapkan </w:t>
+      </w:r>
+      <w:r>
+        <w:rPr>
+          <w:rFonts w:ascii="Times New Roman" w:eastAsia="Times New Roman" w:hAnsi="Times New Roman" w:cs="Times New Roman"/>
+          <w:i/>
+        </w:rPr>
+        <w:t xml:space="preserve">pipeline </w:t>
+      </w:r>
+      <w:r>
+        <w:rPr>
+          <w:rFonts w:ascii="Times New Roman" w:eastAsia="Times New Roman" w:hAnsi="Times New Roman" w:cs="Times New Roman"/>
+        </w:rPr>
+        <w:t xml:space="preserve">spesifik kerentanan dan menilai keberhasilan eksploitasi pada sejumlah </w:t>
+      </w:r>
+      <w:r>
+        <w:rPr>
+          <w:rFonts w:ascii="Times New Roman" w:eastAsia="Times New Roman" w:hAnsi="Times New Roman" w:cs="Times New Roman"/>
+          <w:i/>
+        </w:rPr>
+        <w:t>challenge</w:t>
+      </w:r>
+      <w:r>
+        <w:rPr>
+          <w:rFonts w:ascii="Times New Roman" w:eastAsia="Times New Roman" w:hAnsi="Times New Roman" w:cs="Times New Roman"/>
+        </w:rPr>
+        <w:t>, sedangkan analisis pada penelitian ini memisahkan kualitas pemilihan metode dari hasil eksploitasi (Jaswal &amp; Baghel, 2026).</w:t>
       </w:r>
     </w:p>
     <w:p>
@@ -4954,7 +7137,98 @@
           <w:rFonts w:ascii="Times New Roman" w:eastAsia="Times New Roman" w:hAnsi="Times New Roman" w:cs="Times New Roman"/>
           <w:color w:val="FF0000"/>
         </w:rPr>
-        <w:t xml:space="preserve">Jawaban terhadap RQ2 disusun berdasarkan perbandingan keputusan model, kesesuaian terhadap prasyarat, dan hasil adaptasi pada kedua kondisi. Kesimpulan akhir mengikuti hasil yang dapat dinilai pada Tabel 4.3 sampai Tabel 4.5.</w:t>
+        <w:t xml:space="preserve">Jawaban terhadap </w:t>
+      </w:r>
+      <w:r>
+        <w:rPr>
+          <w:rFonts w:ascii="Times New Roman" w:eastAsia="Times New Roman" w:hAnsi="Times New Roman" w:cs="Times New Roman"/>
+        </w:rPr>
+        <w:t xml:space="preserve">RQ2 </w:t>
+      </w:r>
+      <w:r>
+        <w:rPr>
+          <w:rFonts w:ascii="Times New Roman" w:eastAsia="Times New Roman" w:hAnsi="Times New Roman" w:cs="Times New Roman"/>
+          <w:color w:val="FF0000"/>
+        </w:rPr>
+        <w:t xml:space="preserve">disusun berdasarkan perbandingan keputusan </w:t>
+      </w:r>
+      <w:r>
+        <w:rPr>
+          <w:rFonts w:ascii="Times New Roman" w:eastAsia="Times New Roman" w:hAnsi="Times New Roman" w:cs="Times New Roman"/>
+        </w:rPr>
+        <w:t xml:space="preserve">model, </w:t>
+      </w:r>
+      <w:r>
+        <w:rPr>
+          <w:rFonts w:ascii="Times New Roman" w:eastAsia="Times New Roman" w:hAnsi="Times New Roman" w:cs="Times New Roman"/>
+          <w:color w:val="FF0000"/>
+        </w:rPr>
+        <w:t xml:space="preserve">kesesuaian terhadap prasyarat</w:t>
+      </w:r>
+      <w:r>
+        <w:rPr>
+          <w:rFonts w:ascii="Times New Roman" w:eastAsia="Times New Roman" w:hAnsi="Times New Roman" w:cs="Times New Roman"/>
+        </w:rPr>
+        <w:t xml:space="preserve">, dan </w:t>
+      </w:r>
+      <w:r>
+        <w:rPr>
+          <w:rFonts w:ascii="Times New Roman" w:eastAsia="Times New Roman" w:hAnsi="Times New Roman" w:cs="Times New Roman"/>
+          <w:color w:val="FF0000"/>
+        </w:rPr>
+        <w:t xml:space="preserve">hasil </w:t>
+      </w:r>
+      <w:r>
+        <w:rPr>
+          <w:rFonts w:ascii="Times New Roman" w:eastAsia="Times New Roman" w:hAnsi="Times New Roman" w:cs="Times New Roman"/>
+        </w:rPr>
+        <w:t xml:space="preserve">adaptasi pada </w:t>
+      </w:r>
+      <w:r>
+        <w:rPr>
+          <w:rFonts w:ascii="Times New Roman" w:eastAsia="Times New Roman" w:hAnsi="Times New Roman" w:cs="Times New Roman"/>
+          <w:color w:val="FF0000"/>
+        </w:rPr>
+        <w:t xml:space="preserve">kedua </w:t>
+      </w:r>
+      <w:r>
+        <w:rPr>
+          <w:rFonts w:ascii="Times New Roman" w:eastAsia="Times New Roman" w:hAnsi="Times New Roman" w:cs="Times New Roman"/>
+        </w:rPr>
+        <w:t xml:space="preserve">kondisi. </w:t>
+      </w:r>
+      <w:r>
+        <w:rPr>
+          <w:rFonts w:ascii="Times New Roman" w:eastAsia="Times New Roman" w:hAnsi="Times New Roman" w:cs="Times New Roman"/>
+          <w:color w:val="FF0000"/>
+        </w:rPr>
+        <w:t xml:space="preserve">Kesimpulan akhir mengikuti hasil </w:t>
+      </w:r>
+      <w:r>
+        <w:rPr>
+          <w:rFonts w:ascii="Times New Roman" w:eastAsia="Times New Roman" w:hAnsi="Times New Roman" w:cs="Times New Roman"/>
+        </w:rPr>
+        <w:t xml:space="preserve">yang </w:t>
+      </w:r>
+      <w:r>
+        <w:rPr>
+          <w:rFonts w:ascii="Times New Roman" w:eastAsia="Times New Roman" w:hAnsi="Times New Roman" w:cs="Times New Roman"/>
+          <w:color w:val="FF0000"/>
+        </w:rPr>
+        <w:t xml:space="preserve">dapat dinilai </w:t>
+      </w:r>
+      <w:r>
+        <w:rPr>
+          <w:rFonts w:ascii="Times New Roman" w:eastAsia="Times New Roman" w:hAnsi="Times New Roman" w:cs="Times New Roman"/>
+        </w:rPr>
+        <w:t xml:space="preserve">pada </w:t>
+      </w:r>
+      <w:r>
+        <w:rPr>
+          <w:rFonts w:ascii="Times New Roman" w:eastAsia="Times New Roman" w:hAnsi="Times New Roman" w:cs="Times New Roman"/>
+          <w:color w:val="FF0000"/>
+        </w:rPr>
+        <w:t xml:space="preserve">Tabel 4.3 sampai Tabel 4.5.</w:t>
       </w:r>
     </w:p>
     <w:p>
@@ -5065,9 +7339,73 @@
       <w:r>
         <w:rPr>
           <w:rFonts w:ascii="Times New Roman" w:eastAsia="Times New Roman" w:hAnsi="Times New Roman" w:cs="Times New Roman"/>
-          <w:color w:val="FF0000"/>
-        </w:rPr>
-        <w:t xml:space="preserve">Kandidat payload dikelompokkan berdasarkan sumbernya, yaitu payload awal yang telah disediakan dan variasi yang dihasilkan model. Pada kondisi hybrid, kedua sumber dapat masuk ke proses validasi. Jumlah kandidat yang valid dan ditolak disajikan pada Tabel 4.6.</w:t>
+        </w:rPr>
+        <w:t xml:space="preserve">Kandidat payload </w:t>
+      </w:r>
+      <w:r>
+        <w:rPr>
+          <w:rFonts w:ascii="Times New Roman" w:eastAsia="Times New Roman" w:hAnsi="Times New Roman" w:cs="Times New Roman"/>
+          <w:color w:val="FF0000"/>
+        </w:rPr>
+        <w:t xml:space="preserve">dikelompokkan </w:t>
+      </w:r>
+      <w:r>
+        <w:rPr>
+          <w:rFonts w:ascii="Times New Roman" w:eastAsia="Times New Roman" w:hAnsi="Times New Roman" w:cs="Times New Roman"/>
+        </w:rPr>
+        <w:t xml:space="preserve">berdasarkan </w:t>
+      </w:r>
+      <w:r>
+        <w:rPr>
+          <w:rFonts w:ascii="Times New Roman" w:eastAsia="Times New Roman" w:hAnsi="Times New Roman" w:cs="Times New Roman"/>
+          <w:color w:val="FF0000"/>
+        </w:rPr>
+        <w:t xml:space="preserve">sumbernya, yaitu payload awal yang telah disediakan </w:t>
+      </w:r>
+      <w:r>
+        <w:rPr>
+          <w:rFonts w:ascii="Times New Roman" w:eastAsia="Times New Roman" w:hAnsi="Times New Roman" w:cs="Times New Roman"/>
+        </w:rPr>
+        <w:t xml:space="preserve">dan </w:t>
+      </w:r>
+      <w:r>
+        <w:rPr>
+          <w:rFonts w:ascii="Times New Roman" w:eastAsia="Times New Roman" w:hAnsi="Times New Roman" w:cs="Times New Roman"/>
+          <w:color w:val="FF0000"/>
+        </w:rPr>
+        <w:t xml:space="preserve">variasi yang dihasilkan model. Pada kondisi hybrid, kedua sumber dapat masuk ke proses validasi. Jumlah </w:t>
+      </w:r>
+      <w:r>
+        <w:rPr>
+          <w:rFonts w:ascii="Times New Roman" w:eastAsia="Times New Roman" w:hAnsi="Times New Roman" w:cs="Times New Roman"/>
+        </w:rPr>
+        <w:t xml:space="preserve">kandidat yang valid dan ditolak </w:t>
+      </w:r>
+      <w:r>
+        <w:rPr>
+          <w:rFonts w:ascii="Times New Roman" w:eastAsia="Times New Roman" w:hAnsi="Times New Roman" w:cs="Times New Roman"/>
+          <w:color w:val="FF0000"/>
+        </w:rPr>
+        <w:t xml:space="preserve">disajikan pada Tabel 4</w:t>
+      </w:r>
+      <w:r>
+        <w:rPr>
+          <w:rFonts w:ascii="Times New Roman" w:eastAsia="Times New Roman" w:hAnsi="Times New Roman" w:cs="Times New Roman"/>
+        </w:rPr>
+        <w:t xml:space="preserve">.</w:t>
+      </w:r>
+      <w:r>
+        <w:rPr>
+          <w:rFonts w:ascii="Times New Roman" w:eastAsia="Times New Roman" w:hAnsi="Times New Roman" w:cs="Times New Roman"/>
+          <w:color w:val="FF0000"/>
+        </w:rPr>
+        <w:t xml:space="preserve">6</w:t>
+      </w:r>
+      <w:r>
+        <w:rPr>
+          <w:rFonts w:ascii="Times New Roman" w:eastAsia="Times New Roman" w:hAnsi="Times New Roman" w:cs="Times New Roman"/>
+        </w:rPr>
+        <w:t xml:space="preserve">.</w:t>
       </w:r>
     </w:p>
     <w:p>
@@ -5170,9 +7508,8 @@
                 <w:rFonts w:ascii="Times New Roman" w:eastAsia="Times New Roman" w:hAnsi="Times New Roman" w:cs="Times New Roman"/>
                 <w:b/>
                 <w:sz w:val="20"/>
-                <w:color w:val="FF0000"/>
-              </w:rPr>
-              <w:t xml:space="preserve">Sumber payload</w:t>
+              </w:rPr>
+              <w:t>Payload Source</w:t>
             </w:r>
           </w:p>
         </w:tc>
@@ -5199,9 +7536,8 @@
                 <w:rFonts w:ascii="Times New Roman" w:eastAsia="Times New Roman" w:hAnsi="Times New Roman" w:cs="Times New Roman"/>
                 <w:b/>
                 <w:sz w:val="20"/>
-                <w:color w:val="FF0000"/>
-              </w:rPr>
-              <w:t xml:space="preserve">Jumlah kandidat</w:t>
+              </w:rPr>
+              <w:t>Jumlah Kandidat</w:t>
             </w:r>
           </w:p>
         </w:tc>
@@ -5284,9 +7620,8 @@
                 <w:rFonts w:ascii="Times New Roman" w:eastAsia="Times New Roman" w:hAnsi="Times New Roman" w:cs="Times New Roman"/>
                 <w:b/>
                 <w:sz w:val="20"/>
-                <w:color w:val="FF0000"/>
-              </w:rPr>
-              <w:t xml:space="preserve">Tingkat validitas</w:t>
+              </w:rPr>
+              <w:t>Validity Rate</w:t>
             </w:r>
           </w:p>
         </w:tc>
@@ -5313,9 +7648,8 @@
                 <w:rFonts w:ascii="Times New Roman" w:eastAsia="Times New Roman" w:hAnsi="Times New Roman" w:cs="Times New Roman"/>
                 <w:b/>
                 <w:sz w:val="20"/>
-                <w:color w:val="FF0000"/>
-              </w:rPr>
-              <w:t xml:space="preserve">Kesesuaian metode</w:t>
+              </w:rPr>
+              <w:t>Method Alignment</w:t>
             </w:r>
           </w:p>
         </w:tc>
@@ -5861,7 +8195,91 @@
           <w:rFonts w:ascii="Times New Roman" w:eastAsia="Times New Roman" w:hAnsi="Times New Roman" w:cs="Times New Roman"/>
           <w:color w:val="FF0000"/>
         </w:rPr>
-        <w:t xml:space="preserve">Tingkat validitas dihitung berdasarkan jumlah kandidat yang memenuhi aturan dibandingkan dengan jumlah kandidat yang diperiksa pada sumber yang sama. Hasil gabungan dan hasil kandidat yang berasal dari model dibaca secara terpisah agar kontribusi masing-masing sumber tetap terlihat.</w:t>
+        <w:t xml:space="preserve">Tingkat validitas dihitung berdasarkan jumlah </w:t>
+      </w:r>
+      <w:r>
+        <w:rPr>
+          <w:rFonts w:ascii="Times New Roman" w:eastAsia="Times New Roman" w:hAnsi="Times New Roman" w:cs="Times New Roman"/>
+        </w:rPr>
+        <w:t xml:space="preserve">kandidat yang </w:t>
+      </w:r>
+      <w:r>
+        <w:rPr>
+          <w:rFonts w:ascii="Times New Roman" w:eastAsia="Times New Roman" w:hAnsi="Times New Roman" w:cs="Times New Roman"/>
+          <w:color w:val="FF0000"/>
+        </w:rPr>
+        <w:t xml:space="preserve">memenuhi aturan dibandingkan </w:t>
+      </w:r>
+      <w:r>
+        <w:rPr>
+          <w:rFonts w:ascii="Times New Roman" w:eastAsia="Times New Roman" w:hAnsi="Times New Roman" w:cs="Times New Roman"/>
+        </w:rPr>
+        <w:t xml:space="preserve">dengan </w:t>
+      </w:r>
+      <w:r>
+        <w:rPr>
+          <w:rFonts w:ascii="Times New Roman" w:eastAsia="Times New Roman" w:hAnsi="Times New Roman" w:cs="Times New Roman"/>
+          <w:color w:val="FF0000"/>
+        </w:rPr>
+        <w:t xml:space="preserve">jumlah kandidat </w:t>
+      </w:r>
+      <w:r>
+        <w:rPr>
+          <w:rFonts w:ascii="Times New Roman" w:eastAsia="Times New Roman" w:hAnsi="Times New Roman" w:cs="Times New Roman"/>
+        </w:rPr>
+        <w:t xml:space="preserve">yang </w:t>
+      </w:r>
+      <w:r>
+        <w:rPr>
+          <w:rFonts w:ascii="Times New Roman" w:eastAsia="Times New Roman" w:hAnsi="Times New Roman" w:cs="Times New Roman"/>
+          <w:color w:val="FF0000"/>
+        </w:rPr>
+        <w:t xml:space="preserve">diperiksa </w:t>
+      </w:r>
+      <w:r>
+        <w:rPr>
+          <w:rFonts w:ascii="Times New Roman" w:eastAsia="Times New Roman" w:hAnsi="Times New Roman" w:cs="Times New Roman"/>
+        </w:rPr>
+        <w:t xml:space="preserve">pada sumber </w:t>
+      </w:r>
+      <w:r>
+        <w:rPr>
+          <w:rFonts w:ascii="Times New Roman" w:eastAsia="Times New Roman" w:hAnsi="Times New Roman" w:cs="Times New Roman"/>
+          <w:color w:val="FF0000"/>
+        </w:rPr>
+        <w:t xml:space="preserve">yang sama. Hasil gabungan </w:t>
+      </w:r>
+      <w:r>
+        <w:rPr>
+          <w:rFonts w:ascii="Times New Roman" w:eastAsia="Times New Roman" w:hAnsi="Times New Roman" w:cs="Times New Roman"/>
+        </w:rPr>
+        <w:t xml:space="preserve">dan </w:t>
+      </w:r>
+      <w:r>
+        <w:rPr>
+          <w:rFonts w:ascii="Times New Roman" w:eastAsia="Times New Roman" w:hAnsi="Times New Roman" w:cs="Times New Roman"/>
+          <w:color w:val="FF0000"/>
+        </w:rPr>
+        <w:t xml:space="preserve">hasil kandidat yang </w:t>
+      </w:r>
+      <w:r>
+        <w:rPr>
+          <w:rFonts w:ascii="Times New Roman" w:eastAsia="Times New Roman" w:hAnsi="Times New Roman" w:cs="Times New Roman"/>
+        </w:rPr>
+        <w:t xml:space="preserve">berasal dari </w:t>
+      </w:r>
+      <w:r>
+        <w:rPr>
+          <w:rFonts w:ascii="Times New Roman" w:eastAsia="Times New Roman" w:hAnsi="Times New Roman" w:cs="Times New Roman"/>
+          <w:color w:val="FF0000"/>
+        </w:rPr>
+        <w:t xml:space="preserve">model dibaca secara terpisah agar kontribusi masing-masing sumber tetap terlihat</w:t>
+      </w:r>
+      <w:r>
+        <w:rPr>
+          <w:rFonts w:ascii="Times New Roman" w:eastAsia="Times New Roman" w:hAnsi="Times New Roman" w:cs="Times New Roman"/>
+        </w:rPr>
+        <w:t xml:space="preserve">.</w:t>
       </w:r>
     </w:p>
     <w:p>
@@ -5875,9 +8293,47 @@
       <w:r>
         <w:rPr>
           <w:rFonts w:ascii="Times New Roman" w:eastAsia="Times New Roman" w:hAnsi="Times New Roman" w:cs="Times New Roman"/>
-          <w:color w:val="FF0000"/>
-        </w:rPr>
-        <w:t xml:space="preserve">Alasan penolakan dikelompokkan menurut hasil validator, misalnya ketidaksesuaian parameter atau batas pengujian. Kesesuaian kandidat terhadap metode juga diperiksa berdasarkan bukti yang tersedia; penerimaan oleh validator saja belum cukup untuk menyatakan kualitas kandidat.</w:t>
+        </w:rPr>
+        <w:t xml:space="preserve">Alasan penolakan </w:t>
+      </w:r>
+      <w:r>
+        <w:rPr>
+          <w:rFonts w:ascii="Times New Roman" w:eastAsia="Times New Roman" w:hAnsi="Times New Roman" w:cs="Times New Roman"/>
+          <w:color w:val="FF0000"/>
+        </w:rPr>
+        <w:t xml:space="preserve">dikelompokkan menurut hasil validator, misalnya ketidaksesuaian parameter atau batas pengujian. Kesesuaian </w:t>
+      </w:r>
+      <w:r>
+        <w:rPr>
+          <w:rFonts w:ascii="Times New Roman" w:eastAsia="Times New Roman" w:hAnsi="Times New Roman" w:cs="Times New Roman"/>
+        </w:rPr>
+        <w:t xml:space="preserve">kandidat </w:t>
+      </w:r>
+      <w:r>
+        <w:rPr>
+          <w:rFonts w:ascii="Times New Roman" w:eastAsia="Times New Roman" w:hAnsi="Times New Roman" w:cs="Times New Roman"/>
+          <w:color w:val="FF0000"/>
+        </w:rPr>
+        <w:t xml:space="preserve">terhadap metode juga diperiksa berdasarkan bukti </w:t>
+      </w:r>
+      <w:r>
+        <w:rPr>
+          <w:rFonts w:ascii="Times New Roman" w:eastAsia="Times New Roman" w:hAnsi="Times New Roman" w:cs="Times New Roman"/>
+        </w:rPr>
+        <w:t xml:space="preserve">yang </w:t>
+      </w:r>
+      <w:r>
+        <w:rPr>
+          <w:rFonts w:ascii="Times New Roman" w:eastAsia="Times New Roman" w:hAnsi="Times New Roman" w:cs="Times New Roman"/>
+          <w:color w:val="FF0000"/>
+        </w:rPr>
+        <w:t xml:space="preserve">tersedia; penerimaan oleh validator saja belum cukup untuk menyatakan kualitas </w:t>
+      </w:r>
+      <w:r>
+        <w:rPr>
+          <w:rFonts w:ascii="Times New Roman" w:eastAsia="Times New Roman" w:hAnsi="Times New Roman" w:cs="Times New Roman"/>
+        </w:rPr>
+        <w:t xml:space="preserve">kandidat.</w:t>
       </w:r>
     </w:p>
     <w:p>
@@ -5928,9 +8384,67 @@
       <w:r>
         <w:rPr>
           <w:rFonts w:ascii="Times New Roman" w:eastAsia="Times New Roman" w:hAnsi="Times New Roman" w:cs="Times New Roman"/>
-          <w:color w:val="FF0000"/>
-        </w:rPr>
-        <w:t xml:space="preserve">Efektivitas payload dinilai berdasarkan kandidat valid yang dijalankan dan memiliki bukti yang dapat diperiksa. Tingkat keberhasilan kandidat dihitung terpisah dari proporsi run yang mencapai eksploitasi penuh. Jumlah percobaan menuju keberhasilan menggunakan urutan kandidat yang berbeda, bukan jumlah seluruh permintaan HTTP atau permintaan kontrol.</w:t>
+        </w:rPr>
+        <w:t xml:space="preserve">Validitas pada tahap validator menunjukkan kelayakan kandidat untuk dieksekusi. Efektivitas ditentukan oleh bukti eksekusi setelah kandidat dikirim ke target melalui </w:t>
+      </w:r>
+      <w:r>
+        <w:rPr>
+          <w:rFonts w:ascii="Times New Roman" w:eastAsia="Times New Roman" w:hAnsi="Times New Roman" w:cs="Times New Roman"/>
+          <w:i/>
+        </w:rPr>
+        <w:t>static method agent</w:t>
+      </w:r>
+      <w:r>
+        <w:rPr>
+          <w:rFonts w:ascii="Times New Roman" w:eastAsia="Times New Roman" w:hAnsi="Times New Roman" w:cs="Times New Roman"/>
+        </w:rPr>
+        <w:t xml:space="preserve">. </w:t>
+      </w:r>
+      <w:r>
+        <w:rPr>
+          <w:rFonts w:ascii="Times New Roman" w:eastAsia="Times New Roman" w:hAnsi="Times New Roman" w:cs="Times New Roman"/>
+          <w:color w:val="FF0000"/>
+        </w:rPr>
+        <w:t xml:space="preserve">Tingkat keberhasilan kandidat dihitung terpisah dari proporsi run </w:t>
+      </w:r>
+      <w:r>
+        <w:rPr>
+          <w:rFonts w:ascii="Times New Roman" w:eastAsia="Times New Roman" w:hAnsi="Times New Roman" w:cs="Times New Roman"/>
+        </w:rPr>
+        <w:t xml:space="preserve">yang </w:t>
+      </w:r>
+      <w:r>
+        <w:rPr>
+          <w:rFonts w:ascii="Times New Roman" w:eastAsia="Times New Roman" w:hAnsi="Times New Roman" w:cs="Times New Roman"/>
+          <w:color w:val="FF0000"/>
+        </w:rPr>
+        <w:t xml:space="preserve">mencapai eksploitasi penuh. Jumlah percobaan menuju keberhasilan menggunakan urutan </w:t>
+      </w:r>
+      <w:r>
+        <w:rPr>
+          <w:rFonts w:ascii="Times New Roman" w:eastAsia="Times New Roman" w:hAnsi="Times New Roman" w:cs="Times New Roman"/>
+        </w:rPr>
+        <w:t xml:space="preserve">kandidat yang </w:t>
+      </w:r>
+      <w:r>
+        <w:rPr>
+          <w:rFonts w:ascii="Times New Roman" w:eastAsia="Times New Roman" w:hAnsi="Times New Roman" w:cs="Times New Roman"/>
+          <w:color w:val="FF0000"/>
+        </w:rPr>
+        <w:t xml:space="preserve">berbeda, bukan </w:t>
+      </w:r>
+      <w:r>
+        <w:rPr>
+          <w:rFonts w:ascii="Times New Roman" w:eastAsia="Times New Roman" w:hAnsi="Times New Roman" w:cs="Times New Roman"/>
+        </w:rPr>
+        <w:t xml:space="preserve">jumlah </w:t>
+      </w:r>
+      <w:r>
+        <w:rPr>
+          <w:rFonts w:ascii="Times New Roman" w:eastAsia="Times New Roman" w:hAnsi="Times New Roman" w:cs="Times New Roman"/>
+          <w:color w:val="FF0000"/>
+        </w:rPr>
+        <w:t>seluruh permintaan HTTP atau permintaan kontrol.</w:t>
       </w:r>
     </w:p>
     <w:p>
@@ -6033,9 +8547,8 @@
                 <w:rFonts w:ascii="Times New Roman" w:eastAsia="Times New Roman" w:hAnsi="Times New Roman" w:cs="Times New Roman"/>
                 <w:b/>
                 <w:sz w:val="18"/>
-                <w:color w:val="FF0000"/>
-              </w:rPr>
-              <w:t xml:space="preserve">Permukaan</w:t>
+              </w:rPr>
+              <w:t>Surface</w:t>
             </w:r>
           </w:p>
         </w:tc>
@@ -6091,9 +8604,8 @@
                 <w:rFonts w:ascii="Times New Roman" w:eastAsia="Times New Roman" w:hAnsi="Times New Roman" w:cs="Times New Roman"/>
                 <w:b/>
                 <w:sz w:val="18"/>
-                <w:color w:val="FF0000"/>
-              </w:rPr>
-              <w:t xml:space="preserve">Validitas</w:t>
+              </w:rPr>
+              <w:t>Validity Rate</w:t>
             </w:r>
           </w:p>
         </w:tc>
@@ -6149,9 +8661,8 @@
                 <w:rFonts w:ascii="Times New Roman" w:eastAsia="Times New Roman" w:hAnsi="Times New Roman" w:cs="Times New Roman"/>
                 <w:b/>
                 <w:sz w:val="18"/>
-                <w:color w:val="FF0000"/>
-              </w:rPr>
-              <w:t xml:space="preserve">Percobaan menuju berhasil</w:t>
+              </w:rPr>
+              <w:t>Attempts-to-Success</w:t>
             </w:r>
           </w:p>
         </w:tc>
@@ -6178,9 +8689,8 @@
                 <w:rFonts w:ascii="Times New Roman" w:eastAsia="Times New Roman" w:hAnsi="Times New Roman" w:cs="Times New Roman"/>
                 <w:b/>
                 <w:sz w:val="18"/>
-                <w:color w:val="FF0000"/>
-              </w:rPr>
-              <w:t xml:space="preserve">Skor eksploitasi</w:t>
+              </w:rPr>
+              <w:t>Exploitation Score</w:t>
             </w:r>
           </w:p>
         </w:tc>
@@ -6237,9 +8747,16 @@
               <w:rPr>
                 <w:rFonts w:ascii="Times New Roman" w:eastAsia="Times New Roman" w:hAnsi="Times New Roman" w:cs="Times New Roman"/>
                 <w:sz w:val="18"/>
-                <w:color w:val="FF0000"/>
-              </w:rPr>
-              <w:t xml:space="preserve">UNION-based (… run)</w:t>
+              </w:rPr>
+              <w:t xml:space="preserve">UNION-based </w:t>
+            </w:r>
+            <w:r>
+              <w:rPr>
+                <w:rFonts w:ascii="Times New Roman" w:eastAsia="Times New Roman" w:hAnsi="Times New Roman" w:cs="Times New Roman"/>
+                <w:sz w:val="18"/>
+                <w:color w:val="FF0000"/>
+              </w:rPr>
+              <w:t xml:space="preserve">(… run)</w:t>
             </w:r>
           </w:p>
         </w:tc>
@@ -6408,9 +8925,16 @@
               <w:rPr>
                 <w:rFonts w:ascii="Times New Roman" w:eastAsia="Times New Roman" w:hAnsi="Times New Roman" w:cs="Times New Roman"/>
                 <w:sz w:val="18"/>
-                <w:color w:val="FF0000"/>
-              </w:rPr>
-              <w:t xml:space="preserve">Error-based (… run)</w:t>
+              </w:rPr>
+              <w:t xml:space="preserve">Error-based </w:t>
+            </w:r>
+            <w:r>
+              <w:rPr>
+                <w:rFonts w:ascii="Times New Roman" w:eastAsia="Times New Roman" w:hAnsi="Times New Roman" w:cs="Times New Roman"/>
+                <w:sz w:val="18"/>
+                <w:color w:val="FF0000"/>
+              </w:rPr>
+              <w:t xml:space="preserve">(… run)</w:t>
             </w:r>
           </w:p>
         </w:tc>
@@ -6579,9 +9103,16 @@
               <w:rPr>
                 <w:rFonts w:ascii="Times New Roman" w:eastAsia="Times New Roman" w:hAnsi="Times New Roman" w:cs="Times New Roman"/>
                 <w:sz w:val="18"/>
-                <w:color w:val="FF0000"/>
-              </w:rPr>
-              <w:t xml:space="preserve">Boolean blind (… run)</w:t>
+              </w:rPr>
+              <w:t xml:space="preserve">Boolean blind </w:t>
+            </w:r>
+            <w:r>
+              <w:rPr>
+                <w:rFonts w:ascii="Times New Roman" w:eastAsia="Times New Roman" w:hAnsi="Times New Roman" w:cs="Times New Roman"/>
+                <w:sz w:val="18"/>
+                <w:color w:val="FF0000"/>
+              </w:rPr>
+              <w:t xml:space="preserve">(… run)</w:t>
             </w:r>
           </w:p>
         </w:tc>
@@ -6750,9 +9281,16 @@
               <w:rPr>
                 <w:rFonts w:ascii="Times New Roman" w:eastAsia="Times New Roman" w:hAnsi="Times New Roman" w:cs="Times New Roman"/>
                 <w:sz w:val="18"/>
-                <w:color w:val="FF0000"/>
-              </w:rPr>
-              <w:t xml:space="preserve">Time-based blind (… run)</w:t>
+              </w:rPr>
+              <w:t xml:space="preserve">Time-based blind </w:t>
+            </w:r>
+            <w:r>
+              <w:rPr>
+                <w:rFonts w:ascii="Times New Roman" w:eastAsia="Times New Roman" w:hAnsi="Times New Roman" w:cs="Times New Roman"/>
+                <w:sz w:val="18"/>
+                <w:color w:val="FF0000"/>
+              </w:rPr>
+              <w:t xml:space="preserve">(… run)</w:t>
             </w:r>
           </w:p>
         </w:tc>
@@ -6921,9 +9459,16 @@
               <w:rPr>
                 <w:rFonts w:ascii="Times New Roman" w:eastAsia="Times New Roman" w:hAnsi="Times New Roman" w:cs="Times New Roman"/>
                 <w:sz w:val="18"/>
-                <w:color w:val="FF0000"/>
-              </w:rPr>
-              <w:t xml:space="preserve">IDOR (… run)</w:t>
+              </w:rPr>
+              <w:t xml:space="preserve">IDOR </w:t>
+            </w:r>
+            <w:r>
+              <w:rPr>
+                <w:rFonts w:ascii="Times New Roman" w:eastAsia="Times New Roman" w:hAnsi="Times New Roman" w:cs="Times New Roman"/>
+                <w:sz w:val="18"/>
+                <w:color w:val="FF0000"/>
+              </w:rPr>
+              <w:t xml:space="preserve">(… run)</w:t>
             </w:r>
           </w:p>
         </w:tc>
@@ -7092,9 +9637,16 @@
               <w:rPr>
                 <w:rFonts w:ascii="Times New Roman" w:eastAsia="Times New Roman" w:hAnsi="Times New Roman" w:cs="Times New Roman"/>
                 <w:sz w:val="18"/>
-                <w:color w:val="FF0000"/>
-              </w:rPr>
-              <w:t xml:space="preserve">Vertical escalation (… run)</w:t>
+              </w:rPr>
+              <w:t xml:space="preserve">Vertical privilege escalation </w:t>
+            </w:r>
+            <w:r>
+              <w:rPr>
+                <w:rFonts w:ascii="Times New Roman" w:eastAsia="Times New Roman" w:hAnsi="Times New Roman" w:cs="Times New Roman"/>
+                <w:sz w:val="18"/>
+                <w:color w:val="FF0000"/>
+              </w:rPr>
+              <w:t>(… run)</w:t>
             </w:r>
           </w:p>
         </w:tc>
@@ -7263,9 +9815,16 @@
               <w:rPr>
                 <w:rFonts w:ascii="Times New Roman" w:eastAsia="Times New Roman" w:hAnsi="Times New Roman" w:cs="Times New Roman"/>
                 <w:sz w:val="18"/>
-                <w:color w:val="FF0000"/>
-              </w:rPr>
-              <w:t xml:space="preserve">Force browsing (… run)</w:t>
+              </w:rPr>
+              <w:t xml:space="preserve">Force browsing </w:t>
+            </w:r>
+            <w:r>
+              <w:rPr>
+                <w:rFonts w:ascii="Times New Roman" w:eastAsia="Times New Roman" w:hAnsi="Times New Roman" w:cs="Times New Roman"/>
+                <w:sz w:val="18"/>
+                <w:color w:val="FF0000"/>
+              </w:rPr>
+              <w:t xml:space="preserve">(… run)</w:t>
             </w:r>
           </w:p>
         </w:tc>
@@ -7434,9 +9993,16 @@
               <w:rPr>
                 <w:rFonts w:ascii="Times New Roman" w:eastAsia="Times New Roman" w:hAnsi="Times New Roman" w:cs="Times New Roman"/>
                 <w:sz w:val="18"/>
-                <w:color w:val="FF0000"/>
-              </w:rPr>
-              <w:t xml:space="preserve">Dictionary attack (… run)</w:t>
+              </w:rPr>
+              <w:t xml:space="preserve">Dictionary attack </w:t>
+            </w:r>
+            <w:r>
+              <w:rPr>
+                <w:rFonts w:ascii="Times New Roman" w:eastAsia="Times New Roman" w:hAnsi="Times New Roman" w:cs="Times New Roman"/>
+                <w:sz w:val="18"/>
+                <w:color w:val="FF0000"/>
+              </w:rPr>
+              <w:t xml:space="preserve">(… run)</w:t>
             </w:r>
           </w:p>
         </w:tc>
@@ -7605,9 +10171,16 @@
               <w:rPr>
                 <w:rFonts w:ascii="Times New Roman" w:eastAsia="Times New Roman" w:hAnsi="Times New Roman" w:cs="Times New Roman"/>
                 <w:sz w:val="18"/>
-                <w:color w:val="FF0000"/>
-              </w:rPr>
-              <w:t xml:space="preserve">Password spraying (… run)</w:t>
+              </w:rPr>
+              <w:t xml:space="preserve">Password spraying </w:t>
+            </w:r>
+            <w:r>
+              <w:rPr>
+                <w:rFonts w:ascii="Times New Roman" w:eastAsia="Times New Roman" w:hAnsi="Times New Roman" w:cs="Times New Roman"/>
+                <w:sz w:val="18"/>
+                <w:color w:val="FF0000"/>
+              </w:rPr>
+              <w:t xml:space="preserve">(… run)</w:t>
             </w:r>
           </w:p>
         </w:tc>
@@ -7744,9 +10317,99 @@
       <w:r>
         <w:rPr>
           <w:rFonts w:ascii="Times New Roman" w:eastAsia="Times New Roman" w:hAnsi="Times New Roman" w:cs="Times New Roman"/>
-          <w:color w:val="FF0000"/>
-        </w:rPr>
-        <w:t xml:space="preserve">Hasil per metode pada Tabel 4.7 dibaca bersama jumlah run yang memilih atau menjalankan metode tersebut. Metode yang tidak dicoba tidak diberi nilai keberhasilan nol, karena tidak tersedia hasil eksekusi untuk dinilai.</w:t>
+        </w:rPr>
+        <w:t xml:space="preserve">Hasil </w:t>
+      </w:r>
+      <w:r>
+        <w:rPr>
+          <w:rFonts w:ascii="Times New Roman" w:eastAsia="Times New Roman" w:hAnsi="Times New Roman" w:cs="Times New Roman"/>
+          <w:color w:val="FF0000"/>
+        </w:rPr>
+        <w:t xml:space="preserve">per metode </w:t>
+      </w:r>
+      <w:r>
+        <w:rPr>
+          <w:rFonts w:ascii="Times New Roman" w:eastAsia="Times New Roman" w:hAnsi="Times New Roman" w:cs="Times New Roman"/>
+        </w:rPr>
+        <w:t xml:space="preserve">pada </w:t>
+      </w:r>
+      <w:r>
+        <w:rPr>
+          <w:rFonts w:ascii="Times New Roman" w:eastAsia="Times New Roman" w:hAnsi="Times New Roman" w:cs="Times New Roman"/>
+          <w:color w:val="FF0000"/>
+        </w:rPr>
+        <w:t xml:space="preserve">Tabel </w:t>
+      </w:r>
+      <w:r>
+        <w:rPr>
+          <w:rFonts w:ascii="Times New Roman" w:eastAsia="Times New Roman" w:hAnsi="Times New Roman" w:cs="Times New Roman"/>
+        </w:rPr>
+        <w:t xml:space="preserve">4</w:t>
+      </w:r>
+      <w:r>
+        <w:rPr>
+          <w:rFonts w:ascii="Times New Roman" w:eastAsia="Times New Roman" w:hAnsi="Times New Roman" w:cs="Times New Roman"/>
+          <w:color w:val="FF0000"/>
+        </w:rPr>
+        <w:t xml:space="preserve">.7 dibaca bersama jumlah run yang memilih atau menjalankan metode tersebut. </w:t>
+      </w:r>
+      <w:r>
+        <w:rPr>
+          <w:rFonts w:ascii="Times New Roman" w:eastAsia="Times New Roman" w:hAnsi="Times New Roman" w:cs="Times New Roman"/>
+        </w:rPr>
+        <w:t xml:space="preserve">Metode </w:t>
+      </w:r>
+      <w:r>
+        <w:rPr>
+          <w:rFonts w:ascii="Times New Roman" w:eastAsia="Times New Roman" w:hAnsi="Times New Roman" w:cs="Times New Roman"/>
+          <w:color w:val="FF0000"/>
+        </w:rPr>
+        <w:t xml:space="preserve">yang </w:t>
+      </w:r>
+      <w:r>
+        <w:rPr>
+          <w:rFonts w:ascii="Times New Roman" w:eastAsia="Times New Roman" w:hAnsi="Times New Roman" w:cs="Times New Roman"/>
+        </w:rPr>
+        <w:t xml:space="preserve">tidak </w:t>
+      </w:r>
+      <w:r>
+        <w:rPr>
+          <w:rFonts w:ascii="Times New Roman" w:eastAsia="Times New Roman" w:hAnsi="Times New Roman" w:cs="Times New Roman"/>
+          <w:color w:val="FF0000"/>
+        </w:rPr>
+        <w:t xml:space="preserve">dicoba tidak diberi </w:t>
+      </w:r>
+      <w:r>
+        <w:rPr>
+          <w:rFonts w:ascii="Times New Roman" w:eastAsia="Times New Roman" w:hAnsi="Times New Roman" w:cs="Times New Roman"/>
+        </w:rPr>
+        <w:t xml:space="preserve">nilai keberhasilan </w:t>
+      </w:r>
+      <w:r>
+        <w:rPr>
+          <w:rFonts w:ascii="Times New Roman" w:eastAsia="Times New Roman" w:hAnsi="Times New Roman" w:cs="Times New Roman"/>
+          <w:color w:val="FF0000"/>
+        </w:rPr>
+        <w:t xml:space="preserve">nol</w:t>
+      </w:r>
+      <w:r>
+        <w:rPr>
+          <w:rFonts w:ascii="Times New Roman" w:eastAsia="Times New Roman" w:hAnsi="Times New Roman" w:cs="Times New Roman"/>
+        </w:rPr>
+        <w:t xml:space="preserve">, </w:t>
+      </w:r>
+      <w:r>
+        <w:rPr>
+          <w:rFonts w:ascii="Times New Roman" w:eastAsia="Times New Roman" w:hAnsi="Times New Roman" w:cs="Times New Roman"/>
+          <w:color w:val="FF0000"/>
+        </w:rPr>
+        <w:t xml:space="preserve">karena tidak tersedia hasil eksekusi untuk dinilai</w:t>
+      </w:r>
+      <w:r>
+        <w:rPr>
+          <w:rFonts w:ascii="Times New Roman" w:eastAsia="Times New Roman" w:hAnsi="Times New Roman" w:cs="Times New Roman"/>
+        </w:rPr>
+        <w:t xml:space="preserve">.</w:t>
       </w:r>
     </w:p>
     <w:p>
@@ -7762,7 +10425,91 @@
           <w:rFonts w:ascii="Times New Roman" w:eastAsia="Times New Roman" w:hAnsi="Times New Roman" w:cs="Times New Roman"/>
           <w:color w:val="FF0000"/>
         </w:rPr>
-        <w:t xml:space="preserve">Perbedaan tingkat keamanan dapat memengaruhi peluang keberhasilan dan bukti yang dihasilkan. Perbandingan antartingkat dilakukan pada kelompok yang sepadan, dengan menyatakan jumlah pengujian dan hasil yang dapat dinilai pada setiap kelompok.</w:t>
+        <w:t xml:space="preserve">Perbedaan </w:t>
+      </w:r>
+      <w:r>
+        <w:rPr>
+          <w:rFonts w:ascii="Times New Roman" w:eastAsia="Times New Roman" w:hAnsi="Times New Roman" w:cs="Times New Roman"/>
+        </w:rPr>
+        <w:t xml:space="preserve">tingkat keamanan dapat </w:t>
+      </w:r>
+      <w:r>
+        <w:rPr>
+          <w:rFonts w:ascii="Times New Roman" w:eastAsia="Times New Roman" w:hAnsi="Times New Roman" w:cs="Times New Roman"/>
+          <w:color w:val="FF0000"/>
+        </w:rPr>
+        <w:t xml:space="preserve">memengaruhi peluang keberhasilan </w:t>
+      </w:r>
+      <w:r>
+        <w:rPr>
+          <w:rFonts w:ascii="Times New Roman" w:eastAsia="Times New Roman" w:hAnsi="Times New Roman" w:cs="Times New Roman"/>
+        </w:rPr>
+        <w:t xml:space="preserve">dan </w:t>
+      </w:r>
+      <w:r>
+        <w:rPr>
+          <w:rFonts w:ascii="Times New Roman" w:eastAsia="Times New Roman" w:hAnsi="Times New Roman" w:cs="Times New Roman"/>
+          <w:color w:val="FF0000"/>
+        </w:rPr>
+        <w:t xml:space="preserve">bukti </w:t>
+      </w:r>
+      <w:r>
+        <w:rPr>
+          <w:rFonts w:ascii="Times New Roman" w:eastAsia="Times New Roman" w:hAnsi="Times New Roman" w:cs="Times New Roman"/>
+        </w:rPr>
+        <w:t xml:space="preserve">yang </w:t>
+      </w:r>
+      <w:r>
+        <w:rPr>
+          <w:rFonts w:ascii="Times New Roman" w:eastAsia="Times New Roman" w:hAnsi="Times New Roman" w:cs="Times New Roman"/>
+          <w:color w:val="FF0000"/>
+        </w:rPr>
+        <w:t xml:space="preserve">dihasilkan. Perbandingan antartingkat dilakukan </w:t>
+      </w:r>
+      <w:r>
+        <w:rPr>
+          <w:rFonts w:ascii="Times New Roman" w:eastAsia="Times New Roman" w:hAnsi="Times New Roman" w:cs="Times New Roman"/>
+        </w:rPr>
+        <w:t xml:space="preserve">pada </w:t>
+      </w:r>
+      <w:r>
+        <w:rPr>
+          <w:rFonts w:ascii="Times New Roman" w:eastAsia="Times New Roman" w:hAnsi="Times New Roman" w:cs="Times New Roman"/>
+          <w:color w:val="FF0000"/>
+        </w:rPr>
+        <w:t xml:space="preserve">kelompok yang sepadan</w:t>
+      </w:r>
+      <w:r>
+        <w:rPr>
+          <w:rFonts w:ascii="Times New Roman" w:eastAsia="Times New Roman" w:hAnsi="Times New Roman" w:cs="Times New Roman"/>
+        </w:rPr>
+        <w:t xml:space="preserve">, dengan </w:t>
+      </w:r>
+      <w:r>
+        <w:rPr>
+          <w:rFonts w:ascii="Times New Roman" w:eastAsia="Times New Roman" w:hAnsi="Times New Roman" w:cs="Times New Roman"/>
+          <w:color w:val="FF0000"/>
+        </w:rPr>
+        <w:t xml:space="preserve">menyatakan jumlah pengujian dan hasil yang dapat dinilai </w:t>
+      </w:r>
+      <w:r>
+        <w:rPr>
+          <w:rFonts w:ascii="Times New Roman" w:eastAsia="Times New Roman" w:hAnsi="Times New Roman" w:cs="Times New Roman"/>
+        </w:rPr>
+        <w:t xml:space="preserve">pada </w:t>
+      </w:r>
+      <w:r>
+        <w:rPr>
+          <w:rFonts w:ascii="Times New Roman" w:eastAsia="Times New Roman" w:hAnsi="Times New Roman" w:cs="Times New Roman"/>
+          <w:color w:val="FF0000"/>
+        </w:rPr>
+        <w:t xml:space="preserve">setiap kelompok</w:t>
+      </w:r>
+      <w:r>
+        <w:rPr>
+          <w:rFonts w:ascii="Times New Roman" w:eastAsia="Times New Roman" w:hAnsi="Times New Roman" w:cs="Times New Roman"/>
+        </w:rPr>
+        <w:t xml:space="preserve">.</w:t>
       </w:r>
     </w:p>
     <w:p>
@@ -7778,7 +10525,91 @@
           <w:rFonts w:ascii="Times New Roman" w:eastAsia="Times New Roman" w:hAnsi="Times New Roman" w:cs="Times New Roman"/>
           <w:color w:val="FF0000"/>
         </w:rPr>
-        <w:t xml:space="preserve">Anggaran kandidat membatasi jumlah payload yang dapat dipertimbangkan pada setiap kunjungan metode. Jumlah kandidat yang dijalankan diperiksa bersama alasan penghentian untuk menilai apakah anggaran tersebut memengaruhi hasil pengujian.</w:t>
+        <w:t xml:space="preserve">Anggaran </w:t>
+      </w:r>
+      <w:r>
+        <w:rPr>
+          <w:rFonts w:ascii="Times New Roman" w:eastAsia="Times New Roman" w:hAnsi="Times New Roman" w:cs="Times New Roman"/>
+        </w:rPr>
+        <w:t xml:space="preserve">kandidat </w:t>
+      </w:r>
+      <w:r>
+        <w:rPr>
+          <w:rFonts w:ascii="Times New Roman" w:eastAsia="Times New Roman" w:hAnsi="Times New Roman" w:cs="Times New Roman"/>
+          <w:color w:val="FF0000"/>
+        </w:rPr>
+        <w:t xml:space="preserve">membatasi </w:t>
+      </w:r>
+      <w:r>
+        <w:rPr>
+          <w:rFonts w:ascii="Times New Roman" w:eastAsia="Times New Roman" w:hAnsi="Times New Roman" w:cs="Times New Roman"/>
+        </w:rPr>
+        <w:t xml:space="preserve">jumlah </w:t>
+      </w:r>
+      <w:r>
+        <w:rPr>
+          <w:rFonts w:ascii="Times New Roman" w:eastAsia="Times New Roman" w:hAnsi="Times New Roman" w:cs="Times New Roman"/>
+          <w:color w:val="FF0000"/>
+        </w:rPr>
+        <w:t xml:space="preserve">payload </w:t>
+      </w:r>
+      <w:r>
+        <w:rPr>
+          <w:rFonts w:ascii="Times New Roman" w:eastAsia="Times New Roman" w:hAnsi="Times New Roman" w:cs="Times New Roman"/>
+        </w:rPr>
+        <w:t xml:space="preserve">yang </w:t>
+      </w:r>
+      <w:r>
+        <w:rPr>
+          <w:rFonts w:ascii="Times New Roman" w:eastAsia="Times New Roman" w:hAnsi="Times New Roman" w:cs="Times New Roman"/>
+          <w:color w:val="FF0000"/>
+        </w:rPr>
+        <w:t xml:space="preserve">dapat dipertimbangkan </w:t>
+      </w:r>
+      <w:r>
+        <w:rPr>
+          <w:rFonts w:ascii="Times New Roman" w:eastAsia="Times New Roman" w:hAnsi="Times New Roman" w:cs="Times New Roman"/>
+        </w:rPr>
+        <w:t xml:space="preserve">pada </w:t>
+      </w:r>
+      <w:r>
+        <w:rPr>
+          <w:rFonts w:ascii="Times New Roman" w:eastAsia="Times New Roman" w:hAnsi="Times New Roman" w:cs="Times New Roman"/>
+          <w:color w:val="FF0000"/>
+        </w:rPr>
+        <w:t xml:space="preserve">setiap kunjungan metode</w:t>
+      </w:r>
+      <w:r>
+        <w:rPr>
+          <w:rFonts w:ascii="Times New Roman" w:eastAsia="Times New Roman" w:hAnsi="Times New Roman" w:cs="Times New Roman"/>
+        </w:rPr>
+        <w:t xml:space="preserve">. </w:t>
+      </w:r>
+      <w:r>
+        <w:rPr>
+          <w:rFonts w:ascii="Times New Roman" w:eastAsia="Times New Roman" w:hAnsi="Times New Roman" w:cs="Times New Roman"/>
+          <w:color w:val="FF0000"/>
+        </w:rPr>
+        <w:t xml:space="preserve">Jumlah kandidat </w:t>
+      </w:r>
+      <w:r>
+        <w:rPr>
+          <w:rFonts w:ascii="Times New Roman" w:eastAsia="Times New Roman" w:hAnsi="Times New Roman" w:cs="Times New Roman"/>
+        </w:rPr>
+        <w:t xml:space="preserve">yang </w:t>
+      </w:r>
+      <w:r>
+        <w:rPr>
+          <w:rFonts w:ascii="Times New Roman" w:eastAsia="Times New Roman" w:hAnsi="Times New Roman" w:cs="Times New Roman"/>
+          <w:color w:val="FF0000"/>
+        </w:rPr>
+        <w:t xml:space="preserve">dijalankan diperiksa bersama alasan penghentian untuk menilai apakah anggaran tersebut memengaruhi hasil pengujian</w:t>
+      </w:r>
+      <w:r>
+        <w:rPr>
+          <w:rFonts w:ascii="Times New Roman" w:eastAsia="Times New Roman" w:hAnsi="Times New Roman" w:cs="Times New Roman"/>
+        </w:rPr>
+        <w:t xml:space="preserve">.</w:t>
       </w:r>
     </w:p>
     <w:p>
@@ -7842,7 +10673,117 @@
           <w:rFonts w:ascii="Times New Roman" w:eastAsia="Times New Roman" w:hAnsi="Times New Roman" w:cs="Times New Roman"/>
           <w:color w:val="FF0000"/>
         </w:rPr>
-        <w:t xml:space="preserve">Analisis chain memperhatikan hasil awal yang berpotensi digunakan kembali, prasyarat hubungan pada AKG, serta keputusan untuk melanjutkan pengujian. Hasil awal seperti kredensial atau sesi tidak langsung dinyatakan sebagai chain yang berhasil.</w:t>
+        <w:t xml:space="preserve">Analisis </w:t>
+      </w:r>
+      <w:r>
+        <w:rPr>
+          <w:rFonts w:ascii="Times New Roman" w:eastAsia="Times New Roman" w:hAnsi="Times New Roman" w:cs="Times New Roman"/>
+        </w:rPr>
+        <w:t xml:space="preserve">chain </w:t>
+      </w:r>
+      <w:r>
+        <w:rPr>
+          <w:rFonts w:ascii="Times New Roman" w:eastAsia="Times New Roman" w:hAnsi="Times New Roman" w:cs="Times New Roman"/>
+          <w:color w:val="FF0000"/>
+        </w:rPr>
+        <w:t xml:space="preserve">memperhatikan </w:t>
+      </w:r>
+      <w:r>
+        <w:rPr>
+          <w:rFonts w:ascii="Times New Roman" w:eastAsia="Times New Roman" w:hAnsi="Times New Roman" w:cs="Times New Roman"/>
+        </w:rPr>
+        <w:t xml:space="preserve">hasil </w:t>
+      </w:r>
+      <w:r>
+        <w:rPr>
+          <w:rFonts w:ascii="Times New Roman" w:eastAsia="Times New Roman" w:hAnsi="Times New Roman" w:cs="Times New Roman"/>
+          <w:color w:val="FF0000"/>
+        </w:rPr>
+        <w:t xml:space="preserve">awal </w:t>
+      </w:r>
+      <w:r>
+        <w:rPr>
+          <w:rFonts w:ascii="Times New Roman" w:eastAsia="Times New Roman" w:hAnsi="Times New Roman" w:cs="Times New Roman"/>
+        </w:rPr>
+        <w:t xml:space="preserve">yang </w:t>
+      </w:r>
+      <w:r>
+        <w:rPr>
+          <w:rFonts w:ascii="Times New Roman" w:eastAsia="Times New Roman" w:hAnsi="Times New Roman" w:cs="Times New Roman"/>
+          <w:color w:val="FF0000"/>
+        </w:rPr>
+        <w:t xml:space="preserve">berpotensi digunakan kembali</w:t>
+      </w:r>
+      <w:r>
+        <w:rPr>
+          <w:rFonts w:ascii="Times New Roman" w:eastAsia="Times New Roman" w:hAnsi="Times New Roman" w:cs="Times New Roman"/>
+        </w:rPr>
+        <w:t xml:space="preserve">, </w:t>
+      </w:r>
+      <w:r>
+        <w:rPr>
+          <w:rFonts w:ascii="Times New Roman" w:eastAsia="Times New Roman" w:hAnsi="Times New Roman" w:cs="Times New Roman"/>
+          <w:color w:val="FF0000"/>
+        </w:rPr>
+        <w:t xml:space="preserve">prasyarat hubungan </w:t>
+      </w:r>
+      <w:r>
+        <w:rPr>
+          <w:rFonts w:ascii="Times New Roman" w:eastAsia="Times New Roman" w:hAnsi="Times New Roman" w:cs="Times New Roman"/>
+        </w:rPr>
+        <w:t xml:space="preserve">pada </w:t>
+      </w:r>
+      <w:r>
+        <w:rPr>
+          <w:rFonts w:ascii="Times New Roman" w:eastAsia="Times New Roman" w:hAnsi="Times New Roman" w:cs="Times New Roman"/>
+          <w:color w:val="FF0000"/>
+        </w:rPr>
+        <w:t xml:space="preserve">AKG, serta keputusan untuk </w:t>
+      </w:r>
+      <w:r>
+        <w:rPr>
+          <w:rFonts w:ascii="Times New Roman" w:eastAsia="Times New Roman" w:hAnsi="Times New Roman" w:cs="Times New Roman"/>
+        </w:rPr>
+        <w:t xml:space="preserve">melanjutkan </w:t>
+      </w:r>
+      <w:r>
+        <w:rPr>
+          <w:rFonts w:ascii="Times New Roman" w:eastAsia="Times New Roman" w:hAnsi="Times New Roman" w:cs="Times New Roman"/>
+          <w:color w:val="FF0000"/>
+        </w:rPr>
+        <w:t xml:space="preserve">pengujian</w:t>
+      </w:r>
+      <w:r>
+        <w:rPr>
+          <w:rFonts w:ascii="Times New Roman" w:eastAsia="Times New Roman" w:hAnsi="Times New Roman" w:cs="Times New Roman"/>
+        </w:rPr>
+        <w:t xml:space="preserve">. </w:t>
+      </w:r>
+      <w:r>
+        <w:rPr>
+          <w:rFonts w:ascii="Times New Roman" w:eastAsia="Times New Roman" w:hAnsi="Times New Roman" w:cs="Times New Roman"/>
+          <w:color w:val="FF0000"/>
+        </w:rPr>
+        <w:t xml:space="preserve">Hasil awal seperti kredensial atau sesi </w:t>
+      </w:r>
+      <w:r>
+        <w:rPr>
+          <w:rFonts w:ascii="Times New Roman" w:eastAsia="Times New Roman" w:hAnsi="Times New Roman" w:cs="Times New Roman"/>
+        </w:rPr>
+        <w:t xml:space="preserve">tidak </w:t>
+      </w:r>
+      <w:r>
+        <w:rPr>
+          <w:rFonts w:ascii="Times New Roman" w:eastAsia="Times New Roman" w:hAnsi="Times New Roman" w:cs="Times New Roman"/>
+          <w:color w:val="FF0000"/>
+        </w:rPr>
+        <w:t xml:space="preserve">langsung dinyatakan sebagai </w:t>
+      </w:r>
+      <w:r>
+        <w:rPr>
+          <w:rFonts w:ascii="Times New Roman" w:eastAsia="Times New Roman" w:hAnsi="Times New Roman" w:cs="Times New Roman"/>
+        </w:rPr>
+        <w:t xml:space="preserve">chain yang berhasil.</w:t>
       </w:r>
     </w:p>
     <w:p>
@@ -8060,9 +11001,17 @@
                 <w:rFonts w:ascii="Times New Roman" w:eastAsia="Times New Roman" w:hAnsi="Times New Roman" w:cs="Times New Roman"/>
                 <w:b/>
                 <w:sz w:val="20"/>
-                <w:color w:val="FF0000"/>
-              </w:rPr>
-              <w:t xml:space="preserve">Chain berhasil</w:t>
+              </w:rPr>
+              <w:t xml:space="preserve">Chain </w:t>
+            </w:r>
+            <w:r>
+              <w:rPr>
+                <w:rFonts w:ascii="Times New Roman" w:eastAsia="Times New Roman" w:hAnsi="Times New Roman" w:cs="Times New Roman"/>
+                <w:b/>
+                <w:sz w:val="20"/>
+                <w:color w:val="FF0000"/>
+              </w:rPr>
+              <w:t xml:space="preserve">berhasil</w:t>
             </w:r>
           </w:p>
         </w:tc>
@@ -8518,7 +11467,91 @@
           <w:rFonts w:ascii="Times New Roman" w:eastAsia="Times New Roman" w:hAnsi="Times New Roman" w:cs="Times New Roman"/>
           <w:color w:val="FF0000"/>
         </w:rPr>
-        <w:t xml:space="preserve">Suatu chain dinyatakan terkonfirmasi apabila bukti menunjukkan bahwa hasil dari metode sumber digunakan pada metode tujuan dan hasil tujuan telah diverifikasi. Bukti sumber, penggunaan, dan tujuan harus dapat ditelusuri dalam pengujian yang sama.</w:t>
+        <w:t xml:space="preserve">Suatu </w:t>
+      </w:r>
+      <w:r>
+        <w:rPr>
+          <w:rFonts w:ascii="Times New Roman" w:eastAsia="Times New Roman" w:hAnsi="Times New Roman" w:cs="Times New Roman"/>
+        </w:rPr>
+        <w:t xml:space="preserve">chain </w:t>
+      </w:r>
+      <w:r>
+        <w:rPr>
+          <w:rFonts w:ascii="Times New Roman" w:eastAsia="Times New Roman" w:hAnsi="Times New Roman" w:cs="Times New Roman"/>
+          <w:color w:val="FF0000"/>
+        </w:rPr>
+        <w:t xml:space="preserve">dinyatakan terkonfirmasi apabila bukti menunjukkan bahwa hasil dari </w:t>
+      </w:r>
+      <w:r>
+        <w:rPr>
+          <w:rFonts w:ascii="Times New Roman" w:eastAsia="Times New Roman" w:hAnsi="Times New Roman" w:cs="Times New Roman"/>
+        </w:rPr>
+        <w:t xml:space="preserve">metode </w:t>
+      </w:r>
+      <w:r>
+        <w:rPr>
+          <w:rFonts w:ascii="Times New Roman" w:eastAsia="Times New Roman" w:hAnsi="Times New Roman" w:cs="Times New Roman"/>
+          <w:color w:val="FF0000"/>
+        </w:rPr>
+        <w:t xml:space="preserve">sumber digunakan </w:t>
+      </w:r>
+      <w:r>
+        <w:rPr>
+          <w:rFonts w:ascii="Times New Roman" w:eastAsia="Times New Roman" w:hAnsi="Times New Roman" w:cs="Times New Roman"/>
+        </w:rPr>
+        <w:t xml:space="preserve">pada </w:t>
+      </w:r>
+      <w:r>
+        <w:rPr>
+          <w:rFonts w:ascii="Times New Roman" w:eastAsia="Times New Roman" w:hAnsi="Times New Roman" w:cs="Times New Roman"/>
+          <w:color w:val="FF0000"/>
+        </w:rPr>
+        <w:t xml:space="preserve">metode tujuan </w:t>
+      </w:r>
+      <w:r>
+        <w:rPr>
+          <w:rFonts w:ascii="Times New Roman" w:eastAsia="Times New Roman" w:hAnsi="Times New Roman" w:cs="Times New Roman"/>
+        </w:rPr>
+        <w:t xml:space="preserve">dan hasil </w:t>
+      </w:r>
+      <w:r>
+        <w:rPr>
+          <w:rFonts w:ascii="Times New Roman" w:eastAsia="Times New Roman" w:hAnsi="Times New Roman" w:cs="Times New Roman"/>
+          <w:color w:val="FF0000"/>
+        </w:rPr>
+        <w:t xml:space="preserve">tujuan telah diverifikasi. Bukti sumber, penggunaan, dan tujuan harus </w:t>
+      </w:r>
+      <w:r>
+        <w:rPr>
+          <w:rFonts w:ascii="Times New Roman" w:eastAsia="Times New Roman" w:hAnsi="Times New Roman" w:cs="Times New Roman"/>
+        </w:rPr>
+        <w:t xml:space="preserve">dapat </w:t>
+      </w:r>
+      <w:r>
+        <w:rPr>
+          <w:rFonts w:ascii="Times New Roman" w:eastAsia="Times New Roman" w:hAnsi="Times New Roman" w:cs="Times New Roman"/>
+          <w:color w:val="FF0000"/>
+        </w:rPr>
+        <w:t xml:space="preserve">ditelusuri dalam pengujian </w:t>
+      </w:r>
+      <w:r>
+        <w:rPr>
+          <w:rFonts w:ascii="Times New Roman" w:eastAsia="Times New Roman" w:hAnsi="Times New Roman" w:cs="Times New Roman"/>
+        </w:rPr>
+        <w:t xml:space="preserve">yang </w:t>
+      </w:r>
+      <w:r>
+        <w:rPr>
+          <w:rFonts w:ascii="Times New Roman" w:eastAsia="Times New Roman" w:hAnsi="Times New Roman" w:cs="Times New Roman"/>
+          <w:color w:val="FF0000"/>
+        </w:rPr>
+        <w:t xml:space="preserve">sama</w:t>
+      </w:r>
+      <w:r>
+        <w:rPr>
+          <w:rFonts w:ascii="Times New Roman" w:eastAsia="Times New Roman" w:hAnsi="Times New Roman" w:cs="Times New Roman"/>
+        </w:rPr>
+        <w:t xml:space="preserve">.</w:t>
       </w:r>
     </w:p>
     <w:p>
@@ -8534,7 +11567,65 @@
           <w:rFonts w:ascii="Times New Roman" w:eastAsia="Times New Roman" w:hAnsi="Times New Roman" w:cs="Times New Roman"/>
           <w:color w:val="FF0000"/>
         </w:rPr>
-        <w:t xml:space="preserve">Kesempatan chain yang masih lemah, jalur yang telah memenuhi prasyarat, langkah yang dicoba, dan chain yang terkonfirmasi dilaporkan secara terpisah. Ketiadaan bukti pada salah satu tahap dicatat sesuai rubrik dan tidak otomatis dianggap sebagai kegagalan seluruh rangkaian.</w:t>
+        <w:t xml:space="preserve">Kesempatan </w:t>
+      </w:r>
+      <w:r>
+        <w:rPr>
+          <w:rFonts w:ascii="Times New Roman" w:eastAsia="Times New Roman" w:hAnsi="Times New Roman" w:cs="Times New Roman"/>
+        </w:rPr>
+        <w:t xml:space="preserve">chain yang </w:t>
+      </w:r>
+      <w:r>
+        <w:rPr>
+          <w:rFonts w:ascii="Times New Roman" w:eastAsia="Times New Roman" w:hAnsi="Times New Roman" w:cs="Times New Roman"/>
+          <w:color w:val="FF0000"/>
+        </w:rPr>
+        <w:t xml:space="preserve">masih lemah, jalur yang telah memenuhi prasyarat, langkah yang dicoba, </w:t>
+      </w:r>
+      <w:r>
+        <w:rPr>
+          <w:rFonts w:ascii="Times New Roman" w:eastAsia="Times New Roman" w:hAnsi="Times New Roman" w:cs="Times New Roman"/>
+        </w:rPr>
+        <w:t xml:space="preserve">dan chain </w:t>
+      </w:r>
+      <w:r>
+        <w:rPr>
+          <w:rFonts w:ascii="Times New Roman" w:eastAsia="Times New Roman" w:hAnsi="Times New Roman" w:cs="Times New Roman"/>
+          <w:color w:val="FF0000"/>
+        </w:rPr>
+        <w:t xml:space="preserve">yang terkonfirmasi dilaporkan secara terpisah. Ketiadaan bukti </w:t>
+      </w:r>
+      <w:r>
+        <w:rPr>
+          <w:rFonts w:ascii="Times New Roman" w:eastAsia="Times New Roman" w:hAnsi="Times New Roman" w:cs="Times New Roman"/>
+        </w:rPr>
+        <w:t xml:space="preserve">pada </w:t>
+      </w:r>
+      <w:r>
+        <w:rPr>
+          <w:rFonts w:ascii="Times New Roman" w:eastAsia="Times New Roman" w:hAnsi="Times New Roman" w:cs="Times New Roman"/>
+          <w:color w:val="FF0000"/>
+        </w:rPr>
+        <w:t xml:space="preserve">salah satu tahap dicatat sesuai rubrik dan </w:t>
+      </w:r>
+      <w:r>
+        <w:rPr>
+          <w:rFonts w:ascii="Times New Roman" w:eastAsia="Times New Roman" w:hAnsi="Times New Roman" w:cs="Times New Roman"/>
+        </w:rPr>
+        <w:t xml:space="preserve">tidak </w:t>
+      </w:r>
+      <w:r>
+        <w:rPr>
+          <w:rFonts w:ascii="Times New Roman" w:eastAsia="Times New Roman" w:hAnsi="Times New Roman" w:cs="Times New Roman"/>
+          <w:color w:val="FF0000"/>
+        </w:rPr>
+        <w:t xml:space="preserve">otomatis dianggap sebagai kegagalan seluruh rangkaian</w:t>
+      </w:r>
+      <w:r>
+        <w:rPr>
+          <w:rFonts w:ascii="Times New Roman" w:eastAsia="Times New Roman" w:hAnsi="Times New Roman" w:cs="Times New Roman"/>
+        </w:rPr>
+        <w:t xml:space="preserve">.</w:t>
       </w:r>
     </w:p>
     <w:p>
@@ -8587,7 +11678,111 @@
           <w:rFonts w:ascii="Times New Roman" w:eastAsia="Times New Roman" w:hAnsi="Times New Roman" w:cs="Times New Roman"/>
           <w:color w:val="FF0000"/>
         </w:rPr>
-        <w:t xml:space="preserve">Validitas payload, hasil eksekusi, dan keberhasilan chain menilai tahap yang berbeda. Payload yang memenuhi aturan pembentukan masih memerlukan bukti eksekusi sebelum efektivitasnya dapat disimpulkan. Demikian pula, hasil eksploitasi memerlukan bukti penggunaan pada langkah lanjutan sebelum mendukung penilaian chain.</w:t>
+        <w:t xml:space="preserve">Validitas </w:t>
+      </w:r>
+      <w:r>
+        <w:rPr>
+          <w:rFonts w:ascii="Times New Roman" w:eastAsia="Times New Roman" w:hAnsi="Times New Roman" w:cs="Times New Roman"/>
+        </w:rPr>
+        <w:t xml:space="preserve">payload, </w:t>
+      </w:r>
+      <w:r>
+        <w:rPr>
+          <w:rFonts w:ascii="Times New Roman" w:eastAsia="Times New Roman" w:hAnsi="Times New Roman" w:cs="Times New Roman"/>
+          <w:color w:val="FF0000"/>
+        </w:rPr>
+        <w:t xml:space="preserve">hasil </w:t>
+      </w:r>
+      <w:r>
+        <w:rPr>
+          <w:rFonts w:ascii="Times New Roman" w:eastAsia="Times New Roman" w:hAnsi="Times New Roman" w:cs="Times New Roman"/>
+        </w:rPr>
+        <w:t xml:space="preserve">eksekusi, dan </w:t>
+      </w:r>
+      <w:r>
+        <w:rPr>
+          <w:rFonts w:ascii="Times New Roman" w:eastAsia="Times New Roman" w:hAnsi="Times New Roman" w:cs="Times New Roman"/>
+          <w:color w:val="FF0000"/>
+        </w:rPr>
+        <w:t xml:space="preserve">keberhasilan </w:t>
+      </w:r>
+      <w:r>
+        <w:rPr>
+          <w:rFonts w:ascii="Times New Roman" w:eastAsia="Times New Roman" w:hAnsi="Times New Roman" w:cs="Times New Roman"/>
+        </w:rPr>
+        <w:t xml:space="preserve">chain </w:t>
+      </w:r>
+      <w:r>
+        <w:rPr>
+          <w:rFonts w:ascii="Times New Roman" w:eastAsia="Times New Roman" w:hAnsi="Times New Roman" w:cs="Times New Roman"/>
+          <w:color w:val="FF0000"/>
+        </w:rPr>
+        <w:t xml:space="preserve">menilai tahap </w:t>
+      </w:r>
+      <w:r>
+        <w:rPr>
+          <w:rFonts w:ascii="Times New Roman" w:eastAsia="Times New Roman" w:hAnsi="Times New Roman" w:cs="Times New Roman"/>
+        </w:rPr>
+        <w:t xml:space="preserve">yang </w:t>
+      </w:r>
+      <w:r>
+        <w:rPr>
+          <w:rFonts w:ascii="Times New Roman" w:eastAsia="Times New Roman" w:hAnsi="Times New Roman" w:cs="Times New Roman"/>
+          <w:color w:val="FF0000"/>
+        </w:rPr>
+        <w:t xml:space="preserve">berbeda</w:t>
+      </w:r>
+      <w:r>
+        <w:rPr>
+          <w:rFonts w:ascii="Times New Roman" w:eastAsia="Times New Roman" w:hAnsi="Times New Roman" w:cs="Times New Roman"/>
+        </w:rPr>
+        <w:t xml:space="preserve">. </w:t>
+      </w:r>
+      <w:r>
+        <w:rPr>
+          <w:rFonts w:ascii="Times New Roman" w:eastAsia="Times New Roman" w:hAnsi="Times New Roman" w:cs="Times New Roman"/>
+          <w:color w:val="FF0000"/>
+        </w:rPr>
+        <w:t xml:space="preserve">Payload </w:t>
+      </w:r>
+      <w:r>
+        <w:rPr>
+          <w:rFonts w:ascii="Times New Roman" w:eastAsia="Times New Roman" w:hAnsi="Times New Roman" w:cs="Times New Roman"/>
+        </w:rPr>
+        <w:t xml:space="preserve">yang </w:t>
+      </w:r>
+      <w:r>
+        <w:rPr>
+          <w:rFonts w:ascii="Times New Roman" w:eastAsia="Times New Roman" w:hAnsi="Times New Roman" w:cs="Times New Roman"/>
+          <w:color w:val="FF0000"/>
+        </w:rPr>
+        <w:t xml:space="preserve">memenuhi aturan pembentukan masih memerlukan bukti eksekusi sebelum efektivitasnya </w:t>
+      </w:r>
+      <w:r>
+        <w:rPr>
+          <w:rFonts w:ascii="Times New Roman" w:eastAsia="Times New Roman" w:hAnsi="Times New Roman" w:cs="Times New Roman"/>
+        </w:rPr>
+        <w:t xml:space="preserve">dapat </w:t>
+      </w:r>
+      <w:r>
+        <w:rPr>
+          <w:rFonts w:ascii="Times New Roman" w:eastAsia="Times New Roman" w:hAnsi="Times New Roman" w:cs="Times New Roman"/>
+          <w:color w:val="FF0000"/>
+        </w:rPr>
+        <w:t xml:space="preserve">disimpulkan. Demikian pula, hasil </w:t>
+      </w:r>
+      <w:r>
+        <w:rPr>
+          <w:rFonts w:ascii="Times New Roman" w:eastAsia="Times New Roman" w:hAnsi="Times New Roman" w:cs="Times New Roman"/>
+        </w:rPr>
+        <w:t xml:space="preserve">eksploitasi </w:t>
+      </w:r>
+      <w:r>
+        <w:rPr>
+          <w:rFonts w:ascii="Times New Roman" w:eastAsia="Times New Roman" w:hAnsi="Times New Roman" w:cs="Times New Roman"/>
+          <w:color w:val="FF0000"/>
+        </w:rPr>
+        <w:t xml:space="preserve">memerlukan bukti penggunaan pada langkah lanjutan sebelum mendukung penilaian chain.</w:t>
       </w:r>
     </w:p>
     <w:p>
@@ -8601,9 +11796,86 @@
       <w:r>
         <w:rPr>
           <w:rFonts w:ascii="Times New Roman" w:eastAsia="Times New Roman" w:hAnsi="Times New Roman" w:cs="Times New Roman"/>
-          <w:color w:val="FF0000"/>
-        </w:rPr>
-        <w:t xml:space="preserve">Perbandingan sumber kandidat membantu menjelaskan peran payload awal dan variasi yang dihasilkan model. Penilaian kualitas setiap kandidat mengacu pada artefak, hasil verifikasi, dan batas kekuatan bukti yang tersedia.</w:t>
+        </w:rPr>
+        <w:t xml:space="preserve">Perbandingan sumber kandidat </w:t>
+      </w:r>
+      <w:r>
+        <w:rPr>
+          <w:rFonts w:ascii="Times New Roman" w:eastAsia="Times New Roman" w:hAnsi="Times New Roman" w:cs="Times New Roman"/>
+          <w:color w:val="FF0000"/>
+        </w:rPr>
+        <w:t xml:space="preserve">membantu menjelaskan peran </w:t>
+      </w:r>
+      <w:r>
+        <w:rPr>
+          <w:rFonts w:ascii="Times New Roman" w:eastAsia="Times New Roman" w:hAnsi="Times New Roman" w:cs="Times New Roman"/>
+        </w:rPr>
+        <w:t xml:space="preserve">payload </w:t>
+      </w:r>
+      <w:r>
+        <w:rPr>
+          <w:rFonts w:ascii="Times New Roman" w:eastAsia="Times New Roman" w:hAnsi="Times New Roman" w:cs="Times New Roman"/>
+          <w:color w:val="FF0000"/>
+        </w:rPr>
+        <w:t xml:space="preserve">awal </w:t>
+      </w:r>
+      <w:r>
+        <w:rPr>
+          <w:rFonts w:ascii="Times New Roman" w:eastAsia="Times New Roman" w:hAnsi="Times New Roman" w:cs="Times New Roman"/>
+        </w:rPr>
+        <w:t xml:space="preserve">dan variasi yang </w:t>
+      </w:r>
+      <w:r>
+        <w:rPr>
+          <w:rFonts w:ascii="Times New Roman" w:eastAsia="Times New Roman" w:hAnsi="Times New Roman" w:cs="Times New Roman"/>
+          <w:color w:val="FF0000"/>
+        </w:rPr>
+        <w:t xml:space="preserve">dihasilkan model. Penilaian kualitas setiap kandidat mengacu </w:t>
+      </w:r>
+      <w:r>
+        <w:rPr>
+          <w:rFonts w:ascii="Times New Roman" w:eastAsia="Times New Roman" w:hAnsi="Times New Roman" w:cs="Times New Roman"/>
+        </w:rPr>
+        <w:t xml:space="preserve">pada </w:t>
+      </w:r>
+      <w:r>
+        <w:rPr>
+          <w:rFonts w:ascii="Times New Roman" w:eastAsia="Times New Roman" w:hAnsi="Times New Roman" w:cs="Times New Roman"/>
+          <w:color w:val="FF0000"/>
+        </w:rPr>
+        <w:t xml:space="preserve">artefak, </w:t>
+      </w:r>
+      <w:r>
+        <w:rPr>
+          <w:rFonts w:ascii="Times New Roman" w:eastAsia="Times New Roman" w:hAnsi="Times New Roman" w:cs="Times New Roman"/>
+        </w:rPr>
+        <w:t xml:space="preserve">hasil </w:t>
+      </w:r>
+      <w:r>
+        <w:rPr>
+          <w:rFonts w:ascii="Times New Roman" w:eastAsia="Times New Roman" w:hAnsi="Times New Roman" w:cs="Times New Roman"/>
+          <w:color w:val="FF0000"/>
+        </w:rPr>
+        <w:t xml:space="preserve">verifikasi, </w:t>
+      </w:r>
+      <w:r>
+        <w:rPr>
+          <w:rFonts w:ascii="Times New Roman" w:eastAsia="Times New Roman" w:hAnsi="Times New Roman" w:cs="Times New Roman"/>
+        </w:rPr>
+        <w:t xml:space="preserve">dan </w:t>
+      </w:r>
+      <w:r>
+        <w:rPr>
+          <w:rFonts w:ascii="Times New Roman" w:eastAsia="Times New Roman" w:hAnsi="Times New Roman" w:cs="Times New Roman"/>
+          <w:color w:val="FF0000"/>
+        </w:rPr>
+        <w:t xml:space="preserve">batas kekuatan bukti yang tersedia</w:t>
+      </w:r>
+      <w:r>
+        <w:rPr>
+          <w:rFonts w:ascii="Times New Roman" w:eastAsia="Times New Roman" w:hAnsi="Times New Roman" w:cs="Times New Roman"/>
+        </w:rPr>
+        <w:t xml:space="preserve">.</w:t>
       </w:r>
     </w:p>
     <w:p>
@@ -8617,9 +11889,54 @@
       <w:r>
         <w:rPr>
           <w:rFonts w:ascii="Times New Roman" w:eastAsia="Times New Roman" w:hAnsi="Times New Roman" w:cs="Times New Roman"/>
-          <w:color w:val="FF0000"/>
-        </w:rPr>
-        <w:t xml:space="preserve">Pembahasan kualitas payload dapat dikaitkan dengan AWE yang menggunakan pipeline spesifik kerentanan untuk mengevaluasi keberhasilan pengujian web (Jaswal &amp; Baghel, 2026). Penelitian ini memisahkan validitas kandidat, kesesuaian metode, dan bukti hasil eksekusi agar hasil setiap tahap dapat diperiksa. Tindakan berurutan dalam penetration testing juga dibahas oleh Curtis dan Eisty (2025).</w:t>
+        </w:rPr>
+        <w:t xml:space="preserve">Temuan ini dapat dibandingkan dengan AWE yang menggunakan </w:t>
+      </w:r>
+      <w:r>
+        <w:rPr>
+          <w:rFonts w:ascii="Times New Roman" w:eastAsia="Times New Roman" w:hAnsi="Times New Roman" w:cs="Times New Roman"/>
+          <w:i/>
+        </w:rPr>
+        <w:t xml:space="preserve">pipeline </w:t>
+      </w:r>
+      <w:r>
+        <w:rPr>
+          <w:rFonts w:ascii="Times New Roman" w:eastAsia="Times New Roman" w:hAnsi="Times New Roman" w:cs="Times New Roman"/>
+        </w:rPr>
+        <w:t xml:space="preserve">spesifik kerentanan dan mengevaluasi keberhasilan pada berbagai kelas eksploitasi web (Jaswal &amp; Baghel, 2026). Penelitian ini memisahkan validitas kandidat, kesesuaian metode, dan bukti hasil eksekusi agar kegagalan dapat ditelusuri pada lapisan yang lebih spesifik. Curtis dan Eisty (2025) juga membahas relevansi AI dalam alur penetration testing modern, termasuk tindakan berurutan, sementara penelitian ini mensyaratkan bukti artefak untuk </w:t>
+      </w:r>
+      <w:r>
+        <w:rPr>
+          <w:rFonts w:ascii="Times New Roman" w:eastAsia="Times New Roman" w:hAnsi="Times New Roman" w:cs="Times New Roman"/>
+          <w:color w:val="FF0000"/>
+        </w:rPr>
+        <w:t xml:space="preserve">menilai penggunaan </w:t>
+      </w:r>
+      <w:r>
+        <w:rPr>
+          <w:rFonts w:ascii="Times New Roman" w:eastAsia="Times New Roman" w:hAnsi="Times New Roman" w:cs="Times New Roman"/>
+        </w:rPr>
+        <w:t xml:space="preserve">outcome </w:t>
+      </w:r>
+      <w:r>
+        <w:rPr>
+          <w:rFonts w:ascii="Times New Roman" w:eastAsia="Times New Roman" w:hAnsi="Times New Roman" w:cs="Times New Roman"/>
+          <w:color w:val="FF0000"/>
+        </w:rPr>
+        <w:t xml:space="preserve">dalam </w:t>
+      </w:r>
+      <w:r>
+        <w:rPr>
+          <w:rFonts w:ascii="Times New Roman" w:eastAsia="Times New Roman" w:hAnsi="Times New Roman" w:cs="Times New Roman"/>
+          <w:i/>
+        </w:rPr>
+        <w:t>chain</w:t>
+      </w:r>
+      <w:r>
+        <w:rPr>
+          <w:rFonts w:ascii="Times New Roman" w:eastAsia="Times New Roman" w:hAnsi="Times New Roman" w:cs="Times New Roman"/>
+        </w:rPr>
+        <w:t>.</w:t>
       </w:r>
     </w:p>
     <w:p>
@@ -8633,9 +11950,99 @@
       <w:r>
         <w:rPr>
           <w:rFonts w:ascii="Times New Roman" w:eastAsia="Times New Roman" w:hAnsi="Times New Roman" w:cs="Times New Roman"/>
-          <w:color w:val="FF0000"/>
-        </w:rPr>
-        <w:t xml:space="preserve">Jawaban terhadap RQ3 disusun dari validitas dan kesesuaian kandidat, bukti keberhasilan eksploitasi, jumlah percobaan, serta hasil chain. Setiap ukuran menggunakan populasi dan penyebut yang sesuai dengan definisinya.</w:t>
+        </w:rPr>
+        <w:t xml:space="preserve">Jawaban terhadap RQ3 </w:t>
+      </w:r>
+      <w:r>
+        <w:rPr>
+          <w:rFonts w:ascii="Times New Roman" w:eastAsia="Times New Roman" w:hAnsi="Times New Roman" w:cs="Times New Roman"/>
+          <w:color w:val="FF0000"/>
+        </w:rPr>
+        <w:t xml:space="preserve">disusun </w:t>
+      </w:r>
+      <w:r>
+        <w:rPr>
+          <w:rFonts w:ascii="Times New Roman" w:eastAsia="Times New Roman" w:hAnsi="Times New Roman" w:cs="Times New Roman"/>
+        </w:rPr>
+        <w:t xml:space="preserve">dari </w:t>
+      </w:r>
+      <w:r>
+        <w:rPr>
+          <w:rFonts w:ascii="Times New Roman" w:eastAsia="Times New Roman" w:hAnsi="Times New Roman" w:cs="Times New Roman"/>
+          <w:color w:val="FF0000"/>
+        </w:rPr>
+        <w:t xml:space="preserve">validitas </w:t>
+      </w:r>
+      <w:r>
+        <w:rPr>
+          <w:rFonts w:ascii="Times New Roman" w:eastAsia="Times New Roman" w:hAnsi="Times New Roman" w:cs="Times New Roman"/>
+        </w:rPr>
+        <w:t xml:space="preserve">dan kesesuaian kandidat</w:t>
+      </w:r>
+      <w:r>
+        <w:rPr>
+          <w:rFonts w:ascii="Times New Roman" w:eastAsia="Times New Roman" w:hAnsi="Times New Roman" w:cs="Times New Roman"/>
+          <w:color w:val="FF0000"/>
+        </w:rPr>
+        <w:t xml:space="preserve">, bukti keberhasilan eksploitasi, jumlah </w:t>
+      </w:r>
+      <w:r>
+        <w:rPr>
+          <w:rFonts w:ascii="Times New Roman" w:eastAsia="Times New Roman" w:hAnsi="Times New Roman" w:cs="Times New Roman"/>
+        </w:rPr>
+        <w:t xml:space="preserve">percobaan</w:t>
+      </w:r>
+      <w:r>
+        <w:rPr>
+          <w:rFonts w:ascii="Times New Roman" w:eastAsia="Times New Roman" w:hAnsi="Times New Roman" w:cs="Times New Roman"/>
+          <w:color w:val="FF0000"/>
+        </w:rPr>
+        <w:t xml:space="preserve">, serta hasil chain</w:t>
+      </w:r>
+      <w:r>
+        <w:rPr>
+          <w:rFonts w:ascii="Times New Roman" w:eastAsia="Times New Roman" w:hAnsi="Times New Roman" w:cs="Times New Roman"/>
+        </w:rPr>
+        <w:t xml:space="preserve">. </w:t>
+      </w:r>
+      <w:r>
+        <w:rPr>
+          <w:rFonts w:ascii="Times New Roman" w:eastAsia="Times New Roman" w:hAnsi="Times New Roman" w:cs="Times New Roman"/>
+          <w:color w:val="FF0000"/>
+        </w:rPr>
+        <w:t xml:space="preserve">Setiap ukuran menggunakan populasi dan penyebut </w:t>
+      </w:r>
+      <w:r>
+        <w:rPr>
+          <w:rFonts w:ascii="Times New Roman" w:eastAsia="Times New Roman" w:hAnsi="Times New Roman" w:cs="Times New Roman"/>
+        </w:rPr>
+        <w:t xml:space="preserve">yang </w:t>
+      </w:r>
+      <w:r>
+        <w:rPr>
+          <w:rFonts w:ascii="Times New Roman" w:eastAsia="Times New Roman" w:hAnsi="Times New Roman" w:cs="Times New Roman"/>
+          <w:color w:val="FF0000"/>
+        </w:rPr>
+        <w:t xml:space="preserve">sesuai </w:t>
+      </w:r>
+      <w:r>
+        <w:rPr>
+          <w:rFonts w:ascii="Times New Roman" w:eastAsia="Times New Roman" w:hAnsi="Times New Roman" w:cs="Times New Roman"/>
+        </w:rPr>
+        <w:t xml:space="preserve">dengan </w:t>
+      </w:r>
+      <w:r>
+        <w:rPr>
+          <w:rFonts w:ascii="Times New Roman" w:eastAsia="Times New Roman" w:hAnsi="Times New Roman" w:cs="Times New Roman"/>
+          <w:color w:val="FF0000"/>
+        </w:rPr>
+        <w:t xml:space="preserve">definisinya</w:t>
+      </w:r>
+      <w:r>
+        <w:rPr>
+          <w:rFonts w:ascii="Times New Roman" w:eastAsia="Times New Roman" w:hAnsi="Times New Roman" w:cs="Times New Roman"/>
+        </w:rPr>
+        <w:t xml:space="preserve">.</w:t>
       </w:r>
     </w:p>
     <w:p>
@@ -8683,9 +12090,34 @@
       <w:r>
         <w:rPr>
           <w:rFonts w:ascii="Times New Roman" w:eastAsia="Times New Roman" w:hAnsi="Times New Roman" w:cs="Times New Roman"/>
-          <w:color w:val="FF0000"/>
-        </w:rPr>
-        <w:t xml:space="preserve">GPT-5.6 Luna dan DeepSeek V4 Flash dibandingkan pada target, kondisi, tingkat keamanan, permukaan kerentanan, konfigurasi payload, anggaran kandidat, rubrik, dan jumlah repetisi yang sepadan. Penilaian kualitas payload dilakukan secara manual berdasarkan artefak setiap pengujian.</w:t>
+        </w:rPr>
+        <w:t>Model yang dibandingkan adalah GPT-5.6 Luna dan DeepSeek V4 Flash. Seluruh model menggunakan payload seed, validator, candidate budget, rubrik, target DVWA, dua kondisi orkestrasi, dan tiga repetisi yang sama</w:t>
+      </w:r>
+      <w:r>
+        <w:rPr>
+          <w:rFonts w:ascii="Times New Roman" w:eastAsia="Times New Roman" w:hAnsi="Times New Roman" w:cs="Times New Roman"/>
+          <w:color w:val="FF0000"/>
+        </w:rPr>
+        <w:t xml:space="preserve">. Prompt dibekukan pada setiap kondisi, dengan tingkat keamanan dan permukaan kerentanan yang sepadan. Penilaian kualitas </w:t>
+      </w:r>
+      <w:r>
+        <w:rPr>
+          <w:rFonts w:ascii="Times New Roman" w:eastAsia="Times New Roman" w:hAnsi="Times New Roman" w:cs="Times New Roman"/>
+        </w:rPr>
+        <w:t xml:space="preserve">payload </w:t>
+      </w:r>
+      <w:r>
+        <w:rPr>
+          <w:rFonts w:ascii="Times New Roman" w:eastAsia="Times New Roman" w:hAnsi="Times New Roman" w:cs="Times New Roman"/>
+          <w:color w:val="FF0000"/>
+        </w:rPr>
+        <w:t>dilakukan secara manual berdasarkan artefak setiap pengujian</w:t>
+      </w:r>
+      <w:r>
+        <w:rPr>
+          <w:rFonts w:ascii="Times New Roman" w:eastAsia="Times New Roman" w:hAnsi="Times New Roman" w:cs="Times New Roman"/>
+        </w:rPr>
+        <w:t>.</w:t>
       </w:r>
     </w:p>
     <w:p>
@@ -8721,9 +12153,86 @@
       <w:r>
         <w:rPr>
           <w:rFonts w:ascii="Times New Roman" w:eastAsia="Times New Roman" w:hAnsi="Times New Roman" w:cs="Times New Roman"/>
-          <w:color w:val="FF0000"/>
-        </w:rPr>
-        <w:t xml:space="preserve">Tabel 4.9 menyajikan skor pemilihan metode, kualitas payload, hasil eksploitasi, hasil chain, kualitas output, serta skor gabungan setiap model. Proporsi run dengan eksploitasi penuh disajikan terpisah untuk melengkapi pembacaan hasil.</w:t>
+        </w:rPr>
+        <w:t xml:space="preserve">Nilai agregat dilaporkan menggunakan mean per run untuk lima komponen skor, yaitu </w:t>
+      </w:r>
+      <w:r>
+        <w:rPr>
+          <w:rFonts w:ascii="Times New Roman" w:eastAsia="Times New Roman" w:hAnsi="Times New Roman" w:cs="Times New Roman"/>
+          <w:color w:val="FF0000"/>
+        </w:rPr>
+        <w:t>pemilihan metode</w:t>
+      </w:r>
+      <w:r>
+        <w:rPr>
+          <w:rFonts w:ascii="Times New Roman" w:eastAsia="Times New Roman" w:hAnsi="Times New Roman" w:cs="Times New Roman"/>
+        </w:rPr>
+        <w:t xml:space="preserve">, </w:t>
+      </w:r>
+      <w:r>
+        <w:rPr>
+          <w:rFonts w:ascii="Times New Roman" w:eastAsia="Times New Roman" w:hAnsi="Times New Roman" w:cs="Times New Roman"/>
+          <w:color w:val="FF0000"/>
+        </w:rPr>
+        <w:t>kualitas payload</w:t>
+      </w:r>
+      <w:r>
+        <w:rPr>
+          <w:rFonts w:ascii="Times New Roman" w:eastAsia="Times New Roman" w:hAnsi="Times New Roman" w:cs="Times New Roman"/>
+        </w:rPr>
+        <w:t xml:space="preserve">, </w:t>
+      </w:r>
+      <w:r>
+        <w:rPr>
+          <w:rFonts w:ascii="Times New Roman" w:eastAsia="Times New Roman" w:hAnsi="Times New Roman" w:cs="Times New Roman"/>
+          <w:color w:val="FF0000"/>
+        </w:rPr>
+        <w:t>hasil eksploitasi</w:t>
+      </w:r>
+      <w:r>
+        <w:rPr>
+          <w:rFonts w:ascii="Times New Roman" w:eastAsia="Times New Roman" w:hAnsi="Times New Roman" w:cs="Times New Roman"/>
+        </w:rPr>
+        <w:t xml:space="preserve">, </w:t>
+      </w:r>
+      <w:r>
+        <w:rPr>
+          <w:rFonts w:ascii="Times New Roman" w:eastAsia="Times New Roman" w:hAnsi="Times New Roman" w:cs="Times New Roman"/>
+          <w:color w:val="FF0000"/>
+        </w:rPr>
+        <w:t>hasil chain</w:t>
+      </w:r>
+      <w:r>
+        <w:rPr>
+          <w:rFonts w:ascii="Times New Roman" w:eastAsia="Times New Roman" w:hAnsi="Times New Roman" w:cs="Times New Roman"/>
+        </w:rPr>
+        <w:t xml:space="preserve">, dan </w:t>
+      </w:r>
+      <w:r>
+        <w:rPr>
+          <w:rFonts w:ascii="Times New Roman" w:eastAsia="Times New Roman" w:hAnsi="Times New Roman" w:cs="Times New Roman"/>
+          <w:color w:val="FF0000"/>
+        </w:rPr>
+        <w:t>kualitas output</w:t>
+      </w:r>
+      <w:r>
+        <w:rPr>
+          <w:rFonts w:ascii="Times New Roman" w:eastAsia="Times New Roman" w:hAnsi="Times New Roman" w:cs="Times New Roman"/>
+        </w:rPr>
+        <w:t>, serta skor komposit</w:t>
+      </w:r>
+      <w:r>
+        <w:rPr>
+          <w:rFonts w:ascii="Times New Roman" w:eastAsia="Times New Roman" w:hAnsi="Times New Roman" w:cs="Times New Roman"/>
+          <w:color w:val="FF0000"/>
+        </w:rPr>
+        <w:t xml:space="preserve">. Proporsi run dengan eksploitasi penuh disajikan sebagai </w:t>
+      </w:r>
+      <w:r>
+        <w:rPr>
+          <w:rFonts w:ascii="Times New Roman" w:eastAsia="Times New Roman" w:hAnsi="Times New Roman" w:cs="Times New Roman"/>
+        </w:rPr>
+        <w:t>konteks keberhasilan eksekusi. Tabel 4.9 menyajikan profil setiap model tanpa membentuk peringkat tunggal dari satu metrik.</w:t>
       </w:r>
     </w:p>
     <w:p>
@@ -9530,7 +13039,65 @@
           <w:rFonts w:ascii="Times New Roman" w:eastAsia="Times New Roman" w:hAnsi="Times New Roman" w:cs="Times New Roman"/>
           <w:color w:val="FF0000"/>
         </w:rPr>
-        <w:t xml:space="preserve">Perbandingan skor antarmodel dilakukan setelah komponen penilaian dan bukti yang diperlukan tersedia. Jumlah hasil yang dapat dinilai disertakan agar perbedaan nilai tidak dilepaskan dari cakupan pengujian masing-masing model.</w:t>
+        <w:t xml:space="preserve">Perbandingan skor antarmodel dilakukan setelah komponen penilaian </w:t>
+      </w:r>
+      <w:r>
+        <w:rPr>
+          <w:rFonts w:ascii="Times New Roman" w:eastAsia="Times New Roman" w:hAnsi="Times New Roman" w:cs="Times New Roman"/>
+        </w:rPr>
+        <w:t xml:space="preserve">dan </w:t>
+      </w:r>
+      <w:r>
+        <w:rPr>
+          <w:rFonts w:ascii="Times New Roman" w:eastAsia="Times New Roman" w:hAnsi="Times New Roman" w:cs="Times New Roman"/>
+          <w:color w:val="FF0000"/>
+        </w:rPr>
+        <w:t xml:space="preserve">bukti yang diperlukan tersedia</w:t>
+      </w:r>
+      <w:r>
+        <w:rPr>
+          <w:rFonts w:ascii="Times New Roman" w:eastAsia="Times New Roman" w:hAnsi="Times New Roman" w:cs="Times New Roman"/>
+        </w:rPr>
+        <w:t xml:space="preserve">. </w:t>
+      </w:r>
+      <w:r>
+        <w:rPr>
+          <w:rFonts w:ascii="Times New Roman" w:eastAsia="Times New Roman" w:hAnsi="Times New Roman" w:cs="Times New Roman"/>
+          <w:color w:val="FF0000"/>
+        </w:rPr>
+        <w:t xml:space="preserve">Jumlah hasil </w:t>
+      </w:r>
+      <w:r>
+        <w:rPr>
+          <w:rFonts w:ascii="Times New Roman" w:eastAsia="Times New Roman" w:hAnsi="Times New Roman" w:cs="Times New Roman"/>
+        </w:rPr>
+        <w:t xml:space="preserve">yang </w:t>
+      </w:r>
+      <w:r>
+        <w:rPr>
+          <w:rFonts w:ascii="Times New Roman" w:eastAsia="Times New Roman" w:hAnsi="Times New Roman" w:cs="Times New Roman"/>
+          <w:color w:val="FF0000"/>
+        </w:rPr>
+        <w:t xml:space="preserve">dapat dinilai disertakan agar perbedaan nilai tidak dilepaskan dari cakupan pengujian </w:t>
+      </w:r>
+      <w:r>
+        <w:rPr>
+          <w:rFonts w:ascii="Times New Roman" w:eastAsia="Times New Roman" w:hAnsi="Times New Roman" w:cs="Times New Roman"/>
+        </w:rPr>
+        <w:t xml:space="preserve">masing-masing </w:t>
+      </w:r>
+      <w:r>
+        <w:rPr>
+          <w:rFonts w:ascii="Times New Roman" w:eastAsia="Times New Roman" w:hAnsi="Times New Roman" w:cs="Times New Roman"/>
+          <w:color w:val="FF0000"/>
+        </w:rPr>
+        <w:t xml:space="preserve">model</w:t>
+      </w:r>
+      <w:r>
+        <w:rPr>
+          <w:rFonts w:ascii="Times New Roman" w:eastAsia="Times New Roman" w:hAnsi="Times New Roman" w:cs="Times New Roman"/>
+        </w:rPr>
+        <w:t xml:space="preserve">.</w:t>
       </w:r>
     </w:p>
     <w:p>
@@ -9544,9 +13111,73 @@
       <w:r>
         <w:rPr>
           <w:rFonts w:ascii="Times New Roman" w:eastAsia="Times New Roman" w:hAnsi="Times New Roman" w:cs="Times New Roman"/>
-          <w:color w:val="FF0000"/>
-        </w:rPr>
-        <w:t xml:space="preserve">Setiap dimensi perlu dibaca bersama dimensi lainnya. Model yang menghasilkan keputusan metode yang sesuai belum tentu menghasilkan payload yang efektif pada semua skenario. Karena itu, interpretasi menggunakan kombinasi kualitas keputusan, hasil eksekusi, konsistensi, dan penggunaan sumber daya.</w:t>
+        </w:rPr>
+        <w:t xml:space="preserve">Profil antarmodel perlu dibaca per dimensi. Model dengan </w:t>
+      </w:r>
+      <w:r>
+        <w:rPr>
+          <w:rFonts w:ascii="Times New Roman" w:eastAsia="Times New Roman" w:hAnsi="Times New Roman" w:cs="Times New Roman"/>
+          <w:color w:val="FF0000"/>
+        </w:rPr>
+        <w:t xml:space="preserve">skor pemilihan metode </w:t>
+      </w:r>
+      <w:r>
+        <w:rPr>
+          <w:rFonts w:ascii="Times New Roman" w:eastAsia="Times New Roman" w:hAnsi="Times New Roman" w:cs="Times New Roman"/>
+        </w:rPr>
+        <w:t xml:space="preserve">lebih tinggi dapat memiliki </w:t>
+      </w:r>
+      <w:r>
+        <w:rPr>
+          <w:rFonts w:ascii="Times New Roman" w:eastAsia="Times New Roman" w:hAnsi="Times New Roman" w:cs="Times New Roman"/>
+          <w:color w:val="FF0000"/>
+        </w:rPr>
+        <w:t xml:space="preserve">kualitas payload </w:t>
+      </w:r>
+      <w:r>
+        <w:rPr>
+          <w:rFonts w:ascii="Times New Roman" w:eastAsia="Times New Roman" w:hAnsi="Times New Roman" w:cs="Times New Roman"/>
+        </w:rPr>
+        <w:t xml:space="preserve">atau </w:t>
+      </w:r>
+      <w:r>
+        <w:rPr>
+          <w:rFonts w:ascii="Times New Roman" w:eastAsia="Times New Roman" w:hAnsi="Times New Roman" w:cs="Times New Roman"/>
+          <w:color w:val="FF0000"/>
+        </w:rPr>
+        <w:t xml:space="preserve">output </w:t>
+      </w:r>
+      <w:r>
+        <w:rPr>
+          <w:rFonts w:ascii="Times New Roman" w:eastAsia="Times New Roman" w:hAnsi="Times New Roman" w:cs="Times New Roman"/>
+        </w:rPr>
+        <w:t xml:space="preserve">yang berbeda, dan model dengan </w:t>
+      </w:r>
+      <w:r>
+        <w:rPr>
+          <w:rFonts w:ascii="Times New Roman" w:eastAsia="Times New Roman" w:hAnsi="Times New Roman" w:cs="Times New Roman"/>
+          <w:color w:val="FF0000"/>
+        </w:rPr>
+        <w:t xml:space="preserve">proporsi eksploitasi penuh yang </w:t>
+      </w:r>
+      <w:r>
+        <w:rPr>
+          <w:rFonts w:ascii="Times New Roman" w:eastAsia="Times New Roman" w:hAnsi="Times New Roman" w:cs="Times New Roman"/>
+        </w:rPr>
+        <w:t xml:space="preserve">tinggi dapat menggunakan jumlah token yang lebih besar. Oleh karena itu, interpretasi akhir menggunakan kombinasi kualitas keputusan, efektivitas eksekusi, reliabilitas, aktivasi </w:t>
+      </w:r>
+      <w:r>
+        <w:rPr>
+          <w:rFonts w:ascii="Times New Roman" w:eastAsia="Times New Roman" w:hAnsi="Times New Roman" w:cs="Times New Roman"/>
+          <w:i/>
+        </w:rPr>
+        <w:t>guardrail</w:t>
+      </w:r>
+      <w:r>
+        <w:rPr>
+          <w:rFonts w:ascii="Times New Roman" w:eastAsia="Times New Roman" w:hAnsi="Times New Roman" w:cs="Times New Roman"/>
+        </w:rPr>
+        <w:t>, dan efisiensi biaya berdasarkan data aktual.</w:t>
       </w:r>
     </w:p>
     <w:p>
@@ -9582,9 +13213,93 @@
       <w:r>
         <w:rPr>
           <w:rFonts w:ascii="Times New Roman" w:eastAsia="Times New Roman" w:hAnsi="Times New Roman" w:cs="Times New Roman"/>
-          <w:color w:val="FF0000"/>
-        </w:rPr>
-        <w:t xml:space="preserve">Konsistensi diperiksa pada pengulangan dengan skenario dan konfigurasi yang sepadan. Analisis membedakan kesamaan metode yang dipilih, kestabilan susunan skor, dan variasi hasil eksploitasi. Kegagalan lingkungan atau penyedia dicatat terpisah dari variasi perilaku model.</w:t>
+        </w:rPr>
+        <w:t xml:space="preserve">Konsistensi </w:t>
+      </w:r>
+      <w:r>
+        <w:rPr>
+          <w:rFonts w:ascii="Times New Roman" w:eastAsia="Times New Roman" w:hAnsi="Times New Roman" w:cs="Times New Roman"/>
+          <w:color w:val="FF0000"/>
+        </w:rPr>
+        <w:t xml:space="preserve">diperiksa </w:t>
+      </w:r>
+      <w:r>
+        <w:rPr>
+          <w:rFonts w:ascii="Times New Roman" w:eastAsia="Times New Roman" w:hAnsi="Times New Roman" w:cs="Times New Roman"/>
+        </w:rPr>
+        <w:t xml:space="preserve">dari </w:t>
+      </w:r>
+      <w:r>
+        <w:rPr>
+          <w:rFonts w:ascii="Times New Roman" w:eastAsia="Times New Roman" w:hAnsi="Times New Roman" w:cs="Times New Roman"/>
+          <w:color w:val="FF0000"/>
+        </w:rPr>
+        <w:t xml:space="preserve">pengulangan </w:t>
+      </w:r>
+      <w:r>
+        <w:rPr>
+          <w:rFonts w:ascii="Times New Roman" w:eastAsia="Times New Roman" w:hAnsi="Times New Roman" w:cs="Times New Roman"/>
+        </w:rPr>
+        <w:t xml:space="preserve">pada skenario yang memiliki konfigurasi </w:t>
+      </w:r>
+      <w:r>
+        <w:rPr>
+          <w:rFonts w:ascii="Times New Roman" w:eastAsia="Times New Roman" w:hAnsi="Times New Roman" w:cs="Times New Roman"/>
+          <w:color w:val="FF0000"/>
+        </w:rPr>
+        <w:t>sepadan</w:t>
+      </w:r>
+      <w:r>
+        <w:rPr>
+          <w:rFonts w:ascii="Times New Roman" w:eastAsia="Times New Roman" w:hAnsi="Times New Roman" w:cs="Times New Roman"/>
+        </w:rPr>
+        <w:t xml:space="preserve">. Artefak dibandingkan pada </w:t>
+      </w:r>
+      <w:r>
+        <w:rPr>
+          <w:rFonts w:ascii="Times New Roman" w:eastAsia="Times New Roman" w:hAnsi="Times New Roman" w:cs="Times New Roman"/>
+          <w:color w:val="FF0000"/>
+        </w:rPr>
+        <w:t>metode yang dipilih</w:t>
+      </w:r>
+      <w:r>
+        <w:rPr>
+          <w:rFonts w:ascii="Times New Roman" w:eastAsia="Times New Roman" w:hAnsi="Times New Roman" w:cs="Times New Roman"/>
+        </w:rPr>
+        <w:t xml:space="preserve">, tipe kandidat </w:t>
+      </w:r>
+      <w:r>
+        <w:rPr>
+          <w:rFonts w:ascii="Times New Roman" w:eastAsia="Times New Roman" w:hAnsi="Times New Roman" w:cs="Times New Roman"/>
+          <w:i/>
+        </w:rPr>
+        <w:t>payload</w:t>
+      </w:r>
+      <w:r>
+        <w:rPr>
+          <w:rFonts w:ascii="Times New Roman" w:eastAsia="Times New Roman" w:hAnsi="Times New Roman" w:cs="Times New Roman"/>
+        </w:rPr>
+        <w:t xml:space="preserve">, hasil eksploitasi, kejadian JSON tidak valid, kegagalan API, serta penggunaan </w:t>
+      </w:r>
+      <w:r>
+        <w:rPr>
+          <w:rFonts w:ascii="Times New Roman" w:eastAsia="Times New Roman" w:hAnsi="Times New Roman" w:cs="Times New Roman"/>
+          <w:i/>
+        </w:rPr>
+        <w:t>fallback</w:t>
+      </w:r>
+      <w:r>
+        <w:rPr>
+          <w:rFonts w:ascii="Times New Roman" w:eastAsia="Times New Roman" w:hAnsi="Times New Roman" w:cs="Times New Roman"/>
+          <w:color w:val="FF0000"/>
+        </w:rPr>
+        <w:t>. Analisis juga membedakan kestabilan susunan skor dan variasi hasil eksploitasi</w:t>
+      </w:r>
+      <w:r>
+        <w:rPr>
+          <w:rFonts w:ascii="Times New Roman" w:eastAsia="Times New Roman" w:hAnsi="Times New Roman" w:cs="Times New Roman"/>
+        </w:rPr>
+        <w:t>. Inkonsistensi lingkungan dipisahkan dari inkonsistensi model dan kegagalan integrasi penyedia agar variasi operasional tidak langsung ditafsirkan sebagai variasi kemampuan penalaran.</w:t>
       </w:r>
     </w:p>
     <w:p>
@@ -9684,9 +13399,8 @@
                 <w:rFonts w:ascii="Times New Roman" w:eastAsia="Times New Roman" w:hAnsi="Times New Roman" w:cs="Times New Roman"/>
                 <w:b/>
                 <w:sz w:val="20"/>
-                <w:color w:val="FF0000"/>
-              </w:rPr>
-              <w:t xml:space="preserve">Metrik reliabilitas</w:t>
+              </w:rPr>
+              <w:t>Metrik Reliabilitas</w:t>
             </w:r>
           </w:p>
         </w:tc>
@@ -9862,9 +13576,16 @@
               <w:rPr>
                 <w:rFonts w:ascii="Times New Roman" w:eastAsia="Times New Roman" w:hAnsi="Times New Roman" w:cs="Times New Roman"/>
                 <w:sz w:val="20"/>
-                <w:color w:val="FF0000"/>
-              </w:rPr>
-              <w:t xml:space="preserve">Konsistensi pilihan metode</w:t>
+              </w:rPr>
+              <w:t xml:space="preserve">Konsistensi </w:t>
+            </w:r>
+            <w:r>
+              <w:rPr>
+                <w:rFonts w:ascii="Times New Roman" w:eastAsia="Times New Roman" w:hAnsi="Times New Roman" w:cs="Times New Roman"/>
+                <w:sz w:val="20"/>
+                <w:color w:val="FF0000"/>
+              </w:rPr>
+              <w:t xml:space="preserve">pilihan metode</w:t>
             </w:r>
           </w:p>
         </w:tc>
@@ -9951,9 +13672,8 @@
               <w:rPr>
                 <w:rFonts w:ascii="Times New Roman" w:eastAsia="Times New Roman" w:hAnsi="Times New Roman" w:cs="Times New Roman"/>
                 <w:sz w:val="20"/>
-                <w:color w:val="FF0000"/>
-              </w:rPr>
-              <w:t xml:space="preserve">Variasi hasil eksploitasi</w:t>
+              </w:rPr>
+              <w:t>Variasi outcome eksploitasi</w:t>
             </w:r>
           </w:p>
         </w:tc>
@@ -10039,10 +13759,10 @@
             <w:r>
               <w:rPr>
                 <w:rFonts w:ascii="Times New Roman" w:eastAsia="Times New Roman" w:hAnsi="Times New Roman" w:cs="Times New Roman"/>
-                <w:sz w:val="20"/>
-                <w:color w:val="FF0000"/>
-              </w:rPr>
-              <w:t xml:space="preserve">Keluaran JSON tidak valid</w:t>
+                <w:i/>
+                <w:sz w:val="20"/>
+              </w:rPr>
+              <w:t>Invalid JSON rate</w:t>
             </w:r>
           </w:p>
         </w:tc>
@@ -10128,10 +13848,10 @@
             <w:r>
               <w:rPr>
                 <w:rFonts w:ascii="Times New Roman" w:eastAsia="Times New Roman" w:hAnsi="Times New Roman" w:cs="Times New Roman"/>
-                <w:sz w:val="20"/>
-                <w:color w:val="FF0000"/>
-              </w:rPr>
-              <w:t xml:space="preserve">Penggunaan mekanisme cadangan</w:t>
+                <w:i/>
+                <w:sz w:val="20"/>
+              </w:rPr>
+              <w:t>Fallback rate</w:t>
             </w:r>
           </w:p>
         </w:tc>
@@ -10217,10 +13937,10 @@
             <w:r>
               <w:rPr>
                 <w:rFonts w:ascii="Times New Roman" w:eastAsia="Times New Roman" w:hAnsi="Times New Roman" w:cs="Times New Roman"/>
-                <w:sz w:val="20"/>
-                <w:color w:val="FF0000"/>
-              </w:rPr>
-              <w:t xml:space="preserve">Kegagalan integrasi penyedia</w:t>
+                <w:i/>
+                <w:sz w:val="20"/>
+              </w:rPr>
+              <w:t>Provider integration failure</w:t>
             </w:r>
           </w:p>
         </w:tc>
@@ -10303,7 +14023,65 @@
           <w:rFonts w:ascii="Times New Roman" w:eastAsia="Times New Roman" w:hAnsi="Times New Roman" w:cs="Times New Roman"/>
           <w:color w:val="FF0000"/>
         </w:rPr>
-        <w:t xml:space="preserve">Tabel 4.10 memisahkan konsistensi pilihan metode dari konsistensi skor. Kedua ukuran tersebut tidak selalu menghasilkan kesimpulan yang sama karena metode yang sama dapat menghasilkan kandidat dan hasil eksekusi yang berbeda.</w:t>
+        <w:t xml:space="preserve">Tabel </w:t>
+      </w:r>
+      <w:r>
+        <w:rPr>
+          <w:rFonts w:ascii="Times New Roman" w:eastAsia="Times New Roman" w:hAnsi="Times New Roman" w:cs="Times New Roman"/>
+        </w:rPr>
+        <w:t xml:space="preserve">4.10 </w:t>
+      </w:r>
+      <w:r>
+        <w:rPr>
+          <w:rFonts w:ascii="Times New Roman" w:eastAsia="Times New Roman" w:hAnsi="Times New Roman" w:cs="Times New Roman"/>
+          <w:color w:val="FF0000"/>
+        </w:rPr>
+        <w:t xml:space="preserve">memisahkan </w:t>
+      </w:r>
+      <w:r>
+        <w:rPr>
+          <w:rFonts w:ascii="Times New Roman" w:eastAsia="Times New Roman" w:hAnsi="Times New Roman" w:cs="Times New Roman"/>
+        </w:rPr>
+        <w:t xml:space="preserve">konsistensi </w:t>
+      </w:r>
+      <w:r>
+        <w:rPr>
+          <w:rFonts w:ascii="Times New Roman" w:eastAsia="Times New Roman" w:hAnsi="Times New Roman" w:cs="Times New Roman"/>
+          <w:color w:val="FF0000"/>
+        </w:rPr>
+        <w:t xml:space="preserve">pilihan metode dari konsistensi skor</w:t>
+      </w:r>
+      <w:r>
+        <w:rPr>
+          <w:rFonts w:ascii="Times New Roman" w:eastAsia="Times New Roman" w:hAnsi="Times New Roman" w:cs="Times New Roman"/>
+        </w:rPr>
+        <w:t xml:space="preserve">. </w:t>
+      </w:r>
+      <w:r>
+        <w:rPr>
+          <w:rFonts w:ascii="Times New Roman" w:eastAsia="Times New Roman" w:hAnsi="Times New Roman" w:cs="Times New Roman"/>
+          <w:color w:val="FF0000"/>
+        </w:rPr>
+        <w:t xml:space="preserve">Kedua ukuran tersebut tidak selalu menghasilkan kesimpulan yang sama karena metode yang sama dapat menghasilkan kandidat </w:t>
+      </w:r>
+      <w:r>
+        <w:rPr>
+          <w:rFonts w:ascii="Times New Roman" w:eastAsia="Times New Roman" w:hAnsi="Times New Roman" w:cs="Times New Roman"/>
+        </w:rPr>
+        <w:t xml:space="preserve">dan </w:t>
+      </w:r>
+      <w:r>
+        <w:rPr>
+          <w:rFonts w:ascii="Times New Roman" w:eastAsia="Times New Roman" w:hAnsi="Times New Roman" w:cs="Times New Roman"/>
+          <w:color w:val="FF0000"/>
+        </w:rPr>
+        <w:t xml:space="preserve">hasil eksekusi yang berbeda</w:t>
+      </w:r>
+      <w:r>
+        <w:rPr>
+          <w:rFonts w:ascii="Times New Roman" w:eastAsia="Times New Roman" w:hAnsi="Times New Roman" w:cs="Times New Roman"/>
+        </w:rPr>
+        <w:t xml:space="preserve">.</w:t>
       </w:r>
     </w:p>
     <w:p>
@@ -10319,7 +14097,78 @@
           <w:rFonts w:ascii="Times New Roman" w:eastAsia="Times New Roman" w:hAnsi="Times New Roman" w:cs="Times New Roman"/>
           <w:color w:val="FF0000"/>
         </w:rPr>
-        <w:t xml:space="preserve">Reliabilitas operasional dibaca dari catatan keluaran tidak valid, penggunaan mekanisme cadangan, dan gangguan integrasi. Kategori tersebut membantu membedakan variasi hasil pengujian dari kendala komunikasi dengan penyedia model.</w:t>
+        <w:t xml:space="preserve">Reliabilitas operasional dibaca dari catatan keluaran </w:t>
+      </w:r>
+      <w:r>
+        <w:rPr>
+          <w:rFonts w:ascii="Times New Roman" w:eastAsia="Times New Roman" w:hAnsi="Times New Roman" w:cs="Times New Roman"/>
+        </w:rPr>
+        <w:t xml:space="preserve">tidak </w:t>
+      </w:r>
+      <w:r>
+        <w:rPr>
+          <w:rFonts w:ascii="Times New Roman" w:eastAsia="Times New Roman" w:hAnsi="Times New Roman" w:cs="Times New Roman"/>
+          <w:color w:val="FF0000"/>
+        </w:rPr>
+        <w:t xml:space="preserve">valid</w:t>
+      </w:r>
+      <w:r>
+        <w:rPr>
+          <w:rFonts w:ascii="Times New Roman" w:eastAsia="Times New Roman" w:hAnsi="Times New Roman" w:cs="Times New Roman"/>
+        </w:rPr>
+        <w:t xml:space="preserve">, </w:t>
+      </w:r>
+      <w:r>
+        <w:rPr>
+          <w:rFonts w:ascii="Times New Roman" w:eastAsia="Times New Roman" w:hAnsi="Times New Roman" w:cs="Times New Roman"/>
+          <w:color w:val="FF0000"/>
+        </w:rPr>
+        <w:t xml:space="preserve">penggunaan mekanisme cadangan</w:t>
+      </w:r>
+      <w:r>
+        <w:rPr>
+          <w:rFonts w:ascii="Times New Roman" w:eastAsia="Times New Roman" w:hAnsi="Times New Roman" w:cs="Times New Roman"/>
+        </w:rPr>
+        <w:t xml:space="preserve">, dan </w:t>
+      </w:r>
+      <w:r>
+        <w:rPr>
+          <w:rFonts w:ascii="Times New Roman" w:eastAsia="Times New Roman" w:hAnsi="Times New Roman" w:cs="Times New Roman"/>
+          <w:color w:val="FF0000"/>
+        </w:rPr>
+        <w:t xml:space="preserve">gangguan integrasi</w:t>
+      </w:r>
+      <w:r>
+        <w:rPr>
+          <w:rFonts w:ascii="Times New Roman" w:eastAsia="Times New Roman" w:hAnsi="Times New Roman" w:cs="Times New Roman"/>
+        </w:rPr>
+        <w:t xml:space="preserve">. </w:t>
+      </w:r>
+      <w:r>
+        <w:rPr>
+          <w:rFonts w:ascii="Times New Roman" w:eastAsia="Times New Roman" w:hAnsi="Times New Roman" w:cs="Times New Roman"/>
+          <w:color w:val="FF0000"/>
+        </w:rPr>
+        <w:t xml:space="preserve">Kategori tersebut membantu membedakan variasi hasil pengujian dari kendala komunikasi dengan </w:t>
+      </w:r>
+      <w:r>
+        <w:rPr>
+          <w:rFonts w:ascii="Times New Roman" w:eastAsia="Times New Roman" w:hAnsi="Times New Roman" w:cs="Times New Roman"/>
+        </w:rPr>
+        <w:t xml:space="preserve">penyedia </w:t>
+      </w:r>
+      <w:r>
+        <w:rPr>
+          <w:rFonts w:ascii="Times New Roman" w:eastAsia="Times New Roman" w:hAnsi="Times New Roman" w:cs="Times New Roman"/>
+          <w:color w:val="FF0000"/>
+        </w:rPr>
+        <w:t xml:space="preserve">model</w:t>
+      </w:r>
+      <w:r>
+        <w:rPr>
+          <w:rFonts w:ascii="Times New Roman" w:eastAsia="Times New Roman" w:hAnsi="Times New Roman" w:cs="Times New Roman"/>
+        </w:rPr>
+        <w:t xml:space="preserve">.</w:t>
       </w:r>
     </w:p>
     <w:p>
@@ -10365,7 +14214,52 @@
           <w:rFonts w:ascii="Times New Roman" w:eastAsia="Times New Roman" w:hAnsi="Times New Roman" w:cs="Times New Roman"/>
           <w:color w:val="FF0000"/>
         </w:rPr>
-        <w:t xml:space="preserve">Efisiensi dibahas melalui jumlah token, percobaan menuju keberhasilan, dan biaya apabila harga yang sesuai tersedia. Pemanggilan untuk pemilihan metode dan pembentukan payload diperhitungkan dalam penggunaan model.</w:t>
+        <w:t xml:space="preserve">Efisiensi dibahas melalui jumlah token, percobaan menuju keberhasilan, dan </w:t>
+      </w:r>
+      <w:r>
+        <w:rPr>
+          <w:rFonts w:ascii="Times New Roman" w:eastAsia="Times New Roman" w:hAnsi="Times New Roman" w:cs="Times New Roman"/>
+        </w:rPr>
+        <w:t xml:space="preserve">biaya </w:t>
+      </w:r>
+      <w:r>
+        <w:rPr>
+          <w:rFonts w:ascii="Times New Roman" w:eastAsia="Times New Roman" w:hAnsi="Times New Roman" w:cs="Times New Roman"/>
+          <w:color w:val="FF0000"/>
+        </w:rPr>
+        <w:t xml:space="preserve">apabila </w:t>
+      </w:r>
+      <w:r>
+        <w:rPr>
+          <w:rFonts w:ascii="Times New Roman" w:eastAsia="Times New Roman" w:hAnsi="Times New Roman" w:cs="Times New Roman"/>
+        </w:rPr>
+        <w:t xml:space="preserve">harga yang </w:t>
+      </w:r>
+      <w:r>
+        <w:rPr>
+          <w:rFonts w:ascii="Times New Roman" w:eastAsia="Times New Roman" w:hAnsi="Times New Roman" w:cs="Times New Roman"/>
+          <w:color w:val="FF0000"/>
+        </w:rPr>
+        <w:t xml:space="preserve">sesuai tersedia</w:t>
+      </w:r>
+      <w:r>
+        <w:rPr>
+          <w:rFonts w:ascii="Times New Roman" w:eastAsia="Times New Roman" w:hAnsi="Times New Roman" w:cs="Times New Roman"/>
+        </w:rPr>
+        <w:t xml:space="preserve">. </w:t>
+      </w:r>
+      <w:r>
+        <w:rPr>
+          <w:rFonts w:ascii="Times New Roman" w:eastAsia="Times New Roman" w:hAnsi="Times New Roman" w:cs="Times New Roman"/>
+          <w:color w:val="FF0000"/>
+        </w:rPr>
+        <w:t xml:space="preserve">Pemanggilan untuk pemilihan metode dan pembentukan payload diperhitungkan dalam penggunaan </w:t>
+      </w:r>
+      <w:r>
+        <w:rPr>
+          <w:rFonts w:ascii="Times New Roman" w:eastAsia="Times New Roman" w:hAnsi="Times New Roman" w:cs="Times New Roman"/>
+        </w:rPr>
+        <w:t xml:space="preserve">model.</w:t>
       </w:r>
     </w:p>
     <w:p>
@@ -10552,10 +14446,10 @@
             <w:r>
               <w:rPr>
                 <w:rFonts w:ascii="Times New Roman" w:eastAsia="Times New Roman" w:hAnsi="Times New Roman" w:cs="Times New Roman"/>
-                <w:sz w:val="20"/>
-                <w:color w:val="FF0000"/>
-              </w:rPr>
-              <w:t xml:space="preserve">Tingkat kejadian guardrail</w:t>
+                <w:i/>
+                <w:sz w:val="20"/>
+              </w:rPr>
+              <w:t>Guardrail activation rate</w:t>
             </w:r>
           </w:p>
         </w:tc>
@@ -10641,10 +14535,10 @@
             <w:r>
               <w:rPr>
                 <w:rFonts w:ascii="Times New Roman" w:eastAsia="Times New Roman" w:hAnsi="Times New Roman" w:cs="Times New Roman"/>
-                <w:sz w:val="20"/>
-                <w:color w:val="FF0000"/>
-              </w:rPr>
-              <w:t xml:space="preserve">Pengulangan</w:t>
+                <w:i/>
+                <w:sz w:val="20"/>
+              </w:rPr>
+              <w:t>Retry</w:t>
             </w:r>
           </w:p>
         </w:tc>
@@ -10730,10 +14624,10 @@
             <w:r>
               <w:rPr>
                 <w:rFonts w:ascii="Times New Roman" w:eastAsia="Times New Roman" w:hAnsi="Times New Roman" w:cs="Times New Roman"/>
-                <w:sz w:val="20"/>
-                <w:color w:val="FF0000"/>
-              </w:rPr>
-              <w:t xml:space="preserve">Percobaan menuju keberhasilan</w:t>
+                <w:i/>
+                <w:sz w:val="20"/>
+              </w:rPr>
+              <w:t>Attempts-to-success</w:t>
             </w:r>
           </w:p>
         </w:tc>
@@ -10820,9 +14714,8 @@
               <w:rPr>
                 <w:rFonts w:ascii="Times New Roman" w:eastAsia="Times New Roman" w:hAnsi="Times New Roman" w:cs="Times New Roman"/>
                 <w:sz w:val="20"/>
-                <w:color w:val="FF0000"/>
-              </w:rPr>
-              <w:t xml:space="preserve">Token input</w:t>
+              </w:rPr>
+              <w:t>Input tokens</w:t>
             </w:r>
           </w:p>
         </w:tc>
@@ -10909,9 +14802,8 @@
               <w:rPr>
                 <w:rFonts w:ascii="Times New Roman" w:eastAsia="Times New Roman" w:hAnsi="Times New Roman" w:cs="Times New Roman"/>
                 <w:sz w:val="20"/>
-                <w:color w:val="FF0000"/>
-              </w:rPr>
-              <w:t xml:space="preserve">Token output</w:t>
+              </w:rPr>
+              <w:t>Output tokens</w:t>
             </w:r>
           </w:p>
         </w:tc>
@@ -10998,9 +14890,8 @@
               <w:rPr>
                 <w:rFonts w:ascii="Times New Roman" w:eastAsia="Times New Roman" w:hAnsi="Times New Roman" w:cs="Times New Roman"/>
                 <w:sz w:val="20"/>
-                <w:color w:val="FF0000"/>
-              </w:rPr>
-              <w:t xml:space="preserve">Total token</w:t>
+              </w:rPr>
+              <w:t>Total tokens</w:t>
             </w:r>
           </w:p>
         </w:tc>
@@ -11086,10 +14977,10 @@
             <w:r>
               <w:rPr>
                 <w:rFonts w:ascii="Times New Roman" w:eastAsia="Times New Roman" w:hAnsi="Times New Roman" w:cs="Times New Roman"/>
-                <w:sz w:val="20"/>
-                <w:color w:val="FF0000"/>
-              </w:rPr>
-              <w:t xml:space="preserve">Biaya token per keberhasilan</w:t>
+                <w:i/>
+                <w:sz w:val="20"/>
+              </w:rPr>
+              <w:t>Token cost per success</w:t>
             </w:r>
           </w:p>
         </w:tc>
@@ -11172,7 +15063,65 @@
           <w:rFonts w:ascii="Times New Roman" w:eastAsia="Times New Roman" w:hAnsi="Times New Roman" w:cs="Times New Roman"/>
           <w:color w:val="FF0000"/>
         </w:rPr>
-        <w:t xml:space="preserve">Kejadian guardrail dan pengulangan dicatat berdasarkan pemanggilan model yang benar-benar terjadi. Pengulangan untuk memperbaiki format keluaran dibedakan dari pengulangan akibat gangguan komunikasi atau pembatasan laju permintaan.</w:t>
+        <w:t xml:space="preserve">Kejadian </w:t>
+      </w:r>
+      <w:r>
+        <w:rPr>
+          <w:rFonts w:ascii="Times New Roman" w:eastAsia="Times New Roman" w:hAnsi="Times New Roman" w:cs="Times New Roman"/>
+        </w:rPr>
+        <w:t xml:space="preserve">guardrail dan </w:t>
+      </w:r>
+      <w:r>
+        <w:rPr>
+          <w:rFonts w:ascii="Times New Roman" w:eastAsia="Times New Roman" w:hAnsi="Times New Roman" w:cs="Times New Roman"/>
+          <w:color w:val="FF0000"/>
+        </w:rPr>
+        <w:t xml:space="preserve">pengulangan dicatat berdasarkan pemanggilan </w:t>
+      </w:r>
+      <w:r>
+        <w:rPr>
+          <w:rFonts w:ascii="Times New Roman" w:eastAsia="Times New Roman" w:hAnsi="Times New Roman" w:cs="Times New Roman"/>
+        </w:rPr>
+        <w:t xml:space="preserve">model yang </w:t>
+      </w:r>
+      <w:r>
+        <w:rPr>
+          <w:rFonts w:ascii="Times New Roman" w:eastAsia="Times New Roman" w:hAnsi="Times New Roman" w:cs="Times New Roman"/>
+          <w:color w:val="FF0000"/>
+        </w:rPr>
+        <w:t xml:space="preserve">benar-benar </w:t>
+      </w:r>
+      <w:r>
+        <w:rPr>
+          <w:rFonts w:ascii="Times New Roman" w:eastAsia="Times New Roman" w:hAnsi="Times New Roman" w:cs="Times New Roman"/>
+        </w:rPr>
+        <w:t xml:space="preserve">terjadi. </w:t>
+      </w:r>
+      <w:r>
+        <w:rPr>
+          <w:rFonts w:ascii="Times New Roman" w:eastAsia="Times New Roman" w:hAnsi="Times New Roman" w:cs="Times New Roman"/>
+          <w:color w:val="FF0000"/>
+        </w:rPr>
+        <w:t xml:space="preserve">Pengulangan untuk memperbaiki format keluaran dibedakan dari pengulangan akibat gangguan komunikasi </w:t>
+      </w:r>
+      <w:r>
+        <w:rPr>
+          <w:rFonts w:ascii="Times New Roman" w:eastAsia="Times New Roman" w:hAnsi="Times New Roman" w:cs="Times New Roman"/>
+        </w:rPr>
+        <w:t xml:space="preserve">atau </w:t>
+      </w:r>
+      <w:r>
+        <w:rPr>
+          <w:rFonts w:ascii="Times New Roman" w:eastAsia="Times New Roman" w:hAnsi="Times New Roman" w:cs="Times New Roman"/>
+          <w:color w:val="FF0000"/>
+        </w:rPr>
+        <w:t xml:space="preserve">pembatasan laju permintaan</w:t>
+      </w:r>
+      <w:r>
+        <w:rPr>
+          <w:rFonts w:ascii="Times New Roman" w:eastAsia="Times New Roman" w:hAnsi="Times New Roman" w:cs="Times New Roman"/>
+        </w:rPr>
+        <w:t xml:space="preserve">.</w:t>
       </w:r>
     </w:p>
     <w:p>
@@ -11188,7 +15137,156 @@
           <w:rFonts w:ascii="Times New Roman" w:eastAsia="Times New Roman" w:hAnsi="Times New Roman" w:cs="Times New Roman"/>
           <w:color w:val="FF0000"/>
         </w:rPr>
-        <w:t xml:space="preserve">Biaya token dihitung menggunakan jumlah token yang tercatat dan harga yang berlaku pada saat eksperimen. Jika harga atau data penggunaan yang diperlukan tidak tersedia, biaya dicatat sebagai belum dapat dihitung dan tidak diganti dengan nol.</w:t>
+        <w:t xml:space="preserve">Biaya </w:t>
+      </w:r>
+      <w:r>
+        <w:rPr>
+          <w:rFonts w:ascii="Times New Roman" w:eastAsia="Times New Roman" w:hAnsi="Times New Roman" w:cs="Times New Roman"/>
+        </w:rPr>
+        <w:t xml:space="preserve">token </w:t>
+      </w:r>
+      <w:r>
+        <w:rPr>
+          <w:rFonts w:ascii="Times New Roman" w:eastAsia="Times New Roman" w:hAnsi="Times New Roman" w:cs="Times New Roman"/>
+          <w:color w:val="FF0000"/>
+        </w:rPr>
+        <w:t xml:space="preserve">dihitung menggunakan jumlah </w:t>
+      </w:r>
+      <w:r>
+        <w:rPr>
+          <w:rFonts w:ascii="Times New Roman" w:eastAsia="Times New Roman" w:hAnsi="Times New Roman" w:cs="Times New Roman"/>
+        </w:rPr>
+        <w:t xml:space="preserve">token </w:t>
+      </w:r>
+      <w:r>
+        <w:rPr>
+          <w:rFonts w:ascii="Times New Roman" w:eastAsia="Times New Roman" w:hAnsi="Times New Roman" w:cs="Times New Roman"/>
+          <w:color w:val="FF0000"/>
+        </w:rPr>
+        <w:t xml:space="preserve">yang tercatat </w:t>
+      </w:r>
+      <w:r>
+        <w:rPr>
+          <w:rFonts w:ascii="Times New Roman" w:eastAsia="Times New Roman" w:hAnsi="Times New Roman" w:cs="Times New Roman"/>
+        </w:rPr>
+        <w:t xml:space="preserve">dan harga </w:t>
+      </w:r>
+      <w:r>
+        <w:rPr>
+          <w:rFonts w:ascii="Times New Roman" w:eastAsia="Times New Roman" w:hAnsi="Times New Roman" w:cs="Times New Roman"/>
+          <w:color w:val="FF0000"/>
+        </w:rPr>
+        <w:t xml:space="preserve">yang berlaku </w:t>
+      </w:r>
+      <w:r>
+        <w:rPr>
+          <w:rFonts w:ascii="Times New Roman" w:eastAsia="Times New Roman" w:hAnsi="Times New Roman" w:cs="Times New Roman"/>
+        </w:rPr>
+        <w:t xml:space="preserve">pada </w:t>
+      </w:r>
+      <w:r>
+        <w:rPr>
+          <w:rFonts w:ascii="Times New Roman" w:eastAsia="Times New Roman" w:hAnsi="Times New Roman" w:cs="Times New Roman"/>
+          <w:color w:val="FF0000"/>
+        </w:rPr>
+        <w:t xml:space="preserve">saat eksperimen. Jika harga atau data </w:t>
+      </w:r>
+      <w:r>
+        <w:rPr>
+          <w:rFonts w:ascii="Times New Roman" w:eastAsia="Times New Roman" w:hAnsi="Times New Roman" w:cs="Times New Roman"/>
+        </w:rPr>
+        <w:t xml:space="preserve">penggunaan </w:t>
+      </w:r>
+      <w:r>
+        <w:rPr>
+          <w:rFonts w:ascii="Times New Roman" w:eastAsia="Times New Roman" w:hAnsi="Times New Roman" w:cs="Times New Roman"/>
+          <w:color w:val="FF0000"/>
+        </w:rPr>
+        <w:t xml:space="preserve">yang diperlukan </w:t>
+      </w:r>
+      <w:r>
+        <w:rPr>
+          <w:rFonts w:ascii="Times New Roman" w:eastAsia="Times New Roman" w:hAnsi="Times New Roman" w:cs="Times New Roman"/>
+        </w:rPr>
+        <w:t xml:space="preserve">tidak </w:t>
+      </w:r>
+      <w:r>
+        <w:rPr>
+          <w:rFonts w:ascii="Times New Roman" w:eastAsia="Times New Roman" w:hAnsi="Times New Roman" w:cs="Times New Roman"/>
+          <w:color w:val="FF0000"/>
+        </w:rPr>
+        <w:t xml:space="preserve">tersedia, </w:t>
+      </w:r>
+      <w:r>
+        <w:rPr>
+          <w:rFonts w:ascii="Times New Roman" w:eastAsia="Times New Roman" w:hAnsi="Times New Roman" w:cs="Times New Roman"/>
+        </w:rPr>
+        <w:t xml:space="preserve">biaya </w:t>
+      </w:r>
+      <w:r>
+        <w:rPr>
+          <w:rFonts w:ascii="Times New Roman" w:eastAsia="Times New Roman" w:hAnsi="Times New Roman" w:cs="Times New Roman"/>
+          <w:color w:val="FF0000"/>
+        </w:rPr>
+        <w:t xml:space="preserve">dicatat </w:t>
+      </w:r>
+      <w:r>
+        <w:rPr>
+          <w:rFonts w:ascii="Times New Roman" w:eastAsia="Times New Roman" w:hAnsi="Times New Roman" w:cs="Times New Roman"/>
+        </w:rPr>
+        <w:t xml:space="preserve">sebagai </w:t>
+      </w:r>
+      <w:r>
+        <w:rPr>
+          <w:rFonts w:ascii="Times New Roman" w:eastAsia="Times New Roman" w:hAnsi="Times New Roman" w:cs="Times New Roman"/>
+          <w:color w:val="FF0000"/>
+        </w:rPr>
+        <w:t xml:space="preserve">belum dapat dihitung </w:t>
+      </w:r>
+      <w:r>
+        <w:rPr>
+          <w:rFonts w:ascii="Times New Roman" w:eastAsia="Times New Roman" w:hAnsi="Times New Roman" w:cs="Times New Roman"/>
+        </w:rPr>
+        <w:t xml:space="preserve">dan tidak </w:t>
+      </w:r>
+      <w:r>
+        <w:rPr>
+          <w:rFonts w:ascii="Times New Roman" w:eastAsia="Times New Roman" w:hAnsi="Times New Roman" w:cs="Times New Roman"/>
+          <w:color w:val="FF0000"/>
+        </w:rPr>
+        <w:t>diganti dengan nol</w:t>
+      </w:r>
+      <w:r>
+        <w:rPr>
+          <w:rFonts w:ascii="Times New Roman" w:eastAsia="Times New Roman" w:hAnsi="Times New Roman" w:cs="Times New Roman"/>
+        </w:rPr>
+        <w:t xml:space="preserve">. Efisiensi dibaca bersama </w:t>
+      </w:r>
+      <w:r>
+        <w:rPr>
+          <w:rFonts w:ascii="Times New Roman" w:eastAsia="Times New Roman" w:hAnsi="Times New Roman" w:cs="Times New Roman"/>
+          <w:color w:val="FF0000"/>
+        </w:rPr>
+        <w:t xml:space="preserve">proporsi eksploitasi penuh </w:t>
+      </w:r>
+      <w:r>
+        <w:rPr>
+          <w:rFonts w:ascii="Times New Roman" w:eastAsia="Times New Roman" w:hAnsi="Times New Roman" w:cs="Times New Roman"/>
+        </w:rPr>
+        <w:t xml:space="preserve">dan </w:t>
+      </w:r>
+      <w:r>
+        <w:rPr>
+          <w:rFonts w:ascii="Times New Roman" w:eastAsia="Times New Roman" w:hAnsi="Times New Roman" w:cs="Times New Roman"/>
+          <w:color w:val="FF0000"/>
+        </w:rPr>
+        <w:t>jumlah percobaan menuju keberhasilan</w:t>
+      </w:r>
+      <w:r>
+        <w:rPr>
+          <w:rFonts w:ascii="Times New Roman" w:eastAsia="Times New Roman" w:hAnsi="Times New Roman" w:cs="Times New Roman"/>
+        </w:rPr>
+        <w:t>.</w:t>
       </w:r>
     </w:p>
     <w:p>
@@ -11224,9 +15322,125 @@
       <w:r>
         <w:rPr>
           <w:rFonts w:ascii="Times New Roman" w:eastAsia="Times New Roman" w:hAnsi="Times New Roman" w:cs="Times New Roman"/>
-          <w:color w:val="FF0000"/>
-        </w:rPr>
-        <w:t xml:space="preserve">Perbandingan statistik antarmodel menggunakan data yang dapat dinilai pada konfigurasi eksperimen yang sepadan. Mann-Whitney U test digunakan secara eksploratif, dengan melaporkan ukuran sampel, nilai statistik, median, rentang interkuartil, dan ukuran efek apabila syarat perhitungan terpenuhi.</w:t>
+        </w:rPr>
+        <w:t xml:space="preserve">Perbandingan statistik </w:t>
+      </w:r>
+      <w:r>
+        <w:rPr>
+          <w:rFonts w:ascii="Times New Roman" w:eastAsia="Times New Roman" w:hAnsi="Times New Roman" w:cs="Times New Roman"/>
+          <w:color w:val="FF0000"/>
+        </w:rPr>
+        <w:t xml:space="preserve">antarmodel menggunakan data </w:t>
+      </w:r>
+      <w:r>
+        <w:rPr>
+          <w:rFonts w:ascii="Times New Roman" w:eastAsia="Times New Roman" w:hAnsi="Times New Roman" w:cs="Times New Roman"/>
+        </w:rPr>
+        <w:t xml:space="preserve">yang </w:t>
+      </w:r>
+      <w:r>
+        <w:rPr>
+          <w:rFonts w:ascii="Times New Roman" w:eastAsia="Times New Roman" w:hAnsi="Times New Roman" w:cs="Times New Roman"/>
+          <w:color w:val="FF0000"/>
+        </w:rPr>
+        <w:t xml:space="preserve">dapat dinilai pada konfigurasi eksperimen yang sepadan</w:t>
+      </w:r>
+      <w:r>
+        <w:rPr>
+          <w:rFonts w:ascii="Times New Roman" w:eastAsia="Times New Roman" w:hAnsi="Times New Roman" w:cs="Times New Roman"/>
+        </w:rPr>
+        <w:t xml:space="preserve">. </w:t>
+      </w:r>
+      <w:r>
+        <w:rPr>
+          <w:rFonts w:ascii="Times New Roman" w:eastAsia="Times New Roman" w:hAnsi="Times New Roman" w:cs="Times New Roman"/>
+          <w:color w:val="FF0000"/>
+        </w:rPr>
+        <w:t xml:space="preserve">Mann-Whitney </w:t>
+      </w:r>
+      <w:r>
+        <w:rPr>
+          <w:rFonts w:ascii="Times New Roman" w:eastAsia="Times New Roman" w:hAnsi="Times New Roman" w:cs="Times New Roman"/>
+        </w:rPr>
+        <w:t xml:space="preserve">U </w:t>
+      </w:r>
+      <w:r>
+        <w:rPr>
+          <w:rFonts w:ascii="Times New Roman" w:eastAsia="Times New Roman" w:hAnsi="Times New Roman" w:cs="Times New Roman"/>
+          <w:color w:val="FF0000"/>
+        </w:rPr>
+        <w:t xml:space="preserve">test digunakan secara eksploratif</w:t>
+      </w:r>
+      <w:r>
+        <w:rPr>
+          <w:rFonts w:ascii="Times New Roman" w:eastAsia="Times New Roman" w:hAnsi="Times New Roman" w:cs="Times New Roman"/>
+        </w:rPr>
+        <w:t xml:space="preserve">, </w:t>
+      </w:r>
+      <w:r>
+        <w:rPr>
+          <w:rFonts w:ascii="Times New Roman" w:eastAsia="Times New Roman" w:hAnsi="Times New Roman" w:cs="Times New Roman"/>
+          <w:color w:val="FF0000"/>
+        </w:rPr>
+        <w:t xml:space="preserve">dengan melaporkan ukuran sampel</w:t>
+      </w:r>
+      <w:r>
+        <w:rPr>
+          <w:rFonts w:ascii="Times New Roman" w:eastAsia="Times New Roman" w:hAnsi="Times New Roman" w:cs="Times New Roman"/>
+        </w:rPr>
+        <w:t xml:space="preserve">, </w:t>
+      </w:r>
+      <w:r>
+        <w:rPr>
+          <w:rFonts w:ascii="Times New Roman" w:eastAsia="Times New Roman" w:hAnsi="Times New Roman" w:cs="Times New Roman"/>
+          <w:color w:val="FF0000"/>
+        </w:rPr>
+        <w:t xml:space="preserve">nilai statistik</w:t>
+      </w:r>
+      <w:r>
+        <w:rPr>
+          <w:rFonts w:ascii="Times New Roman" w:eastAsia="Times New Roman" w:hAnsi="Times New Roman" w:cs="Times New Roman"/>
+        </w:rPr>
+        <w:t xml:space="preserve">, </w:t>
+      </w:r>
+      <w:r>
+        <w:rPr>
+          <w:rFonts w:ascii="Times New Roman" w:eastAsia="Times New Roman" w:hAnsi="Times New Roman" w:cs="Times New Roman"/>
+          <w:color w:val="FF0000"/>
+        </w:rPr>
+        <w:t xml:space="preserve">median</w:t>
+      </w:r>
+      <w:r>
+        <w:rPr>
+          <w:rFonts w:ascii="Times New Roman" w:eastAsia="Times New Roman" w:hAnsi="Times New Roman" w:cs="Times New Roman"/>
+        </w:rPr>
+        <w:t xml:space="preserve">, </w:t>
+      </w:r>
+      <w:r>
+        <w:rPr>
+          <w:rFonts w:ascii="Times New Roman" w:eastAsia="Times New Roman" w:hAnsi="Times New Roman" w:cs="Times New Roman"/>
+          <w:color w:val="FF0000"/>
+        </w:rPr>
+        <w:t xml:space="preserve">rentang interkuartil</w:t>
+      </w:r>
+      <w:r>
+        <w:rPr>
+          <w:rFonts w:ascii="Times New Roman" w:eastAsia="Times New Roman" w:hAnsi="Times New Roman" w:cs="Times New Roman"/>
+        </w:rPr>
+        <w:t xml:space="preserve">, dan </w:t>
+      </w:r>
+      <w:r>
+        <w:rPr>
+          <w:rFonts w:ascii="Times New Roman" w:eastAsia="Times New Roman" w:hAnsi="Times New Roman" w:cs="Times New Roman"/>
+          <w:color w:val="FF0000"/>
+        </w:rPr>
+        <w:t xml:space="preserve">ukuran efek apabila syarat perhitungan terpenuhi</w:t>
+      </w:r>
+      <w:r>
+        <w:rPr>
+          <w:rFonts w:ascii="Times New Roman" w:eastAsia="Times New Roman" w:hAnsi="Times New Roman" w:cs="Times New Roman"/>
+        </w:rPr>
+        <w:t xml:space="preserve">.</w:t>
       </w:r>
     </w:p>
     <w:p>
@@ -11242,7 +15456,91 @@
           <w:rFonts w:ascii="Times New Roman" w:eastAsia="Times New Roman" w:hAnsi="Times New Roman" w:cs="Times New Roman"/>
           <w:color w:val="FF0000"/>
         </w:rPr>
-        <w:t xml:space="preserve">Hasil statistik dibaca bersama skor setiap dimensi, proporsi keberhasilan, konsistensi, dan jumlah token. Kesimpulan perbandingan tidak didasarkan pada satu nilai saja dan tetap memperhatikan variasi antarskenario.</w:t>
+        <w:t xml:space="preserve">Hasil statistik dibaca bersama skor setiap dimensi</w:t>
+      </w:r>
+      <w:r>
+        <w:rPr>
+          <w:rFonts w:ascii="Times New Roman" w:eastAsia="Times New Roman" w:hAnsi="Times New Roman" w:cs="Times New Roman"/>
+        </w:rPr>
+        <w:t xml:space="preserve">, </w:t>
+      </w:r>
+      <w:r>
+        <w:rPr>
+          <w:rFonts w:ascii="Times New Roman" w:eastAsia="Times New Roman" w:hAnsi="Times New Roman" w:cs="Times New Roman"/>
+          <w:color w:val="FF0000"/>
+        </w:rPr>
+        <w:t xml:space="preserve">proporsi keberhasilan, konsistensi</w:t>
+      </w:r>
+      <w:r>
+        <w:rPr>
+          <w:rFonts w:ascii="Times New Roman" w:eastAsia="Times New Roman" w:hAnsi="Times New Roman" w:cs="Times New Roman"/>
+        </w:rPr>
+        <w:t xml:space="preserve">, dan </w:t>
+      </w:r>
+      <w:r>
+        <w:rPr>
+          <w:rFonts w:ascii="Times New Roman" w:eastAsia="Times New Roman" w:hAnsi="Times New Roman" w:cs="Times New Roman"/>
+          <w:color w:val="FF0000"/>
+        </w:rPr>
+        <w:t xml:space="preserve">jumlah </w:t>
+      </w:r>
+      <w:r>
+        <w:rPr>
+          <w:rFonts w:ascii="Times New Roman" w:eastAsia="Times New Roman" w:hAnsi="Times New Roman" w:cs="Times New Roman"/>
+        </w:rPr>
+        <w:t xml:space="preserve">token. </w:t>
+      </w:r>
+      <w:r>
+        <w:rPr>
+          <w:rFonts w:ascii="Times New Roman" w:eastAsia="Times New Roman" w:hAnsi="Times New Roman" w:cs="Times New Roman"/>
+          <w:color w:val="FF0000"/>
+        </w:rPr>
+        <w:t xml:space="preserve">Kesimpulan perbandingan </w:t>
+      </w:r>
+      <w:r>
+        <w:rPr>
+          <w:rFonts w:ascii="Times New Roman" w:eastAsia="Times New Roman" w:hAnsi="Times New Roman" w:cs="Times New Roman"/>
+        </w:rPr>
+        <w:t xml:space="preserve">tidak </w:t>
+      </w:r>
+      <w:r>
+        <w:rPr>
+          <w:rFonts w:ascii="Times New Roman" w:eastAsia="Times New Roman" w:hAnsi="Times New Roman" w:cs="Times New Roman"/>
+          <w:color w:val="FF0000"/>
+        </w:rPr>
+        <w:t xml:space="preserve">didasarkan </w:t>
+      </w:r>
+      <w:r>
+        <w:rPr>
+          <w:rFonts w:ascii="Times New Roman" w:eastAsia="Times New Roman" w:hAnsi="Times New Roman" w:cs="Times New Roman"/>
+        </w:rPr>
+        <w:t xml:space="preserve">pada </w:t>
+      </w:r>
+      <w:r>
+        <w:rPr>
+          <w:rFonts w:ascii="Times New Roman" w:eastAsia="Times New Roman" w:hAnsi="Times New Roman" w:cs="Times New Roman"/>
+          <w:color w:val="FF0000"/>
+        </w:rPr>
+        <w:t xml:space="preserve">satu nilai saja </w:t>
+      </w:r>
+      <w:r>
+        <w:rPr>
+          <w:rFonts w:ascii="Times New Roman" w:eastAsia="Times New Roman" w:hAnsi="Times New Roman" w:cs="Times New Roman"/>
+        </w:rPr>
+        <w:t xml:space="preserve">dan </w:t>
+      </w:r>
+      <w:r>
+        <w:rPr>
+          <w:rFonts w:ascii="Times New Roman" w:eastAsia="Times New Roman" w:hAnsi="Times New Roman" w:cs="Times New Roman"/>
+          <w:color w:val="FF0000"/>
+        </w:rPr>
+        <w:t xml:space="preserve">tetap memperhatikan variasi antarskenario</w:t>
+      </w:r>
+      <w:r>
+        <w:rPr>
+          <w:rFonts w:ascii="Times New Roman" w:eastAsia="Times New Roman" w:hAnsi="Times New Roman" w:cs="Times New Roman"/>
+        </w:rPr>
+        <w:t xml:space="preserve">.</w:t>
       </w:r>
     </w:p>
     <w:p>
@@ -11256,9 +15554,60 @@
       <w:r>
         <w:rPr>
           <w:rFonts w:ascii="Times New Roman" w:eastAsia="Times New Roman" w:hAnsi="Times New Roman" w:cs="Times New Roman"/>
-          <w:color w:val="FF0000"/>
-        </w:rPr>
-        <w:t xml:space="preserve">Perbandingan ini dapat ditempatkan dalam konteks AWE yang mengevaluasi beberapa LLM pada DVWA (Jaswal &amp; Baghel, 2026). SecLLMHolmes juga membahas variasi perilaku antarmodel pada tugas security reasoning (Ullah et al., 2024). Dalam penelitian ini, pembahasan dibatasi pada konfigurasi framework dan skenario yang digunakan.</w:t>
+        </w:rPr>
+        <w:t xml:space="preserve">Hasil ini dapat ditempatkan dalam konteks AWE yang membandingkan beberapa LLM pada DVWA sebagai bagian dari evaluasinya dan menemukan perbedaan performa antar model pada kelas kerentanan tertentu (Jaswal &amp; Baghel, 2026). SecLLMHolmes juga menunjukkan variasi robustnes dan non-determinisme antar LLM pada tugas </w:t>
+      </w:r>
+      <w:r>
+        <w:rPr>
+          <w:rFonts w:ascii="Times New Roman" w:eastAsia="Times New Roman" w:hAnsi="Times New Roman" w:cs="Times New Roman"/>
+          <w:i/>
+        </w:rPr>
+        <w:t>security reasoning</w:t>
+      </w:r>
+      <w:r>
+        <w:rPr>
+          <w:rFonts w:ascii="Times New Roman" w:eastAsia="Times New Roman" w:hAnsi="Times New Roman" w:cs="Times New Roman"/>
+        </w:rPr>
+        <w:t xml:space="preserve"> (Ullah et al., 2024). Pada penelitian ini, perbandingan dibatasi pada konfigurasi </w:t>
+      </w:r>
+      <w:r>
+        <w:rPr>
+          <w:rFonts w:ascii="Times New Roman" w:eastAsia="Times New Roman" w:hAnsi="Times New Roman" w:cs="Times New Roman"/>
+          <w:i/>
+        </w:rPr>
+        <w:t>framework</w:t>
+      </w:r>
+      <w:r>
+        <w:rPr>
+          <w:rFonts w:ascii="Times New Roman" w:eastAsia="Times New Roman" w:hAnsi="Times New Roman" w:cs="Times New Roman"/>
+        </w:rPr>
+        <w:t xml:space="preserve"> yang sama dan menggunakan metrik yang memisahkan keputusan, </w:t>
+      </w:r>
+      <w:r>
+        <w:rPr>
+          <w:rFonts w:ascii="Times New Roman" w:eastAsia="Times New Roman" w:hAnsi="Times New Roman" w:cs="Times New Roman"/>
+          <w:i/>
+        </w:rPr>
+        <w:t>payload</w:t>
+      </w:r>
+      <w:r>
+        <w:rPr>
+          <w:rFonts w:ascii="Times New Roman" w:eastAsia="Times New Roman" w:hAnsi="Times New Roman" w:cs="Times New Roman"/>
+        </w:rPr>
+        <w:t xml:space="preserve">, hasil eksploitasi, konsistensi, </w:t>
+      </w:r>
+      <w:r>
+        <w:rPr>
+          <w:rFonts w:ascii="Times New Roman" w:eastAsia="Times New Roman" w:hAnsi="Times New Roman" w:cs="Times New Roman"/>
+          <w:i/>
+        </w:rPr>
+        <w:t>guardrail</w:t>
+      </w:r>
+      <w:r>
+        <w:rPr>
+          <w:rFonts w:ascii="Times New Roman" w:eastAsia="Times New Roman" w:hAnsi="Times New Roman" w:cs="Times New Roman"/>
+        </w:rPr>
+        <w:t>, dan biaya.</w:t>
       </w:r>
     </w:p>
     <w:p>
@@ -11272,9 +15621,86 @@
       <w:r>
         <w:rPr>
           <w:rFonts w:ascii="Times New Roman" w:eastAsia="Times New Roman" w:hAnsi="Times New Roman" w:cs="Times New Roman"/>
-          <w:color w:val="FF0000"/>
-        </w:rPr>
-        <w:t xml:space="preserve">Jawaban terhadap RQ4 disusun dari perbandingan kualitas keputusan, payload, hasil eksploitasi, konsistensi, dan efisiensi pada kedua model. Kesimpulan mengikuti hasil yang dapat dinilai dan tidak dimaksudkan sebagai peringkat umum kemampuan LLM.</w:t>
+        </w:rPr>
+        <w:t xml:space="preserve">Jawaban </w:t>
+      </w:r>
+      <w:r>
+        <w:rPr>
+          <w:rFonts w:ascii="Times New Roman" w:eastAsia="Times New Roman" w:hAnsi="Times New Roman" w:cs="Times New Roman"/>
+          <w:color w:val="FF0000"/>
+        </w:rPr>
+        <w:t xml:space="preserve">terhadap </w:t>
+      </w:r>
+      <w:r>
+        <w:rPr>
+          <w:rFonts w:ascii="Times New Roman" w:eastAsia="Times New Roman" w:hAnsi="Times New Roman" w:cs="Times New Roman"/>
+        </w:rPr>
+        <w:t xml:space="preserve">RQ4 </w:t>
+      </w:r>
+      <w:r>
+        <w:rPr>
+          <w:rFonts w:ascii="Times New Roman" w:eastAsia="Times New Roman" w:hAnsi="Times New Roman" w:cs="Times New Roman"/>
+          <w:color w:val="FF0000"/>
+        </w:rPr>
+        <w:t xml:space="preserve">disusun dari perbandingan kualitas keputusan, </w:t>
+      </w:r>
+      <w:r>
+        <w:rPr>
+          <w:rFonts w:ascii="Times New Roman" w:eastAsia="Times New Roman" w:hAnsi="Times New Roman" w:cs="Times New Roman"/>
+        </w:rPr>
+        <w:t xml:space="preserve">payload, </w:t>
+      </w:r>
+      <w:r>
+        <w:rPr>
+          <w:rFonts w:ascii="Times New Roman" w:eastAsia="Times New Roman" w:hAnsi="Times New Roman" w:cs="Times New Roman"/>
+          <w:color w:val="FF0000"/>
+        </w:rPr>
+        <w:t xml:space="preserve">hasil </w:t>
+      </w:r>
+      <w:r>
+        <w:rPr>
+          <w:rFonts w:ascii="Times New Roman" w:eastAsia="Times New Roman" w:hAnsi="Times New Roman" w:cs="Times New Roman"/>
+        </w:rPr>
+        <w:t xml:space="preserve">eksploitasi, </w:t>
+      </w:r>
+      <w:r>
+        <w:rPr>
+          <w:rFonts w:ascii="Times New Roman" w:eastAsia="Times New Roman" w:hAnsi="Times New Roman" w:cs="Times New Roman"/>
+          <w:color w:val="FF0000"/>
+        </w:rPr>
+        <w:t xml:space="preserve">konsistensi</w:t>
+      </w:r>
+      <w:r>
+        <w:rPr>
+          <w:rFonts w:ascii="Times New Roman" w:eastAsia="Times New Roman" w:hAnsi="Times New Roman" w:cs="Times New Roman"/>
+        </w:rPr>
+        <w:t xml:space="preserve">, dan </w:t>
+      </w:r>
+      <w:r>
+        <w:rPr>
+          <w:rFonts w:ascii="Times New Roman" w:eastAsia="Times New Roman" w:hAnsi="Times New Roman" w:cs="Times New Roman"/>
+          <w:color w:val="FF0000"/>
+        </w:rPr>
+        <w:t xml:space="preserve">efisiensi pada kedua model. Kesimpulan mengikuti hasil yang dapat dinilai </w:t>
+      </w:r>
+      <w:r>
+        <w:rPr>
+          <w:rFonts w:ascii="Times New Roman" w:eastAsia="Times New Roman" w:hAnsi="Times New Roman" w:cs="Times New Roman"/>
+        </w:rPr>
+        <w:t xml:space="preserve">dan tidak </w:t>
+      </w:r>
+      <w:r>
+        <w:rPr>
+          <w:rFonts w:ascii="Times New Roman" w:eastAsia="Times New Roman" w:hAnsi="Times New Roman" w:cs="Times New Roman"/>
+          <w:color w:val="FF0000"/>
+        </w:rPr>
+        <w:t xml:space="preserve">dimaksudkan sebagai peringkat umum kemampuan LLM</w:t>
+      </w:r>
+      <w:r>
+        <w:rPr>
+          <w:rFonts w:ascii="Times New Roman" w:eastAsia="Times New Roman" w:hAnsi="Times New Roman" w:cs="Times New Roman"/>
+        </w:rPr>
+        <w:t xml:space="preserve">.</w:t>
       </w:r>
     </w:p>
     <w:p>
@@ -11354,9 +15780,67 @@
       <w:r>
         <w:rPr>
           <w:rFonts w:ascii="Times New Roman" w:eastAsia="Times New Roman" w:hAnsi="Times New Roman" w:cs="Times New Roman"/>
-          <w:color w:val="FF0000"/>
-        </w:rPr>
-        <w:t xml:space="preserve">Subbab ini membahas penanganan penolakan model, keluaran yang tidak sesuai skema, dan pembatasan ruang lingkup pengujian. Pemeriksaan mencakup validasi kandidat, pembatasan tujuan permintaan, penggunaan agen statis, serta pencatatan kejadian selama eksperimen.</w:t>
+        </w:rPr>
+        <w:t xml:space="preserve">Subbab ini menjawab RQ5 dengan memeriksa bagaimana </w:t>
+      </w:r>
+      <w:r>
+        <w:rPr>
+          <w:rFonts w:ascii="Times New Roman" w:eastAsia="Times New Roman" w:hAnsi="Times New Roman" w:cs="Times New Roman"/>
+          <w:i/>
+        </w:rPr>
+        <w:t xml:space="preserve">framework </w:t>
+      </w:r>
+      <w:r>
+        <w:rPr>
+          <w:rFonts w:ascii="Times New Roman" w:eastAsia="Times New Roman" w:hAnsi="Times New Roman" w:cs="Times New Roman"/>
+        </w:rPr>
+        <w:t xml:space="preserve">menangani penolakan model, keluaran terstruktur yang tidak valid, serta upaya yang tidak sesuai dengan ruang lingkup penelitian. Evaluasi juga mencakup pembatasan target, validasi metode dan </w:t>
+      </w:r>
+      <w:r>
+        <w:rPr>
+          <w:rFonts w:ascii="Times New Roman" w:eastAsia="Times New Roman" w:hAnsi="Times New Roman" w:cs="Times New Roman"/>
+          <w:i/>
+        </w:rPr>
+        <w:t>payload</w:t>
+      </w:r>
+      <w:r>
+        <w:rPr>
+          <w:rFonts w:ascii="Times New Roman" w:eastAsia="Times New Roman" w:hAnsi="Times New Roman" w:cs="Times New Roman"/>
+        </w:rPr>
+        <w:t xml:space="preserve">, jalur </w:t>
+      </w:r>
+      <w:r>
+        <w:rPr>
+          <w:rFonts w:ascii="Times New Roman" w:eastAsia="Times New Roman" w:hAnsi="Times New Roman" w:cs="Times New Roman"/>
+          <w:i/>
+        </w:rPr>
+        <w:t>fallback</w:t>
+      </w:r>
+      <w:r>
+        <w:rPr>
+          <w:rFonts w:ascii="Times New Roman" w:eastAsia="Times New Roman" w:hAnsi="Times New Roman" w:cs="Times New Roman"/>
+        </w:rPr>
+        <w:t xml:space="preserve">, serta bukti bahwa eksekusi selama eksperimen tetap diarahkan ke DVWA dalam </w:t>
+      </w:r>
+      <w:r>
+        <w:rPr>
+          <w:rFonts w:ascii="Times New Roman" w:eastAsia="Times New Roman" w:hAnsi="Times New Roman" w:cs="Times New Roman"/>
+          <w:i/>
+        </w:rPr>
+        <w:t xml:space="preserve">sandbox </w:t>
+      </w:r>
+      <w:r>
+        <w:rPr>
+          <w:rFonts w:ascii="Times New Roman" w:eastAsia="Times New Roman" w:hAnsi="Times New Roman" w:cs="Times New Roman"/>
+        </w:rPr>
+        <w:t>lokal</w:t>
+      </w:r>
+      <w:r>
+        <w:rPr>
+          <w:rFonts w:ascii="Times New Roman" w:eastAsia="Times New Roman" w:hAnsi="Times New Roman" w:cs="Times New Roman"/>
+          <w:color w:val="FF0000"/>
+        </w:rPr>
+        <w:t>. Pemeriksaan juga mencakup penggunaan agen statis dan pencatatan kejadian selama eksperimen.</w:t>
       </w:r>
     </w:p>
     <w:p>
@@ -11407,9 +15891,106 @@
       <w:r>
         <w:rPr>
           <w:rFonts w:ascii="Times New Roman" w:eastAsia="Times New Roman" w:hAnsi="Times New Roman" w:cs="Times New Roman"/>
-          <w:color w:val="FF0000"/>
-        </w:rPr>
-        <w:t xml:space="preserve">Kejadian keluaran tidak valid dikelompokkan menjadi penolakan model, JSON yang tidak dapat dibaca, bagian skema yang hilang, keluaran kosong, dan keluaran yang memerlukan perbaikan struktur. Setiap kejadian dicatat bersama hasil penanganannya. Permintaan perbaikan dibatasi pada kejelasan struktur dan konteks pengujian yang sah.</w:t>
+        </w:rPr>
+        <w:t xml:space="preserve">Kejadian keluaran tidak valid dikelompokkan menjadi </w:t>
+      </w:r>
+      <w:r>
+        <w:rPr>
+          <w:rFonts w:ascii="Times New Roman" w:eastAsia="Times New Roman" w:hAnsi="Times New Roman" w:cs="Times New Roman"/>
+          <w:i/>
+        </w:rPr>
+        <w:t>guardrail refusal</w:t>
+      </w:r>
+      <w:r>
+        <w:rPr>
+          <w:rFonts w:ascii="Times New Roman" w:eastAsia="Times New Roman" w:hAnsi="Times New Roman" w:cs="Times New Roman"/>
+        </w:rPr>
+        <w:t xml:space="preserve">, JSON yang tidak dapat diparse, field skema yang hilang, keluaran kosong, dan struktur yang memerlukan </w:t>
+      </w:r>
+      <w:r>
+        <w:rPr>
+          <w:rFonts w:ascii="Times New Roman" w:eastAsia="Times New Roman" w:hAnsi="Times New Roman" w:cs="Times New Roman"/>
+          <w:i/>
+        </w:rPr>
+        <w:t>structure-only retry</w:t>
+      </w:r>
+      <w:r>
+        <w:rPr>
+          <w:rFonts w:ascii="Times New Roman" w:eastAsia="Times New Roman" w:hAnsi="Times New Roman" w:cs="Times New Roman"/>
+        </w:rPr>
+        <w:t xml:space="preserve">. Setiap kejadian dicatat </w:t>
+      </w:r>
+      <w:r>
+        <w:rPr>
+          <w:rFonts w:ascii="Times New Roman" w:eastAsia="Times New Roman" w:hAnsi="Times New Roman" w:cs="Times New Roman"/>
+          <w:color w:val="FF0000"/>
+        </w:rPr>
+        <w:t xml:space="preserve">bersama hasil penanganannya </w:t>
+      </w:r>
+      <w:r>
+        <w:rPr>
+          <w:rFonts w:ascii="Times New Roman" w:eastAsia="Times New Roman" w:hAnsi="Times New Roman" w:cs="Times New Roman"/>
+        </w:rPr>
+        <w:t xml:space="preserve">sebelum keputusan diteruskan ke lapisan eksekusi. </w:t>
+      </w:r>
+      <w:r>
+        <w:rPr>
+          <w:rFonts w:ascii="Times New Roman" w:eastAsia="Times New Roman" w:hAnsi="Times New Roman" w:cs="Times New Roman"/>
+          <w:i/>
+        </w:rPr>
+        <w:t xml:space="preserve">Framework </w:t>
+      </w:r>
+      <w:r>
+        <w:rPr>
+          <w:rFonts w:ascii="Times New Roman" w:eastAsia="Times New Roman" w:hAnsi="Times New Roman" w:cs="Times New Roman"/>
+        </w:rPr>
+        <w:t xml:space="preserve">tidak menggunakan </w:t>
+      </w:r>
+      <w:r>
+        <w:rPr>
+          <w:rFonts w:ascii="Times New Roman" w:eastAsia="Times New Roman" w:hAnsi="Times New Roman" w:cs="Times New Roman"/>
+          <w:i/>
+        </w:rPr>
+        <w:t>jailbreak</w:t>
+      </w:r>
+      <w:r>
+        <w:rPr>
+          <w:rFonts w:ascii="Times New Roman" w:eastAsia="Times New Roman" w:hAnsi="Times New Roman" w:cs="Times New Roman"/>
+        </w:rPr>
+        <w:t xml:space="preserve">, </w:t>
+      </w:r>
+      <w:r>
+        <w:rPr>
+          <w:rFonts w:ascii="Times New Roman" w:eastAsia="Times New Roman" w:hAnsi="Times New Roman" w:cs="Times New Roman"/>
+          <w:i/>
+        </w:rPr>
+        <w:t>roleplay deception</w:t>
+      </w:r>
+      <w:r>
+        <w:rPr>
+          <w:rFonts w:ascii="Times New Roman" w:eastAsia="Times New Roman" w:hAnsi="Times New Roman" w:cs="Times New Roman"/>
+        </w:rPr>
+        <w:t xml:space="preserve">, atau </w:t>
+      </w:r>
+      <w:r>
+        <w:rPr>
+          <w:rFonts w:ascii="Times New Roman" w:eastAsia="Times New Roman" w:hAnsi="Times New Roman" w:cs="Times New Roman"/>
+          <w:i/>
+        </w:rPr>
+        <w:t xml:space="preserve">adversarial prompt injection </w:t>
+      </w:r>
+      <w:r>
+        <w:rPr>
+          <w:rFonts w:ascii="Times New Roman" w:eastAsia="Times New Roman" w:hAnsi="Times New Roman" w:cs="Times New Roman"/>
+        </w:rPr>
+        <w:t xml:space="preserve">untuk memaksa model menghasilkan keluaran ofensif. </w:t>
+      </w:r>
+      <w:r>
+        <w:rPr>
+          <w:rFonts w:ascii="Times New Roman" w:eastAsia="Times New Roman" w:hAnsi="Times New Roman" w:cs="Times New Roman"/>
+          <w:color w:val="FF0000"/>
+        </w:rPr>
+        <w:t>Permintaan perbaikan dibatasi pada kejelasan struktur dan konteks pengujian yang sah.</w:t>
       </w:r>
     </w:p>
     <w:p>
@@ -11511,9 +16092,8 @@
                 <w:rFonts w:ascii="Times New Roman" w:eastAsia="Times New Roman" w:hAnsi="Times New Roman" w:cs="Times New Roman"/>
                 <w:b/>
                 <w:sz w:val="20"/>
-                <w:color w:val="FF0000"/>
-              </w:rPr>
-              <w:t xml:space="preserve">Kejadian</w:t>
+              </w:rPr>
+              <w:t>Event</w:t>
             </w:r>
           </w:p>
         </w:tc>
@@ -11568,9 +16148,8 @@
                 <w:rFonts w:ascii="Times New Roman" w:eastAsia="Times New Roman" w:hAnsi="Times New Roman" w:cs="Times New Roman"/>
                 <w:b/>
                 <w:sz w:val="20"/>
-                <w:color w:val="FF0000"/>
-              </w:rPr>
-              <w:t xml:space="preserve">Ditangani</w:t>
+              </w:rPr>
+              <w:t>Berhasil Ditangani</w:t>
             </w:r>
           </w:p>
         </w:tc>
@@ -11597,9 +16176,8 @@
                 <w:rFonts w:ascii="Times New Roman" w:eastAsia="Times New Roman" w:hAnsi="Times New Roman" w:cs="Times New Roman"/>
                 <w:b/>
                 <w:sz w:val="20"/>
-                <w:color w:val="FF0000"/>
-              </w:rPr>
-              <w:t xml:space="preserve">Cadangan</w:t>
+              </w:rPr>
+              <w:t>Fallback</w:t>
             </w:r>
           </w:p>
         </w:tc>
@@ -11626,9 +16204,8 @@
                 <w:rFonts w:ascii="Times New Roman" w:eastAsia="Times New Roman" w:hAnsi="Times New Roman" w:cs="Times New Roman"/>
                 <w:b/>
                 <w:sz w:val="20"/>
-                <w:color w:val="FF0000"/>
-              </w:rPr>
-              <w:t xml:space="preserve">Berhenti</w:t>
+              </w:rPr>
+              <w:t>Stop</w:t>
             </w:r>
           </w:p>
         </w:tc>
@@ -11658,10 +16235,10 @@
             <w:r>
               <w:rPr>
                 <w:rFonts w:ascii="Times New Roman" w:eastAsia="Times New Roman" w:hAnsi="Times New Roman" w:cs="Times New Roman"/>
-                <w:sz w:val="20"/>
-                <w:color w:val="FF0000"/>
-              </w:rPr>
-              <w:t xml:space="preserve">Penolakan model</w:t>
+                <w:i/>
+                <w:sz w:val="20"/>
+              </w:rPr>
+              <w:t>Guardrail refusal</w:t>
             </w:r>
           </w:p>
         </w:tc>
@@ -11804,9 +16381,8 @@
               <w:rPr>
                 <w:rFonts w:ascii="Times New Roman" w:eastAsia="Times New Roman" w:hAnsi="Times New Roman" w:cs="Times New Roman"/>
                 <w:sz w:val="20"/>
-                <w:color w:val="FF0000"/>
-              </w:rPr>
-              <w:t xml:space="preserve">JSON tidak valid</w:t>
+              </w:rPr>
+              <w:t>Invalid JSON</w:t>
             </w:r>
           </w:p>
         </w:tc>
@@ -11949,9 +16525,8 @@
               <w:rPr>
                 <w:rFonts w:ascii="Times New Roman" w:eastAsia="Times New Roman" w:hAnsi="Times New Roman" w:cs="Times New Roman"/>
                 <w:sz w:val="20"/>
-                <w:color w:val="FF0000"/>
-              </w:rPr>
-              <w:t xml:space="preserve">Bagian skema tidak lengkap</w:t>
+              </w:rPr>
+              <w:t>Missing field</w:t>
             </w:r>
           </w:p>
         </w:tc>
@@ -12094,9 +16669,8 @@
               <w:rPr>
                 <w:rFonts w:ascii="Times New Roman" w:eastAsia="Times New Roman" w:hAnsi="Times New Roman" w:cs="Times New Roman"/>
                 <w:sz w:val="20"/>
-                <w:color w:val="FF0000"/>
-              </w:rPr>
-              <w:t xml:space="preserve">Keluaran kosong</w:t>
+              </w:rPr>
+              <w:t>Empty/incomplete output</w:t>
             </w:r>
           </w:p>
         </w:tc>
@@ -12238,10 +16812,10 @@
             <w:r>
               <w:rPr>
                 <w:rFonts w:ascii="Times New Roman" w:eastAsia="Times New Roman" w:hAnsi="Times New Roman" w:cs="Times New Roman"/>
-                <w:sz w:val="20"/>
-                <w:color w:val="FF0000"/>
-              </w:rPr>
-              <w:t xml:space="preserve">Perbaikan struktur</w:t>
+                <w:i/>
+                <w:sz w:val="20"/>
+              </w:rPr>
+              <w:t>Structure-only retry</w:t>
             </w:r>
           </w:p>
         </w:tc>
@@ -12380,7 +16954,91 @@
           <w:rFonts w:ascii="Times New Roman" w:eastAsia="Times New Roman" w:hAnsi="Times New Roman" w:cs="Times New Roman"/>
           <w:color w:val="FF0000"/>
         </w:rPr>
-        <w:t xml:space="preserve">Jumlah kejadian dan hasil penanganannya disajikan pada Tabel 4.12. Tingkat kejadian dihitung berdasarkan jumlah pemanggilan model yang relevan. Apabila suatu jenis kejadian tidak muncul, data tersebut tidak menunjukkan keberhasilan penanganan untuk jenis kejadian tersebut.</w:t>
+        <w:t xml:space="preserve">Jumlah </w:t>
+      </w:r>
+      <w:r>
+        <w:rPr>
+          <w:rFonts w:ascii="Times New Roman" w:eastAsia="Times New Roman" w:hAnsi="Times New Roman" w:cs="Times New Roman"/>
+        </w:rPr>
+        <w:t xml:space="preserve">kejadian dan </w:t>
+      </w:r>
+      <w:r>
+        <w:rPr>
+          <w:rFonts w:ascii="Times New Roman" w:eastAsia="Times New Roman" w:hAnsi="Times New Roman" w:cs="Times New Roman"/>
+          <w:color w:val="FF0000"/>
+        </w:rPr>
+        <w:t xml:space="preserve">hasil penanganannya disajikan </w:t>
+      </w:r>
+      <w:r>
+        <w:rPr>
+          <w:rFonts w:ascii="Times New Roman" w:eastAsia="Times New Roman" w:hAnsi="Times New Roman" w:cs="Times New Roman"/>
+        </w:rPr>
+        <w:t xml:space="preserve">pada </w:t>
+      </w:r>
+      <w:r>
+        <w:rPr>
+          <w:rFonts w:ascii="Times New Roman" w:eastAsia="Times New Roman" w:hAnsi="Times New Roman" w:cs="Times New Roman"/>
+          <w:color w:val="FF0000"/>
+        </w:rPr>
+        <w:t xml:space="preserve">Tabel 4.12. Tingkat kejadian dihitung berdasarkan jumlah pemanggilan model </w:t>
+      </w:r>
+      <w:r>
+        <w:rPr>
+          <w:rFonts w:ascii="Times New Roman" w:eastAsia="Times New Roman" w:hAnsi="Times New Roman" w:cs="Times New Roman"/>
+        </w:rPr>
+        <w:t xml:space="preserve">yang </w:t>
+      </w:r>
+      <w:r>
+        <w:rPr>
+          <w:rFonts w:ascii="Times New Roman" w:eastAsia="Times New Roman" w:hAnsi="Times New Roman" w:cs="Times New Roman"/>
+          <w:color w:val="FF0000"/>
+        </w:rPr>
+        <w:t xml:space="preserve">relevan. Apabila suatu jenis kejadian </w:t>
+      </w:r>
+      <w:r>
+        <w:rPr>
+          <w:rFonts w:ascii="Times New Roman" w:eastAsia="Times New Roman" w:hAnsi="Times New Roman" w:cs="Times New Roman"/>
+        </w:rPr>
+        <w:t xml:space="preserve">tidak </w:t>
+      </w:r>
+      <w:r>
+        <w:rPr>
+          <w:rFonts w:ascii="Times New Roman" w:eastAsia="Times New Roman" w:hAnsi="Times New Roman" w:cs="Times New Roman"/>
+          <w:color w:val="FF0000"/>
+        </w:rPr>
+        <w:t xml:space="preserve">muncul</w:t>
+      </w:r>
+      <w:r>
+        <w:rPr>
+          <w:rFonts w:ascii="Times New Roman" w:eastAsia="Times New Roman" w:hAnsi="Times New Roman" w:cs="Times New Roman"/>
+        </w:rPr>
+        <w:t xml:space="preserve">, </w:t>
+      </w:r>
+      <w:r>
+        <w:rPr>
+          <w:rFonts w:ascii="Times New Roman" w:eastAsia="Times New Roman" w:hAnsi="Times New Roman" w:cs="Times New Roman"/>
+          <w:color w:val="FF0000"/>
+        </w:rPr>
+        <w:t xml:space="preserve">data tersebut </w:t>
+      </w:r>
+      <w:r>
+        <w:rPr>
+          <w:rFonts w:ascii="Times New Roman" w:eastAsia="Times New Roman" w:hAnsi="Times New Roman" w:cs="Times New Roman"/>
+        </w:rPr>
+        <w:t xml:space="preserve">tidak </w:t>
+      </w:r>
+      <w:r>
+        <w:rPr>
+          <w:rFonts w:ascii="Times New Roman" w:eastAsia="Times New Roman" w:hAnsi="Times New Roman" w:cs="Times New Roman"/>
+          <w:color w:val="FF0000"/>
+        </w:rPr>
+        <w:t xml:space="preserve">menunjukkan keberhasilan penanganan untuk jenis kejadian tersebut</w:t>
+      </w:r>
+      <w:r>
+        <w:rPr>
+          <w:rFonts w:ascii="Times New Roman" w:eastAsia="Times New Roman" w:hAnsi="Times New Roman" w:cs="Times New Roman"/>
+        </w:rPr>
+        <w:t xml:space="preserve">.</w:t>
       </w:r>
     </w:p>
     <w:p>
@@ -12396,7 +17054,65 @@
           <w:rFonts w:ascii="Times New Roman" w:eastAsia="Times New Roman" w:hAnsi="Times New Roman" w:cs="Times New Roman"/>
           <w:color w:val="FF0000"/>
         </w:rPr>
-        <w:t xml:space="preserve">Perbandingan antarmodel memperhatikan penolakan, keluaran tidak valid, pengulangan, dan mekanisme cadangan yang benar-benar digunakan. Setiap kategori diperiksa berdasarkan catatan pemanggilan yang tersedia.</w:t>
+        <w:t xml:space="preserve">Perbandingan antarmodel memperhatikan penolakan, keluaran </w:t>
+      </w:r>
+      <w:r>
+        <w:rPr>
+          <w:rFonts w:ascii="Times New Roman" w:eastAsia="Times New Roman" w:hAnsi="Times New Roman" w:cs="Times New Roman"/>
+        </w:rPr>
+        <w:t xml:space="preserve">tidak </w:t>
+      </w:r>
+      <w:r>
+        <w:rPr>
+          <w:rFonts w:ascii="Times New Roman" w:eastAsia="Times New Roman" w:hAnsi="Times New Roman" w:cs="Times New Roman"/>
+          <w:color w:val="FF0000"/>
+        </w:rPr>
+        <w:t xml:space="preserve">valid, pengulangan, </w:t>
+      </w:r>
+      <w:r>
+        <w:rPr>
+          <w:rFonts w:ascii="Times New Roman" w:eastAsia="Times New Roman" w:hAnsi="Times New Roman" w:cs="Times New Roman"/>
+        </w:rPr>
+        <w:t xml:space="preserve">dan </w:t>
+      </w:r>
+      <w:r>
+        <w:rPr>
+          <w:rFonts w:ascii="Times New Roman" w:eastAsia="Times New Roman" w:hAnsi="Times New Roman" w:cs="Times New Roman"/>
+          <w:color w:val="FF0000"/>
+        </w:rPr>
+        <w:t xml:space="preserve">mekanisme cadangan </w:t>
+      </w:r>
+      <w:r>
+        <w:rPr>
+          <w:rFonts w:ascii="Times New Roman" w:eastAsia="Times New Roman" w:hAnsi="Times New Roman" w:cs="Times New Roman"/>
+        </w:rPr>
+        <w:t xml:space="preserve">yang </w:t>
+      </w:r>
+      <w:r>
+        <w:rPr>
+          <w:rFonts w:ascii="Times New Roman" w:eastAsia="Times New Roman" w:hAnsi="Times New Roman" w:cs="Times New Roman"/>
+          <w:color w:val="FF0000"/>
+        </w:rPr>
+        <w:t xml:space="preserve">benar-benar digunakan</w:t>
+      </w:r>
+      <w:r>
+        <w:rPr>
+          <w:rFonts w:ascii="Times New Roman" w:eastAsia="Times New Roman" w:hAnsi="Times New Roman" w:cs="Times New Roman"/>
+        </w:rPr>
+        <w:t xml:space="preserve">. </w:t>
+      </w:r>
+      <w:r>
+        <w:rPr>
+          <w:rFonts w:ascii="Times New Roman" w:eastAsia="Times New Roman" w:hAnsi="Times New Roman" w:cs="Times New Roman"/>
+          <w:color w:val="FF0000"/>
+        </w:rPr>
+        <w:t xml:space="preserve">Setiap kategori diperiksa berdasarkan catatan pemanggilan yang tersedia</w:t>
+      </w:r>
+      <w:r>
+        <w:rPr>
+          <w:rFonts w:ascii="Times New Roman" w:eastAsia="Times New Roman" w:hAnsi="Times New Roman" w:cs="Times New Roman"/>
+        </w:rPr>
+        <w:t xml:space="preserve">.</w:t>
       </w:r>
     </w:p>
     <w:p>
@@ -12447,9 +17163,73 @@
       <w:r>
         <w:rPr>
           <w:rFonts w:ascii="Times New Roman" w:eastAsia="Times New Roman" w:hAnsi="Times New Roman" w:cs="Times New Roman"/>
-          <w:color w:val="FF0000"/>
-        </w:rPr>
-        <w:t xml:space="preserve">Validasi containment memeriksa tujuan permintaan, kandidat payload, dan batas metode yang diizinkan pada lingkungan DVWA. Referensi luar yang ditemukan pada halaman, kandidat yang melanggar ruang lingkup, dan permintaan yang benar-benar keluar dari batas pengujian dicatat sebagai kategori yang berbeda.</w:t>
+        </w:rPr>
+        <w:t xml:space="preserve">Validasi containment memeriksa tujuan setiap permintaan HTTP, metode, kandidat payload, dan jalur transisi. </w:t>
+      </w:r>
+      <w:r>
+        <w:rPr>
+          <w:rFonts w:ascii="Times New Roman" w:eastAsia="Times New Roman" w:hAnsi="Times New Roman" w:cs="Times New Roman"/>
+          <w:color w:val="FF0000"/>
+        </w:rPr>
+        <w:t xml:space="preserve">Referensi </w:t>
+      </w:r>
+      <w:r>
+        <w:rPr>
+          <w:rFonts w:ascii="Times New Roman" w:eastAsia="Times New Roman" w:hAnsi="Times New Roman" w:cs="Times New Roman"/>
+        </w:rPr>
+        <w:t xml:space="preserve">luar yang </w:t>
+      </w:r>
+      <w:r>
+        <w:rPr>
+          <w:rFonts w:ascii="Times New Roman" w:eastAsia="Times New Roman" w:hAnsi="Times New Roman" w:cs="Times New Roman"/>
+          <w:color w:val="FF0000"/>
+        </w:rPr>
+        <w:t xml:space="preserve">ditemukan pada halaman, kandidat </w:t>
+      </w:r>
+      <w:r>
+        <w:rPr>
+          <w:rFonts w:ascii="Times New Roman" w:eastAsia="Times New Roman" w:hAnsi="Times New Roman" w:cs="Times New Roman"/>
+        </w:rPr>
+        <w:t xml:space="preserve">yang </w:t>
+      </w:r>
+      <w:r>
+        <w:rPr>
+          <w:rFonts w:ascii="Times New Roman" w:eastAsia="Times New Roman" w:hAnsi="Times New Roman" w:cs="Times New Roman"/>
+          <w:color w:val="FF0000"/>
+        </w:rPr>
+        <w:t xml:space="preserve">melanggar ruang lingkup, </w:t>
+      </w:r>
+      <w:r>
+        <w:rPr>
+          <w:rFonts w:ascii="Times New Roman" w:eastAsia="Times New Roman" w:hAnsi="Times New Roman" w:cs="Times New Roman"/>
+        </w:rPr>
+        <w:t xml:space="preserve">dan permintaan </w:t>
+      </w:r>
+      <w:r>
+        <w:rPr>
+          <w:rFonts w:ascii="Times New Roman" w:eastAsia="Times New Roman" w:hAnsi="Times New Roman" w:cs="Times New Roman"/>
+          <w:color w:val="FF0000"/>
+        </w:rPr>
+        <w:t xml:space="preserve">yang benar-benar keluar dari batas pengujian </w:t>
+      </w:r>
+      <w:r>
+        <w:rPr>
+          <w:rFonts w:ascii="Times New Roman" w:eastAsia="Times New Roman" w:hAnsi="Times New Roman" w:cs="Times New Roman"/>
+        </w:rPr>
+        <w:t xml:space="preserve">dicatat </w:t>
+      </w:r>
+      <w:r>
+        <w:rPr>
+          <w:rFonts w:ascii="Times New Roman" w:eastAsia="Times New Roman" w:hAnsi="Times New Roman" w:cs="Times New Roman"/>
+          <w:color w:val="FF0000"/>
+        </w:rPr>
+        <w:t>sebagai kategori yang berbeda</w:t>
+      </w:r>
+      <w:r>
+        <w:rPr>
+          <w:rFonts w:ascii="Times New Roman" w:eastAsia="Times New Roman" w:hAnsi="Times New Roman" w:cs="Times New Roman"/>
+        </w:rPr>
+        <w:t>.</w:t>
       </w:r>
     </w:p>
     <w:p>
@@ -12550,9 +17330,8 @@
                 <w:rFonts w:ascii="Times New Roman" w:eastAsia="Times New Roman" w:hAnsi="Times New Roman" w:cs="Times New Roman"/>
                 <w:b/>
                 <w:sz w:val="20"/>
-                <w:color w:val="FF0000"/>
-              </w:rPr>
-              <w:t xml:space="preserve">Pengendalian</w:t>
+              </w:rPr>
+              <w:t>Control</w:t>
             </w:r>
           </w:p>
         </w:tc>
@@ -12579,9 +17358,8 @@
                 <w:rFonts w:ascii="Times New Roman" w:eastAsia="Times New Roman" w:hAnsi="Times New Roman" w:cs="Times New Roman"/>
                 <w:b/>
                 <w:sz w:val="20"/>
-                <w:color w:val="FF0000"/>
-              </w:rPr>
-              <w:t xml:space="preserve">Terdeteksi</w:t>
+              </w:rPr>
+              <w:t>Event Terdeteksi</w:t>
             </w:r>
           </w:p>
         </w:tc>
@@ -13139,7 +17917,22 @@
                 <w:sz w:val="20"/>
                 <w:color w:val="FF0000"/>
               </w:rPr>
-              <w:t xml:space="preserve">Metode di luar ruang lingkup</w:t>
+              <w:t xml:space="preserve">Metode </w:t>
+            </w:r>
+            <w:r>
+              <w:rPr>
+                <w:rFonts w:ascii="Times New Roman" w:eastAsia="Times New Roman" w:hAnsi="Times New Roman" w:cs="Times New Roman"/>
+                <w:sz w:val="20"/>
+              </w:rPr>
+              <w:t xml:space="preserve">di luar </w:t>
+            </w:r>
+            <w:r>
+              <w:rPr>
+                <w:rFonts w:ascii="Times New Roman" w:eastAsia="Times New Roman" w:hAnsi="Times New Roman" w:cs="Times New Roman"/>
+                <w:sz w:val="20"/>
+                <w:color w:val="FF0000"/>
+              </w:rPr>
+              <w:t xml:space="preserve">ruang lingkup</w:t>
             </w:r>
           </w:p>
         </w:tc>
@@ -13367,7 +18160,52 @@
           <w:rFonts w:ascii="Times New Roman" w:eastAsia="Times New Roman" w:hAnsi="Times New Roman" w:cs="Times New Roman"/>
           <w:color w:val="FF0000"/>
         </w:rPr>
-        <w:t xml:space="preserve">Tabel 4.13 membedakan kejadian yang terdeteksi, tindakan yang diblokir, dan pelanggaran yang terjadi. Referensi luar yang tidak diikuti tidak langsung ditafsirkan sebagai tindakan model atau pelanggaran yang berhasil.</w:t>
+        <w:t xml:space="preserve">Tabel 4.13 membedakan kejadian yang </w:t>
+      </w:r>
+      <w:r>
+        <w:rPr>
+          <w:rFonts w:ascii="Times New Roman" w:eastAsia="Times New Roman" w:hAnsi="Times New Roman" w:cs="Times New Roman"/>
+        </w:rPr>
+        <w:t xml:space="preserve">terdeteksi, </w:t>
+      </w:r>
+      <w:r>
+        <w:rPr>
+          <w:rFonts w:ascii="Times New Roman" w:eastAsia="Times New Roman" w:hAnsi="Times New Roman" w:cs="Times New Roman"/>
+          <w:color w:val="FF0000"/>
+        </w:rPr>
+        <w:t xml:space="preserve">tindakan yang </w:t>
+      </w:r>
+      <w:r>
+        <w:rPr>
+          <w:rFonts w:ascii="Times New Roman" w:eastAsia="Times New Roman" w:hAnsi="Times New Roman" w:cs="Times New Roman"/>
+        </w:rPr>
+        <w:t xml:space="preserve">diblokir, dan </w:t>
+      </w:r>
+      <w:r>
+        <w:rPr>
+          <w:rFonts w:ascii="Times New Roman" w:eastAsia="Times New Roman" w:hAnsi="Times New Roman" w:cs="Times New Roman"/>
+          <w:color w:val="FF0000"/>
+        </w:rPr>
+        <w:t xml:space="preserve">pelanggaran yang terjadi. Referensi </w:t>
+      </w:r>
+      <w:r>
+        <w:rPr>
+          <w:rFonts w:ascii="Times New Roman" w:eastAsia="Times New Roman" w:hAnsi="Times New Roman" w:cs="Times New Roman"/>
+        </w:rPr>
+        <w:t xml:space="preserve">luar yang tidak </w:t>
+      </w:r>
+      <w:r>
+        <w:rPr>
+          <w:rFonts w:ascii="Times New Roman" w:eastAsia="Times New Roman" w:hAnsi="Times New Roman" w:cs="Times New Roman"/>
+          <w:color w:val="FF0000"/>
+        </w:rPr>
+        <w:t xml:space="preserve">diikuti tidak langsung ditafsirkan sebagai tindakan model atau pelanggaran yang berhasil</w:t>
+      </w:r>
+      <w:r>
+        <w:rPr>
+          <w:rFonts w:ascii="Times New Roman" w:eastAsia="Times New Roman" w:hAnsi="Times New Roman" w:cs="Times New Roman"/>
+        </w:rPr>
+        <w:t xml:space="preserve">.</w:t>
       </w:r>
     </w:p>
     <w:p>
@@ -13383,7 +18221,91 @@
           <w:rFonts w:ascii="Times New Roman" w:eastAsia="Times New Roman" w:hAnsi="Times New Roman" w:cs="Times New Roman"/>
           <w:color w:val="FF0000"/>
         </w:rPr>
-        <w:t xml:space="preserve">Kandidat yang tidak memenuhi ruang lingkup atau aturan validasi tidak diteruskan untuk eksekusi. Jika mekanisme cadangan digunakan, sumber dan hasil validasinya tetap dicatat agar jalur yang ditempuh dapat ditelusuri.</w:t>
+        <w:t xml:space="preserve">Kandidat yang </w:t>
+      </w:r>
+      <w:r>
+        <w:rPr>
+          <w:rFonts w:ascii="Times New Roman" w:eastAsia="Times New Roman" w:hAnsi="Times New Roman" w:cs="Times New Roman"/>
+        </w:rPr>
+        <w:t xml:space="preserve">tidak memenuhi </w:t>
+      </w:r>
+      <w:r>
+        <w:rPr>
+          <w:rFonts w:ascii="Times New Roman" w:eastAsia="Times New Roman" w:hAnsi="Times New Roman" w:cs="Times New Roman"/>
+          <w:color w:val="FF0000"/>
+        </w:rPr>
+        <w:t xml:space="preserve">ruang lingkup atau aturan </w:t>
+      </w:r>
+      <w:r>
+        <w:rPr>
+          <w:rFonts w:ascii="Times New Roman" w:eastAsia="Times New Roman" w:hAnsi="Times New Roman" w:cs="Times New Roman"/>
+        </w:rPr>
+        <w:t xml:space="preserve">validasi </w:t>
+      </w:r>
+      <w:r>
+        <w:rPr>
+          <w:rFonts w:ascii="Times New Roman" w:eastAsia="Times New Roman" w:hAnsi="Times New Roman" w:cs="Times New Roman"/>
+          <w:color w:val="FF0000"/>
+        </w:rPr>
+        <w:t>tidak diteruskan untuk eksekusi</w:t>
+      </w:r>
+      <w:r>
+        <w:rPr>
+          <w:rFonts w:ascii="Times New Roman" w:eastAsia="Times New Roman" w:hAnsi="Times New Roman" w:cs="Times New Roman"/>
+        </w:rPr>
+        <w:t xml:space="preserve">. </w:t>
+      </w:r>
+      <w:r>
+        <w:rPr>
+          <w:rFonts w:ascii="Times New Roman" w:eastAsia="Times New Roman" w:hAnsi="Times New Roman" w:cs="Times New Roman"/>
+          <w:color w:val="FF0000"/>
+        </w:rPr>
+        <w:t>Jika mekanisme cadangan digunakan</w:t>
+      </w:r>
+      <w:r>
+        <w:rPr>
+          <w:rFonts w:ascii="Times New Roman" w:eastAsia="Times New Roman" w:hAnsi="Times New Roman" w:cs="Times New Roman"/>
+        </w:rPr>
+        <w:t xml:space="preserve">, </w:t>
+      </w:r>
+      <w:r>
+        <w:rPr>
+          <w:rFonts w:ascii="Times New Roman" w:eastAsia="Times New Roman" w:hAnsi="Times New Roman" w:cs="Times New Roman"/>
+          <w:color w:val="FF0000"/>
+        </w:rPr>
+        <w:t xml:space="preserve">sumber </w:t>
+      </w:r>
+      <w:r>
+        <w:rPr>
+          <w:rFonts w:ascii="Times New Roman" w:eastAsia="Times New Roman" w:hAnsi="Times New Roman" w:cs="Times New Roman"/>
+        </w:rPr>
+        <w:t xml:space="preserve">dan </w:t>
+      </w:r>
+      <w:r>
+        <w:rPr>
+          <w:rFonts w:ascii="Times New Roman" w:eastAsia="Times New Roman" w:hAnsi="Times New Roman" w:cs="Times New Roman"/>
+          <w:color w:val="FF0000"/>
+        </w:rPr>
+        <w:t xml:space="preserve">hasil validasinya tetap dicatat agar </w:t>
+      </w:r>
+      <w:r>
+        <w:rPr>
+          <w:rFonts w:ascii="Times New Roman" w:eastAsia="Times New Roman" w:hAnsi="Times New Roman" w:cs="Times New Roman"/>
+        </w:rPr>
+        <w:t xml:space="preserve">jalur </w:t>
+      </w:r>
+      <w:r>
+        <w:rPr>
+          <w:rFonts w:ascii="Times New Roman" w:eastAsia="Times New Roman" w:hAnsi="Times New Roman" w:cs="Times New Roman"/>
+          <w:color w:val="FF0000"/>
+        </w:rPr>
+        <w:t>yang ditempuh dapat ditelusuri</w:t>
+      </w:r>
+      <w:r>
+        <w:rPr>
+          <w:rFonts w:ascii="Times New Roman" w:eastAsia="Times New Roman" w:hAnsi="Times New Roman" w:cs="Times New Roman"/>
+        </w:rPr>
+        <w:t>. Mekanisme ini membatasi eksekusi pada kandidat dan host DVWA yang diizinkan.</w:t>
       </w:r>
     </w:p>
     <w:p>
@@ -13427,9 +18349,73 @@
       <w:r>
         <w:rPr>
           <w:rFonts w:ascii="Times New Roman" w:eastAsia="Times New Roman" w:hAnsi="Times New Roman" w:cs="Times New Roman"/>
-          <w:color w:val="FF0000"/>
-        </w:rPr>
-        <w:t xml:space="preserve">Sandbox menyediakan batas target yang jelas untuk pengujian. Pembatasan tujuan, struktur AKG dan agen yang statis, validasi kandidat, serta pencatatan artefak menjadi bagian dari pengendalian yang dapat diperiksa dalam penelitian.</w:t>
+        </w:rPr>
+        <w:t xml:space="preserve">Lingkungan </w:t>
+      </w:r>
+      <w:r>
+        <w:rPr>
+          <w:rFonts w:ascii="Times New Roman" w:eastAsia="Times New Roman" w:hAnsi="Times New Roman" w:cs="Times New Roman"/>
+          <w:i/>
+        </w:rPr>
+        <w:t xml:space="preserve">sandbox </w:t>
+      </w:r>
+      <w:r>
+        <w:rPr>
+          <w:rFonts w:ascii="Times New Roman" w:eastAsia="Times New Roman" w:hAnsi="Times New Roman" w:cs="Times New Roman"/>
+        </w:rPr>
+        <w:t xml:space="preserve">memberikan batas target yang jelas karena DVWA dijalankan secara lokal dan seluruh endpoint penelitian telah ditetapkan sebelum eksekusi. Pembatasan target pada lapisan konfigurasi, </w:t>
+      </w:r>
+      <w:r>
+        <w:rPr>
+          <w:rFonts w:ascii="Times New Roman" w:eastAsia="Times New Roman" w:hAnsi="Times New Roman" w:cs="Times New Roman"/>
+          <w:color w:val="FF0000"/>
+        </w:rPr>
+        <w:t xml:space="preserve">penggunaan </w:t>
+      </w:r>
+      <w:r>
+        <w:rPr>
+          <w:rFonts w:ascii="Times New Roman" w:eastAsia="Times New Roman" w:hAnsi="Times New Roman" w:cs="Times New Roman"/>
+        </w:rPr>
+        <w:t xml:space="preserve">AKG </w:t>
+      </w:r>
+      <w:r>
+        <w:rPr>
+          <w:rFonts w:ascii="Times New Roman" w:eastAsia="Times New Roman" w:hAnsi="Times New Roman" w:cs="Times New Roman"/>
+          <w:color w:val="FF0000"/>
+        </w:rPr>
+        <w:t>pada kondisi AKG-guided</w:t>
+      </w:r>
+      <w:r>
+        <w:rPr>
+          <w:rFonts w:ascii="Times New Roman" w:eastAsia="Times New Roman" w:hAnsi="Times New Roman" w:cs="Times New Roman"/>
+        </w:rPr>
+        <w:t xml:space="preserve">, validasi kandidat </w:t>
+      </w:r>
+      <w:r>
+        <w:rPr>
+          <w:rFonts w:ascii="Times New Roman" w:eastAsia="Times New Roman" w:hAnsi="Times New Roman" w:cs="Times New Roman"/>
+          <w:i/>
+        </w:rPr>
+        <w:t>payload</w:t>
+      </w:r>
+      <w:r>
+        <w:rPr>
+          <w:rFonts w:ascii="Times New Roman" w:eastAsia="Times New Roman" w:hAnsi="Times New Roman" w:cs="Times New Roman"/>
+        </w:rPr>
+        <w:t xml:space="preserve">, penggunaan </w:t>
+      </w:r>
+      <w:r>
+        <w:rPr>
+          <w:rFonts w:ascii="Times New Roman" w:eastAsia="Times New Roman" w:hAnsi="Times New Roman" w:cs="Times New Roman"/>
+          <w:i/>
+        </w:rPr>
+        <w:t>static method agents</w:t>
+      </w:r>
+      <w:r>
+        <w:rPr>
+          <w:rFonts w:ascii="Times New Roman" w:eastAsia="Times New Roman" w:hAnsi="Times New Roman" w:cs="Times New Roman"/>
+        </w:rPr>
+        <w:t>, serta pencatatan artefak membentuk beberapa titik kontrol yang dapat diaudit. Efektivitas setiap kontrol dibaca dari kejadian yang benar-benar tercatat pada Tabel 4.13.</w:t>
       </w:r>
     </w:p>
     <w:p>
@@ -13443,9 +18429,125 @@
       <w:r>
         <w:rPr>
           <w:rFonts w:ascii="Times New Roman" w:eastAsia="Times New Roman" w:hAnsi="Times New Roman" w:cs="Times New Roman"/>
-          <w:color w:val="FF0000"/>
-        </w:rPr>
-        <w:t xml:space="preserve">Guardrail model tetap diperhatikan karena kebijakan penyedia dapat memengaruhi keluaran pada tugas pengujian keamanan. Literatur pada Bab II membahas hubungan antara keamanan dan utilitas guardrail (Kumar et al., 2025) serta perlindungan pada tingkat model dan sistem (Dong et al., 2025). Penanganan penolakan dalam penelitian dibatasi pada perbaikan struktur atau penjelasan konteks pengujian yang sah.</w:t>
+        </w:rPr>
+        <w:t xml:space="preserve">Peran </w:t>
+      </w:r>
+      <w:r>
+        <w:rPr>
+          <w:rFonts w:ascii="Times New Roman" w:eastAsia="Times New Roman" w:hAnsi="Times New Roman" w:cs="Times New Roman"/>
+          <w:i/>
+        </w:rPr>
+        <w:t xml:space="preserve">guardrail </w:t>
+      </w:r>
+      <w:r>
+        <w:rPr>
+          <w:rFonts w:ascii="Times New Roman" w:eastAsia="Times New Roman" w:hAnsi="Times New Roman" w:cs="Times New Roman"/>
+        </w:rPr>
+        <w:t xml:space="preserve">model tetap dicatat sebagai bagian dari hasil karena kebijakan penyedia </w:t>
+      </w:r>
+      <w:r>
+        <w:rPr>
+          <w:rFonts w:ascii="Times New Roman" w:eastAsia="Times New Roman" w:hAnsi="Times New Roman" w:cs="Times New Roman"/>
+          <w:color w:val="FF0000"/>
+        </w:rPr>
+        <w:t xml:space="preserve">dapat </w:t>
+      </w:r>
+      <w:r>
+        <w:rPr>
+          <w:rFonts w:ascii="Times New Roman" w:eastAsia="Times New Roman" w:hAnsi="Times New Roman" w:cs="Times New Roman"/>
+        </w:rPr>
+        <w:t xml:space="preserve">memengaruhi keluaran teknis pada tugas </w:t>
+      </w:r>
+      <w:r>
+        <w:rPr>
+          <w:rFonts w:ascii="Times New Roman" w:eastAsia="Times New Roman" w:hAnsi="Times New Roman" w:cs="Times New Roman"/>
+          <w:color w:val="FF0000"/>
+        </w:rPr>
+        <w:t>pengujian keamanan</w:t>
+      </w:r>
+      <w:r>
+        <w:rPr>
+          <w:rFonts w:ascii="Times New Roman" w:eastAsia="Times New Roman" w:hAnsi="Times New Roman" w:cs="Times New Roman"/>
+        </w:rPr>
+        <w:t xml:space="preserve">. Literatur yang digunakan pada Bab II menunjukkan adanya pertukaran antara keamanan dan utilitas pada desain </w:t>
+      </w:r>
+      <w:r>
+        <w:rPr>
+          <w:rFonts w:ascii="Times New Roman" w:eastAsia="Times New Roman" w:hAnsi="Times New Roman" w:cs="Times New Roman"/>
+          <w:i/>
+        </w:rPr>
+        <w:t xml:space="preserve">guardrail </w:t>
+      </w:r>
+      <w:r>
+        <w:rPr>
+          <w:rFonts w:ascii="Times New Roman" w:eastAsia="Times New Roman" w:hAnsi="Times New Roman" w:cs="Times New Roman"/>
+        </w:rPr>
+        <w:t xml:space="preserve">(Kumar et al., 2025), serta menempatkan perlindungan LLM sebagai persoalan yang mencakup kontrol model dan lapisan eksternal (Dong et al., 2025). Pada penelitian ini, penanganan penolakan dibatasi pada </w:t>
+      </w:r>
+      <w:r>
+        <w:rPr>
+          <w:rFonts w:ascii="Times New Roman" w:eastAsia="Times New Roman" w:hAnsi="Times New Roman" w:cs="Times New Roman"/>
+          <w:i/>
+        </w:rPr>
+        <w:t xml:space="preserve">retry </w:t>
+      </w:r>
+      <w:r>
+        <w:rPr>
+          <w:rFonts w:ascii="Times New Roman" w:eastAsia="Times New Roman" w:hAnsi="Times New Roman" w:cs="Times New Roman"/>
+        </w:rPr>
+        <w:t>terstruktur</w:t>
+      </w:r>
+      <w:r>
+        <w:rPr>
+          <w:rFonts w:ascii="Times New Roman" w:eastAsia="Times New Roman" w:hAnsi="Times New Roman" w:cs="Times New Roman"/>
+          <w:color w:val="FF0000"/>
+        </w:rPr>
+        <w:t xml:space="preserve">, penjelasan konteks pengujian yang </w:t>
+      </w:r>
+      <w:r>
+        <w:rPr>
+          <w:rFonts w:ascii="Times New Roman" w:eastAsia="Times New Roman" w:hAnsi="Times New Roman" w:cs="Times New Roman"/>
+        </w:rPr>
+        <w:t>sah</w:t>
+      </w:r>
+      <w:r>
+        <w:rPr>
+          <w:rFonts w:ascii="Times New Roman" w:eastAsia="Times New Roman" w:hAnsi="Times New Roman" w:cs="Times New Roman"/>
+          <w:color w:val="FF0000"/>
+        </w:rPr>
+        <w:t xml:space="preserve">, </w:t>
+      </w:r>
+      <w:r>
+        <w:rPr>
+          <w:rFonts w:ascii="Times New Roman" w:eastAsia="Times New Roman" w:hAnsi="Times New Roman" w:cs="Times New Roman"/>
+        </w:rPr>
+        <w:t xml:space="preserve">dan </w:t>
+      </w:r>
+      <w:r>
+        <w:rPr>
+          <w:rFonts w:ascii="Times New Roman" w:eastAsia="Times New Roman" w:hAnsi="Times New Roman" w:cs="Times New Roman"/>
+          <w:i/>
+        </w:rPr>
+        <w:t xml:space="preserve">fallback </w:t>
+      </w:r>
+      <w:r>
+        <w:rPr>
+          <w:rFonts w:ascii="Times New Roman" w:eastAsia="Times New Roman" w:hAnsi="Times New Roman" w:cs="Times New Roman"/>
+        </w:rPr>
+        <w:t xml:space="preserve">yang </w:t>
+      </w:r>
+      <w:r>
+        <w:rPr>
+          <w:rFonts w:ascii="Times New Roman" w:eastAsia="Times New Roman" w:hAnsi="Times New Roman" w:cs="Times New Roman"/>
+          <w:color w:val="FF0000"/>
+        </w:rPr>
+        <w:t xml:space="preserve">sesuai </w:t>
+      </w:r>
+      <w:r>
+        <w:rPr>
+          <w:rFonts w:ascii="Times New Roman" w:eastAsia="Times New Roman" w:hAnsi="Times New Roman" w:cs="Times New Roman"/>
+        </w:rPr>
+        <w:t>dalam ruang eksperimen.</w:t>
       </w:r>
     </w:p>
     <w:p>
@@ -13459,9 +18561,47 @@
       <w:r>
         <w:rPr>
           <w:rFonts w:ascii="Times New Roman" w:eastAsia="Times New Roman" w:hAnsi="Times New Roman" w:cs="Times New Roman"/>
-          <w:color w:val="FF0000"/>
-        </w:rPr>
-        <w:t xml:space="preserve">LLM tidak membentuk node, hubungan, atau agen baru selama eksekusi. Kandidat melewati validasi sebelum dijalankan, sedangkan klaim keberhasilan memerlukan bukti teknis yang sesuai. Hasil pengujian tetap ditafsirkan dalam batas lingkungan DVWA dan konfigurasi yang digunakan.</w:t>
+        </w:rPr>
+        <w:t xml:space="preserve">Batas etika penelitian juga berasal dari desain AKG dan agen yang statis. LLM tidak diberi kemampuan membentuk node, edge, atau agen baru saat runtime; kandidat wajib melewati validator dan klaim keberhasilan wajib didukung bukti teknis. </w:t>
+      </w:r>
+      <w:r>
+        <w:rPr>
+          <w:rFonts w:ascii="Times New Roman" w:eastAsia="Times New Roman" w:hAnsi="Times New Roman" w:cs="Times New Roman"/>
+          <w:color w:val="FF0000"/>
+        </w:rPr>
+        <w:t xml:space="preserve">Hasil pengujian tetap ditafsirkan dalam batas lingkungan DVWA </w:t>
+      </w:r>
+      <w:r>
+        <w:rPr>
+          <w:rFonts w:ascii="Times New Roman" w:eastAsia="Times New Roman" w:hAnsi="Times New Roman" w:cs="Times New Roman"/>
+        </w:rPr>
+        <w:t xml:space="preserve">dan </w:t>
+      </w:r>
+      <w:r>
+        <w:rPr>
+          <w:rFonts w:ascii="Times New Roman" w:eastAsia="Times New Roman" w:hAnsi="Times New Roman" w:cs="Times New Roman"/>
+          <w:color w:val="FF0000"/>
+        </w:rPr>
+        <w:t>konfigurasi yang digunakan</w:t>
+      </w:r>
+      <w:r>
+        <w:rPr>
+          <w:rFonts w:ascii="Times New Roman" w:eastAsia="Times New Roman" w:hAnsi="Times New Roman" w:cs="Times New Roman"/>
+        </w:rPr>
+        <w:t xml:space="preserve">, </w:t>
+      </w:r>
+      <w:r>
+        <w:rPr>
+          <w:rFonts w:ascii="Times New Roman" w:eastAsia="Times New Roman" w:hAnsi="Times New Roman" w:cs="Times New Roman"/>
+          <w:color w:val="FF0000"/>
+        </w:rPr>
+        <w:t xml:space="preserve">serta </w:t>
+      </w:r>
+      <w:r>
+        <w:rPr>
+          <w:rFonts w:ascii="Times New Roman" w:eastAsia="Times New Roman" w:hAnsi="Times New Roman" w:cs="Times New Roman"/>
+        </w:rPr>
+        <w:t>tidak menyatakan framework mustahil disalahgunakan pada konteks lain.</w:t>
       </w:r>
     </w:p>
     <w:p>
@@ -13475,9 +18615,99 @@
       <w:r>
         <w:rPr>
           <w:rFonts w:ascii="Times New Roman" w:eastAsia="Times New Roman" w:hAnsi="Times New Roman" w:cs="Times New Roman"/>
-          <w:color w:val="FF0000"/>
-        </w:rPr>
-        <w:t xml:space="preserve">Jawaban terhadap RQ5 didasarkan pada kejadian guardrail, hasil validasi kandidat, pembatasan tujuan, dan bukti penanganan yang tercatat pada eksperimen. Kesimpulannya mengikuti cakupan kejadian yang benar-benar dapat diperiksa.</w:t>
+        </w:rPr>
+        <w:t xml:space="preserve">Jawaban RQ5 </w:t>
+      </w:r>
+      <w:r>
+        <w:rPr>
+          <w:rFonts w:ascii="Times New Roman" w:eastAsia="Times New Roman" w:hAnsi="Times New Roman" w:cs="Times New Roman"/>
+          <w:color w:val="FF0000"/>
+        </w:rPr>
+        <w:t xml:space="preserve">didasarkan pada </w:t>
+      </w:r>
+      <w:r>
+        <w:rPr>
+          <w:rFonts w:ascii="Times New Roman" w:eastAsia="Times New Roman" w:hAnsi="Times New Roman" w:cs="Times New Roman"/>
+        </w:rPr>
+        <w:t xml:space="preserve">host containment, AKG dan </w:t>
+      </w:r>
+      <w:r>
+        <w:rPr>
+          <w:rFonts w:ascii="Times New Roman" w:eastAsia="Times New Roman" w:hAnsi="Times New Roman" w:cs="Times New Roman"/>
+          <w:color w:val="FF0000"/>
+        </w:rPr>
+        <w:t>agen yang statis</w:t>
+      </w:r>
+      <w:r>
+        <w:rPr>
+          <w:rFonts w:ascii="Times New Roman" w:eastAsia="Times New Roman" w:hAnsi="Times New Roman" w:cs="Times New Roman"/>
+        </w:rPr>
+        <w:t xml:space="preserve">, validator payload, verifier berbasis </w:t>
+      </w:r>
+      <w:r>
+        <w:rPr>
+          <w:rFonts w:ascii="Times New Roman" w:eastAsia="Times New Roman" w:hAnsi="Times New Roman" w:cs="Times New Roman"/>
+          <w:color w:val="FF0000"/>
+        </w:rPr>
+        <w:t>bukti</w:t>
+      </w:r>
+      <w:r>
+        <w:rPr>
+          <w:rFonts w:ascii="Times New Roman" w:eastAsia="Times New Roman" w:hAnsi="Times New Roman" w:cs="Times New Roman"/>
+        </w:rPr>
+        <w:t xml:space="preserve">, serta audit </w:t>
+      </w:r>
+      <w:r>
+        <w:rPr>
+          <w:rFonts w:ascii="Times New Roman" w:eastAsia="Times New Roman" w:hAnsi="Times New Roman" w:cs="Times New Roman"/>
+          <w:color w:val="FF0000"/>
+        </w:rPr>
+        <w:t xml:space="preserve">artefak. Kejadian </w:t>
+      </w:r>
+      <w:r>
+        <w:rPr>
+          <w:rFonts w:ascii="Times New Roman" w:eastAsia="Times New Roman" w:hAnsi="Times New Roman" w:cs="Times New Roman"/>
+        </w:rPr>
+        <w:t xml:space="preserve">guardrail, </w:t>
+      </w:r>
+      <w:r>
+        <w:rPr>
+          <w:rFonts w:ascii="Times New Roman" w:eastAsia="Times New Roman" w:hAnsi="Times New Roman" w:cs="Times New Roman"/>
+          <w:color w:val="FF0000"/>
+        </w:rPr>
+        <w:t>hasil validasi kandidat</w:t>
+      </w:r>
+      <w:r>
+        <w:rPr>
+          <w:rFonts w:ascii="Times New Roman" w:eastAsia="Times New Roman" w:hAnsi="Times New Roman" w:cs="Times New Roman"/>
+        </w:rPr>
+        <w:t xml:space="preserve">, </w:t>
+      </w:r>
+      <w:r>
+        <w:rPr>
+          <w:rFonts w:ascii="Times New Roman" w:eastAsia="Times New Roman" w:hAnsi="Times New Roman" w:cs="Times New Roman"/>
+          <w:color w:val="FF0000"/>
+        </w:rPr>
+        <w:t>pembatasan tujuan</w:t>
+      </w:r>
+      <w:r>
+        <w:rPr>
+          <w:rFonts w:ascii="Times New Roman" w:eastAsia="Times New Roman" w:hAnsi="Times New Roman" w:cs="Times New Roman"/>
+        </w:rPr>
+        <w:t xml:space="preserve">, dan </w:t>
+      </w:r>
+      <w:r>
+        <w:rPr>
+          <w:rFonts w:ascii="Times New Roman" w:eastAsia="Times New Roman" w:hAnsi="Times New Roman" w:cs="Times New Roman"/>
+          <w:color w:val="FF0000"/>
+        </w:rPr>
+        <w:t>bukti penanganan yang tercatat digunakan untuk menilai pengendalian tersebut</w:t>
+      </w:r>
+      <w:r>
+        <w:rPr>
+          <w:rFonts w:ascii="Times New Roman" w:eastAsia="Times New Roman" w:hAnsi="Times New Roman" w:cs="Times New Roman"/>
+        </w:rPr>
+        <w:t>. Kesimpulan berlaku pada DVWA lokal dan konfigurasi kontrol selama eksperimen.</w:t>
       </w:r>
     </w:p>
     <w:p>
@@ -13527,9 +18757,8 @@
       <w:r>
         <w:rPr>
           <w:rFonts w:ascii="Times New Roman" w:eastAsia="Times New Roman" w:hAnsi="Times New Roman" w:cs="Times New Roman"/>
-          <w:color w:val="FF0000"/>
-        </w:rPr>
-        <w:t xml:space="preserve">Subbab ini menghubungkan hasil pada setiap bagian dengan lima rumusan masalah. Sintesis memperhatikan kualitas keputusan, hasil payload dan eksploitasi, perbedaan model, serta batas penggunaan framework.</w:t>
+        </w:rPr>
+        <w:t>Subbab ini menyatukan hasil dari seluruh analisis dan memetakan temuan utama ke lima rumusan masalah. Sintesis disusun berdasarkan bukti yang telah dibahas pada Subbab 4.1 sampai 4.5. Nilai numerik utama tidak diulang secara lengkap, karena fokus bagian ini adalah hubungan antara temuan, kontribusi penelitian, dan batas interpretasinya.</w:t>
       </w:r>
     </w:p>
     <w:p>
@@ -13709,9 +18938,8 @@
                 <w:rFonts w:ascii="Times New Roman" w:eastAsia="Times New Roman" w:hAnsi="Times New Roman" w:cs="Times New Roman"/>
                 <w:b/>
                 <w:sz w:val="18"/>
-                <w:color w:val="FF0000"/>
-              </w:rPr>
-              <w:t xml:space="preserve">Temuan utama</w:t>
+              </w:rPr>
+              <w:t>Temuan Utama</w:t>
             </w:r>
           </w:p>
         </w:tc>
@@ -13738,9 +18966,8 @@
                 <w:rFonts w:ascii="Times New Roman" w:eastAsia="Times New Roman" w:hAnsi="Times New Roman" w:cs="Times New Roman"/>
                 <w:b/>
                 <w:sz w:val="18"/>
-                <w:color w:val="FF0000"/>
-              </w:rPr>
-              <w:t xml:space="preserve">Bukti pendukung</w:t>
+              </w:rPr>
+              <w:t>Bukti Pendukung</w:t>
             </w:r>
           </w:p>
         </w:tc>
@@ -13798,9 +19025,16 @@
               <w:rPr>
                 <w:rFonts w:ascii="Times New Roman" w:eastAsia="Times New Roman" w:hAnsi="Times New Roman" w:cs="Times New Roman"/>
                 <w:sz w:val="18"/>
-                <w:color w:val="FF0000"/>
-              </w:rPr>
-              <w:t xml:space="preserve">Implementasi dan validasi integrasi framework</w:t>
+              </w:rPr>
+              <w:t xml:space="preserve">Rancangan dan validasi integrasi AKG, LangGraph, static method agents, dan pembuatan payload </w:t>
+            </w:r>
+            <w:r>
+              <w:rPr>
+                <w:rFonts w:ascii="Times New Roman" w:eastAsia="Times New Roman" w:hAnsi="Times New Roman" w:cs="Times New Roman"/>
+                <w:sz w:val="18"/>
+                <w:color w:val="FF0000"/>
+              </w:rPr>
+              <w:t>hybrid</w:t>
             </w:r>
           </w:p>
         </w:tc>
@@ -13912,9 +19146,8 @@
               <w:rPr>
                 <w:rFonts w:ascii="Times New Roman" w:eastAsia="Times New Roman" w:hAnsi="Times New Roman" w:cs="Times New Roman"/>
                 <w:sz w:val="18"/>
-                <w:color w:val="FF0000"/>
-              </w:rPr>
-              <w:t xml:space="preserve">Pengaruh AKG terhadap pemilihan metode</w:t>
+              </w:rPr>
+              <w:t>Pengaruh AKG terhadap kualitas pemilihan metode dibandingkan pendekatan linier</w:t>
             </w:r>
           </w:p>
         </w:tc>
@@ -14026,9 +19259,8 @@
               <w:rPr>
                 <w:rFonts w:ascii="Times New Roman" w:eastAsia="Times New Roman" w:hAnsi="Times New Roman" w:cs="Times New Roman"/>
                 <w:sz w:val="18"/>
-                <w:color w:val="FF0000"/>
-              </w:rPr>
-              <w:t xml:space="preserve">Kualitas payload dan hasil eksploitasi</w:t>
+              </w:rPr>
+              <w:t>Kualitas payload dari sisi validitas, kesesuaian metode, efektivitas, dan efisiensi</w:t>
             </w:r>
           </w:p>
         </w:tc>
@@ -14140,9 +19372,8 @@
               <w:rPr>
                 <w:rFonts w:ascii="Times New Roman" w:eastAsia="Times New Roman" w:hAnsi="Times New Roman" w:cs="Times New Roman"/>
                 <w:sz w:val="18"/>
-                <w:color w:val="FF0000"/>
-              </w:rPr>
-              <w:t xml:space="preserve">Perbedaan performa antarmodel</w:t>
+              </w:rPr>
+              <w:t>Perbedaan performa beberapa LLM pada framework yang identik</w:t>
             </w:r>
           </w:p>
         </w:tc>
@@ -14254,9 +19485,8 @@
               <w:rPr>
                 <w:rFonts w:ascii="Times New Roman" w:eastAsia="Times New Roman" w:hAnsi="Times New Roman" w:cs="Times New Roman"/>
                 <w:sz w:val="18"/>
-                <w:color w:val="FF0000"/>
-              </w:rPr>
-              <w:t xml:space="preserve">Guardrail, containment, dan batas penggunaan</w:t>
+              </w:rPr>
+              <w:t>Guardrail handling, containment, batas etika, dan ruang penggunaan</w:t>
             </w:r>
           </w:p>
         </w:tc>
@@ -14335,9 +19565,99 @@
       <w:r>
         <w:rPr>
           <w:rFonts w:ascii="Times New Roman" w:eastAsia="Times New Roman" w:hAnsi="Times New Roman" w:cs="Times New Roman"/>
-          <w:color w:val="FF0000"/>
-        </w:rPr>
-        <w:t xml:space="preserve">RQ1 berkaitan dengan implementasi dan integrasi komponen framework. Jawabannya disusun dari hasil validasi struktur AKG, alur LangGraph, agen metode, pembentukan payload, dan keterlacakan artefak.</w:t>
+        </w:rPr>
+        <w:t xml:space="preserve">RQ1 </w:t>
+      </w:r>
+      <w:r>
+        <w:rPr>
+          <w:rFonts w:ascii="Times New Roman" w:eastAsia="Times New Roman" w:hAnsi="Times New Roman" w:cs="Times New Roman"/>
+          <w:color w:val="FF0000"/>
+        </w:rPr>
+        <w:t xml:space="preserve">berkaitan dengan </w:t>
+      </w:r>
+      <w:r>
+        <w:rPr>
+          <w:rFonts w:ascii="Times New Roman" w:eastAsia="Times New Roman" w:hAnsi="Times New Roman" w:cs="Times New Roman"/>
+        </w:rPr>
+        <w:t xml:space="preserve">implementasi dan integrasi </w:t>
+      </w:r>
+      <w:r>
+        <w:rPr>
+          <w:rFonts w:ascii="Times New Roman" w:eastAsia="Times New Roman" w:hAnsi="Times New Roman" w:cs="Times New Roman"/>
+          <w:color w:val="FF0000"/>
+        </w:rPr>
+        <w:t xml:space="preserve">komponen framework. Jawabannya disusun dari </w:t>
+      </w:r>
+      <w:r>
+        <w:rPr>
+          <w:rFonts w:ascii="Times New Roman" w:eastAsia="Times New Roman" w:hAnsi="Times New Roman" w:cs="Times New Roman"/>
+        </w:rPr>
+        <w:t xml:space="preserve">hasil </w:t>
+      </w:r>
+      <w:r>
+        <w:rPr>
+          <w:rFonts w:ascii="Times New Roman" w:eastAsia="Times New Roman" w:hAnsi="Times New Roman" w:cs="Times New Roman"/>
+          <w:color w:val="FF0000"/>
+        </w:rPr>
+        <w:t xml:space="preserve">validasi struktur AKG</w:t>
+      </w:r>
+      <w:r>
+        <w:rPr>
+          <w:rFonts w:ascii="Times New Roman" w:eastAsia="Times New Roman" w:hAnsi="Times New Roman" w:cs="Times New Roman"/>
+        </w:rPr>
+        <w:t xml:space="preserve">, </w:t>
+      </w:r>
+      <w:r>
+        <w:rPr>
+          <w:rFonts w:ascii="Times New Roman" w:eastAsia="Times New Roman" w:hAnsi="Times New Roman" w:cs="Times New Roman"/>
+          <w:color w:val="FF0000"/>
+        </w:rPr>
+        <w:t xml:space="preserve">alur LangGraph</w:t>
+      </w:r>
+      <w:r>
+        <w:rPr>
+          <w:rFonts w:ascii="Times New Roman" w:eastAsia="Times New Roman" w:hAnsi="Times New Roman" w:cs="Times New Roman"/>
+        </w:rPr>
+        <w:t xml:space="preserve">, </w:t>
+      </w:r>
+      <w:r>
+        <w:rPr>
+          <w:rFonts w:ascii="Times New Roman" w:eastAsia="Times New Roman" w:hAnsi="Times New Roman" w:cs="Times New Roman"/>
+          <w:color w:val="FF0000"/>
+        </w:rPr>
+        <w:t xml:space="preserve">agen metode</w:t>
+      </w:r>
+      <w:r>
+        <w:rPr>
+          <w:rFonts w:ascii="Times New Roman" w:eastAsia="Times New Roman" w:hAnsi="Times New Roman" w:cs="Times New Roman"/>
+        </w:rPr>
+        <w:t xml:space="preserve">, </w:t>
+      </w:r>
+      <w:r>
+        <w:rPr>
+          <w:rFonts w:ascii="Times New Roman" w:eastAsia="Times New Roman" w:hAnsi="Times New Roman" w:cs="Times New Roman"/>
+          <w:color w:val="FF0000"/>
+        </w:rPr>
+        <w:t xml:space="preserve">pembentukan </w:t>
+      </w:r>
+      <w:r>
+        <w:rPr>
+          <w:rFonts w:ascii="Times New Roman" w:eastAsia="Times New Roman" w:hAnsi="Times New Roman" w:cs="Times New Roman"/>
+        </w:rPr>
+        <w:t xml:space="preserve">payload, dan </w:t>
+      </w:r>
+      <w:r>
+        <w:rPr>
+          <w:rFonts w:ascii="Times New Roman" w:eastAsia="Times New Roman" w:hAnsi="Times New Roman" w:cs="Times New Roman"/>
+          <w:color w:val="FF0000"/>
+        </w:rPr>
+        <w:t xml:space="preserve">keterlacakan </w:t>
+      </w:r>
+      <w:r>
+        <w:rPr>
+          <w:rFonts w:ascii="Times New Roman" w:eastAsia="Times New Roman" w:hAnsi="Times New Roman" w:cs="Times New Roman"/>
+        </w:rPr>
+        <w:t xml:space="preserve">artefak.</w:t>
       </w:r>
     </w:p>
     <w:p>
@@ -14351,9 +19671,86 @@
       <w:r>
         <w:rPr>
           <w:rFonts w:ascii="Times New Roman" w:eastAsia="Times New Roman" w:hAnsi="Times New Roman" w:cs="Times New Roman"/>
-          <w:color w:val="FF0000"/>
-        </w:rPr>
-        <w:t xml:space="preserve">RQ2 berkaitan dengan pengaruh AKG terhadap pemilihan metode. Jawabannya didasarkan pada keputusan model yang dapat dinilai, kesesuaian terhadap prasyarat, dan kesempatan adaptasi pada kedua kondisi.</w:t>
+        </w:rPr>
+        <w:t xml:space="preserve">RQ2 </w:t>
+      </w:r>
+      <w:r>
+        <w:rPr>
+          <w:rFonts w:ascii="Times New Roman" w:eastAsia="Times New Roman" w:hAnsi="Times New Roman" w:cs="Times New Roman"/>
+          <w:color w:val="FF0000"/>
+        </w:rPr>
+        <w:t xml:space="preserve">berkaitan dengan pengaruh </w:t>
+      </w:r>
+      <w:r>
+        <w:rPr>
+          <w:rFonts w:ascii="Times New Roman" w:eastAsia="Times New Roman" w:hAnsi="Times New Roman" w:cs="Times New Roman"/>
+        </w:rPr>
+        <w:t xml:space="preserve">AKG </w:t>
+      </w:r>
+      <w:r>
+        <w:rPr>
+          <w:rFonts w:ascii="Times New Roman" w:eastAsia="Times New Roman" w:hAnsi="Times New Roman" w:cs="Times New Roman"/>
+          <w:color w:val="FF0000"/>
+        </w:rPr>
+        <w:t xml:space="preserve">terhadap pemilihan metode. Jawabannya didasarkan </w:t>
+      </w:r>
+      <w:r>
+        <w:rPr>
+          <w:rFonts w:ascii="Times New Roman" w:eastAsia="Times New Roman" w:hAnsi="Times New Roman" w:cs="Times New Roman"/>
+        </w:rPr>
+        <w:t xml:space="preserve">pada </w:t>
+      </w:r>
+      <w:r>
+        <w:rPr>
+          <w:rFonts w:ascii="Times New Roman" w:eastAsia="Times New Roman" w:hAnsi="Times New Roman" w:cs="Times New Roman"/>
+          <w:color w:val="FF0000"/>
+        </w:rPr>
+        <w:t xml:space="preserve">keputusan model </w:t>
+      </w:r>
+      <w:r>
+        <w:rPr>
+          <w:rFonts w:ascii="Times New Roman" w:eastAsia="Times New Roman" w:hAnsi="Times New Roman" w:cs="Times New Roman"/>
+        </w:rPr>
+        <w:t xml:space="preserve">yang </w:t>
+      </w:r>
+      <w:r>
+        <w:rPr>
+          <w:rFonts w:ascii="Times New Roman" w:eastAsia="Times New Roman" w:hAnsi="Times New Roman" w:cs="Times New Roman"/>
+          <w:color w:val="FF0000"/>
+        </w:rPr>
+        <w:t xml:space="preserve">dapat dinilai</w:t>
+      </w:r>
+      <w:r>
+        <w:rPr>
+          <w:rFonts w:ascii="Times New Roman" w:eastAsia="Times New Roman" w:hAnsi="Times New Roman" w:cs="Times New Roman"/>
+        </w:rPr>
+        <w:t xml:space="preserve">, </w:t>
+      </w:r>
+      <w:r>
+        <w:rPr>
+          <w:rFonts w:ascii="Times New Roman" w:eastAsia="Times New Roman" w:hAnsi="Times New Roman" w:cs="Times New Roman"/>
+          <w:color w:val="FF0000"/>
+        </w:rPr>
+        <w:t xml:space="preserve">kesesuaian terhadap prasyarat</w:t>
+      </w:r>
+      <w:r>
+        <w:rPr>
+          <w:rFonts w:ascii="Times New Roman" w:eastAsia="Times New Roman" w:hAnsi="Times New Roman" w:cs="Times New Roman"/>
+        </w:rPr>
+        <w:t xml:space="preserve">, dan </w:t>
+      </w:r>
+      <w:r>
+        <w:rPr>
+          <w:rFonts w:ascii="Times New Roman" w:eastAsia="Times New Roman" w:hAnsi="Times New Roman" w:cs="Times New Roman"/>
+          <w:color w:val="FF0000"/>
+        </w:rPr>
+        <w:t xml:space="preserve">kesempatan adaptasi </w:t>
+      </w:r>
+      <w:r>
+        <w:rPr>
+          <w:rFonts w:ascii="Times New Roman" w:eastAsia="Times New Roman" w:hAnsi="Times New Roman" w:cs="Times New Roman"/>
+        </w:rPr>
+        <w:t xml:space="preserve">pada kedua kondisi.</w:t>
       </w:r>
     </w:p>
     <w:p>
@@ -14367,9 +19764,99 @@
       <w:r>
         <w:rPr>
           <w:rFonts w:ascii="Times New Roman" w:eastAsia="Times New Roman" w:hAnsi="Times New Roman" w:cs="Times New Roman"/>
-          <w:color w:val="FF0000"/>
-        </w:rPr>
-        <w:t xml:space="preserve">RQ3 berkaitan dengan kualitas payload dan hasil eksploitasi. Validitas kandidat dibaca bersama penilaian manual, bukti keberhasilan, jumlah percobaan, dan bukti penggunaan hasil pada chain.</w:t>
+        </w:rPr>
+        <w:t xml:space="preserve">RQ3 </w:t>
+      </w:r>
+      <w:r>
+        <w:rPr>
+          <w:rFonts w:ascii="Times New Roman" w:eastAsia="Times New Roman" w:hAnsi="Times New Roman" w:cs="Times New Roman"/>
+          <w:color w:val="FF0000"/>
+        </w:rPr>
+        <w:t xml:space="preserve">berkaitan dengan </w:t>
+      </w:r>
+      <w:r>
+        <w:rPr>
+          <w:rFonts w:ascii="Times New Roman" w:eastAsia="Times New Roman" w:hAnsi="Times New Roman" w:cs="Times New Roman"/>
+        </w:rPr>
+        <w:t xml:space="preserve">kualitas payload </w:t>
+      </w:r>
+      <w:r>
+        <w:rPr>
+          <w:rFonts w:ascii="Times New Roman" w:eastAsia="Times New Roman" w:hAnsi="Times New Roman" w:cs="Times New Roman"/>
+          <w:color w:val="FF0000"/>
+        </w:rPr>
+        <w:t xml:space="preserve">dan hasil </w:t>
+      </w:r>
+      <w:r>
+        <w:rPr>
+          <w:rFonts w:ascii="Times New Roman" w:eastAsia="Times New Roman" w:hAnsi="Times New Roman" w:cs="Times New Roman"/>
+        </w:rPr>
+        <w:t xml:space="preserve">eksploitasi</w:t>
+      </w:r>
+      <w:r>
+        <w:rPr>
+          <w:rFonts w:ascii="Times New Roman" w:eastAsia="Times New Roman" w:hAnsi="Times New Roman" w:cs="Times New Roman"/>
+          <w:color w:val="FF0000"/>
+        </w:rPr>
+        <w:t xml:space="preserve">. Validitas </w:t>
+      </w:r>
+      <w:r>
+        <w:rPr>
+          <w:rFonts w:ascii="Times New Roman" w:eastAsia="Times New Roman" w:hAnsi="Times New Roman" w:cs="Times New Roman"/>
+        </w:rPr>
+        <w:t xml:space="preserve">kandidat </w:t>
+      </w:r>
+      <w:r>
+        <w:rPr>
+          <w:rFonts w:ascii="Times New Roman" w:eastAsia="Times New Roman" w:hAnsi="Times New Roman" w:cs="Times New Roman"/>
+          <w:color w:val="FF0000"/>
+        </w:rPr>
+        <w:t xml:space="preserve">dibaca bersama penilaian manual</w:t>
+      </w:r>
+      <w:r>
+        <w:rPr>
+          <w:rFonts w:ascii="Times New Roman" w:eastAsia="Times New Roman" w:hAnsi="Times New Roman" w:cs="Times New Roman"/>
+        </w:rPr>
+        <w:t xml:space="preserve">, </w:t>
+      </w:r>
+      <w:r>
+        <w:rPr>
+          <w:rFonts w:ascii="Times New Roman" w:eastAsia="Times New Roman" w:hAnsi="Times New Roman" w:cs="Times New Roman"/>
+          <w:color w:val="FF0000"/>
+        </w:rPr>
+        <w:t xml:space="preserve">bukti keberhasilan</w:t>
+      </w:r>
+      <w:r>
+        <w:rPr>
+          <w:rFonts w:ascii="Times New Roman" w:eastAsia="Times New Roman" w:hAnsi="Times New Roman" w:cs="Times New Roman"/>
+        </w:rPr>
+        <w:t xml:space="preserve">, </w:t>
+      </w:r>
+      <w:r>
+        <w:rPr>
+          <w:rFonts w:ascii="Times New Roman" w:eastAsia="Times New Roman" w:hAnsi="Times New Roman" w:cs="Times New Roman"/>
+          <w:color w:val="FF0000"/>
+        </w:rPr>
+        <w:t xml:space="preserve">jumlah </w:t>
+      </w:r>
+      <w:r>
+        <w:rPr>
+          <w:rFonts w:ascii="Times New Roman" w:eastAsia="Times New Roman" w:hAnsi="Times New Roman" w:cs="Times New Roman"/>
+        </w:rPr>
+        <w:t xml:space="preserve">percobaan, dan </w:t>
+      </w:r>
+      <w:r>
+        <w:rPr>
+          <w:rFonts w:ascii="Times New Roman" w:eastAsia="Times New Roman" w:hAnsi="Times New Roman" w:cs="Times New Roman"/>
+          <w:color w:val="FF0000"/>
+        </w:rPr>
+        <w:t xml:space="preserve">bukti penggunaan hasil </w:t>
+      </w:r>
+      <w:r>
+        <w:rPr>
+          <w:rFonts w:ascii="Times New Roman" w:eastAsia="Times New Roman" w:hAnsi="Times New Roman" w:cs="Times New Roman"/>
+        </w:rPr>
+        <w:t xml:space="preserve">pada chain.</w:t>
       </w:r>
     </w:p>
     <w:p>
@@ -14383,9 +19870,99 @@
       <w:r>
         <w:rPr>
           <w:rFonts w:ascii="Times New Roman" w:eastAsia="Times New Roman" w:hAnsi="Times New Roman" w:cs="Times New Roman"/>
-          <w:color w:val="FF0000"/>
-        </w:rPr>
-        <w:t xml:space="preserve">RQ4 berkaitan dengan perbedaan performa antarmodel. Skor, keberhasilan, konsistensi, dan penggunaan token dibandingkan pada skenario yang sepadan sesuai data yang tersedia.</w:t>
+        </w:rPr>
+        <w:t xml:space="preserve">RQ4 </w:t>
+      </w:r>
+      <w:r>
+        <w:rPr>
+          <w:rFonts w:ascii="Times New Roman" w:eastAsia="Times New Roman" w:hAnsi="Times New Roman" w:cs="Times New Roman"/>
+          <w:color w:val="FF0000"/>
+        </w:rPr>
+        <w:t>berkaitan dengan perbedaan performa antarmodel. Skor</w:t>
+      </w:r>
+      <w:r>
+        <w:rPr>
+          <w:rFonts w:ascii="Times New Roman" w:eastAsia="Times New Roman" w:hAnsi="Times New Roman" w:cs="Times New Roman"/>
+        </w:rPr>
+        <w:t xml:space="preserve">, </w:t>
+      </w:r>
+      <w:r>
+        <w:rPr>
+          <w:rFonts w:ascii="Times New Roman" w:eastAsia="Times New Roman" w:hAnsi="Times New Roman" w:cs="Times New Roman"/>
+          <w:color w:val="FF0000"/>
+        </w:rPr>
+        <w:t>keberhasilan</w:t>
+      </w:r>
+      <w:r>
+        <w:rPr>
+          <w:rFonts w:ascii="Times New Roman" w:eastAsia="Times New Roman" w:hAnsi="Times New Roman" w:cs="Times New Roman"/>
+        </w:rPr>
+        <w:t xml:space="preserve">, </w:t>
+      </w:r>
+      <w:r>
+        <w:rPr>
+          <w:rFonts w:ascii="Times New Roman" w:eastAsia="Times New Roman" w:hAnsi="Times New Roman" w:cs="Times New Roman"/>
+          <w:color w:val="FF0000"/>
+        </w:rPr>
+        <w:t>konsistensi</w:t>
+      </w:r>
+      <w:r>
+        <w:rPr>
+          <w:rFonts w:ascii="Times New Roman" w:eastAsia="Times New Roman" w:hAnsi="Times New Roman" w:cs="Times New Roman"/>
+        </w:rPr>
+        <w:t xml:space="preserve">, dan </w:t>
+      </w:r>
+      <w:r>
+        <w:rPr>
+          <w:rFonts w:ascii="Times New Roman" w:eastAsia="Times New Roman" w:hAnsi="Times New Roman" w:cs="Times New Roman"/>
+          <w:color w:val="FF0000"/>
+        </w:rPr>
+        <w:t xml:space="preserve">penggunaan </w:t>
+      </w:r>
+      <w:r>
+        <w:rPr>
+          <w:rFonts w:ascii="Times New Roman" w:eastAsia="Times New Roman" w:hAnsi="Times New Roman" w:cs="Times New Roman"/>
+        </w:rPr>
+        <w:t xml:space="preserve">token </w:t>
+      </w:r>
+      <w:r>
+        <w:rPr>
+          <w:rFonts w:ascii="Times New Roman" w:eastAsia="Times New Roman" w:hAnsi="Times New Roman" w:cs="Times New Roman"/>
+          <w:color w:val="FF0000"/>
+        </w:rPr>
+        <w:t xml:space="preserve">dibandingkan </w:t>
+      </w:r>
+      <w:r>
+        <w:rPr>
+          <w:rFonts w:ascii="Times New Roman" w:eastAsia="Times New Roman" w:hAnsi="Times New Roman" w:cs="Times New Roman"/>
+        </w:rPr>
+        <w:t xml:space="preserve">pada </w:t>
+      </w:r>
+      <w:r>
+        <w:rPr>
+          <w:rFonts w:ascii="Times New Roman" w:eastAsia="Times New Roman" w:hAnsi="Times New Roman" w:cs="Times New Roman"/>
+          <w:color w:val="FF0000"/>
+        </w:rPr>
+        <w:t>skenario yang sepadan sesuai data yang tersedia</w:t>
+      </w:r>
+      <w:r>
+        <w:rPr>
+          <w:rFonts w:ascii="Times New Roman" w:eastAsia="Times New Roman" w:hAnsi="Times New Roman" w:cs="Times New Roman"/>
+        </w:rPr>
+        <w:t xml:space="preserve">. Perbandingan ini berlaku pada konfigurasi </w:t>
+      </w:r>
+      <w:r>
+        <w:rPr>
+          <w:rFonts w:ascii="Times New Roman" w:eastAsia="Times New Roman" w:hAnsi="Times New Roman" w:cs="Times New Roman"/>
+          <w:color w:val="FF0000"/>
+        </w:rPr>
+        <w:t xml:space="preserve">penelitian </w:t>
+      </w:r>
+      <w:r>
+        <w:rPr>
+          <w:rFonts w:ascii="Times New Roman" w:eastAsia="Times New Roman" w:hAnsi="Times New Roman" w:cs="Times New Roman"/>
+        </w:rPr>
+        <w:t>dan bukan peringkat umum kemampuan LLM.</w:t>
       </w:r>
     </w:p>
     <w:p>
@@ -14399,9 +19976,86 @@
       <w:r>
         <w:rPr>
           <w:rFonts w:ascii="Times New Roman" w:eastAsia="Times New Roman" w:hAnsi="Times New Roman" w:cs="Times New Roman"/>
-          <w:color w:val="FF0000"/>
-        </w:rPr>
-        <w:t xml:space="preserve">RQ5 berkaitan dengan guardrail dan batas penggunaan. Penilaiannya mengacu pada kejadian yang tercatat, hasil validasi, pembatasan tujuan, dan bukti penanganan pada lingkungan penelitian.</w:t>
+        </w:rPr>
+        <w:t xml:space="preserve">RQ5 </w:t>
+      </w:r>
+      <w:r>
+        <w:rPr>
+          <w:rFonts w:ascii="Times New Roman" w:eastAsia="Times New Roman" w:hAnsi="Times New Roman" w:cs="Times New Roman"/>
+          <w:color w:val="FF0000"/>
+        </w:rPr>
+        <w:t xml:space="preserve">berkaitan dengan </w:t>
+      </w:r>
+      <w:r>
+        <w:rPr>
+          <w:rFonts w:ascii="Times New Roman" w:eastAsia="Times New Roman" w:hAnsi="Times New Roman" w:cs="Times New Roman"/>
+        </w:rPr>
+        <w:t xml:space="preserve">guardrail dan batas </w:t>
+      </w:r>
+      <w:r>
+        <w:rPr>
+          <w:rFonts w:ascii="Times New Roman" w:eastAsia="Times New Roman" w:hAnsi="Times New Roman" w:cs="Times New Roman"/>
+          <w:color w:val="FF0000"/>
+        </w:rPr>
+        <w:t xml:space="preserve">penggunaan. Penilaiannya mengacu pada kejadian </w:t>
+      </w:r>
+      <w:r>
+        <w:rPr>
+          <w:rFonts w:ascii="Times New Roman" w:eastAsia="Times New Roman" w:hAnsi="Times New Roman" w:cs="Times New Roman"/>
+        </w:rPr>
+        <w:t xml:space="preserve">yang </w:t>
+      </w:r>
+      <w:r>
+        <w:rPr>
+          <w:rFonts w:ascii="Times New Roman" w:eastAsia="Times New Roman" w:hAnsi="Times New Roman" w:cs="Times New Roman"/>
+          <w:color w:val="FF0000"/>
+        </w:rPr>
+        <w:t xml:space="preserve">tercatat</w:t>
+      </w:r>
+      <w:r>
+        <w:rPr>
+          <w:rFonts w:ascii="Times New Roman" w:eastAsia="Times New Roman" w:hAnsi="Times New Roman" w:cs="Times New Roman"/>
+        </w:rPr>
+        <w:t xml:space="preserve">, hasil </w:t>
+      </w:r>
+      <w:r>
+        <w:rPr>
+          <w:rFonts w:ascii="Times New Roman" w:eastAsia="Times New Roman" w:hAnsi="Times New Roman" w:cs="Times New Roman"/>
+          <w:color w:val="FF0000"/>
+        </w:rPr>
+        <w:t xml:space="preserve">validasi</w:t>
+      </w:r>
+      <w:r>
+        <w:rPr>
+          <w:rFonts w:ascii="Times New Roman" w:eastAsia="Times New Roman" w:hAnsi="Times New Roman" w:cs="Times New Roman"/>
+        </w:rPr>
+        <w:t xml:space="preserve">, </w:t>
+      </w:r>
+      <w:r>
+        <w:rPr>
+          <w:rFonts w:ascii="Times New Roman" w:eastAsia="Times New Roman" w:hAnsi="Times New Roman" w:cs="Times New Roman"/>
+          <w:color w:val="FF0000"/>
+        </w:rPr>
+        <w:t xml:space="preserve">pembatasan tujuan</w:t>
+      </w:r>
+      <w:r>
+        <w:rPr>
+          <w:rFonts w:ascii="Times New Roman" w:eastAsia="Times New Roman" w:hAnsi="Times New Roman" w:cs="Times New Roman"/>
+        </w:rPr>
+        <w:t xml:space="preserve">, dan </w:t>
+      </w:r>
+      <w:r>
+        <w:rPr>
+          <w:rFonts w:ascii="Times New Roman" w:eastAsia="Times New Roman" w:hAnsi="Times New Roman" w:cs="Times New Roman"/>
+          <w:color w:val="FF0000"/>
+        </w:rPr>
+        <w:t xml:space="preserve">bukti penanganan pada lingkungan penelitian</w:t>
+      </w:r>
+      <w:r>
+        <w:rPr>
+          <w:rFonts w:ascii="Times New Roman" w:eastAsia="Times New Roman" w:hAnsi="Times New Roman" w:cs="Times New Roman"/>
+        </w:rPr>
+        <w:t xml:space="preserve">.</w:t>
       </w:r>
     </w:p>
     <w:p>
@@ -14439,7 +20093,91 @@
           <w:rFonts w:ascii="Times New Roman" w:eastAsia="Times New Roman" w:hAnsi="Times New Roman" w:cs="Times New Roman"/>
           <w:color w:val="FF0000"/>
         </w:rPr>
-        <w:t xml:space="preserve">Perbandingan kondisi Linear dan AKG-guided dapat menunjukkan hubungan antara struktur pengetahuan dengan kualitas keputusan pada skenario yang diuji. Penafsiran hasil perlu mempertimbangkan observasi yang tersedia dan jumlah keputusan model yang dapat dinilai.</w:t>
+        <w:t xml:space="preserve">Perbandingan </w:t>
+      </w:r>
+      <w:r>
+        <w:rPr>
+          <w:rFonts w:ascii="Times New Roman" w:eastAsia="Times New Roman" w:hAnsi="Times New Roman" w:cs="Times New Roman"/>
+        </w:rPr>
+        <w:t xml:space="preserve">kondisi Linear dan AKG-guided </w:t>
+      </w:r>
+      <w:r>
+        <w:rPr>
+          <w:rFonts w:ascii="Times New Roman" w:eastAsia="Times New Roman" w:hAnsi="Times New Roman" w:cs="Times New Roman"/>
+          <w:color w:val="FF0000"/>
+        </w:rPr>
+        <w:t xml:space="preserve">dapat </w:t>
+      </w:r>
+      <w:r>
+        <w:rPr>
+          <w:rFonts w:ascii="Times New Roman" w:eastAsia="Times New Roman" w:hAnsi="Times New Roman" w:cs="Times New Roman"/>
+        </w:rPr>
+        <w:t xml:space="preserve">menunjukkan </w:t>
+      </w:r>
+      <w:r>
+        <w:rPr>
+          <w:rFonts w:ascii="Times New Roman" w:eastAsia="Times New Roman" w:hAnsi="Times New Roman" w:cs="Times New Roman"/>
+          <w:color w:val="FF0000"/>
+        </w:rPr>
+        <w:t xml:space="preserve">hubungan </w:t>
+      </w:r>
+      <w:r>
+        <w:rPr>
+          <w:rFonts w:ascii="Times New Roman" w:eastAsia="Times New Roman" w:hAnsi="Times New Roman" w:cs="Times New Roman"/>
+        </w:rPr>
+        <w:t xml:space="preserve">antara </w:t>
+      </w:r>
+      <w:r>
+        <w:rPr>
+          <w:rFonts w:ascii="Times New Roman" w:eastAsia="Times New Roman" w:hAnsi="Times New Roman" w:cs="Times New Roman"/>
+          <w:color w:val="FF0000"/>
+        </w:rPr>
+        <w:t xml:space="preserve">struktur pengetahuan dengan kualitas keputusan </w:t>
+      </w:r>
+      <w:r>
+        <w:rPr>
+          <w:rFonts w:ascii="Times New Roman" w:eastAsia="Times New Roman" w:hAnsi="Times New Roman" w:cs="Times New Roman"/>
+        </w:rPr>
+        <w:t xml:space="preserve">pada </w:t>
+      </w:r>
+      <w:r>
+        <w:rPr>
+          <w:rFonts w:ascii="Times New Roman" w:eastAsia="Times New Roman" w:hAnsi="Times New Roman" w:cs="Times New Roman"/>
+          <w:color w:val="FF0000"/>
+        </w:rPr>
+        <w:t xml:space="preserve">skenario yang diuji. Penafsiran </w:t>
+      </w:r>
+      <w:r>
+        <w:rPr>
+          <w:rFonts w:ascii="Times New Roman" w:eastAsia="Times New Roman" w:hAnsi="Times New Roman" w:cs="Times New Roman"/>
+        </w:rPr>
+        <w:t xml:space="preserve">hasil </w:t>
+      </w:r>
+      <w:r>
+        <w:rPr>
+          <w:rFonts w:ascii="Times New Roman" w:eastAsia="Times New Roman" w:hAnsi="Times New Roman" w:cs="Times New Roman"/>
+          <w:color w:val="FF0000"/>
+        </w:rPr>
+        <w:t xml:space="preserve">perlu mempertimbangkan observasi yang tersedia </w:t>
+      </w:r>
+      <w:r>
+        <w:rPr>
+          <w:rFonts w:ascii="Times New Roman" w:eastAsia="Times New Roman" w:hAnsi="Times New Roman" w:cs="Times New Roman"/>
+        </w:rPr>
+        <w:t xml:space="preserve">dan </w:t>
+      </w:r>
+      <w:r>
+        <w:rPr>
+          <w:rFonts w:ascii="Times New Roman" w:eastAsia="Times New Roman" w:hAnsi="Times New Roman" w:cs="Times New Roman"/>
+          <w:color w:val="FF0000"/>
+        </w:rPr>
+        <w:t xml:space="preserve">jumlah keputusan model yang dapat dinilai</w:t>
+      </w:r>
+      <w:r>
+        <w:rPr>
+          <w:rFonts w:ascii="Times New Roman" w:eastAsia="Times New Roman" w:hAnsi="Times New Roman" w:cs="Times New Roman"/>
+        </w:rPr>
+        <w:t xml:space="preserve">.</w:t>
       </w:r>
     </w:p>
     <w:p>
@@ -14455,7 +20193,104 @@
           <w:rFonts w:ascii="Times New Roman" w:eastAsia="Times New Roman" w:hAnsi="Times New Roman" w:cs="Times New Roman"/>
           <w:color w:val="FF0000"/>
         </w:rPr>
-        <w:t xml:space="preserve">Pembentukan payload hybrid memungkinkan payload awal dan variasi model dinilai dalam alur yang sama. Pencatatan sumber dan bukti setiap kandidat membantu menjelaskan kontribusi masing-masing terhadap hasil pengujian.</w:t>
+        <w:t xml:space="preserve">Pembentukan </w:t>
+      </w:r>
+      <w:r>
+        <w:rPr>
+          <w:rFonts w:ascii="Times New Roman" w:eastAsia="Times New Roman" w:hAnsi="Times New Roman" w:cs="Times New Roman"/>
+        </w:rPr>
+        <w:t xml:space="preserve">payload hybrid </w:t>
+      </w:r>
+      <w:r>
+        <w:rPr>
+          <w:rFonts w:ascii="Times New Roman" w:eastAsia="Times New Roman" w:hAnsi="Times New Roman" w:cs="Times New Roman"/>
+          <w:color w:val="FF0000"/>
+        </w:rPr>
+        <w:t xml:space="preserve">memungkinkan </w:t>
+      </w:r>
+      <w:r>
+        <w:rPr>
+          <w:rFonts w:ascii="Times New Roman" w:eastAsia="Times New Roman" w:hAnsi="Times New Roman" w:cs="Times New Roman"/>
+        </w:rPr>
+        <w:t xml:space="preserve">payload </w:t>
+      </w:r>
+      <w:r>
+        <w:rPr>
+          <w:rFonts w:ascii="Times New Roman" w:eastAsia="Times New Roman" w:hAnsi="Times New Roman" w:cs="Times New Roman"/>
+          <w:color w:val="FF0000"/>
+        </w:rPr>
+        <w:t xml:space="preserve">awal </w:t>
+      </w:r>
+      <w:r>
+        <w:rPr>
+          <w:rFonts w:ascii="Times New Roman" w:eastAsia="Times New Roman" w:hAnsi="Times New Roman" w:cs="Times New Roman"/>
+        </w:rPr>
+        <w:t xml:space="preserve">dan </w:t>
+      </w:r>
+      <w:r>
+        <w:rPr>
+          <w:rFonts w:ascii="Times New Roman" w:eastAsia="Times New Roman" w:hAnsi="Times New Roman" w:cs="Times New Roman"/>
+          <w:color w:val="FF0000"/>
+        </w:rPr>
+        <w:t xml:space="preserve">variasi model dinilai dalam alur </w:t>
+      </w:r>
+      <w:r>
+        <w:rPr>
+          <w:rFonts w:ascii="Times New Roman" w:eastAsia="Times New Roman" w:hAnsi="Times New Roman" w:cs="Times New Roman"/>
+        </w:rPr>
+        <w:t xml:space="preserve">yang </w:t>
+      </w:r>
+      <w:r>
+        <w:rPr>
+          <w:rFonts w:ascii="Times New Roman" w:eastAsia="Times New Roman" w:hAnsi="Times New Roman" w:cs="Times New Roman"/>
+          <w:color w:val="FF0000"/>
+        </w:rPr>
+        <w:t xml:space="preserve">sama. Pencatatan sumber </w:t>
+      </w:r>
+      <w:r>
+        <w:rPr>
+          <w:rFonts w:ascii="Times New Roman" w:eastAsia="Times New Roman" w:hAnsi="Times New Roman" w:cs="Times New Roman"/>
+        </w:rPr>
+        <w:t xml:space="preserve">dan </w:t>
+      </w:r>
+      <w:r>
+        <w:rPr>
+          <w:rFonts w:ascii="Times New Roman" w:eastAsia="Times New Roman" w:hAnsi="Times New Roman" w:cs="Times New Roman"/>
+          <w:color w:val="FF0000"/>
+        </w:rPr>
+        <w:t xml:space="preserve">bukti setiap </w:t>
+      </w:r>
+      <w:r>
+        <w:rPr>
+          <w:rFonts w:ascii="Times New Roman" w:eastAsia="Times New Roman" w:hAnsi="Times New Roman" w:cs="Times New Roman"/>
+        </w:rPr>
+        <w:t xml:space="preserve">kandidat </w:t>
+      </w:r>
+      <w:r>
+        <w:rPr>
+          <w:rFonts w:ascii="Times New Roman" w:eastAsia="Times New Roman" w:hAnsi="Times New Roman" w:cs="Times New Roman"/>
+          <w:color w:val="FF0000"/>
+        </w:rPr>
+        <w:t xml:space="preserve">membantu menjelaskan kontribusi masing-masing terhadap </w:t>
+      </w:r>
+      <w:r>
+        <w:rPr>
+          <w:rFonts w:ascii="Times New Roman" w:eastAsia="Times New Roman" w:hAnsi="Times New Roman" w:cs="Times New Roman"/>
+        </w:rPr>
+        <w:t xml:space="preserve">hasil </w:t>
+      </w:r>
+      <w:r>
+        <w:rPr>
+          <w:rFonts w:ascii="Times New Roman" w:eastAsia="Times New Roman" w:hAnsi="Times New Roman" w:cs="Times New Roman"/>
+          <w:color w:val="FF0000"/>
+        </w:rPr>
+        <w:t xml:space="preserve">pengujian</w:t>
+      </w:r>
+      <w:r>
+        <w:rPr>
+          <w:rFonts w:ascii="Times New Roman" w:eastAsia="Times New Roman" w:hAnsi="Times New Roman" w:cs="Times New Roman"/>
+        </w:rPr>
+        <w:t xml:space="preserve">.</w:t>
       </w:r>
     </w:p>
     <w:p>
@@ -14469,9 +20304,47 @@
       <w:r>
         <w:rPr>
           <w:rFonts w:ascii="Times New Roman" w:eastAsia="Times New Roman" w:hAnsi="Times New Roman" w:cs="Times New Roman"/>
-          <w:color w:val="FF0000"/>
-        </w:rPr>
-        <w:t xml:space="preserve">Penggunaan LangGraph memungkinkan keputusan, validasi, hasil eksekusi, dan langkah lanjutan tersimpan sebagai bagian dari alur yang dapat ditelusuri. Bukti tersebut menjadi dasar untuk memeriksa hubungan antara keputusan awal dan hasil akhir.</w:t>
+        </w:rPr>
+        <w:t xml:space="preserve">Penggunaan orkestrasi berbasis state melalui LangGraph memungkinkan keputusan, kegagalan, fallback, dan outcome chain disimpan dalam state serta artefak yang sama. </w:t>
+      </w:r>
+      <w:r>
+        <w:rPr>
+          <w:rFonts w:ascii="Times New Roman" w:eastAsia="Times New Roman" w:hAnsi="Times New Roman" w:cs="Times New Roman"/>
+          <w:color w:val="FF0000"/>
+        </w:rPr>
+        <w:t xml:space="preserve">Bukti tersebut menjadi dasar </w:t>
+      </w:r>
+      <w:r>
+        <w:rPr>
+          <w:rFonts w:ascii="Times New Roman" w:eastAsia="Times New Roman" w:hAnsi="Times New Roman" w:cs="Times New Roman"/>
+        </w:rPr>
+        <w:t xml:space="preserve">untuk </w:t>
+      </w:r>
+      <w:r>
+        <w:rPr>
+          <w:rFonts w:ascii="Times New Roman" w:eastAsia="Times New Roman" w:hAnsi="Times New Roman" w:cs="Times New Roman"/>
+          <w:color w:val="FF0000"/>
+        </w:rPr>
+        <w:t xml:space="preserve">memeriksa hubungan antara keputusan awal </w:t>
+      </w:r>
+      <w:r>
+        <w:rPr>
+          <w:rFonts w:ascii="Times New Roman" w:eastAsia="Times New Roman" w:hAnsi="Times New Roman" w:cs="Times New Roman"/>
+        </w:rPr>
+        <w:t xml:space="preserve">dan </w:t>
+      </w:r>
+      <w:r>
+        <w:rPr>
+          <w:rFonts w:ascii="Times New Roman" w:eastAsia="Times New Roman" w:hAnsi="Times New Roman" w:cs="Times New Roman"/>
+          <w:color w:val="FF0000"/>
+        </w:rPr>
+        <w:t>hasil akhir</w:t>
+      </w:r>
+      <w:r>
+        <w:rPr>
+          <w:rFonts w:ascii="Times New Roman" w:eastAsia="Times New Roman" w:hAnsi="Times New Roman" w:cs="Times New Roman"/>
+        </w:rPr>
+        <w:t>.</w:t>
       </w:r>
     </w:p>
     <w:p>
@@ -14487,7 +20360,117 @@
           <w:rFonts w:ascii="Times New Roman" w:eastAsia="Times New Roman" w:hAnsi="Times New Roman" w:cs="Times New Roman"/>
           <w:color w:val="FF0000"/>
         </w:rPr>
-        <w:t xml:space="preserve">Perbandingan model memberikan gambaran tentang kualitas keputusan, hasil eksploitasi, konsistensi, dan efisiensi pada konfigurasi penelitian. Perbedaan yang ditemukan perlu dibaca bersama jumlah pengamatan dan batas bukti pada setiap dimensi.</w:t>
+        <w:t xml:space="preserve">Perbandingan </w:t>
+      </w:r>
+      <w:r>
+        <w:rPr>
+          <w:rFonts w:ascii="Times New Roman" w:eastAsia="Times New Roman" w:hAnsi="Times New Roman" w:cs="Times New Roman"/>
+        </w:rPr>
+        <w:t xml:space="preserve">model </w:t>
+      </w:r>
+      <w:r>
+        <w:rPr>
+          <w:rFonts w:ascii="Times New Roman" w:eastAsia="Times New Roman" w:hAnsi="Times New Roman" w:cs="Times New Roman"/>
+          <w:color w:val="FF0000"/>
+        </w:rPr>
+        <w:t xml:space="preserve">memberikan gambaran tentang kualitas keputusan</w:t>
+      </w:r>
+      <w:r>
+        <w:rPr>
+          <w:rFonts w:ascii="Times New Roman" w:eastAsia="Times New Roman" w:hAnsi="Times New Roman" w:cs="Times New Roman"/>
+        </w:rPr>
+        <w:t xml:space="preserve">, </w:t>
+      </w:r>
+      <w:r>
+        <w:rPr>
+          <w:rFonts w:ascii="Times New Roman" w:eastAsia="Times New Roman" w:hAnsi="Times New Roman" w:cs="Times New Roman"/>
+          <w:color w:val="FF0000"/>
+        </w:rPr>
+        <w:t xml:space="preserve">hasil </w:t>
+      </w:r>
+      <w:r>
+        <w:rPr>
+          <w:rFonts w:ascii="Times New Roman" w:eastAsia="Times New Roman" w:hAnsi="Times New Roman" w:cs="Times New Roman"/>
+        </w:rPr>
+        <w:t xml:space="preserve">eksploitasi, </w:t>
+      </w:r>
+      <w:r>
+        <w:rPr>
+          <w:rFonts w:ascii="Times New Roman" w:eastAsia="Times New Roman" w:hAnsi="Times New Roman" w:cs="Times New Roman"/>
+          <w:color w:val="FF0000"/>
+        </w:rPr>
+        <w:t xml:space="preserve">konsistensi</w:t>
+      </w:r>
+      <w:r>
+        <w:rPr>
+          <w:rFonts w:ascii="Times New Roman" w:eastAsia="Times New Roman" w:hAnsi="Times New Roman" w:cs="Times New Roman"/>
+        </w:rPr>
+        <w:t xml:space="preserve">, dan </w:t>
+      </w:r>
+      <w:r>
+        <w:rPr>
+          <w:rFonts w:ascii="Times New Roman" w:eastAsia="Times New Roman" w:hAnsi="Times New Roman" w:cs="Times New Roman"/>
+          <w:color w:val="FF0000"/>
+        </w:rPr>
+        <w:t xml:space="preserve">efisiensi </w:t>
+      </w:r>
+      <w:r>
+        <w:rPr>
+          <w:rFonts w:ascii="Times New Roman" w:eastAsia="Times New Roman" w:hAnsi="Times New Roman" w:cs="Times New Roman"/>
+        </w:rPr>
+        <w:t xml:space="preserve">pada </w:t>
+      </w:r>
+      <w:r>
+        <w:rPr>
+          <w:rFonts w:ascii="Times New Roman" w:eastAsia="Times New Roman" w:hAnsi="Times New Roman" w:cs="Times New Roman"/>
+          <w:color w:val="FF0000"/>
+        </w:rPr>
+        <w:t xml:space="preserve">konfigurasi penelitian</w:t>
+      </w:r>
+      <w:r>
+        <w:rPr>
+          <w:rFonts w:ascii="Times New Roman" w:eastAsia="Times New Roman" w:hAnsi="Times New Roman" w:cs="Times New Roman"/>
+        </w:rPr>
+        <w:t xml:space="preserve">. </w:t>
+      </w:r>
+      <w:r>
+        <w:rPr>
+          <w:rFonts w:ascii="Times New Roman" w:eastAsia="Times New Roman" w:hAnsi="Times New Roman" w:cs="Times New Roman"/>
+          <w:color w:val="FF0000"/>
+        </w:rPr>
+        <w:t xml:space="preserve">Perbedaan </w:t>
+      </w:r>
+      <w:r>
+        <w:rPr>
+          <w:rFonts w:ascii="Times New Roman" w:eastAsia="Times New Roman" w:hAnsi="Times New Roman" w:cs="Times New Roman"/>
+        </w:rPr>
+        <w:t xml:space="preserve">yang </w:t>
+      </w:r>
+      <w:r>
+        <w:rPr>
+          <w:rFonts w:ascii="Times New Roman" w:eastAsia="Times New Roman" w:hAnsi="Times New Roman" w:cs="Times New Roman"/>
+          <w:color w:val="FF0000"/>
+        </w:rPr>
+        <w:t xml:space="preserve">ditemukan perlu dibaca bersama jumlah pengamatan </w:t>
+      </w:r>
+      <w:r>
+        <w:rPr>
+          <w:rFonts w:ascii="Times New Roman" w:eastAsia="Times New Roman" w:hAnsi="Times New Roman" w:cs="Times New Roman"/>
+        </w:rPr>
+        <w:t xml:space="preserve">dan </w:t>
+      </w:r>
+      <w:r>
+        <w:rPr>
+          <w:rFonts w:ascii="Times New Roman" w:eastAsia="Times New Roman" w:hAnsi="Times New Roman" w:cs="Times New Roman"/>
+          <w:color w:val="FF0000"/>
+        </w:rPr>
+        <w:t xml:space="preserve">batas bukti pada setiap dimensi</w:t>
+      </w:r>
+      <w:r>
+        <w:rPr>
+          <w:rFonts w:ascii="Times New Roman" w:eastAsia="Times New Roman" w:hAnsi="Times New Roman" w:cs="Times New Roman"/>
+        </w:rPr>
+        <w:t xml:space="preserve">.</w:t>
       </w:r>
     </w:p>
     <w:p>
@@ -14644,9 +20627,21 @@
       <w:r>
         <w:rPr>
           <w:rFonts w:ascii="Times New Roman" w:eastAsia="Times New Roman" w:hAnsi="Times New Roman" w:cs="Times New Roman"/>
-          <w:color w:val="FF0000"/>
-        </w:rPr>
-        <w:t xml:space="preserve">Penelitian membandingkan dua model dengan tiga repetisi pada setiap skenario. Jumlah pengulangan ini memberikan gambaran awal tentang variasi hasil, tetapi belum mencakup seluruh perubahan perilaku penyedia atau variasi kondisi aplikasi yang mungkin terjadi.</w:t>
+        </w:rPr>
+        <w:t xml:space="preserve">Jumlah model yang dibandingkan adalah 2 dengan tiga repetisi per skenario. Repetisi memungkinkan pengamatan variasi awal, tetapi </w:t>
+      </w:r>
+      <w:r>
+        <w:rPr>
+          <w:rFonts w:ascii="Times New Roman" w:eastAsia="Times New Roman" w:hAnsi="Times New Roman" w:cs="Times New Roman"/>
+          <w:color w:val="FF0000"/>
+        </w:rPr>
+        <w:t>belum mencakup seluruh perubahan perilaku penyedia atau variasi kondisi aplikasi yang mungkin terjadi</w:t>
+      </w:r>
+      <w:r>
+        <w:rPr>
+          <w:rFonts w:ascii="Times New Roman" w:eastAsia="Times New Roman" w:hAnsi="Times New Roman" w:cs="Times New Roman"/>
+        </w:rPr>
+        <w:t>. Perilaku API, timeout transien, dan kebijakan penyedia tetap dapat memengaruhi reliabilitas.</w:t>
       </w:r>
     </w:p>
     <w:p>
@@ -14662,7 +20657,65 @@
           <w:rFonts w:ascii="Times New Roman" w:eastAsia="Times New Roman" w:hAnsi="Times New Roman" w:cs="Times New Roman"/>
           <w:color w:val="FF0000"/>
         </w:rPr>
-        <w:t xml:space="preserve">Jumlah kandidat dibatasi oleh anggaran yang ditetapkan dalam konfigurasi eksperimen. Framework menggunakan agen metode yang statis, sedangkan keputusan model dan variasi payload diamati dalam batas yang ditentukan untuk setiap kondisi pengujian.</w:t>
+        <w:t xml:space="preserve">Jumlah </w:t>
+      </w:r>
+      <w:r>
+        <w:rPr>
+          <w:rFonts w:ascii="Times New Roman" w:eastAsia="Times New Roman" w:hAnsi="Times New Roman" w:cs="Times New Roman"/>
+        </w:rPr>
+        <w:t xml:space="preserve">kandidat </w:t>
+      </w:r>
+      <w:r>
+        <w:rPr>
+          <w:rFonts w:ascii="Times New Roman" w:eastAsia="Times New Roman" w:hAnsi="Times New Roman" w:cs="Times New Roman"/>
+          <w:color w:val="FF0000"/>
+        </w:rPr>
+        <w:t xml:space="preserve">dibatasi oleh anggaran </w:t>
+      </w:r>
+      <w:r>
+        <w:rPr>
+          <w:rFonts w:ascii="Times New Roman" w:eastAsia="Times New Roman" w:hAnsi="Times New Roman" w:cs="Times New Roman"/>
+        </w:rPr>
+        <w:t xml:space="preserve">yang </w:t>
+      </w:r>
+      <w:r>
+        <w:rPr>
+          <w:rFonts w:ascii="Times New Roman" w:eastAsia="Times New Roman" w:hAnsi="Times New Roman" w:cs="Times New Roman"/>
+          <w:color w:val="FF0000"/>
+        </w:rPr>
+        <w:t>ditetapkan dalam konfigurasi eksperimen</w:t>
+      </w:r>
+      <w:r>
+        <w:rPr>
+          <w:rFonts w:ascii="Times New Roman" w:eastAsia="Times New Roman" w:hAnsi="Times New Roman" w:cs="Times New Roman"/>
+        </w:rPr>
+        <w:t xml:space="preserve">. Penelitian menggunakan static method agents, sehingga variasi </w:t>
+      </w:r>
+      <w:r>
+        <w:rPr>
+          <w:rFonts w:ascii="Times New Roman" w:eastAsia="Times New Roman" w:hAnsi="Times New Roman" w:cs="Times New Roman"/>
+          <w:color w:val="FF0000"/>
+        </w:rPr>
+        <w:t xml:space="preserve">antarmodel </w:t>
+      </w:r>
+      <w:r>
+        <w:rPr>
+          <w:rFonts w:ascii="Times New Roman" w:eastAsia="Times New Roman" w:hAnsi="Times New Roman" w:cs="Times New Roman"/>
+        </w:rPr>
+        <w:t xml:space="preserve">dapat berasal dari interpretasi observasi, pemilihan metode, </w:t>
+      </w:r>
+      <w:r>
+        <w:rPr>
+          <w:rFonts w:ascii="Times New Roman" w:eastAsia="Times New Roman" w:hAnsi="Times New Roman" w:cs="Times New Roman"/>
+          <w:color w:val="FF0000"/>
+        </w:rPr>
+        <w:t xml:space="preserve">variasi </w:t>
+      </w:r>
+      <w:r>
+        <w:rPr>
+          <w:rFonts w:ascii="Times New Roman" w:eastAsia="Times New Roman" w:hAnsi="Times New Roman" w:cs="Times New Roman"/>
+        </w:rPr>
+        <w:t>payload, keluaran terstruktur, dan keputusan dalam ruang yang ditentukan.</w:t>
       </w:r>
     </w:p>
     <w:p>
